--- a/engine/scem_study/SCEM_Valuation_Study_06-08-2026_public.docx
+++ b/engine/scem_study/SCEM_Valuation_Study_06-08-2026_public.docx
@@ -174,7 +174,7 @@
                 <w:color w:val="1C3A36"/>
                 <w:sz w:val="19"/>
               </w:rPr>
-              <w:t>Four lenses put the shares between EGP 54.49 and EGP 89.28, weighting to a central EGP 62.81 against a market price of EGP 79.00 — -20.5%.</w:t>
+              <w:t>Four lenses put the shares between EGP 43.81 and EGP 87.37, weighting to a central EGP 53.12 against a market price of EGP 79.00 — -32.8%.</w:t>
             </w:r>
           </w:p>
         </w:tc>
@@ -357,7 +357,7 @@
                 <w:color w:val="1C3A36"/>
                 <w:sz w:val="18"/>
               </w:rPr>
-              <w:t>54.49</w:t>
+              <w:t>43.81</w:t>
             </w:r>
           </w:p>
         </w:tc>
@@ -375,7 +375,7 @@
                 <w:color w:val="1C3A36"/>
                 <w:sz w:val="18"/>
               </w:rPr>
-              <w:t>45%</w:t>
+              <w:t>48%</w:t>
             </w:r>
           </w:p>
         </w:tc>
@@ -393,7 +393,7 @@
                 <w:color w:val="1C3A36"/>
                 <w:sz w:val="18"/>
               </w:rPr>
-              <w:t>-31.0%</w:t>
+              <w:t>-44.5%</w:t>
             </w:r>
           </w:p>
         </w:tc>
@@ -411,7 +411,7 @@
                 <w:color w:val="1C3A36"/>
                 <w:sz w:val="18"/>
               </w:rPr>
-              <w:t>41.0%</w:t>
+              <w:t>49.2%</w:t>
             </w:r>
           </w:p>
         </w:tc>
@@ -448,7 +448,7 @@
                 <w:color w:val="1C3A36"/>
                 <w:sz w:val="18"/>
               </w:rPr>
-              <w:t>66.53</w:t>
+              <w:t>55.88</w:t>
             </w:r>
           </w:p>
         </w:tc>
@@ -466,7 +466,7 @@
                 <w:color w:val="1C3A36"/>
                 <w:sz w:val="18"/>
               </w:rPr>
-              <w:t>20%</w:t>
+              <w:t>21%</w:t>
             </w:r>
           </w:p>
         </w:tc>
@@ -484,7 +484,7 @@
                 <w:color w:val="1C3A36"/>
                 <w:sz w:val="18"/>
               </w:rPr>
-              <w:t>-15.8%</w:t>
+              <w:t>-29.3%</w:t>
             </w:r>
           </w:p>
         </w:tc>
@@ -539,7 +539,7 @@
                 <w:color w:val="1C3A36"/>
                 <w:sz w:val="18"/>
               </w:rPr>
-              <w:t>57.97</w:t>
+              <w:t>58.10</w:t>
             </w:r>
           </w:p>
         </w:tc>
@@ -557,7 +557,7 @@
                 <w:color w:val="1C3A36"/>
                 <w:sz w:val="18"/>
               </w:rPr>
-              <w:t>20%</w:t>
+              <w:t>23%</w:t>
             </w:r>
           </w:p>
         </w:tc>
@@ -575,7 +575,7 @@
                 <w:color w:val="1C3A36"/>
                 <w:sz w:val="18"/>
               </w:rPr>
-              <w:t>-26.6%</w:t>
+              <w:t>-26.5%</w:t>
             </w:r>
           </w:p>
         </w:tc>
@@ -630,7 +630,7 @@
                 <w:color w:val="1C3A36"/>
                 <w:sz w:val="18"/>
               </w:rPr>
-              <w:t>89.28</w:t>
+              <w:t>87.37</w:t>
             </w:r>
           </w:p>
         </w:tc>
@@ -648,7 +648,7 @@
                 <w:color w:val="1C3A36"/>
                 <w:sz w:val="18"/>
               </w:rPr>
-              <w:t>15%</w:t>
+              <w:t>8%</w:t>
             </w:r>
           </w:p>
         </w:tc>
@@ -666,7 +666,7 @@
                 <w:color w:val="1C3A36"/>
                 <w:sz w:val="18"/>
               </w:rPr>
-              <w:t>+13.0%</w:t>
+              <w:t>+10.6%</w:t>
             </w:r>
           </w:p>
         </w:tc>
@@ -725,7 +725,7 @@
                 <w:color w:val="1C3A36"/>
                 <w:sz w:val="18"/>
               </w:rPr>
-              <w:t>62.81</w:t>
+              <w:t>53.12</w:t>
             </w:r>
           </w:p>
         </w:tc>
@@ -765,7 +765,7 @@
                 <w:color w:val="1C3A36"/>
                 <w:sz w:val="18"/>
               </w:rPr>
-              <w:t>-20.5%</w:t>
+              <w:t>-32.8%</w:t>
             </w:r>
           </w:p>
         </w:tc>
@@ -822,7 +822,7 @@
                 <w:color w:val="1C3A36"/>
                 <w:sz w:val="18"/>
               </w:rPr>
-              <w:t>54.49 – 89.28</w:t>
+              <w:t>43.81 – 87.37</w:t>
             </w:r>
           </w:p>
         </w:tc>
@@ -858,7 +858,7 @@
                 <w:color w:val="1C3A36"/>
                 <w:sz w:val="18"/>
               </w:rPr>
-              <w:t>-31.0% to +13.0%</w:t>
+              <w:t>-44.5% to +10.6%</w:t>
             </w:r>
           </w:p>
         </w:tc>
@@ -1224,7 +1224,7 @@
                 <w:color w:val="1C3A36"/>
                 <w:sz w:val="19"/>
               </w:rPr>
-              <w:t>Profit after tax of EGP 3,070 million in FY2024 on revenue of EGP 6,420 million is a 48% net margin. No cement plant earns that from making cement. That year contains the Sinai White disposal gain of roughly EGP 1,502 million. Strip it and underlying FY2024 profit was EGP 1,568 million — so FY2025 profit +46% rather than falling 25% as the headline comparison suggests.</w:t>
+              <w:t>Profit after tax of EGP 3,070 million in FY2024 on revenue of EGP 6,420 million is a 48% net margin. No cement plant earns that from making cement. That year contains the Sinai White disposal gain of roughly EGP 1,502 million. Strip it and underlying FY2024 profit was EGP 1,206 million — so FY2025 profit +90% rather than falling 25% as the headline comparison suggests.</w:t>
             </w:r>
           </w:p>
         </w:tc>
@@ -1495,7 +1495,7 @@
                 <w:color w:val="1C3A36"/>
                 <w:sz w:val="18"/>
               </w:rPr>
-              <w:t>9,732</w:t>
+              <w:t>9,676</w:t>
             </w:r>
           </w:p>
         </w:tc>
@@ -1513,7 +1513,7 @@
                 <w:color w:val="1C3A36"/>
                 <w:sz w:val="18"/>
               </w:rPr>
-              <w:t>10,424</w:t>
+              <w:t>10,309</w:t>
             </w:r>
           </w:p>
         </w:tc>
@@ -1531,7 +1531,7 @@
                 <w:color w:val="1C3A36"/>
                 <w:sz w:val="18"/>
               </w:rPr>
-              <w:t>11,219</w:t>
+              <w:t>11,026</w:t>
             </w:r>
           </w:p>
         </w:tc>
@@ -1549,7 +1549,7 @@
                 <w:color w:val="1C3A36"/>
                 <w:sz w:val="18"/>
               </w:rPr>
-              <w:t>12,132</w:t>
+              <w:t>11,842</w:t>
             </w:r>
           </w:p>
         </w:tc>
@@ -1567,7 +1567,7 @@
                 <w:color w:val="1C3A36"/>
                 <w:sz w:val="18"/>
               </w:rPr>
-              <w:t>13,069</w:t>
+              <w:t>12,669</w:t>
             </w:r>
           </w:p>
         </w:tc>
@@ -1604,7 +1604,7 @@
                 <w:color w:val="1C3A36"/>
                 <w:sz w:val="18"/>
               </w:rPr>
-              <w:t>2,968</w:t>
+              <w:t>2,916</w:t>
             </w:r>
           </w:p>
         </w:tc>
@@ -1622,7 +1622,7 @@
                 <w:color w:val="1C3A36"/>
                 <w:sz w:val="18"/>
               </w:rPr>
-              <w:t>2,971</w:t>
+              <w:t>2,792</w:t>
             </w:r>
           </w:p>
         </w:tc>
@@ -1640,7 +1640,7 @@
                 <w:color w:val="1C3A36"/>
                 <w:sz w:val="18"/>
               </w:rPr>
-              <w:t>3,029</w:t>
+              <w:t>2,865</w:t>
             </w:r>
           </w:p>
         </w:tc>
@@ -1658,7 +1658,7 @@
                 <w:color w:val="1C3A36"/>
                 <w:sz w:val="18"/>
               </w:rPr>
-              <w:t>3,215</w:t>
+              <w:t>3,094</w:t>
             </w:r>
           </w:p>
         </w:tc>
@@ -1676,7 +1676,7 @@
                 <w:color w:val="1C3A36"/>
                 <w:sz w:val="18"/>
               </w:rPr>
-              <w:t>3,398</w:t>
+              <w:t>3,348</w:t>
             </w:r>
           </w:p>
         </w:tc>
@@ -1713,7 +1713,7 @@
                 <w:color w:val="1C3A36"/>
                 <w:sz w:val="18"/>
               </w:rPr>
-              <w:t>30.5%</w:t>
+              <w:t>30.1%</w:t>
             </w:r>
           </w:p>
         </w:tc>
@@ -1731,7 +1731,7 @@
                 <w:color w:val="1C3A36"/>
                 <w:sz w:val="18"/>
               </w:rPr>
-              <w:t>28.5%</w:t>
+              <w:t>27.1%</w:t>
             </w:r>
           </w:p>
         </w:tc>
@@ -1749,7 +1749,7 @@
                 <w:color w:val="1C3A36"/>
                 <w:sz w:val="18"/>
               </w:rPr>
-              <w:t>27.0%</w:t>
+              <w:t>26.0%</w:t>
             </w:r>
           </w:p>
         </w:tc>
@@ -1767,7 +1767,7 @@
                 <w:color w:val="1C3A36"/>
                 <w:sz w:val="18"/>
               </w:rPr>
-              <w:t>26.5%</w:t>
+              <w:t>26.1%</w:t>
             </w:r>
           </w:p>
         </w:tc>
@@ -1785,7 +1785,7 @@
                 <w:color w:val="1C3A36"/>
                 <w:sz w:val="18"/>
               </w:rPr>
-              <w:t>26.0%</w:t>
+              <w:t>26.4%</w:t>
             </w:r>
           </w:p>
         </w:tc>
@@ -1822,7 +1822,7 @@
                 <w:color w:val="1C3A36"/>
                 <w:sz w:val="18"/>
               </w:rPr>
-              <w:t>448</w:t>
+              <w:t>445</w:t>
             </w:r>
           </w:p>
         </w:tc>
@@ -1840,7 +1840,7 @@
                 <w:color w:val="1C3A36"/>
                 <w:sz w:val="18"/>
               </w:rPr>
-              <w:t>469</w:t>
+              <w:t>464</w:t>
             </w:r>
           </w:p>
         </w:tc>
@@ -1858,7 +1858,7 @@
                 <w:color w:val="1C3A36"/>
                 <w:sz w:val="18"/>
               </w:rPr>
-              <w:t>494</w:t>
+              <w:t>485</w:t>
             </w:r>
           </w:p>
         </w:tc>
@@ -1876,7 +1876,7 @@
                 <w:color w:val="1C3A36"/>
                 <w:sz w:val="18"/>
               </w:rPr>
-              <w:t>522</w:t>
+              <w:t>509</w:t>
             </w:r>
           </w:p>
         </w:tc>
@@ -1894,7 +1894,7 @@
                 <w:color w:val="1C3A36"/>
                 <w:sz w:val="18"/>
               </w:rPr>
-              <w:t>549</w:t>
+              <w:t>532</w:t>
             </w:r>
           </w:p>
         </w:tc>
@@ -1931,7 +1931,7 @@
                 <w:color w:val="1C3A36"/>
                 <w:sz w:val="18"/>
               </w:rPr>
-              <w:t>2,521</w:t>
+              <w:t>2,471</w:t>
             </w:r>
           </w:p>
         </w:tc>
@@ -1949,7 +1949,7 @@
                 <w:color w:val="1C3A36"/>
                 <w:sz w:val="18"/>
               </w:rPr>
-              <w:t>2,502</w:t>
+              <w:t>2,328</w:t>
             </w:r>
           </w:p>
         </w:tc>
@@ -1967,7 +1967,7 @@
                 <w:color w:val="1C3A36"/>
                 <w:sz w:val="18"/>
               </w:rPr>
-              <w:t>2,535</w:t>
+              <w:t>2,380</w:t>
             </w:r>
           </w:p>
         </w:tc>
@@ -1985,7 +1985,7 @@
                 <w:color w:val="1C3A36"/>
                 <w:sz w:val="18"/>
               </w:rPr>
-              <w:t>2,693</w:t>
+              <w:t>2,585</w:t>
             </w:r>
           </w:p>
         </w:tc>
@@ -2003,7 +2003,7 @@
                 <w:color w:val="1C3A36"/>
                 <w:sz w:val="18"/>
               </w:rPr>
-              <w:t>2,849</w:t>
+              <w:t>2,816</w:t>
             </w:r>
           </w:p>
         </w:tc>
@@ -2040,7 +2040,7 @@
                 <w:color w:val="1C3A36"/>
                 <w:sz w:val="18"/>
               </w:rPr>
-              <w:t>1,953</w:t>
+              <w:t>1,915</w:t>
             </w:r>
           </w:p>
         </w:tc>
@@ -2058,7 +2058,7 @@
                 <w:color w:val="1C3A36"/>
                 <w:sz w:val="18"/>
               </w:rPr>
-              <w:t>1,939</w:t>
+              <w:t>1,804</w:t>
             </w:r>
           </w:p>
         </w:tc>
@@ -2076,7 +2076,7 @@
                 <w:color w:val="1C3A36"/>
                 <w:sz w:val="18"/>
               </w:rPr>
-              <w:t>1,965</w:t>
+              <w:t>1,844</w:t>
             </w:r>
           </w:p>
         </w:tc>
@@ -2094,7 +2094,7 @@
                 <w:color w:val="1C3A36"/>
                 <w:sz w:val="18"/>
               </w:rPr>
-              <w:t>2,087</w:t>
+              <w:t>2,003</w:t>
             </w:r>
           </w:p>
         </w:tc>
@@ -2112,7 +2112,7 @@
                 <w:color w:val="1C3A36"/>
                 <w:sz w:val="18"/>
               </w:rPr>
-              <w:t>2,208</w:t>
+              <w:t>2,182</w:t>
             </w:r>
           </w:p>
         </w:tc>
@@ -2149,7 +2149,7 @@
                 <w:color w:val="1C3A36"/>
                 <w:sz w:val="18"/>
               </w:rPr>
-              <w:t>448</w:t>
+              <w:t>445</w:t>
             </w:r>
           </w:p>
         </w:tc>
@@ -2167,7 +2167,7 @@
                 <w:color w:val="1C3A36"/>
                 <w:sz w:val="18"/>
               </w:rPr>
-              <w:t>469</w:t>
+              <w:t>464</w:t>
             </w:r>
           </w:p>
         </w:tc>
@@ -2185,7 +2185,7 @@
                 <w:color w:val="1C3A36"/>
                 <w:sz w:val="18"/>
               </w:rPr>
-              <w:t>494</w:t>
+              <w:t>485</w:t>
             </w:r>
           </w:p>
         </w:tc>
@@ -2203,7 +2203,7 @@
                 <w:color w:val="1C3A36"/>
                 <w:sz w:val="18"/>
               </w:rPr>
-              <w:t>522</w:t>
+              <w:t>509</w:t>
             </w:r>
           </w:p>
         </w:tc>
@@ -2221,7 +2221,7 @@
                 <w:color w:val="1C3A36"/>
                 <w:sz w:val="18"/>
               </w:rPr>
-              <w:t>549</w:t>
+              <w:t>532</w:t>
             </w:r>
           </w:p>
         </w:tc>
@@ -2258,7 +2258,7 @@
                 <w:color w:val="1C3A36"/>
                 <w:sz w:val="18"/>
               </w:rPr>
-              <w:t>487</w:t>
+              <w:t>484</w:t>
             </w:r>
           </w:p>
         </w:tc>
@@ -2276,7 +2276,7 @@
                 <w:color w:val="1C3A36"/>
                 <w:sz w:val="18"/>
               </w:rPr>
-              <w:t>500</w:t>
+              <w:t>495</w:t>
             </w:r>
           </w:p>
         </w:tc>
@@ -2294,7 +2294,7 @@
                 <w:color w:val="1C3A36"/>
                 <w:sz w:val="18"/>
               </w:rPr>
-              <w:t>527</w:t>
+              <w:t>518</w:t>
             </w:r>
           </w:p>
         </w:tc>
@@ -2312,7 +2312,7 @@
                 <w:color w:val="1C3A36"/>
                 <w:sz w:val="18"/>
               </w:rPr>
-              <w:t>558</w:t>
+              <w:t>545</w:t>
             </w:r>
           </w:p>
         </w:tc>
@@ -2330,7 +2330,7 @@
                 <w:color w:val="1C3A36"/>
                 <w:sz w:val="18"/>
               </w:rPr>
-              <w:t>588</w:t>
+              <w:t>570</w:t>
             </w:r>
           </w:p>
         </w:tc>
@@ -2367,6 +2367,24 @@
                 <w:color w:val="1C3A36"/>
                 <w:sz w:val="18"/>
               </w:rPr>
+              <w:t>47</w:t>
+            </w:r>
+          </w:p>
+        </w:tc>
+        <w:tc>
+          <w:tcPr>
+            <w:tcW w:type="dxa" w:w="1354"/>
+          </w:tcPr>
+          <w:p>
+            <w:pPr>
+              <w:spacing w:after="20"/>
+              <w:jc w:val="right"/>
+            </w:pPr>
+            <w:r>
+              <w:rPr>
+                <w:color w:val="1C3A36"/>
+                <w:sz w:val="18"/>
+              </w:rPr>
               <w:t>51</w:t>
             </w:r>
           </w:p>
@@ -2385,7 +2403,7 @@
                 <w:color w:val="1C3A36"/>
                 <w:sz w:val="18"/>
               </w:rPr>
-              <w:t>55</w:t>
+              <w:t>57</w:t>
             </w:r>
           </w:p>
         </w:tc>
@@ -2403,7 +2421,7 @@
                 <w:color w:val="1C3A36"/>
                 <w:sz w:val="18"/>
               </w:rPr>
-              <w:t>64</w:t>
+              <w:t>65</w:t>
             </w:r>
           </w:p>
         </w:tc>
@@ -2421,25 +2439,7 @@
                 <w:color w:val="1C3A36"/>
                 <w:sz w:val="18"/>
               </w:rPr>
-              <w:t>73</w:t>
-            </w:r>
-          </w:p>
-        </w:tc>
-        <w:tc>
-          <w:tcPr>
-            <w:tcW w:type="dxa" w:w="1354"/>
-          </w:tcPr>
-          <w:p>
-            <w:pPr>
-              <w:spacing w:after="20"/>
-              <w:jc w:val="right"/>
-            </w:pPr>
-            <w:r>
-              <w:rPr>
-                <w:color w:val="1C3A36"/>
-                <w:sz w:val="18"/>
-              </w:rPr>
-              <w:t>75</w:t>
+              <w:t>66</w:t>
             </w:r>
           </w:p>
         </w:tc>
@@ -2480,7 +2480,7 @@
                 <w:color w:val="1C3A36"/>
                 <w:sz w:val="18"/>
               </w:rPr>
-              <w:t>1,863</w:t>
+              <w:t>799</w:t>
             </w:r>
           </w:p>
         </w:tc>
@@ -2500,7 +2500,7 @@
                 <w:color w:val="1C3A36"/>
                 <w:sz w:val="18"/>
               </w:rPr>
-              <w:t>1,852</w:t>
+              <w:t>1,804</w:t>
             </w:r>
           </w:p>
         </w:tc>
@@ -2520,7 +2520,7 @@
                 <w:color w:val="1C3A36"/>
                 <w:sz w:val="18"/>
               </w:rPr>
-              <w:t>1,868</w:t>
+              <w:t>1,415</w:t>
             </w:r>
           </w:p>
         </w:tc>
@@ -2540,7 +2540,7 @@
                 <w:color w:val="1C3A36"/>
                 <w:sz w:val="18"/>
               </w:rPr>
-              <w:t>1,978</w:t>
+              <w:t>297</w:t>
             </w:r>
           </w:p>
         </w:tc>
@@ -2560,7 +2560,7 @@
                 <w:color w:val="1C3A36"/>
                 <w:sz w:val="18"/>
               </w:rPr>
-              <w:t>2,094</w:t>
+              <w:t>261</w:t>
             </w:r>
           </w:p>
         </w:tc>
@@ -2597,7 +2597,7 @@
                 <w:color w:val="1C3A36"/>
                 <w:sz w:val="18"/>
               </w:rPr>
-              <w:t>0.7794</w:t>
+              <w:t>0.9494</w:t>
             </w:r>
           </w:p>
         </w:tc>
@@ -2615,7 +2615,7 @@
                 <w:color w:val="1C3A36"/>
                 <w:sz w:val="18"/>
               </w:rPr>
-              <w:t>0.6289</w:t>
+              <w:t>0.7957</w:t>
             </w:r>
           </w:p>
         </w:tc>
@@ -2633,7 +2633,7 @@
                 <w:color w:val="1C3A36"/>
                 <w:sz w:val="18"/>
               </w:rPr>
-              <w:t>0.5211</w:t>
+              <w:t>0.6356</w:t>
             </w:r>
           </w:p>
         </w:tc>
@@ -2651,7 +2651,7 @@
                 <w:color w:val="1C3A36"/>
                 <w:sz w:val="18"/>
               </w:rPr>
-              <w:t>0.4414</w:t>
+              <w:t>0.5184</w:t>
             </w:r>
           </w:p>
         </w:tc>
@@ -2669,7 +2669,7 @@
                 <w:color w:val="1C3A36"/>
                 <w:sz w:val="18"/>
               </w:rPr>
-              <w:t>0.3794</w:t>
+              <w:t>0.4301</w:t>
             </w:r>
           </w:p>
         </w:tc>
@@ -2710,7 +2710,7 @@
                 <w:color w:val="1C3A36"/>
                 <w:sz w:val="18"/>
               </w:rPr>
-              <w:t>1,452</w:t>
+              <w:t>758</w:t>
             </w:r>
           </w:p>
         </w:tc>
@@ -2730,7 +2730,7 @@
                 <w:color w:val="1C3A36"/>
                 <w:sz w:val="18"/>
               </w:rPr>
-              <w:t>1,165</w:t>
+              <w:t>1,436</w:t>
             </w:r>
           </w:p>
         </w:tc>
@@ -2750,7 +2750,7 @@
                 <w:color w:val="1C3A36"/>
                 <w:sz w:val="18"/>
               </w:rPr>
-              <w:t>973</w:t>
+              <w:t>899</w:t>
             </w:r>
           </w:p>
         </w:tc>
@@ -2770,7 +2770,7 @@
                 <w:color w:val="1C3A36"/>
                 <w:sz w:val="18"/>
               </w:rPr>
-              <w:t>873</w:t>
+              <w:t>154</w:t>
             </w:r>
           </w:p>
         </w:tc>
@@ -2790,7 +2790,7 @@
                 <w:color w:val="1C3A36"/>
                 <w:sz w:val="18"/>
               </w:rPr>
-              <w:t>794</w:t>
+              <w:t>112</w:t>
             </w:r>
           </w:p>
         </w:tc>
@@ -3024,7 +3024,7 @@
                 <w:color w:val="1C3A36"/>
                 <w:sz w:val="18"/>
               </w:rPr>
-              <w:t>23.94%</w:t>
+              <w:t>24.92%</w:t>
             </w:r>
           </w:p>
         </w:tc>
@@ -3042,7 +3042,7 @@
                 <w:color w:val="1C3A36"/>
                 <w:sz w:val="18"/>
               </w:rPr>
-              <w:t>20.68%</w:t>
+              <w:t>22.39%</w:t>
             </w:r>
           </w:p>
         </w:tc>
@@ -3060,7 +3060,7 @@
                 <w:color w:val="1C3A36"/>
                 <w:sz w:val="18"/>
               </w:rPr>
-              <w:t>18.07%</w:t>
+              <w:t>20.36%</w:t>
             </w:r>
           </w:p>
         </w:tc>
@@ -3078,7 +3078,7 @@
                 <w:color w:val="1C3A36"/>
                 <w:sz w:val="18"/>
               </w:rPr>
-              <w:t>16.32%</w:t>
+              <w:t>19.01%</w:t>
             </w:r>
           </w:p>
         </w:tc>
@@ -3115,7 +3115,7 @@
                 <w:color w:val="1C3A36"/>
                 <w:sz w:val="18"/>
               </w:rPr>
-              <w:t>0.7794</w:t>
+              <w:t>0.9494</w:t>
             </w:r>
           </w:p>
         </w:tc>
@@ -3133,7 +3133,7 @@
                 <w:color w:val="1C3A36"/>
                 <w:sz w:val="18"/>
               </w:rPr>
-              <w:t>0.6289</w:t>
+              <w:t>0.7957</w:t>
             </w:r>
           </w:p>
         </w:tc>
@@ -3151,7 +3151,7 @@
                 <w:color w:val="1C3A36"/>
                 <w:sz w:val="18"/>
               </w:rPr>
-              <w:t>0.5211</w:t>
+              <w:t>0.6356</w:t>
             </w:r>
           </w:p>
         </w:tc>
@@ -3169,7 +3169,7 @@
                 <w:color w:val="1C3A36"/>
                 <w:sz w:val="18"/>
               </w:rPr>
-              <w:t>0.4414</w:t>
+              <w:t>0.5184</w:t>
             </w:r>
           </w:p>
         </w:tc>
@@ -3187,7 +3187,7 @@
                 <w:color w:val="1C3A36"/>
                 <w:sz w:val="18"/>
               </w:rPr>
-              <w:t>0.3794</w:t>
+              <w:t>0.4301</w:t>
             </w:r>
           </w:p>
         </w:tc>
@@ -3343,7 +3343,7 @@
                 <w:color w:val="1C3A36"/>
                 <w:sz w:val="18"/>
               </w:rPr>
-              <w:t>5,258</w:t>
+              <w:t>3,359</w:t>
             </w:r>
           </w:p>
         </w:tc>
@@ -3361,7 +3361,7 @@
                 <w:color w:val="1C3A36"/>
                 <w:sz w:val="18"/>
               </w:rPr>
-              <w:t>20.16</w:t>
+              <w:t>12.88</w:t>
             </w:r>
           </w:p>
         </w:tc>
@@ -3398,7 +3398,7 @@
                 <w:color w:val="1C3A36"/>
                 <w:sz w:val="18"/>
               </w:rPr>
-              <w:t>3,646</w:t>
+              <w:t>3,258</w:t>
             </w:r>
           </w:p>
         </w:tc>
@@ -3416,7 +3416,7 @@
                 <w:color w:val="1C3A36"/>
                 <w:sz w:val="18"/>
               </w:rPr>
-              <w:t>13.98</w:t>
+              <w:t>12.49</w:t>
             </w:r>
           </w:p>
         </w:tc>
@@ -3453,7 +3453,7 @@
                 <w:color w:val="1C3A36"/>
                 <w:sz w:val="18"/>
               </w:rPr>
-              <w:t>8,904</w:t>
+              <w:t>6,617</w:t>
             </w:r>
           </w:p>
         </w:tc>
@@ -3471,7 +3471,7 @@
                 <w:color w:val="1C3A36"/>
                 <w:sz w:val="18"/>
               </w:rPr>
-              <w:t>34.14</w:t>
+              <w:t>25.37</w:t>
             </w:r>
           </w:p>
         </w:tc>
@@ -3512,7 +3512,7 @@
                 <w:color w:val="1C3A36"/>
                 <w:sz w:val="18"/>
               </w:rPr>
-              <w:t>41.0%</w:t>
+              <w:t>49.2%</w:t>
             </w:r>
           </w:p>
         </w:tc>
@@ -3569,7 +3569,7 @@
                 <w:color w:val="1C3A36"/>
                 <w:sz w:val="18"/>
               </w:rPr>
-              <w:t>5,307</w:t>
+              <w:t>4,930</w:t>
             </w:r>
           </w:p>
         </w:tc>
@@ -3587,7 +3587,7 @@
                 <w:color w:val="1C3A36"/>
                 <w:sz w:val="18"/>
               </w:rPr>
-              <w:t>20.35</w:t>
+              <w:t>18.90</w:t>
             </w:r>
           </w:p>
         </w:tc>
@@ -3628,7 +3628,7 @@
                 <w:color w:val="1C3A36"/>
                 <w:sz w:val="18"/>
               </w:rPr>
-              <w:t>14,211</w:t>
+              <w:t>11,426</w:t>
             </w:r>
           </w:p>
         </w:tc>
@@ -3648,7 +3648,7 @@
                 <w:color w:val="1C3A36"/>
                 <w:sz w:val="18"/>
               </w:rPr>
-              <w:t>54.49</w:t>
+              <w:t>43.81</w:t>
             </w:r>
           </w:p>
         </w:tc>
@@ -3753,7 +3753,7 @@
           <w:color w:val="1C3A36"/>
           <w:sz w:val="21"/>
         </w:rPr>
-        <w:t>The single most consequential judgement in this valuation is what return the company earns on capital in perpetuity, because that sets how much of its profit growth must be paid for. Measured on the books, the answer is absurd. The El Hassana plant was commissioned from 1997 and is carried at historic cost in pre-devaluation pounds, so book invested capital at the end of the forecast is only EGP 1,351 million and the implied return on it is 172%. Taken at face value that would mean 5% perpetual growth could be bought for 2.9% of profit — growth for almost nothing.</w:t>
+        <w:t>The single most consequential judgement here is what return the company earns on capital in perpetuity, because that sets how much of its growth must be paid for. Measured on the books the answer is meaningless: the El Hassana plant was commissioned from 1997 and is carried at historic cost in pre-devaluation pounds, so dividing today's profit by that asset base returns a return no cement plant has ever earned.</w:t>
       </w:r>
     </w:p>
     <w:p>
@@ -3767,574 +3767,7 @@
           <w:color w:val="1C3A36"/>
           <w:sz w:val="21"/>
         </w:rPr>
-        <w:t>So the terminal return is struck on replacement cost instead. Building 3.8 million tonnes of grey-cement capacity costs about USD 130 per annual tonne, which is EGP 24,601 million at today's exchange rate. On that basis the terminal return on capital is 9.4% and the reinvestment rate is 53.1% of profit. Growth is only real if someone pays today's price for the capacity that delivers it.</w:t>
-      </w:r>
-    </w:p>
-    <w:tbl>
-      <w:tblPr>
-        <w:tblW w:type="auto" w:w="0"/>
-        <w:jc w:val="center"/>
-        <w:tblLook w:firstColumn="1" w:firstRow="1" w:lastColumn="0" w:lastRow="0" w:noHBand="0" w:noVBand="1" w:val="04A0"/>
-        <w:tblLayout w:type="fixed"/>
-        <w:tblCellMar>
-          <w:top w:w="40" w:type="dxa"/>
-          <w:left w:w="90" w:type="dxa"/>
-          <w:bottom w:w="40" w:type="dxa"/>
-          <w:right w:w="90" w:type="dxa"/>
-        </w:tblCellMar>
-        <w:tblBorders>
-          <w:top w:val="single" w:sz="4" w:space="0" w:color="C9D4D1"/>
-          <w:left w:val="single" w:sz="4" w:space="0" w:color="C9D4D1"/>
-          <w:bottom w:val="single" w:sz="4" w:space="0" w:color="C9D4D1"/>
-          <w:right w:val="single" w:sz="4" w:space="0" w:color="C9D4D1"/>
-          <w:insideH w:val="single" w:sz="4" w:space="0" w:color="C9D4D1"/>
-          <w:insideV w:val="single" w:sz="4" w:space="0" w:color="C9D4D1"/>
-        </w:tblBorders>
-        <w:tblLayout w:type="fixed"/>
-      </w:tblPr>
-      <w:tblGrid>
-        <w:gridCol w:w="1037"/>
-        <w:gridCol w:w="1526"/>
-        <w:gridCol w:w="1411"/>
-        <w:gridCol w:w="1210"/>
-        <w:gridCol w:w="1526"/>
-        <w:gridCol w:w="1584"/>
-        <w:gridCol w:w="1526"/>
-      </w:tblGrid>
-      <w:tr>
-        <w:tc>
-          <w:tcPr>
-            <w:tcW w:type="dxa" w:w="1037"/>
-            <w:shd w:val="clear" w:color="auto" w:fill="EAF0EE"/>
-          </w:tcPr>
-          <w:p>
-            <w:pPr>
-              <w:spacing w:after="20"/>
-            </w:pPr>
-            <w:r>
-              <w:rPr>
-                <w:b/>
-                <w:color w:val="1C3A36"/>
-                <w:sz w:val="17"/>
-              </w:rPr>
-              <w:t>Year</w:t>
-            </w:r>
-          </w:p>
-        </w:tc>
-        <w:tc>
-          <w:tcPr>
-            <w:tcW w:type="dxa" w:w="1526"/>
-            <w:shd w:val="clear" w:color="auto" w:fill="EAF0EE"/>
-          </w:tcPr>
-          <w:p>
-            <w:pPr>
-              <w:spacing w:after="20"/>
-            </w:pPr>
-            <w:r>
-              <w:rPr>
-                <w:b/>
-                <w:color w:val="1C3A36"/>
-                <w:sz w:val="17"/>
-              </w:rPr>
-              <w:t>Capex (EGP mn)</w:t>
-            </w:r>
-          </w:p>
-        </w:tc>
-        <w:tc>
-          <w:tcPr>
-            <w:tcW w:type="dxa" w:w="1411"/>
-            <w:shd w:val="clear" w:color="auto" w:fill="EAF0EE"/>
-          </w:tcPr>
-          <w:p>
-            <w:pPr>
-              <w:spacing w:after="20"/>
-            </w:pPr>
-            <w:r>
-              <w:rPr>
-                <w:b/>
-                <w:color w:val="1C3A36"/>
-                <w:sz w:val="17"/>
-              </w:rPr>
-              <w:t>Capex / EBITDA</w:t>
-            </w:r>
-          </w:p>
-        </w:tc>
-        <w:tc>
-          <w:tcPr>
-            <w:tcW w:type="dxa" w:w="1210"/>
-            <w:shd w:val="clear" w:color="auto" w:fill="EAF0EE"/>
-          </w:tcPr>
-          <w:p>
-            <w:pPr>
-              <w:spacing w:after="20"/>
-            </w:pPr>
-            <w:r>
-              <w:rPr>
-                <w:b/>
-                <w:color w:val="1C3A36"/>
-                <w:sz w:val="17"/>
-              </w:rPr>
-              <w:t>Character</w:t>
-            </w:r>
-          </w:p>
-        </w:tc>
-        <w:tc>
-          <w:tcPr>
-            <w:tcW w:type="dxa" w:w="1526"/>
-            <w:shd w:val="clear" w:color="auto" w:fill="EAF0EE"/>
-          </w:tcPr>
-          <w:p>
-            <w:pPr>
-              <w:spacing w:after="20"/>
-            </w:pPr>
-            <w:r>
-              <w:rPr>
-                <w:b/>
-                <w:color w:val="1C3A36"/>
-                <w:sz w:val="17"/>
-              </w:rPr>
-              <w:t>NOPAT (EGP mn)</w:t>
-            </w:r>
-          </w:p>
-        </w:tc>
-        <w:tc>
-          <w:tcPr>
-            <w:tcW w:type="dxa" w:w="1584"/>
-            <w:shd w:val="clear" w:color="auto" w:fill="EAF0EE"/>
-          </w:tcPr>
-          <w:p>
-            <w:pPr>
-              <w:spacing w:after="20"/>
-            </w:pPr>
-            <w:r>
-              <w:rPr>
-                <w:b/>
-                <w:color w:val="1C3A36"/>
-                <w:sz w:val="17"/>
-              </w:rPr>
-              <w:t>Return on capital</w:t>
-            </w:r>
-          </w:p>
-        </w:tc>
-        <w:tc>
-          <w:tcPr>
-            <w:tcW w:type="dxa" w:w="1526"/>
-            <w:shd w:val="clear" w:color="auto" w:fill="EAF0EE"/>
-          </w:tcPr>
-          <w:p>
-            <w:pPr>
-              <w:spacing w:after="20"/>
-            </w:pPr>
-            <w:r>
-              <w:rPr>
-                <w:b/>
-                <w:color w:val="1C3A36"/>
-                <w:sz w:val="17"/>
-              </w:rPr>
-              <w:t>Reinvestment rate</w:t>
-            </w:r>
-          </w:p>
-        </w:tc>
-      </w:tr>
-      <w:tr>
-        <w:tc>
-          <w:tcPr>
-            <w:tcW w:type="dxa" w:w="1037"/>
-          </w:tcPr>
-          <w:p>
-            <w:pPr>
-              <w:spacing w:after="20"/>
-            </w:pPr>
-            <w:r>
-              <w:rPr>
-                <w:color w:val="1C3A36"/>
-                <w:sz w:val="17"/>
-              </w:rPr>
-              <w:t>FY2023</w:t>
-            </w:r>
-          </w:p>
-        </w:tc>
-        <w:tc>
-          <w:tcPr>
-            <w:tcW w:type="dxa" w:w="1526"/>
-          </w:tcPr>
-          <w:p>
-            <w:pPr>
-              <w:spacing w:after="20"/>
-              <w:jc w:val="right"/>
-            </w:pPr>
-            <w:r>
-              <w:rPr>
-                <w:color w:val="1C3A36"/>
-                <w:sz w:val="17"/>
-              </w:rPr>
-              <w:t>205</w:t>
-            </w:r>
-          </w:p>
-        </w:tc>
-        <w:tc>
-          <w:tcPr>
-            <w:tcW w:type="dxa" w:w="1411"/>
-          </w:tcPr>
-          <w:p>
-            <w:pPr>
-              <w:spacing w:after="20"/>
-              <w:jc w:val="right"/>
-            </w:pPr>
-            <w:r>
-              <w:rPr>
-                <w:color w:val="1C3A36"/>
-                <w:sz w:val="17"/>
-              </w:rPr>
-              <w:t>2.48x</w:t>
-            </w:r>
-          </w:p>
-        </w:tc>
-        <w:tc>
-          <w:tcPr>
-            <w:tcW w:type="dxa" w:w="1210"/>
-          </w:tcPr>
-          <w:p>
-            <w:pPr>
-              <w:spacing w:after="20"/>
-              <w:jc w:val="right"/>
-            </w:pPr>
-            <w:r>
-              <w:rPr>
-                <w:color w:val="1C3A36"/>
-                <w:sz w:val="17"/>
-              </w:rPr>
-              <w:t>burst</w:t>
-            </w:r>
-          </w:p>
-        </w:tc>
-        <w:tc>
-          <w:tcPr>
-            <w:tcW w:type="dxa" w:w="1526"/>
-          </w:tcPr>
-          <w:p>
-            <w:pPr>
-              <w:spacing w:after="20"/>
-              <w:jc w:val="right"/>
-            </w:pPr>
-            <w:r>
-              <w:rPr>
-                <w:color w:val="1C3A36"/>
-                <w:sz w:val="17"/>
-              </w:rPr>
-              <w:t>-319</w:t>
-            </w:r>
-          </w:p>
-        </w:tc>
-        <w:tc>
-          <w:tcPr>
-            <w:tcW w:type="dxa" w:w="1584"/>
-          </w:tcPr>
-          <w:p>
-            <w:pPr>
-              <w:spacing w:after="20"/>
-              <w:jc w:val="right"/>
-            </w:pPr>
-            <w:r>
-              <w:rPr>
-                <w:color w:val="1C3A36"/>
-                <w:sz w:val="17"/>
-              </w:rPr>
-              <w:t>-26.3%</w:t>
-            </w:r>
-          </w:p>
-        </w:tc>
-        <w:tc>
-          <w:tcPr>
-            <w:tcW w:type="dxa" w:w="1526"/>
-          </w:tcPr>
-          <w:p>
-            <w:pPr>
-              <w:spacing w:after="20"/>
-              <w:jc w:val="right"/>
-            </w:pPr>
-            <w:r>
-              <w:rPr>
-                <w:color w:val="1C3A36"/>
-                <w:sz w:val="17"/>
-              </w:rPr>
-              <w:t>—</w:t>
-            </w:r>
-          </w:p>
-        </w:tc>
-      </w:tr>
-      <w:tr>
-        <w:tc>
-          <w:tcPr>
-            <w:tcW w:type="dxa" w:w="1037"/>
-          </w:tcPr>
-          <w:p>
-            <w:pPr>
-              <w:spacing w:after="20"/>
-            </w:pPr>
-            <w:r>
-              <w:rPr>
-                <w:color w:val="1C3A36"/>
-                <w:sz w:val="17"/>
-              </w:rPr>
-              <w:t>FY2024</w:t>
-            </w:r>
-          </w:p>
-        </w:tc>
-        <w:tc>
-          <w:tcPr>
-            <w:tcW w:type="dxa" w:w="1526"/>
-          </w:tcPr>
-          <w:p>
-            <w:pPr>
-              <w:spacing w:after="20"/>
-              <w:jc w:val="right"/>
-            </w:pPr>
-            <w:r>
-              <w:rPr>
-                <w:color w:val="1C3A36"/>
-                <w:sz w:val="17"/>
-              </w:rPr>
-              <w:t>308</w:t>
-            </w:r>
-          </w:p>
-        </w:tc>
-        <w:tc>
-          <w:tcPr>
-            <w:tcW w:type="dxa" w:w="1411"/>
-          </w:tcPr>
-          <w:p>
-            <w:pPr>
-              <w:spacing w:after="20"/>
-              <w:jc w:val="right"/>
-            </w:pPr>
-            <w:r>
-              <w:rPr>
-                <w:color w:val="1C3A36"/>
-                <w:sz w:val="17"/>
-              </w:rPr>
-              <w:t>0.19x</w:t>
-            </w:r>
-          </w:p>
-        </w:tc>
-        <w:tc>
-          <w:tcPr>
-            <w:tcW w:type="dxa" w:w="1210"/>
-          </w:tcPr>
-          <w:p>
-            <w:pPr>
-              <w:spacing w:after="20"/>
-              <w:jc w:val="right"/>
-            </w:pPr>
-            <w:r>
-              <w:rPr>
-                <w:color w:val="1C3A36"/>
-                <w:sz w:val="17"/>
-              </w:rPr>
-              <w:t>stable</w:t>
-            </w:r>
-          </w:p>
-        </w:tc>
-        <w:tc>
-          <w:tcPr>
-            <w:tcW w:type="dxa" w:w="1526"/>
-          </w:tcPr>
-          <w:p>
-            <w:pPr>
-              <w:spacing w:after="20"/>
-              <w:jc w:val="right"/>
-            </w:pPr>
-            <w:r>
-              <w:rPr>
-                <w:color w:val="1C3A36"/>
-                <w:sz w:val="17"/>
-              </w:rPr>
-              <w:t>924</w:t>
-            </w:r>
-          </w:p>
-        </w:tc>
-        <w:tc>
-          <w:tcPr>
-            <w:tcW w:type="dxa" w:w="1584"/>
-          </w:tcPr>
-          <w:p>
-            <w:pPr>
-              <w:spacing w:after="20"/>
-              <w:jc w:val="right"/>
-            </w:pPr>
-            <w:r>
-              <w:rPr>
-                <w:color w:val="1C3A36"/>
-                <w:sz w:val="17"/>
-              </w:rPr>
-              <w:t>76.2%</w:t>
-            </w:r>
-          </w:p>
-        </w:tc>
-        <w:tc>
-          <w:tcPr>
-            <w:tcW w:type="dxa" w:w="1526"/>
-          </w:tcPr>
-          <w:p>
-            <w:pPr>
-              <w:spacing w:after="20"/>
-              <w:jc w:val="right"/>
-            </w:pPr>
-            <w:r>
-              <w:rPr>
-                <w:color w:val="1C3A36"/>
-                <w:sz w:val="17"/>
-              </w:rPr>
-              <w:t>-9.7%</w:t>
-            </w:r>
-          </w:p>
-        </w:tc>
-      </w:tr>
-      <w:tr>
-        <w:tc>
-          <w:tcPr>
-            <w:tcW w:type="dxa" w:w="1037"/>
-          </w:tcPr>
-          <w:p>
-            <w:pPr>
-              <w:spacing w:after="20"/>
-            </w:pPr>
-            <w:r>
-              <w:rPr>
-                <w:color w:val="1C3A36"/>
-                <w:sz w:val="17"/>
-              </w:rPr>
-              <w:t>FY2025</w:t>
-            </w:r>
-          </w:p>
-        </w:tc>
-        <w:tc>
-          <w:tcPr>
-            <w:tcW w:type="dxa" w:w="1526"/>
-          </w:tcPr>
-          <w:p>
-            <w:pPr>
-              <w:spacing w:after="20"/>
-              <w:jc w:val="right"/>
-            </w:pPr>
-            <w:r>
-              <w:rPr>
-                <w:color w:val="1C3A36"/>
-                <w:sz w:val="17"/>
-              </w:rPr>
-              <w:t>436</w:t>
-            </w:r>
-          </w:p>
-        </w:tc>
-        <w:tc>
-          <w:tcPr>
-            <w:tcW w:type="dxa" w:w="1411"/>
-          </w:tcPr>
-          <w:p>
-            <w:pPr>
-              <w:spacing w:after="20"/>
-              <w:jc w:val="right"/>
-            </w:pPr>
-            <w:r>
-              <w:rPr>
-                <w:color w:val="1C3A36"/>
-                <w:sz w:val="17"/>
-              </w:rPr>
-              <w:t>0.17x</w:t>
-            </w:r>
-          </w:p>
-        </w:tc>
-        <w:tc>
-          <w:tcPr>
-            <w:tcW w:type="dxa" w:w="1210"/>
-          </w:tcPr>
-          <w:p>
-            <w:pPr>
-              <w:spacing w:after="20"/>
-              <w:jc w:val="right"/>
-            </w:pPr>
-            <w:r>
-              <w:rPr>
-                <w:color w:val="1C3A36"/>
-                <w:sz w:val="17"/>
-              </w:rPr>
-              <w:t>stable</w:t>
-            </w:r>
-          </w:p>
-        </w:tc>
-        <w:tc>
-          <w:tcPr>
-            <w:tcW w:type="dxa" w:w="1526"/>
-          </w:tcPr>
-          <w:p>
-            <w:pPr>
-              <w:spacing w:after="20"/>
-              <w:jc w:val="right"/>
-            </w:pPr>
-            <w:r>
-              <w:rPr>
-                <w:color w:val="1C3A36"/>
-                <w:sz w:val="17"/>
-              </w:rPr>
-              <w:t>1,646</w:t>
-            </w:r>
-          </w:p>
-        </w:tc>
-        <w:tc>
-          <w:tcPr>
-            <w:tcW w:type="dxa" w:w="1584"/>
-          </w:tcPr>
-          <w:p>
-            <w:pPr>
-              <w:spacing w:after="20"/>
-              <w:jc w:val="right"/>
-            </w:pPr>
-            <w:r>
-              <w:rPr>
-                <w:color w:val="1C3A36"/>
-                <w:sz w:val="17"/>
-              </w:rPr>
-              <w:t>192.8%</w:t>
-            </w:r>
-          </w:p>
-        </w:tc>
-        <w:tc>
-          <w:tcPr>
-            <w:tcW w:type="dxa" w:w="1526"/>
-          </w:tcPr>
-          <w:p>
-            <w:pPr>
-              <w:spacing w:after="20"/>
-              <w:jc w:val="right"/>
-            </w:pPr>
-            <w:r>
-              <w:rPr>
-                <w:color w:val="1C3A36"/>
-                <w:sz w:val="17"/>
-              </w:rPr>
-              <w:t>1.1%</w:t>
-            </w:r>
-          </w:p>
-        </w:tc>
-      </w:tr>
-    </w:tbl>
-    <w:p>
-      <w:pPr>
-        <w:spacing w:after="40"/>
-      </w:pPr>
-    </w:p>
-    <w:p>
-      <w:pPr>
-        <w:spacing w:after="200" w:before="0"/>
-      </w:pPr>
-      <w:r>
-        <w:rPr>
-          <w:b w:val="0"/>
-          <w:i/>
-          <w:color w:val="6E7B77"/>
-          <w:sz w:val="17"/>
-        </w:rPr>
-        <w:t>Table 4 — Historical reinvestment and returns, on the book basis, showing exactly the distortion the replacement-cost measure corrects.</w:t>
+        <w:t>The terminal return is therefore struck on REPLACEMENT cost. Building 3.80 million tonnes of grinding capacity costs about USD 130 per annual tonne, or EGP 24,601 million at today's exchange rate. On that basis the terminal return on capital is 9.3% and the reinvestment rate is 53.7% of profit. Growth is only real if someone pays today's price for the capacity that delivers it — and the same rule now governs the explicit forecast years, so both windows price growth identically.</w:t>
       </w:r>
     </w:p>
     <w:tbl>
@@ -4382,7 +3815,7 @@
                 <w:color w:val="1C3A36"/>
                 <w:sz w:val="19"/>
               </w:rPr>
-              <w:t>Terminal return on capital of 9.4% sits BELOW the terminal cost of capital of 16.3%. Every extra point of perpetual growth must be bought with reinvestment that earns less than it costs. Raising the terminal growth rate from 3% to 7% therefore LOWERS the value, from EGP 57.28 to EGP 50.50. That is not a modelling artefact; it is the correct reading of a mature plant in an oversupplied market. This company creates value by harvesting and distributing, not by growing.</w:t>
+              <w:t>Terminal return on capital of 9.3% sits BELOW the terminal cost of capital of 19.0%. Every extra point of perpetual growth must be bought with reinvestment that earns less than it costs, so raising terminal growth from 3% to 7% LOWERS fair value, from EGP 46.72 to EGP 39.88. That is not a modelling artefact; it is the correct reading of a mature plant in an oversupplied market. This company creates value by harvesting and distributing, not by growing.</w:t>
             </w:r>
           </w:p>
         </w:tc>
@@ -4518,7 +3951,7 @@
                 <w:color w:val="1C3A36"/>
                 <w:sz w:val="18"/>
               </w:rPr>
-              <w:t>15,297</w:t>
+              <w:t>15,674</w:t>
             </w:r>
           </w:p>
         </w:tc>
@@ -4592,7 +4025,7 @@
                 <w:color w:val="1C3A36"/>
                 <w:sz w:val="18"/>
               </w:rPr>
-              <w:t>80.8</w:t>
+              <w:t>82.8</w:t>
             </w:r>
           </w:p>
         </w:tc>
@@ -4666,7 +4099,7 @@
                 <w:color w:val="1C3A36"/>
                 <w:sz w:val="18"/>
               </w:rPr>
-              <w:t>-37.8%</w:t>
+              <w:t>-36.3%</w:t>
             </w:r>
           </w:p>
         </w:tc>
@@ -4744,7 +4177,7 @@
                 <w:color w:val="1C3A36"/>
                 <w:sz w:val="18"/>
               </w:rPr>
-              <w:t>89.28</w:t>
+              <w:t>87.37</w:t>
             </w:r>
           </w:p>
         </w:tc>
@@ -4945,7 +4378,7 @@
                 <w:color w:val="1C3A36"/>
                 <w:sz w:val="18"/>
               </w:rPr>
-              <w:t>26.5%</w:t>
+              <w:t>27.8%</w:t>
             </w:r>
           </w:p>
         </w:tc>
@@ -4982,7 +4415,7 @@
                 <w:color w:val="1C3A36"/>
                 <w:sz w:val="18"/>
               </w:rPr>
-              <w:t>2,409</w:t>
+              <w:t>2,325</w:t>
             </w:r>
           </w:p>
         </w:tc>
@@ -5019,7 +4452,7 @@
                 <w:color w:val="1C3A36"/>
                 <w:sz w:val="18"/>
               </w:rPr>
-              <w:t>5.0x</w:t>
+              <w:t>4.2x</w:t>
             </w:r>
           </w:p>
         </w:tc>
@@ -5056,7 +4489,7 @@
                 <w:color w:val="1C3A36"/>
                 <w:sz w:val="18"/>
               </w:rPr>
-              <w:t>12,044</w:t>
+              <w:t>9,764</w:t>
             </w:r>
           </w:p>
         </w:tc>
@@ -5093,7 +4526,7 @@
                 <w:color w:val="1C3A36"/>
                 <w:sz w:val="18"/>
               </w:rPr>
-              <w:t>5,307</w:t>
+              <w:t>4,930</w:t>
             </w:r>
           </w:p>
         </w:tc>
@@ -5134,7 +4567,7 @@
                 <w:color w:val="1C3A36"/>
                 <w:sz w:val="18"/>
               </w:rPr>
-              <w:t>66.53</w:t>
+              <w:t>55.88</w:t>
             </w:r>
           </w:p>
         </w:tc>
@@ -5284,7 +4717,7 @@
                 <w:color w:val="1C3A36"/>
                 <w:sz w:val="18"/>
               </w:rPr>
-              <w:t>2,409</w:t>
+              <w:t>2,325</w:t>
             </w:r>
           </w:p>
         </w:tc>
@@ -5358,7 +4791,7 @@
                 <w:color w:val="1C3A36"/>
                 <w:sz w:val="18"/>
               </w:rPr>
-              <w:t>1,543</w:t>
+              <w:t>1,478</w:t>
             </w:r>
           </w:p>
         </w:tc>
@@ -5395,7 +4828,7 @@
                 <w:color w:val="1C3A36"/>
                 <w:sz w:val="18"/>
               </w:rPr>
-              <w:t>617</w:t>
+              <w:t>0</w:t>
             </w:r>
           </w:p>
         </w:tc>
@@ -5432,7 +4865,7 @@
                 <w:color w:val="1C3A36"/>
                 <w:sz w:val="18"/>
               </w:rPr>
-              <w:t>2,160</w:t>
+              <w:t>1,478</w:t>
             </w:r>
           </w:p>
         </w:tc>
@@ -5510,7 +4943,7 @@
                 <w:color w:val="1C3A36"/>
                 <w:sz w:val="18"/>
               </w:rPr>
-              <w:t>57.97</w:t>
+              <w:t>58.10</w:t>
             </w:r>
           </w:p>
         </w:tc>
@@ -5741,7 +5174,7 @@
                 <w:color w:val="1C3A36"/>
                 <w:sz w:val="18"/>
               </w:rPr>
-              <w:t>49.21</w:t>
+              <w:t>39.15</w:t>
             </w:r>
           </w:p>
         </w:tc>
@@ -5759,7 +5192,7 @@
                 <w:color w:val="1C3A36"/>
                 <w:sz w:val="18"/>
               </w:rPr>
-              <w:t>54.49</w:t>
+              <w:t>43.81</w:t>
             </w:r>
           </w:p>
         </w:tc>
@@ -5777,7 +5210,7 @@
                 <w:color w:val="1C3A36"/>
                 <w:sz w:val="18"/>
               </w:rPr>
-              <w:t>59.01</w:t>
+              <w:t>47.85</w:t>
             </w:r>
           </w:p>
         </w:tc>
@@ -5795,7 +5228,7 @@
                 <w:color w:val="1C3A36"/>
                 <w:sz w:val="18"/>
               </w:rPr>
-              <w:t>45%</w:t>
+              <w:t>48%</w:t>
             </w:r>
           </w:p>
         </w:tc>
@@ -5850,7 +5283,7 @@
                 <w:color w:val="1C3A36"/>
                 <w:sz w:val="18"/>
               </w:rPr>
-              <w:t>57.29</w:t>
+              <w:t>46.97</w:t>
             </w:r>
           </w:p>
         </w:tc>
@@ -5868,7 +5301,7 @@
                 <w:color w:val="1C3A36"/>
                 <w:sz w:val="18"/>
               </w:rPr>
-              <w:t>66.53</w:t>
+              <w:t>55.88</w:t>
             </w:r>
           </w:p>
         </w:tc>
@@ -5886,7 +5319,7 @@
                 <w:color w:val="1C3A36"/>
                 <w:sz w:val="18"/>
               </w:rPr>
-              <w:t>75.76</w:t>
+              <w:t>64.79</w:t>
             </w:r>
           </w:p>
         </w:tc>
@@ -5904,7 +5337,7 @@
                 <w:color w:val="1C3A36"/>
                 <w:sz w:val="18"/>
               </w:rPr>
-              <w:t>20%</w:t>
+              <w:t>21%</w:t>
             </w:r>
           </w:p>
         </w:tc>
@@ -5959,7 +5392,7 @@
                 <w:color w:val="1C3A36"/>
                 <w:sz w:val="18"/>
               </w:rPr>
-              <w:t>49.69</w:t>
+              <w:t>52.44</w:t>
             </w:r>
           </w:p>
         </w:tc>
@@ -5977,7 +5410,7 @@
                 <w:color w:val="1C3A36"/>
                 <w:sz w:val="18"/>
               </w:rPr>
-              <w:t>57.97</w:t>
+              <w:t>58.10</w:t>
             </w:r>
           </w:p>
         </w:tc>
@@ -5995,7 +5428,7 @@
                 <w:color w:val="1C3A36"/>
                 <w:sz w:val="18"/>
               </w:rPr>
-              <w:t>66.25</w:t>
+              <w:t>63.77</w:t>
             </w:r>
           </w:p>
         </w:tc>
@@ -6013,7 +5446,7 @@
                 <w:color w:val="1C3A36"/>
                 <w:sz w:val="18"/>
               </w:rPr>
-              <w:t>20%</w:t>
+              <w:t>23%</w:t>
             </w:r>
           </w:p>
         </w:tc>
@@ -6068,7 +5501,7 @@
                 <w:color w:val="1C3A36"/>
                 <w:sz w:val="18"/>
               </w:rPr>
-              <w:t>78.39</w:t>
+              <w:t>76.49</w:t>
             </w:r>
           </w:p>
         </w:tc>
@@ -6086,7 +5519,7 @@
                 <w:color w:val="1C3A36"/>
                 <w:sz w:val="18"/>
               </w:rPr>
-              <w:t>89.28</w:t>
+              <w:t>87.37</w:t>
             </w:r>
           </w:p>
         </w:tc>
@@ -6104,7 +5537,7 @@
                 <w:color w:val="1C3A36"/>
                 <w:sz w:val="18"/>
               </w:rPr>
-              <w:t>100.16</w:t>
+              <w:t>98.26</w:t>
             </w:r>
           </w:p>
         </w:tc>
@@ -6122,7 +5555,7 @@
                 <w:color w:val="1C3A36"/>
                 <w:sz w:val="18"/>
               </w:rPr>
-              <w:t>15%</w:t>
+              <w:t>8%</w:t>
             </w:r>
           </w:p>
         </w:tc>
@@ -6181,7 +5614,7 @@
                 <w:color w:val="1C3A36"/>
                 <w:sz w:val="18"/>
               </w:rPr>
-              <w:t>53.70</w:t>
+              <w:t>46.84</w:t>
             </w:r>
           </w:p>
         </w:tc>
@@ -6201,7 +5634,7 @@
                 <w:color w:val="1C3A36"/>
                 <w:sz w:val="18"/>
               </w:rPr>
-              <w:t>62.81</w:t>
+              <w:t>53.12</w:t>
             </w:r>
           </w:p>
         </w:tc>
@@ -6221,7 +5654,7 @@
                 <w:color w:val="1C3A36"/>
                 <w:sz w:val="18"/>
               </w:rPr>
-              <w:t>71.60</w:t>
+              <w:t>59.10</w:t>
             </w:r>
           </w:p>
         </w:tc>
@@ -6297,7 +5730,7 @@
           <w:color w:val="1C3A36"/>
           <w:sz w:val="24"/>
         </w:rPr>
-        <w:t>1.6  The drivers — a volume-and-price build on one plant</w:t>
+        <w:t>1.6  The drivers — a bottom-up build from kilns and tonnes</w:t>
       </w:r>
     </w:p>
     <w:p>
@@ -6311,7 +5744,7 @@
           <w:color w:val="1C3A36"/>
           <w:sz w:val="21"/>
         </w:rPr>
-        <w:t>Revenue is built from tonnes and price per tonne rather than from a growth rate. For the historical years, volume is the Egyptian market multiplied by the company's share of it, and realised price is then solved as disclosed revenue divided by that volume, so the build reproduces the reported top line exactly. The forecast compounds both legs forward.</w:t>
+        <w:t>Revenue and EBITDA are not assumed here. They are built from physical units, and the margin is what falls out at the bottom rather than what is typed in at the top.</w:t>
       </w:r>
     </w:p>
     <w:tbl>
@@ -6337,20 +5770,18 @@
         <w:tblLayout w:type="fixed"/>
       </w:tblPr>
       <w:tblGrid>
-        <w:gridCol w:w="2131"/>
-        <w:gridCol w:w="979"/>
-        <w:gridCol w:w="979"/>
-        <w:gridCol w:w="979"/>
-        <w:gridCol w:w="979"/>
-        <w:gridCol w:w="979"/>
-        <w:gridCol w:w="979"/>
-        <w:gridCol w:w="979"/>
-        <w:gridCol w:w="979"/>
+        <w:gridCol w:w="2448"/>
+        <w:gridCol w:w="1210"/>
+        <w:gridCol w:w="1210"/>
+        <w:gridCol w:w="1210"/>
+        <w:gridCol w:w="1210"/>
+        <w:gridCol w:w="1210"/>
+        <w:gridCol w:w="1210"/>
       </w:tblGrid>
       <w:tr>
         <w:tc>
           <w:tcPr>
-            <w:tcW w:type="dxa" w:w="2131"/>
+            <w:tcW w:type="dxa" w:w="2448"/>
             <w:shd w:val="clear" w:color="auto" w:fill="EAF0EE"/>
           </w:tcPr>
           <w:p>
@@ -6368,7 +5799,7 @@
         </w:tc>
         <w:tc>
           <w:tcPr>
-            <w:tcW w:type="dxa" w:w="979"/>
+            <w:tcW w:type="dxa" w:w="1210"/>
             <w:shd w:val="clear" w:color="auto" w:fill="EAF0EE"/>
           </w:tcPr>
           <w:p>
@@ -6381,13 +5812,13 @@
                 <w:color w:val="1C3A36"/>
                 <w:sz w:val="17"/>
               </w:rPr>
-              <w:t>FY2023</w:t>
-            </w:r>
-          </w:p>
-        </w:tc>
-        <w:tc>
-          <w:tcPr>
-            <w:tcW w:type="dxa" w:w="979"/>
+              <w:t>FY2025A</w:t>
+            </w:r>
+          </w:p>
+        </w:tc>
+        <w:tc>
+          <w:tcPr>
+            <w:tcW w:type="dxa" w:w="1210"/>
             <w:shd w:val="clear" w:color="auto" w:fill="EAF0EE"/>
           </w:tcPr>
           <w:p>
@@ -6400,13 +5831,13 @@
                 <w:color w:val="1C3A36"/>
                 <w:sz w:val="17"/>
               </w:rPr>
-              <w:t>FY2024</w:t>
-            </w:r>
-          </w:p>
-        </w:tc>
-        <w:tc>
-          <w:tcPr>
-            <w:tcW w:type="dxa" w:w="979"/>
+              <w:t>FY2026E</w:t>
+            </w:r>
+          </w:p>
+        </w:tc>
+        <w:tc>
+          <w:tcPr>
+            <w:tcW w:type="dxa" w:w="1210"/>
             <w:shd w:val="clear" w:color="auto" w:fill="EAF0EE"/>
           </w:tcPr>
           <w:p>
@@ -6419,13 +5850,13 @@
                 <w:color w:val="1C3A36"/>
                 <w:sz w:val="17"/>
               </w:rPr>
-              <w:t>FY2025</w:t>
-            </w:r>
-          </w:p>
-        </w:tc>
-        <w:tc>
-          <w:tcPr>
-            <w:tcW w:type="dxa" w:w="979"/>
+              <w:t>FY2027E</w:t>
+            </w:r>
+          </w:p>
+        </w:tc>
+        <w:tc>
+          <w:tcPr>
+            <w:tcW w:type="dxa" w:w="1210"/>
             <w:shd w:val="clear" w:color="auto" w:fill="EAF0EE"/>
           </w:tcPr>
           <w:p>
@@ -6438,13 +5869,13 @@
                 <w:color w:val="1C3A36"/>
                 <w:sz w:val="17"/>
               </w:rPr>
-              <w:t>FY2026E</w:t>
-            </w:r>
-          </w:p>
-        </w:tc>
-        <w:tc>
-          <w:tcPr>
-            <w:tcW w:type="dxa" w:w="979"/>
+              <w:t>FY2028E</w:t>
+            </w:r>
+          </w:p>
+        </w:tc>
+        <w:tc>
+          <w:tcPr>
+            <w:tcW w:type="dxa" w:w="1210"/>
             <w:shd w:val="clear" w:color="auto" w:fill="EAF0EE"/>
           </w:tcPr>
           <w:p>
@@ -6457,51 +5888,13 @@
                 <w:color w:val="1C3A36"/>
                 <w:sz w:val="17"/>
               </w:rPr>
-              <w:t>FY2027E</w:t>
-            </w:r>
-          </w:p>
-        </w:tc>
-        <w:tc>
-          <w:tcPr>
-            <w:tcW w:type="dxa" w:w="979"/>
-            <w:shd w:val="clear" w:color="auto" w:fill="EAF0EE"/>
-          </w:tcPr>
-          <w:p>
-            <w:pPr>
-              <w:spacing w:after="20"/>
-            </w:pPr>
-            <w:r>
-              <w:rPr>
-                <w:b/>
-                <w:color w:val="1C3A36"/>
-                <w:sz w:val="17"/>
-              </w:rPr>
-              <w:t>FY2028E</w:t>
-            </w:r>
-          </w:p>
-        </w:tc>
-        <w:tc>
-          <w:tcPr>
-            <w:tcW w:type="dxa" w:w="979"/>
-            <w:shd w:val="clear" w:color="auto" w:fill="EAF0EE"/>
-          </w:tcPr>
-          <w:p>
-            <w:pPr>
-              <w:spacing w:after="20"/>
-            </w:pPr>
-            <w:r>
-              <w:rPr>
-                <w:b/>
-                <w:color w:val="1C3A36"/>
-                <w:sz w:val="17"/>
-              </w:rPr>
               <w:t>FY2029E</w:t>
             </w:r>
           </w:p>
         </w:tc>
         <w:tc>
           <w:tcPr>
-            <w:tcW w:type="dxa" w:w="979"/>
+            <w:tcW w:type="dxa" w:w="1210"/>
             <w:shd w:val="clear" w:color="auto" w:fill="EAF0EE"/>
           </w:tcPr>
           <w:p>
@@ -6522,7 +5915,7 @@
       <w:tr>
         <w:tc>
           <w:tcPr>
-            <w:tcW w:type="dxa" w:w="2131"/>
+            <w:tcW w:type="dxa" w:w="2448"/>
           </w:tcPr>
           <w:p>
             <w:pPr>
@@ -6533,13 +5926,13 @@
                 <w:color w:val="1C3A36"/>
                 <w:sz w:val="17"/>
               </w:rPr>
-              <w:t>Sales volume (Mt)</w:t>
-            </w:r>
-          </w:p>
-        </w:tc>
-        <w:tc>
-          <w:tcPr>
-            <w:tcW w:type="dxa" w:w="979"/>
+              <w:t>Kiln utilisation</w:t>
+            </w:r>
+          </w:p>
+        </w:tc>
+        <w:tc>
+          <w:tcPr>
+            <w:tcW w:type="dxa" w:w="1210"/>
           </w:tcPr>
           <w:p>
             <w:pPr>
@@ -6551,13 +5944,13 @@
                 <w:color w:val="1C3A36"/>
                 <w:sz w:val="17"/>
               </w:rPr>
-              <w:t>2.02</w:t>
-            </w:r>
-          </w:p>
-        </w:tc>
-        <w:tc>
-          <w:tcPr>
-            <w:tcW w:type="dxa" w:w="979"/>
+              <w:t>71.0%</w:t>
+            </w:r>
+          </w:p>
+        </w:tc>
+        <w:tc>
+          <w:tcPr>
+            <w:tcW w:type="dxa" w:w="1210"/>
           </w:tcPr>
           <w:p>
             <w:pPr>
@@ -6569,13 +5962,13 @@
                 <w:color w:val="1C3A36"/>
                 <w:sz w:val="17"/>
               </w:rPr>
-              <w:t>2.38</w:t>
-            </w:r>
-          </w:p>
-        </w:tc>
-        <w:tc>
-          <w:tcPr>
-            <w:tcW w:type="dxa" w:w="979"/>
+              <w:t>71.7%</w:t>
+            </w:r>
+          </w:p>
+        </w:tc>
+        <w:tc>
+          <w:tcPr>
+            <w:tcW w:type="dxa" w:w="1210"/>
           </w:tcPr>
           <w:p>
             <w:pPr>
@@ -6587,13 +5980,13 @@
                 <w:color w:val="1C3A36"/>
                 <w:sz w:val="17"/>
               </w:rPr>
-              <w:t>2.70</w:t>
-            </w:r>
-          </w:p>
-        </w:tc>
-        <w:tc>
-          <w:tcPr>
-            <w:tcW w:type="dxa" w:w="979"/>
+              <w:t>73.5%</w:t>
+            </w:r>
+          </w:p>
+        </w:tc>
+        <w:tc>
+          <w:tcPr>
+            <w:tcW w:type="dxa" w:w="1210"/>
           </w:tcPr>
           <w:p>
             <w:pPr>
@@ -6605,13 +5998,13 @@
                 <w:color w:val="1C3A36"/>
                 <w:sz w:val="17"/>
               </w:rPr>
-              <w:t>2.73</w:t>
-            </w:r>
-          </w:p>
-        </w:tc>
-        <w:tc>
-          <w:tcPr>
-            <w:tcW w:type="dxa" w:w="979"/>
+              <w:t>75.3%</w:t>
+            </w:r>
+          </w:p>
+        </w:tc>
+        <w:tc>
+          <w:tcPr>
+            <w:tcW w:type="dxa" w:w="1210"/>
           </w:tcPr>
           <w:p>
             <w:pPr>
@@ -6623,13 +6016,13 @@
                 <w:color w:val="1C3A36"/>
                 <w:sz w:val="17"/>
               </w:rPr>
-              <w:t>2.80</w:t>
-            </w:r>
-          </w:p>
-        </w:tc>
-        <w:tc>
-          <w:tcPr>
-            <w:tcW w:type="dxa" w:w="979"/>
+              <w:t>77.2%</w:t>
+            </w:r>
+          </w:p>
+        </w:tc>
+        <w:tc>
+          <w:tcPr>
+            <w:tcW w:type="dxa" w:w="1210"/>
           </w:tcPr>
           <w:p>
             <w:pPr>
@@ -6641,43 +6034,7 @@
                 <w:color w:val="1C3A36"/>
                 <w:sz w:val="17"/>
               </w:rPr>
-              <w:t>2.87</w:t>
-            </w:r>
-          </w:p>
-        </w:tc>
-        <w:tc>
-          <w:tcPr>
-            <w:tcW w:type="dxa" w:w="979"/>
-          </w:tcPr>
-          <w:p>
-            <w:pPr>
-              <w:spacing w:after="20"/>
-              <w:jc w:val="right"/>
-            </w:pPr>
-            <w:r>
-              <w:rPr>
-                <w:color w:val="1C3A36"/>
-                <w:sz w:val="17"/>
-              </w:rPr>
-              <w:t>2.94</w:t>
-            </w:r>
-          </w:p>
-        </w:tc>
-        <w:tc>
-          <w:tcPr>
-            <w:tcW w:type="dxa" w:w="979"/>
-          </w:tcPr>
-          <w:p>
-            <w:pPr>
-              <w:spacing w:after="20"/>
-              <w:jc w:val="right"/>
-            </w:pPr>
-            <w:r>
-              <w:rPr>
-                <w:color w:val="1C3A36"/>
-                <w:sz w:val="17"/>
-              </w:rPr>
-              <w:t>3.01</w:t>
+              <w:t>79.1%</w:t>
             </w:r>
           </w:p>
         </w:tc>
@@ -6685,7 +6042,7 @@
       <w:tr>
         <w:tc>
           <w:tcPr>
-            <w:tcW w:type="dxa" w:w="2131"/>
+            <w:tcW w:type="dxa" w:w="2448"/>
           </w:tcPr>
           <w:p>
             <w:pPr>
@@ -6696,13 +6053,13 @@
                 <w:color w:val="1C3A36"/>
                 <w:sz w:val="17"/>
               </w:rPr>
-              <w:t>Capacity utilisation</w:t>
-            </w:r>
-          </w:p>
-        </w:tc>
-        <w:tc>
-          <w:tcPr>
-            <w:tcW w:type="dxa" w:w="979"/>
+              <w:t>Clinker produced (Mt)</w:t>
+            </w:r>
+          </w:p>
+        </w:tc>
+        <w:tc>
+          <w:tcPr>
+            <w:tcW w:type="dxa" w:w="1210"/>
           </w:tcPr>
           <w:p>
             <w:pPr>
@@ -6714,13 +6071,13 @@
                 <w:color w:val="1C3A36"/>
                 <w:sz w:val="17"/>
               </w:rPr>
-              <w:t>53.2%</w:t>
-            </w:r>
-          </w:p>
-        </w:tc>
-        <w:tc>
-          <w:tcPr>
-            <w:tcW w:type="dxa" w:w="979"/>
+              <w:t>1.825</w:t>
+            </w:r>
+          </w:p>
+        </w:tc>
+        <w:tc>
+          <w:tcPr>
+            <w:tcW w:type="dxa" w:w="1210"/>
           </w:tcPr>
           <w:p>
             <w:pPr>
@@ -6732,13 +6089,13 @@
                 <w:color w:val="1C3A36"/>
                 <w:sz w:val="17"/>
               </w:rPr>
-              <w:t>62.6%</w:t>
-            </w:r>
-          </w:p>
-        </w:tc>
-        <w:tc>
-          <w:tcPr>
-            <w:tcW w:type="dxa" w:w="979"/>
+              <w:t>1.843</w:t>
+            </w:r>
+          </w:p>
+        </w:tc>
+        <w:tc>
+          <w:tcPr>
+            <w:tcW w:type="dxa" w:w="1210"/>
           </w:tcPr>
           <w:p>
             <w:pPr>
@@ -6750,13 +6107,13 @@
                 <w:color w:val="1C3A36"/>
                 <w:sz w:val="17"/>
               </w:rPr>
-              <w:t>71.1%</w:t>
-            </w:r>
-          </w:p>
-        </w:tc>
-        <w:tc>
-          <w:tcPr>
-            <w:tcW w:type="dxa" w:w="979"/>
+              <w:t>1.889</w:t>
+            </w:r>
+          </w:p>
+        </w:tc>
+        <w:tc>
+          <w:tcPr>
+            <w:tcW w:type="dxa" w:w="1210"/>
           </w:tcPr>
           <w:p>
             <w:pPr>
@@ -6768,13 +6125,13 @@
                 <w:color w:val="1C3A36"/>
                 <w:sz w:val="17"/>
               </w:rPr>
-              <w:t>71.8%</w:t>
-            </w:r>
-          </w:p>
-        </w:tc>
-        <w:tc>
-          <w:tcPr>
-            <w:tcW w:type="dxa" w:w="979"/>
+              <w:t>1.935</w:t>
+            </w:r>
+          </w:p>
+        </w:tc>
+        <w:tc>
+          <w:tcPr>
+            <w:tcW w:type="dxa" w:w="1210"/>
           </w:tcPr>
           <w:p>
             <w:pPr>
@@ -6786,13 +6143,13 @@
                 <w:color w:val="1C3A36"/>
                 <w:sz w:val="17"/>
               </w:rPr>
-              <w:t>73.6%</w:t>
-            </w:r>
-          </w:p>
-        </w:tc>
-        <w:tc>
-          <w:tcPr>
-            <w:tcW w:type="dxa" w:w="979"/>
+              <w:t>1.984</w:t>
+            </w:r>
+          </w:p>
+        </w:tc>
+        <w:tc>
+          <w:tcPr>
+            <w:tcW w:type="dxa" w:w="1210"/>
           </w:tcPr>
           <w:p>
             <w:pPr>
@@ -6804,43 +6161,7 @@
                 <w:color w:val="1C3A36"/>
                 <w:sz w:val="17"/>
               </w:rPr>
-              <w:t>75.4%</w:t>
-            </w:r>
-          </w:p>
-        </w:tc>
-        <w:tc>
-          <w:tcPr>
-            <w:tcW w:type="dxa" w:w="979"/>
-          </w:tcPr>
-          <w:p>
-            <w:pPr>
-              <w:spacing w:after="20"/>
-              <w:jc w:val="right"/>
-            </w:pPr>
-            <w:r>
-              <w:rPr>
-                <w:color w:val="1C3A36"/>
-                <w:sz w:val="17"/>
-              </w:rPr>
-              <w:t>77.3%</w:t>
-            </w:r>
-          </w:p>
-        </w:tc>
-        <w:tc>
-          <w:tcPr>
-            <w:tcW w:type="dxa" w:w="979"/>
-          </w:tcPr>
-          <w:p>
-            <w:pPr>
-              <w:spacing w:after="20"/>
-              <w:jc w:val="right"/>
-            </w:pPr>
-            <w:r>
-              <w:rPr>
-                <w:color w:val="1C3A36"/>
-                <w:sz w:val="17"/>
-              </w:rPr>
-              <w:t>79.2%</w:t>
+              <w:t>2.033</w:t>
             </w:r>
           </w:p>
         </w:tc>
@@ -6848,7 +6169,7 @@
       <w:tr>
         <w:tc>
           <w:tcPr>
-            <w:tcW w:type="dxa" w:w="2131"/>
+            <w:tcW w:type="dxa" w:w="2448"/>
           </w:tcPr>
           <w:p>
             <w:pPr>
@@ -6859,13 +6180,13 @@
                 <w:color w:val="1C3A36"/>
                 <w:sz w:val="17"/>
               </w:rPr>
-              <w:t>Realised price (EGP/t)</w:t>
-            </w:r>
-          </w:p>
-        </w:tc>
-        <w:tc>
-          <w:tcPr>
-            <w:tcW w:type="dxa" w:w="979"/>
+              <w:t>Cement produced (Mt)</w:t>
+            </w:r>
+          </w:p>
+        </w:tc>
+        <w:tc>
+          <w:tcPr>
+            <w:tcW w:type="dxa" w:w="1210"/>
           </w:tcPr>
           <w:p>
             <w:pPr>
@@ -6877,13 +6198,13 @@
                 <w:color w:val="1C3A36"/>
                 <w:sz w:val="17"/>
               </w:rPr>
-              <w:t>2,118</w:t>
-            </w:r>
-          </w:p>
-        </w:tc>
-        <w:tc>
-          <w:tcPr>
-            <w:tcW w:type="dxa" w:w="979"/>
+              <w:t>2.698</w:t>
+            </w:r>
+          </w:p>
+        </w:tc>
+        <w:tc>
+          <w:tcPr>
+            <w:tcW w:type="dxa" w:w="1210"/>
           </w:tcPr>
           <w:p>
             <w:pPr>
@@ -6895,13 +6216,13 @@
                 <w:color w:val="1C3A36"/>
                 <w:sz w:val="17"/>
               </w:rPr>
-              <w:t>2,697</w:t>
-            </w:r>
-          </w:p>
-        </w:tc>
-        <w:tc>
-          <w:tcPr>
-            <w:tcW w:type="dxa" w:w="979"/>
+              <w:t>2.725</w:t>
+            </w:r>
+          </w:p>
+        </w:tc>
+        <w:tc>
+          <w:tcPr>
+            <w:tcW w:type="dxa" w:w="1210"/>
           </w:tcPr>
           <w:p>
             <w:pPr>
@@ -6913,13 +6234,13 @@
                 <w:color w:val="1C3A36"/>
                 <w:sz w:val="17"/>
               </w:rPr>
-              <w:t>3,367</w:t>
-            </w:r>
-          </w:p>
-        </w:tc>
-        <w:tc>
-          <w:tcPr>
-            <w:tcW w:type="dxa" w:w="979"/>
+              <w:t>2.793</w:t>
+            </w:r>
+          </w:p>
+        </w:tc>
+        <w:tc>
+          <w:tcPr>
+            <w:tcW w:type="dxa" w:w="1210"/>
           </w:tcPr>
           <w:p>
             <w:pPr>
@@ -6931,13 +6252,13 @@
                 <w:color w:val="1C3A36"/>
                 <w:sz w:val="17"/>
               </w:rPr>
-              <w:t>3,569</w:t>
-            </w:r>
-          </w:p>
-        </w:tc>
-        <w:tc>
-          <w:tcPr>
-            <w:tcW w:type="dxa" w:w="979"/>
+              <w:t>2.861</w:t>
+            </w:r>
+          </w:p>
+        </w:tc>
+        <w:tc>
+          <w:tcPr>
+            <w:tcW w:type="dxa" w:w="1210"/>
           </w:tcPr>
           <w:p>
             <w:pPr>
@@ -6949,13 +6270,13 @@
                 <w:color w:val="1C3A36"/>
                 <w:sz w:val="17"/>
               </w:rPr>
-              <w:t>3,729</w:t>
-            </w:r>
-          </w:p>
-        </w:tc>
-        <w:tc>
-          <w:tcPr>
-            <w:tcW w:type="dxa" w:w="979"/>
+              <w:t>2.934</w:t>
+            </w:r>
+          </w:p>
+        </w:tc>
+        <w:tc>
+          <w:tcPr>
+            <w:tcW w:type="dxa" w:w="1210"/>
           </w:tcPr>
           <w:p>
             <w:pPr>
@@ -6967,43 +6288,7 @@
                 <w:color w:val="1C3A36"/>
                 <w:sz w:val="17"/>
               </w:rPr>
-              <w:t>3,916</w:t>
-            </w:r>
-          </w:p>
-        </w:tc>
-        <w:tc>
-          <w:tcPr>
-            <w:tcW w:type="dxa" w:w="979"/>
-          </w:tcPr>
-          <w:p>
-            <w:pPr>
-              <w:spacing w:after="20"/>
-              <w:jc w:val="right"/>
-            </w:pPr>
-            <w:r>
-              <w:rPr>
-                <w:color w:val="1C3A36"/>
-                <w:sz w:val="17"/>
-              </w:rPr>
-              <w:t>4,131</w:t>
-            </w:r>
-          </w:p>
-        </w:tc>
-        <w:tc>
-          <w:tcPr>
-            <w:tcW w:type="dxa" w:w="979"/>
-          </w:tcPr>
-          <w:p>
-            <w:pPr>
-              <w:spacing w:after="20"/>
-              <w:jc w:val="right"/>
-            </w:pPr>
-            <w:r>
-              <w:rPr>
-                <w:color w:val="1C3A36"/>
-                <w:sz w:val="17"/>
-              </w:rPr>
-              <w:t>4,342</w:t>
+              <w:t>3.006</w:t>
             </w:r>
           </w:p>
         </w:tc>
@@ -7011,7 +6296,7 @@
       <w:tr>
         <w:tc>
           <w:tcPr>
-            <w:tcW w:type="dxa" w:w="2131"/>
+            <w:tcW w:type="dxa" w:w="2448"/>
           </w:tcPr>
           <w:p>
             <w:pPr>
@@ -7022,13 +6307,394 @@
                 <w:color w:val="1C3A36"/>
                 <w:sz w:val="17"/>
               </w:rPr>
+              <w:t>Domestic volume (Mt)</w:t>
+            </w:r>
+          </w:p>
+        </w:tc>
+        <w:tc>
+          <w:tcPr>
+            <w:tcW w:type="dxa" w:w="1210"/>
+          </w:tcPr>
+          <w:p>
+            <w:pPr>
+              <w:spacing w:after="20"/>
+              <w:jc w:val="right"/>
+            </w:pPr>
+            <w:r>
+              <w:rPr>
+                <w:color w:val="1C3A36"/>
+                <w:sz w:val="17"/>
+              </w:rPr>
+              <w:t>2.374</w:t>
+            </w:r>
+          </w:p>
+        </w:tc>
+        <w:tc>
+          <w:tcPr>
+            <w:tcW w:type="dxa" w:w="1210"/>
+          </w:tcPr>
+          <w:p>
+            <w:pPr>
+              <w:spacing w:after="20"/>
+              <w:jc w:val="right"/>
+            </w:pPr>
+            <w:r>
+              <w:rPr>
+                <w:color w:val="1C3A36"/>
+                <w:sz w:val="17"/>
+              </w:rPr>
+              <w:t>2.370</w:t>
+            </w:r>
+          </w:p>
+        </w:tc>
+        <w:tc>
+          <w:tcPr>
+            <w:tcW w:type="dxa" w:w="1210"/>
+          </w:tcPr>
+          <w:p>
+            <w:pPr>
+              <w:spacing w:after="20"/>
+              <w:jc w:val="right"/>
+            </w:pPr>
+            <w:r>
+              <w:rPr>
+                <w:color w:val="1C3A36"/>
+                <w:sz w:val="17"/>
+              </w:rPr>
+              <w:t>2.402</w:t>
+            </w:r>
+          </w:p>
+        </w:tc>
+        <w:tc>
+          <w:tcPr>
+            <w:tcW w:type="dxa" w:w="1210"/>
+          </w:tcPr>
+          <w:p>
+            <w:pPr>
+              <w:spacing w:after="20"/>
+              <w:jc w:val="right"/>
+            </w:pPr>
+            <w:r>
+              <w:rPr>
+                <w:color w:val="1C3A36"/>
+                <w:sz w:val="17"/>
+              </w:rPr>
+              <w:t>2.432</w:t>
+            </w:r>
+          </w:p>
+        </w:tc>
+        <w:tc>
+          <w:tcPr>
+            <w:tcW w:type="dxa" w:w="1210"/>
+          </w:tcPr>
+          <w:p>
+            <w:pPr>
+              <w:spacing w:after="20"/>
+              <w:jc w:val="right"/>
+            </w:pPr>
+            <w:r>
+              <w:rPr>
+                <w:color w:val="1C3A36"/>
+                <w:sz w:val="17"/>
+              </w:rPr>
+              <w:t>2.464</w:t>
+            </w:r>
+          </w:p>
+        </w:tc>
+        <w:tc>
+          <w:tcPr>
+            <w:tcW w:type="dxa" w:w="1210"/>
+          </w:tcPr>
+          <w:p>
+            <w:pPr>
+              <w:spacing w:after="20"/>
+              <w:jc w:val="right"/>
+            </w:pPr>
+            <w:r>
+              <w:rPr>
+                <w:color w:val="1C3A36"/>
+                <w:sz w:val="17"/>
+              </w:rPr>
+              <w:t>2.495</w:t>
+            </w:r>
+          </w:p>
+        </w:tc>
+      </w:tr>
+      <w:tr>
+        <w:tc>
+          <w:tcPr>
+            <w:tcW w:type="dxa" w:w="2448"/>
+          </w:tcPr>
+          <w:p>
+            <w:pPr>
+              <w:spacing w:after="20"/>
+            </w:pPr>
+            <w:r>
+              <w:rPr>
+                <w:color w:val="1C3A36"/>
+                <w:sz w:val="17"/>
+              </w:rPr>
+              <w:t>Export volume (Mt)</w:t>
+            </w:r>
+          </w:p>
+        </w:tc>
+        <w:tc>
+          <w:tcPr>
+            <w:tcW w:type="dxa" w:w="1210"/>
+          </w:tcPr>
+          <w:p>
+            <w:pPr>
+              <w:spacing w:after="20"/>
+              <w:jc w:val="right"/>
+            </w:pPr>
+            <w:r>
+              <w:rPr>
+                <w:color w:val="1C3A36"/>
+                <w:sz w:val="17"/>
+              </w:rPr>
+              <w:t>0.324</w:t>
+            </w:r>
+          </w:p>
+        </w:tc>
+        <w:tc>
+          <w:tcPr>
+            <w:tcW w:type="dxa" w:w="1210"/>
+          </w:tcPr>
+          <w:p>
+            <w:pPr>
+              <w:spacing w:after="20"/>
+              <w:jc w:val="right"/>
+            </w:pPr>
+            <w:r>
+              <w:rPr>
+                <w:color w:val="1C3A36"/>
+                <w:sz w:val="17"/>
+              </w:rPr>
+              <w:t>0.354</w:t>
+            </w:r>
+          </w:p>
+        </w:tc>
+        <w:tc>
+          <w:tcPr>
+            <w:tcW w:type="dxa" w:w="1210"/>
+          </w:tcPr>
+          <w:p>
+            <w:pPr>
+              <w:spacing w:after="20"/>
+              <w:jc w:val="right"/>
+            </w:pPr>
+            <w:r>
+              <w:rPr>
+                <w:color w:val="1C3A36"/>
+                <w:sz w:val="17"/>
+              </w:rPr>
+              <w:t>0.391</w:t>
+            </w:r>
+          </w:p>
+        </w:tc>
+        <w:tc>
+          <w:tcPr>
+            <w:tcW w:type="dxa" w:w="1210"/>
+          </w:tcPr>
+          <w:p>
+            <w:pPr>
+              <w:spacing w:after="20"/>
+              <w:jc w:val="right"/>
+            </w:pPr>
+            <w:r>
+              <w:rPr>
+                <w:color w:val="1C3A36"/>
+                <w:sz w:val="17"/>
+              </w:rPr>
+              <w:t>0.429</w:t>
+            </w:r>
+          </w:p>
+        </w:tc>
+        <w:tc>
+          <w:tcPr>
+            <w:tcW w:type="dxa" w:w="1210"/>
+          </w:tcPr>
+          <w:p>
+            <w:pPr>
+              <w:spacing w:after="20"/>
+              <w:jc w:val="right"/>
+            </w:pPr>
+            <w:r>
+              <w:rPr>
+                <w:color w:val="1C3A36"/>
+                <w:sz w:val="17"/>
+              </w:rPr>
+              <w:t>0.469</w:t>
+            </w:r>
+          </w:p>
+        </w:tc>
+        <w:tc>
+          <w:tcPr>
+            <w:tcW w:type="dxa" w:w="1210"/>
+          </w:tcPr>
+          <w:p>
+            <w:pPr>
+              <w:spacing w:after="20"/>
+              <w:jc w:val="right"/>
+            </w:pPr>
+            <w:r>
+              <w:rPr>
+                <w:color w:val="1C3A36"/>
+                <w:sz w:val="17"/>
+              </w:rPr>
+              <w:t>0.511</w:t>
+            </w:r>
+          </w:p>
+        </w:tc>
+      </w:tr>
+      <w:tr>
+        <w:tc>
+          <w:tcPr>
+            <w:tcW w:type="dxa" w:w="2448"/>
+          </w:tcPr>
+          <w:p>
+            <w:pPr>
+              <w:spacing w:after="20"/>
+            </w:pPr>
+            <w:r>
+              <w:rPr>
+                <w:color w:val="1C3A36"/>
+                <w:sz w:val="17"/>
+              </w:rPr>
+              <w:t>Realised price (EGP/t)</w:t>
+            </w:r>
+          </w:p>
+        </w:tc>
+        <w:tc>
+          <w:tcPr>
+            <w:tcW w:type="dxa" w:w="1210"/>
+          </w:tcPr>
+          <w:p>
+            <w:pPr>
+              <w:spacing w:after="20"/>
+              <w:jc w:val="right"/>
+            </w:pPr>
+            <w:r>
+              <w:rPr>
+                <w:color w:val="1C3A36"/>
+                <w:sz w:val="17"/>
+              </w:rPr>
+              <w:t>3,369</w:t>
+            </w:r>
+          </w:p>
+        </w:tc>
+        <w:tc>
+          <w:tcPr>
+            <w:tcW w:type="dxa" w:w="1210"/>
+          </w:tcPr>
+          <w:p>
+            <w:pPr>
+              <w:spacing w:after="20"/>
+              <w:jc w:val="right"/>
+            </w:pPr>
+            <w:r>
+              <w:rPr>
+                <w:color w:val="1C3A36"/>
+                <w:sz w:val="17"/>
+              </w:rPr>
+              <w:t>3,551</w:t>
+            </w:r>
+          </w:p>
+        </w:tc>
+        <w:tc>
+          <w:tcPr>
+            <w:tcW w:type="dxa" w:w="1210"/>
+          </w:tcPr>
+          <w:p>
+            <w:pPr>
+              <w:spacing w:after="20"/>
+              <w:jc w:val="right"/>
+            </w:pPr>
+            <w:r>
+              <w:rPr>
+                <w:color w:val="1C3A36"/>
+                <w:sz w:val="17"/>
+              </w:rPr>
+              <w:t>3,691</w:t>
+            </w:r>
+          </w:p>
+        </w:tc>
+        <w:tc>
+          <w:tcPr>
+            <w:tcW w:type="dxa" w:w="1210"/>
+          </w:tcPr>
+          <w:p>
+            <w:pPr>
+              <w:spacing w:after="20"/>
+              <w:jc w:val="right"/>
+            </w:pPr>
+            <w:r>
+              <w:rPr>
+                <w:color w:val="1C3A36"/>
+                <w:sz w:val="17"/>
+              </w:rPr>
+              <w:t>3,853</w:t>
+            </w:r>
+          </w:p>
+        </w:tc>
+        <w:tc>
+          <w:tcPr>
+            <w:tcW w:type="dxa" w:w="1210"/>
+          </w:tcPr>
+          <w:p>
+            <w:pPr>
+              <w:spacing w:after="20"/>
+              <w:jc w:val="right"/>
+            </w:pPr>
+            <w:r>
+              <w:rPr>
+                <w:color w:val="1C3A36"/>
+                <w:sz w:val="17"/>
+              </w:rPr>
+              <w:t>4,036</w:t>
+            </w:r>
+          </w:p>
+        </w:tc>
+        <w:tc>
+          <w:tcPr>
+            <w:tcW w:type="dxa" w:w="1210"/>
+          </w:tcPr>
+          <w:p>
+            <w:pPr>
+              <w:spacing w:after="20"/>
+              <w:jc w:val="right"/>
+            </w:pPr>
+            <w:r>
+              <w:rPr>
+                <w:color w:val="1C3A36"/>
+                <w:sz w:val="17"/>
+              </w:rPr>
+              <w:t>4,215</w:t>
+            </w:r>
+          </w:p>
+        </w:tc>
+      </w:tr>
+      <w:tr>
+        <w:tc>
+          <w:tcPr>
+            <w:tcW w:type="dxa" w:w="2448"/>
+          </w:tcPr>
+          <w:p>
+            <w:pPr>
+              <w:spacing w:after="20"/>
+            </w:pPr>
+            <w:r>
+              <w:rPr>
+                <w:color w:val="1C3A36"/>
+                <w:sz w:val="17"/>
+              </w:rPr>
               <w:t>Revenue (EGP mn)</w:t>
             </w:r>
           </w:p>
         </w:tc>
         <w:tc>
           <w:tcPr>
-            <w:tcW w:type="dxa" w:w="979"/>
+            <w:tcW w:type="dxa" w:w="1210"/>
           </w:tcPr>
           <w:p>
             <w:pPr>
@@ -7040,13 +6706,13 @@
                 <w:color w:val="1C3A36"/>
                 <w:sz w:val="17"/>
               </w:rPr>
-              <w:t>4,280</w:t>
-            </w:r>
-          </w:p>
-        </w:tc>
-        <w:tc>
-          <w:tcPr>
-            <w:tcW w:type="dxa" w:w="979"/>
+              <w:t>9,091</w:t>
+            </w:r>
+          </w:p>
+        </w:tc>
+        <w:tc>
+          <w:tcPr>
+            <w:tcW w:type="dxa" w:w="1210"/>
           </w:tcPr>
           <w:p>
             <w:pPr>
@@ -7058,13 +6724,13 @@
                 <w:color w:val="1C3A36"/>
                 <w:sz w:val="17"/>
               </w:rPr>
-              <w:t>6,420</w:t>
-            </w:r>
-          </w:p>
-        </w:tc>
-        <w:tc>
-          <w:tcPr>
-            <w:tcW w:type="dxa" w:w="979"/>
+              <w:t>9,676</w:t>
+            </w:r>
+          </w:p>
+        </w:tc>
+        <w:tc>
+          <w:tcPr>
+            <w:tcW w:type="dxa" w:w="1210"/>
           </w:tcPr>
           <w:p>
             <w:pPr>
@@ -7076,13 +6742,13 @@
                 <w:color w:val="1C3A36"/>
                 <w:sz w:val="17"/>
               </w:rPr>
-              <w:t>9,090</w:t>
-            </w:r>
-          </w:p>
-        </w:tc>
-        <w:tc>
-          <w:tcPr>
-            <w:tcW w:type="dxa" w:w="979"/>
+              <w:t>10,309</w:t>
+            </w:r>
+          </w:p>
+        </w:tc>
+        <w:tc>
+          <w:tcPr>
+            <w:tcW w:type="dxa" w:w="1210"/>
           </w:tcPr>
           <w:p>
             <w:pPr>
@@ -7094,13 +6760,13 @@
                 <w:color w:val="1C3A36"/>
                 <w:sz w:val="17"/>
               </w:rPr>
-              <w:t>9,732</w:t>
-            </w:r>
-          </w:p>
-        </w:tc>
-        <w:tc>
-          <w:tcPr>
-            <w:tcW w:type="dxa" w:w="979"/>
+              <w:t>11,026</w:t>
+            </w:r>
+          </w:p>
+        </w:tc>
+        <w:tc>
+          <w:tcPr>
+            <w:tcW w:type="dxa" w:w="1210"/>
           </w:tcPr>
           <w:p>
             <w:pPr>
@@ -7112,13 +6778,13 @@
                 <w:color w:val="1C3A36"/>
                 <w:sz w:val="17"/>
               </w:rPr>
-              <w:t>10,424</w:t>
-            </w:r>
-          </w:p>
-        </w:tc>
-        <w:tc>
-          <w:tcPr>
-            <w:tcW w:type="dxa" w:w="979"/>
+              <w:t>11,842</w:t>
+            </w:r>
+          </w:p>
+        </w:tc>
+        <w:tc>
+          <w:tcPr>
+            <w:tcW w:type="dxa" w:w="1210"/>
           </w:tcPr>
           <w:p>
             <w:pPr>
@@ -7130,43 +6796,7 @@
                 <w:color w:val="1C3A36"/>
                 <w:sz w:val="17"/>
               </w:rPr>
-              <w:t>11,219</w:t>
-            </w:r>
-          </w:p>
-        </w:tc>
-        <w:tc>
-          <w:tcPr>
-            <w:tcW w:type="dxa" w:w="979"/>
-          </w:tcPr>
-          <w:p>
-            <w:pPr>
-              <w:spacing w:after="20"/>
-              <w:jc w:val="right"/>
-            </w:pPr>
-            <w:r>
-              <w:rPr>
-                <w:color w:val="1C3A36"/>
-                <w:sz w:val="17"/>
-              </w:rPr>
-              <w:t>12,132</w:t>
-            </w:r>
-          </w:p>
-        </w:tc>
-        <w:tc>
-          <w:tcPr>
-            <w:tcW w:type="dxa" w:w="979"/>
-          </w:tcPr>
-          <w:p>
-            <w:pPr>
-              <w:spacing w:after="20"/>
-              <w:jc w:val="right"/>
-            </w:pPr>
-            <w:r>
-              <w:rPr>
-                <w:color w:val="1C3A36"/>
-                <w:sz w:val="17"/>
-              </w:rPr>
-              <w:t>13,069</w:t>
+              <w:t>12,669</w:t>
             </w:r>
           </w:p>
         </w:tc>
@@ -7188,7 +6818,1818 @@
           <w:color w:val="6E7B77"/>
           <w:sz w:val="17"/>
         </w:rPr>
-        <w:t>Table 9 — The unit build. Utilisation of about 71% against a market running at 98% reflects a plant in North Sinai serving a market centred elsewhere.</w:t>
+        <w:t>Table 9 — The volume and price chain. The clinker factor of 0.676 tonnes of clinker per tonne of cement is anchored on the plant register, which publishes both capacities — 2.57Mt of kiln clinker against 3.80Mt of grinding — so it is observed rather than assumed.</w:t>
+      </w:r>
+    </w:p>
+    <w:tbl>
+      <w:tblPr>
+        <w:tblW w:type="auto" w:w="0"/>
+        <w:jc w:val="center"/>
+        <w:tblLook w:firstColumn="1" w:firstRow="1" w:lastColumn="0" w:lastRow="0" w:noHBand="0" w:noVBand="1" w:val="04A0"/>
+        <w:tblLayout w:type="fixed"/>
+        <w:tblCellMar>
+          <w:top w:w="40" w:type="dxa"/>
+          <w:left w:w="90" w:type="dxa"/>
+          <w:bottom w:w="40" w:type="dxa"/>
+          <w:right w:w="90" w:type="dxa"/>
+        </w:tblCellMar>
+        <w:tblBorders>
+          <w:top w:val="single" w:sz="4" w:space="0" w:color="C9D4D1"/>
+          <w:left w:val="single" w:sz="4" w:space="0" w:color="C9D4D1"/>
+          <w:bottom w:val="single" w:sz="4" w:space="0" w:color="C9D4D1"/>
+          <w:right w:val="single" w:sz="4" w:space="0" w:color="C9D4D1"/>
+          <w:insideH w:val="single" w:sz="4" w:space="0" w:color="C9D4D1"/>
+          <w:insideV w:val="single" w:sz="4" w:space="0" w:color="C9D4D1"/>
+        </w:tblBorders>
+        <w:tblLayout w:type="fixed"/>
+      </w:tblPr>
+      <w:tblGrid>
+        <w:gridCol w:w="2448"/>
+        <w:gridCol w:w="1210"/>
+        <w:gridCol w:w="1210"/>
+        <w:gridCol w:w="1210"/>
+        <w:gridCol w:w="1210"/>
+        <w:gridCol w:w="1210"/>
+        <w:gridCol w:w="1210"/>
+      </w:tblGrid>
+      <w:tr>
+        <w:tc>
+          <w:tcPr>
+            <w:tcW w:type="dxa" w:w="2448"/>
+            <w:shd w:val="clear" w:color="auto" w:fill="EAF0EE"/>
+          </w:tcPr>
+          <w:p>
+            <w:pPr>
+              <w:spacing w:after="20"/>
+            </w:pPr>
+            <w:r>
+              <w:rPr>
+                <w:b/>
+                <w:color w:val="1C3A36"/>
+                <w:sz w:val="17"/>
+              </w:rPr>
+              <w:t>EGP per tonne of cement</w:t>
+            </w:r>
+          </w:p>
+        </w:tc>
+        <w:tc>
+          <w:tcPr>
+            <w:tcW w:type="dxa" w:w="1210"/>
+            <w:shd w:val="clear" w:color="auto" w:fill="EAF0EE"/>
+          </w:tcPr>
+          <w:p>
+            <w:pPr>
+              <w:spacing w:after="20"/>
+            </w:pPr>
+            <w:r>
+              <w:rPr>
+                <w:b/>
+                <w:color w:val="1C3A36"/>
+                <w:sz w:val="17"/>
+              </w:rPr>
+              <w:t>FY2025A</w:t>
+            </w:r>
+          </w:p>
+        </w:tc>
+        <w:tc>
+          <w:tcPr>
+            <w:tcW w:type="dxa" w:w="1210"/>
+            <w:shd w:val="clear" w:color="auto" w:fill="EAF0EE"/>
+          </w:tcPr>
+          <w:p>
+            <w:pPr>
+              <w:spacing w:after="20"/>
+            </w:pPr>
+            <w:r>
+              <w:rPr>
+                <w:b/>
+                <w:color w:val="1C3A36"/>
+                <w:sz w:val="17"/>
+              </w:rPr>
+              <w:t>FY2026E</w:t>
+            </w:r>
+          </w:p>
+        </w:tc>
+        <w:tc>
+          <w:tcPr>
+            <w:tcW w:type="dxa" w:w="1210"/>
+            <w:shd w:val="clear" w:color="auto" w:fill="EAF0EE"/>
+          </w:tcPr>
+          <w:p>
+            <w:pPr>
+              <w:spacing w:after="20"/>
+            </w:pPr>
+            <w:r>
+              <w:rPr>
+                <w:b/>
+                <w:color w:val="1C3A36"/>
+                <w:sz w:val="17"/>
+              </w:rPr>
+              <w:t>FY2027E</w:t>
+            </w:r>
+          </w:p>
+        </w:tc>
+        <w:tc>
+          <w:tcPr>
+            <w:tcW w:type="dxa" w:w="1210"/>
+            <w:shd w:val="clear" w:color="auto" w:fill="EAF0EE"/>
+          </w:tcPr>
+          <w:p>
+            <w:pPr>
+              <w:spacing w:after="20"/>
+            </w:pPr>
+            <w:r>
+              <w:rPr>
+                <w:b/>
+                <w:color w:val="1C3A36"/>
+                <w:sz w:val="17"/>
+              </w:rPr>
+              <w:t>FY2028E</w:t>
+            </w:r>
+          </w:p>
+        </w:tc>
+        <w:tc>
+          <w:tcPr>
+            <w:tcW w:type="dxa" w:w="1210"/>
+            <w:shd w:val="clear" w:color="auto" w:fill="EAF0EE"/>
+          </w:tcPr>
+          <w:p>
+            <w:pPr>
+              <w:spacing w:after="20"/>
+            </w:pPr>
+            <w:r>
+              <w:rPr>
+                <w:b/>
+                <w:color w:val="1C3A36"/>
+                <w:sz w:val="17"/>
+              </w:rPr>
+              <w:t>FY2029E</w:t>
+            </w:r>
+          </w:p>
+        </w:tc>
+        <w:tc>
+          <w:tcPr>
+            <w:tcW w:type="dxa" w:w="1210"/>
+            <w:shd w:val="clear" w:color="auto" w:fill="EAF0EE"/>
+          </w:tcPr>
+          <w:p>
+            <w:pPr>
+              <w:spacing w:after="20"/>
+            </w:pPr>
+            <w:r>
+              <w:rPr>
+                <w:b/>
+                <w:color w:val="1C3A36"/>
+                <w:sz w:val="17"/>
+              </w:rPr>
+              <w:t>FY2030E</w:t>
+            </w:r>
+          </w:p>
+        </w:tc>
+      </w:tr>
+      <w:tr>
+        <w:tc>
+          <w:tcPr>
+            <w:tcW w:type="dxa" w:w="2448"/>
+          </w:tcPr>
+          <w:p>
+            <w:pPr>
+              <w:spacing w:after="20"/>
+            </w:pPr>
+            <w:r>
+              <w:rPr>
+                <w:color w:val="1C3A36"/>
+                <w:sz w:val="17"/>
+              </w:rPr>
+              <w:t>Thermal fuel</w:t>
+            </w:r>
+          </w:p>
+        </w:tc>
+        <w:tc>
+          <w:tcPr>
+            <w:tcW w:type="dxa" w:w="1210"/>
+          </w:tcPr>
+          <w:p>
+            <w:pPr>
+              <w:spacing w:after="20"/>
+              <w:jc w:val="right"/>
+            </w:pPr>
+            <w:r>
+              <w:rPr>
+                <w:color w:val="1C3A36"/>
+                <w:sz w:val="17"/>
+              </w:rPr>
+              <w:t>458</w:t>
+            </w:r>
+          </w:p>
+        </w:tc>
+        <w:tc>
+          <w:tcPr>
+            <w:tcW w:type="dxa" w:w="1210"/>
+          </w:tcPr>
+          <w:p>
+            <w:pPr>
+              <w:spacing w:after="20"/>
+              <w:jc w:val="right"/>
+            </w:pPr>
+            <w:r>
+              <w:rPr>
+                <w:color w:val="1C3A36"/>
+                <w:sz w:val="17"/>
+              </w:rPr>
+              <w:t>483</w:t>
+            </w:r>
+          </w:p>
+        </w:tc>
+        <w:tc>
+          <w:tcPr>
+            <w:tcW w:type="dxa" w:w="1210"/>
+          </w:tcPr>
+          <w:p>
+            <w:pPr>
+              <w:spacing w:after="20"/>
+              <w:jc w:val="right"/>
+            </w:pPr>
+            <w:r>
+              <w:rPr>
+                <w:color w:val="1C3A36"/>
+                <w:sz w:val="17"/>
+              </w:rPr>
+              <w:t>506</w:t>
+            </w:r>
+          </w:p>
+        </w:tc>
+        <w:tc>
+          <w:tcPr>
+            <w:tcW w:type="dxa" w:w="1210"/>
+          </w:tcPr>
+          <w:p>
+            <w:pPr>
+              <w:spacing w:after="20"/>
+              <w:jc w:val="right"/>
+            </w:pPr>
+            <w:r>
+              <w:rPr>
+                <w:color w:val="1C3A36"/>
+                <w:sz w:val="17"/>
+              </w:rPr>
+              <w:t>526</w:t>
+            </w:r>
+          </w:p>
+        </w:tc>
+        <w:tc>
+          <w:tcPr>
+            <w:tcW w:type="dxa" w:w="1210"/>
+          </w:tcPr>
+          <w:p>
+            <w:pPr>
+              <w:spacing w:after="20"/>
+              <w:jc w:val="right"/>
+            </w:pPr>
+            <w:r>
+              <w:rPr>
+                <w:color w:val="1C3A36"/>
+                <w:sz w:val="17"/>
+              </w:rPr>
+              <w:t>545</w:t>
+            </w:r>
+          </w:p>
+        </w:tc>
+        <w:tc>
+          <w:tcPr>
+            <w:tcW w:type="dxa" w:w="1210"/>
+          </w:tcPr>
+          <w:p>
+            <w:pPr>
+              <w:spacing w:after="20"/>
+              <w:jc w:val="right"/>
+            </w:pPr>
+            <w:r>
+              <w:rPr>
+                <w:color w:val="1C3A36"/>
+                <w:sz w:val="17"/>
+              </w:rPr>
+              <w:t>565</w:t>
+            </w:r>
+          </w:p>
+        </w:tc>
+      </w:tr>
+      <w:tr>
+        <w:tc>
+          <w:tcPr>
+            <w:tcW w:type="dxa" w:w="2448"/>
+          </w:tcPr>
+          <w:p>
+            <w:pPr>
+              <w:spacing w:after="20"/>
+            </w:pPr>
+            <w:r>
+              <w:rPr>
+                <w:color w:val="1C3A36"/>
+                <w:sz w:val="17"/>
+              </w:rPr>
+              <w:t>Electrical power</w:t>
+            </w:r>
+          </w:p>
+        </w:tc>
+        <w:tc>
+          <w:tcPr>
+            <w:tcW w:type="dxa" w:w="1210"/>
+          </w:tcPr>
+          <w:p>
+            <w:pPr>
+              <w:spacing w:after="20"/>
+              <w:jc w:val="right"/>
+            </w:pPr>
+            <w:r>
+              <w:rPr>
+                <w:color w:val="1C3A36"/>
+                <w:sz w:val="17"/>
+              </w:rPr>
+              <w:t>260</w:t>
+            </w:r>
+          </w:p>
+        </w:tc>
+        <w:tc>
+          <w:tcPr>
+            <w:tcW w:type="dxa" w:w="1210"/>
+          </w:tcPr>
+          <w:p>
+            <w:pPr>
+              <w:spacing w:after="20"/>
+              <w:jc w:val="right"/>
+            </w:pPr>
+            <w:r>
+              <w:rPr>
+                <w:color w:val="1C3A36"/>
+                <w:sz w:val="17"/>
+              </w:rPr>
+              <w:t>296</w:t>
+            </w:r>
+          </w:p>
+        </w:tc>
+        <w:tc>
+          <w:tcPr>
+            <w:tcW w:type="dxa" w:w="1210"/>
+          </w:tcPr>
+          <w:p>
+            <w:pPr>
+              <w:spacing w:after="20"/>
+              <w:jc w:val="right"/>
+            </w:pPr>
+            <w:r>
+              <w:rPr>
+                <w:color w:val="1C3A36"/>
+                <w:sz w:val="17"/>
+              </w:rPr>
+              <w:t>329</w:t>
+            </w:r>
+          </w:p>
+        </w:tc>
+        <w:tc>
+          <w:tcPr>
+            <w:tcW w:type="dxa" w:w="1210"/>
+          </w:tcPr>
+          <w:p>
+            <w:pPr>
+              <w:spacing w:after="20"/>
+              <w:jc w:val="right"/>
+            </w:pPr>
+            <w:r>
+              <w:rPr>
+                <w:color w:val="1C3A36"/>
+                <w:sz w:val="17"/>
+              </w:rPr>
+              <w:t>355</w:t>
+            </w:r>
+          </w:p>
+        </w:tc>
+        <w:tc>
+          <w:tcPr>
+            <w:tcW w:type="dxa" w:w="1210"/>
+          </w:tcPr>
+          <w:p>
+            <w:pPr>
+              <w:spacing w:after="20"/>
+              <w:jc w:val="right"/>
+            </w:pPr>
+            <w:r>
+              <w:rPr>
+                <w:color w:val="1C3A36"/>
+                <w:sz w:val="17"/>
+              </w:rPr>
+              <w:t>377</w:t>
+            </w:r>
+          </w:p>
+        </w:tc>
+        <w:tc>
+          <w:tcPr>
+            <w:tcW w:type="dxa" w:w="1210"/>
+          </w:tcPr>
+          <w:p>
+            <w:pPr>
+              <w:spacing w:after="20"/>
+              <w:jc w:val="right"/>
+            </w:pPr>
+            <w:r>
+              <w:rPr>
+                <w:color w:val="1C3A36"/>
+                <w:sz w:val="17"/>
+              </w:rPr>
+              <w:t>398</w:t>
+            </w:r>
+          </w:p>
+        </w:tc>
+      </w:tr>
+      <w:tr>
+        <w:tc>
+          <w:tcPr>
+            <w:tcW w:type="dxa" w:w="2448"/>
+          </w:tcPr>
+          <w:p>
+            <w:pPr>
+              <w:spacing w:after="20"/>
+            </w:pPr>
+            <w:r>
+              <w:rPr>
+                <w:color w:val="1C3A36"/>
+                <w:sz w:val="17"/>
+              </w:rPr>
+              <w:t>Raw materials &amp; quarrying</w:t>
+            </w:r>
+          </w:p>
+        </w:tc>
+        <w:tc>
+          <w:tcPr>
+            <w:tcW w:type="dxa" w:w="1210"/>
+          </w:tcPr>
+          <w:p>
+            <w:pPr>
+              <w:spacing w:after="20"/>
+              <w:jc w:val="right"/>
+            </w:pPr>
+            <w:r>
+              <w:rPr>
+                <w:color w:val="1C3A36"/>
+                <w:sz w:val="17"/>
+              </w:rPr>
+              <w:t>190</w:t>
+            </w:r>
+          </w:p>
+        </w:tc>
+        <w:tc>
+          <w:tcPr>
+            <w:tcW w:type="dxa" w:w="1210"/>
+          </w:tcPr>
+          <w:p>
+            <w:pPr>
+              <w:spacing w:after="20"/>
+              <w:jc w:val="right"/>
+            </w:pPr>
+            <w:r>
+              <w:rPr>
+                <w:color w:val="1C3A36"/>
+                <w:sz w:val="17"/>
+              </w:rPr>
+              <w:t>217</w:t>
+            </w:r>
+          </w:p>
+        </w:tc>
+        <w:tc>
+          <w:tcPr>
+            <w:tcW w:type="dxa" w:w="1210"/>
+          </w:tcPr>
+          <w:p>
+            <w:pPr>
+              <w:spacing w:after="20"/>
+              <w:jc w:val="right"/>
+            </w:pPr>
+            <w:r>
+              <w:rPr>
+                <w:color w:val="1C3A36"/>
+                <w:sz w:val="17"/>
+              </w:rPr>
+              <w:t>240</w:t>
+            </w:r>
+          </w:p>
+        </w:tc>
+        <w:tc>
+          <w:tcPr>
+            <w:tcW w:type="dxa" w:w="1210"/>
+          </w:tcPr>
+          <w:p>
+            <w:pPr>
+              <w:spacing w:after="20"/>
+              <w:jc w:val="right"/>
+            </w:pPr>
+            <w:r>
+              <w:rPr>
+                <w:color w:val="1C3A36"/>
+                <w:sz w:val="17"/>
+              </w:rPr>
+              <w:t>259</w:t>
+            </w:r>
+          </w:p>
+        </w:tc>
+        <w:tc>
+          <w:tcPr>
+            <w:tcW w:type="dxa" w:w="1210"/>
+          </w:tcPr>
+          <w:p>
+            <w:pPr>
+              <w:spacing w:after="20"/>
+              <w:jc w:val="right"/>
+            </w:pPr>
+            <w:r>
+              <w:rPr>
+                <w:color w:val="1C3A36"/>
+                <w:sz w:val="17"/>
+              </w:rPr>
+              <w:t>276</w:t>
+            </w:r>
+          </w:p>
+        </w:tc>
+        <w:tc>
+          <w:tcPr>
+            <w:tcW w:type="dxa" w:w="1210"/>
+          </w:tcPr>
+          <w:p>
+            <w:pPr>
+              <w:spacing w:after="20"/>
+              <w:jc w:val="right"/>
+            </w:pPr>
+            <w:r>
+              <w:rPr>
+                <w:color w:val="1C3A36"/>
+                <w:sz w:val="17"/>
+              </w:rPr>
+              <w:t>291</w:t>
+            </w:r>
+          </w:p>
+        </w:tc>
+      </w:tr>
+      <w:tr>
+        <w:tc>
+          <w:tcPr>
+            <w:tcW w:type="dxa" w:w="2448"/>
+          </w:tcPr>
+          <w:p>
+            <w:pPr>
+              <w:spacing w:after="20"/>
+            </w:pPr>
+            <w:r>
+              <w:rPr>
+                <w:color w:val="1C3A36"/>
+                <w:sz w:val="17"/>
+              </w:rPr>
+              <w:t>Packaging</w:t>
+            </w:r>
+          </w:p>
+        </w:tc>
+        <w:tc>
+          <w:tcPr>
+            <w:tcW w:type="dxa" w:w="1210"/>
+          </w:tcPr>
+          <w:p>
+            <w:pPr>
+              <w:spacing w:after="20"/>
+              <w:jc w:val="right"/>
+            </w:pPr>
+            <w:r>
+              <w:rPr>
+                <w:color w:val="1C3A36"/>
+                <w:sz w:val="17"/>
+              </w:rPr>
+              <w:t>38</w:t>
+            </w:r>
+          </w:p>
+        </w:tc>
+        <w:tc>
+          <w:tcPr>
+            <w:tcW w:type="dxa" w:w="1210"/>
+          </w:tcPr>
+          <w:p>
+            <w:pPr>
+              <w:spacing w:after="20"/>
+              <w:jc w:val="right"/>
+            </w:pPr>
+            <w:r>
+              <w:rPr>
+                <w:color w:val="1C3A36"/>
+                <w:sz w:val="17"/>
+              </w:rPr>
+              <w:t>44</w:t>
+            </w:r>
+          </w:p>
+        </w:tc>
+        <w:tc>
+          <w:tcPr>
+            <w:tcW w:type="dxa" w:w="1210"/>
+          </w:tcPr>
+          <w:p>
+            <w:pPr>
+              <w:spacing w:after="20"/>
+              <w:jc w:val="right"/>
+            </w:pPr>
+            <w:r>
+              <w:rPr>
+                <w:color w:val="1C3A36"/>
+                <w:sz w:val="17"/>
+              </w:rPr>
+              <w:t>49</w:t>
+            </w:r>
+          </w:p>
+        </w:tc>
+        <w:tc>
+          <w:tcPr>
+            <w:tcW w:type="dxa" w:w="1210"/>
+          </w:tcPr>
+          <w:p>
+            <w:pPr>
+              <w:spacing w:after="20"/>
+              <w:jc w:val="right"/>
+            </w:pPr>
+            <w:r>
+              <w:rPr>
+                <w:color w:val="1C3A36"/>
+                <w:sz w:val="17"/>
+              </w:rPr>
+              <w:t>53</w:t>
+            </w:r>
+          </w:p>
+        </w:tc>
+        <w:tc>
+          <w:tcPr>
+            <w:tcW w:type="dxa" w:w="1210"/>
+          </w:tcPr>
+          <w:p>
+            <w:pPr>
+              <w:spacing w:after="20"/>
+              <w:jc w:val="right"/>
+            </w:pPr>
+            <w:r>
+              <w:rPr>
+                <w:color w:val="1C3A36"/>
+                <w:sz w:val="17"/>
+              </w:rPr>
+              <w:t>56</w:t>
+            </w:r>
+          </w:p>
+        </w:tc>
+        <w:tc>
+          <w:tcPr>
+            <w:tcW w:type="dxa" w:w="1210"/>
+          </w:tcPr>
+          <w:p>
+            <w:pPr>
+              <w:spacing w:after="20"/>
+              <w:jc w:val="right"/>
+            </w:pPr>
+            <w:r>
+              <w:rPr>
+                <w:color w:val="1C3A36"/>
+                <w:sz w:val="17"/>
+              </w:rPr>
+              <w:t>59</w:t>
+            </w:r>
+          </w:p>
+        </w:tc>
+      </w:tr>
+      <w:tr>
+        <w:tc>
+          <w:tcPr>
+            <w:tcW w:type="dxa" w:w="2448"/>
+          </w:tcPr>
+          <w:p>
+            <w:pPr>
+              <w:spacing w:after="20"/>
+            </w:pPr>
+            <w:r>
+              <w:rPr>
+                <w:color w:val="1C3A36"/>
+                <w:sz w:val="17"/>
+              </w:rPr>
+              <w:t>Distribution &amp; selling</w:t>
+            </w:r>
+          </w:p>
+        </w:tc>
+        <w:tc>
+          <w:tcPr>
+            <w:tcW w:type="dxa" w:w="1210"/>
+          </w:tcPr>
+          <w:p>
+            <w:pPr>
+              <w:spacing w:after="20"/>
+              <w:jc w:val="right"/>
+            </w:pPr>
+            <w:r>
+              <w:rPr>
+                <w:color w:val="1C3A36"/>
+                <w:sz w:val="17"/>
+              </w:rPr>
+              <w:t>250</w:t>
+            </w:r>
+          </w:p>
+        </w:tc>
+        <w:tc>
+          <w:tcPr>
+            <w:tcW w:type="dxa" w:w="1210"/>
+          </w:tcPr>
+          <w:p>
+            <w:pPr>
+              <w:spacing w:after="20"/>
+              <w:jc w:val="right"/>
+            </w:pPr>
+            <w:r>
+              <w:rPr>
+                <w:color w:val="1C3A36"/>
+                <w:sz w:val="17"/>
+              </w:rPr>
+              <w:t>285</w:t>
+            </w:r>
+          </w:p>
+        </w:tc>
+        <w:tc>
+          <w:tcPr>
+            <w:tcW w:type="dxa" w:w="1210"/>
+          </w:tcPr>
+          <w:p>
+            <w:pPr>
+              <w:spacing w:after="20"/>
+              <w:jc w:val="right"/>
+            </w:pPr>
+            <w:r>
+              <w:rPr>
+                <w:color w:val="1C3A36"/>
+                <w:sz w:val="17"/>
+              </w:rPr>
+              <w:t>316</w:t>
+            </w:r>
+          </w:p>
+        </w:tc>
+        <w:tc>
+          <w:tcPr>
+            <w:tcW w:type="dxa" w:w="1210"/>
+          </w:tcPr>
+          <w:p>
+            <w:pPr>
+              <w:spacing w:after="20"/>
+              <w:jc w:val="right"/>
+            </w:pPr>
+            <w:r>
+              <w:rPr>
+                <w:color w:val="1C3A36"/>
+                <w:sz w:val="17"/>
+              </w:rPr>
+              <w:t>341</w:t>
+            </w:r>
+          </w:p>
+        </w:tc>
+        <w:tc>
+          <w:tcPr>
+            <w:tcW w:type="dxa" w:w="1210"/>
+          </w:tcPr>
+          <w:p>
+            <w:pPr>
+              <w:spacing w:after="20"/>
+              <w:jc w:val="right"/>
+            </w:pPr>
+            <w:r>
+              <w:rPr>
+                <w:color w:val="1C3A36"/>
+                <w:sz w:val="17"/>
+              </w:rPr>
+              <w:t>362</w:t>
+            </w:r>
+          </w:p>
+        </w:tc>
+        <w:tc>
+          <w:tcPr>
+            <w:tcW w:type="dxa" w:w="1210"/>
+          </w:tcPr>
+          <w:p>
+            <w:pPr>
+              <w:spacing w:after="20"/>
+              <w:jc w:val="right"/>
+            </w:pPr>
+            <w:r>
+              <w:rPr>
+                <w:color w:val="1C3A36"/>
+                <w:sz w:val="17"/>
+              </w:rPr>
+              <w:t>382</w:t>
+            </w:r>
+          </w:p>
+        </w:tc>
+      </w:tr>
+      <w:tr>
+        <w:tc>
+          <w:tcPr>
+            <w:tcW w:type="dxa" w:w="2448"/>
+            <w:shd w:val="clear" w:color="auto" w:fill="F6F1E6"/>
+          </w:tcPr>
+          <w:p>
+            <w:pPr>
+              <w:spacing w:after="20"/>
+            </w:pPr>
+            <w:r>
+              <w:rPr>
+                <w:b/>
+                <w:color w:val="1C3A36"/>
+                <w:sz w:val="17"/>
+              </w:rPr>
+              <w:t>Total variable cost</w:t>
+            </w:r>
+          </w:p>
+        </w:tc>
+        <w:tc>
+          <w:tcPr>
+            <w:tcW w:type="dxa" w:w="1210"/>
+            <w:shd w:val="clear" w:color="auto" w:fill="F6F1E6"/>
+          </w:tcPr>
+          <w:p>
+            <w:pPr>
+              <w:spacing w:after="20"/>
+              <w:jc w:val="right"/>
+            </w:pPr>
+            <w:r>
+              <w:rPr>
+                <w:b/>
+                <w:color w:val="1C3A36"/>
+                <w:sz w:val="17"/>
+              </w:rPr>
+              <w:t>1,197</w:t>
+            </w:r>
+          </w:p>
+        </w:tc>
+        <w:tc>
+          <w:tcPr>
+            <w:tcW w:type="dxa" w:w="1210"/>
+            <w:shd w:val="clear" w:color="auto" w:fill="F6F1E6"/>
+          </w:tcPr>
+          <w:p>
+            <w:pPr>
+              <w:spacing w:after="20"/>
+              <w:jc w:val="right"/>
+            </w:pPr>
+            <w:r>
+              <w:rPr>
+                <w:b/>
+                <w:color w:val="1C3A36"/>
+                <w:sz w:val="17"/>
+              </w:rPr>
+              <w:t>1,325</w:t>
+            </w:r>
+          </w:p>
+        </w:tc>
+        <w:tc>
+          <w:tcPr>
+            <w:tcW w:type="dxa" w:w="1210"/>
+            <w:shd w:val="clear" w:color="auto" w:fill="F6F1E6"/>
+          </w:tcPr>
+          <w:p>
+            <w:pPr>
+              <w:spacing w:after="20"/>
+              <w:jc w:val="right"/>
+            </w:pPr>
+            <w:r>
+              <w:rPr>
+                <w:b/>
+                <w:color w:val="1C3A36"/>
+                <w:sz w:val="17"/>
+              </w:rPr>
+              <w:t>1,440</w:t>
+            </w:r>
+          </w:p>
+        </w:tc>
+        <w:tc>
+          <w:tcPr>
+            <w:tcW w:type="dxa" w:w="1210"/>
+            <w:shd w:val="clear" w:color="auto" w:fill="F6F1E6"/>
+          </w:tcPr>
+          <w:p>
+            <w:pPr>
+              <w:spacing w:after="20"/>
+              <w:jc w:val="right"/>
+            </w:pPr>
+            <w:r>
+              <w:rPr>
+                <w:b/>
+                <w:color w:val="1C3A36"/>
+                <w:sz w:val="17"/>
+              </w:rPr>
+              <w:t>1,534</w:t>
+            </w:r>
+          </w:p>
+        </w:tc>
+        <w:tc>
+          <w:tcPr>
+            <w:tcW w:type="dxa" w:w="1210"/>
+            <w:shd w:val="clear" w:color="auto" w:fill="F6F1E6"/>
+          </w:tcPr>
+          <w:p>
+            <w:pPr>
+              <w:spacing w:after="20"/>
+              <w:jc w:val="right"/>
+            </w:pPr>
+            <w:r>
+              <w:rPr>
+                <w:b/>
+                <w:color w:val="1C3A36"/>
+                <w:sz w:val="17"/>
+              </w:rPr>
+              <w:t>1,616</w:t>
+            </w:r>
+          </w:p>
+        </w:tc>
+        <w:tc>
+          <w:tcPr>
+            <w:tcW w:type="dxa" w:w="1210"/>
+            <w:shd w:val="clear" w:color="auto" w:fill="F6F1E6"/>
+          </w:tcPr>
+          <w:p>
+            <w:pPr>
+              <w:spacing w:after="20"/>
+              <w:jc w:val="right"/>
+            </w:pPr>
+            <w:r>
+              <w:rPr>
+                <w:b/>
+                <w:color w:val="1C3A36"/>
+                <w:sz w:val="17"/>
+              </w:rPr>
+              <w:t>1,695</w:t>
+            </w:r>
+          </w:p>
+        </w:tc>
+      </w:tr>
+    </w:tbl>
+    <w:p>
+      <w:pPr>
+        <w:spacing w:after="40"/>
+      </w:pPr>
+    </w:p>
+    <w:p>
+      <w:pPr>
+        <w:spacing w:after="200" w:before="0"/>
+      </w:pPr>
+      <w:r>
+        <w:rPr>
+          <w:b w:val="0"/>
+          <w:i/>
+          <w:color w:val="6E7B77"/>
+          <w:sz w:val="17"/>
+        </w:rPr>
+        <w:t>Table 10 — The cost stack. Every line is a physical or market quantity: heat per tonne of clinker times the delivered fuel price; kilowatt-hours per tonne times the industrial tariff; and so on.</w:t>
+      </w:r>
+    </w:p>
+    <w:tbl>
+      <w:tblPr>
+        <w:tblW w:type="auto" w:w="0"/>
+        <w:jc w:val="center"/>
+        <w:tblLook w:firstColumn="1" w:firstRow="1" w:lastColumn="0" w:lastRow="0" w:noHBand="0" w:noVBand="1" w:val="04A0"/>
+        <w:tblLayout w:type="fixed"/>
+        <w:tblCellMar>
+          <w:top w:w="40" w:type="dxa"/>
+          <w:left w:w="90" w:type="dxa"/>
+          <w:bottom w:w="40" w:type="dxa"/>
+          <w:right w:w="90" w:type="dxa"/>
+        </w:tblCellMar>
+        <w:tblBorders>
+          <w:top w:val="single" w:sz="4" w:space="0" w:color="C9D4D1"/>
+          <w:left w:val="single" w:sz="4" w:space="0" w:color="C9D4D1"/>
+          <w:bottom w:val="single" w:sz="4" w:space="0" w:color="C9D4D1"/>
+          <w:right w:val="single" w:sz="4" w:space="0" w:color="C9D4D1"/>
+          <w:insideH w:val="single" w:sz="4" w:space="0" w:color="C9D4D1"/>
+          <w:insideV w:val="single" w:sz="4" w:space="0" w:color="C9D4D1"/>
+        </w:tblBorders>
+        <w:tblLayout w:type="fixed"/>
+      </w:tblPr>
+      <w:tblGrid>
+        <w:gridCol w:w="2448"/>
+        <w:gridCol w:w="1210"/>
+        <w:gridCol w:w="1210"/>
+        <w:gridCol w:w="1210"/>
+        <w:gridCol w:w="1210"/>
+        <w:gridCol w:w="1210"/>
+        <w:gridCol w:w="1210"/>
+      </w:tblGrid>
+      <w:tr>
+        <w:tc>
+          <w:tcPr>
+            <w:tcW w:type="dxa" w:w="2448"/>
+            <w:shd w:val="clear" w:color="auto" w:fill="EAF0EE"/>
+          </w:tcPr>
+          <w:p>
+            <w:pPr>
+              <w:spacing w:after="20"/>
+            </w:pPr>
+            <w:r>
+              <w:rPr>
+                <w:b/>
+                <w:color w:val="1C3A36"/>
+                <w:sz w:val="17"/>
+              </w:rPr>
+              <w:t>EGP million</w:t>
+            </w:r>
+          </w:p>
+        </w:tc>
+        <w:tc>
+          <w:tcPr>
+            <w:tcW w:type="dxa" w:w="1210"/>
+            <w:shd w:val="clear" w:color="auto" w:fill="EAF0EE"/>
+          </w:tcPr>
+          <w:p>
+            <w:pPr>
+              <w:spacing w:after="20"/>
+            </w:pPr>
+            <w:r>
+              <w:rPr>
+                <w:b/>
+                <w:color w:val="1C3A36"/>
+                <w:sz w:val="17"/>
+              </w:rPr>
+              <w:t>FY2025A</w:t>
+            </w:r>
+          </w:p>
+        </w:tc>
+        <w:tc>
+          <w:tcPr>
+            <w:tcW w:type="dxa" w:w="1210"/>
+            <w:shd w:val="clear" w:color="auto" w:fill="EAF0EE"/>
+          </w:tcPr>
+          <w:p>
+            <w:pPr>
+              <w:spacing w:after="20"/>
+            </w:pPr>
+            <w:r>
+              <w:rPr>
+                <w:b/>
+                <w:color w:val="1C3A36"/>
+                <w:sz w:val="17"/>
+              </w:rPr>
+              <w:t>FY2026E</w:t>
+            </w:r>
+          </w:p>
+        </w:tc>
+        <w:tc>
+          <w:tcPr>
+            <w:tcW w:type="dxa" w:w="1210"/>
+            <w:shd w:val="clear" w:color="auto" w:fill="EAF0EE"/>
+          </w:tcPr>
+          <w:p>
+            <w:pPr>
+              <w:spacing w:after="20"/>
+            </w:pPr>
+            <w:r>
+              <w:rPr>
+                <w:b/>
+                <w:color w:val="1C3A36"/>
+                <w:sz w:val="17"/>
+              </w:rPr>
+              <w:t>FY2027E</w:t>
+            </w:r>
+          </w:p>
+        </w:tc>
+        <w:tc>
+          <w:tcPr>
+            <w:tcW w:type="dxa" w:w="1210"/>
+            <w:shd w:val="clear" w:color="auto" w:fill="EAF0EE"/>
+          </w:tcPr>
+          <w:p>
+            <w:pPr>
+              <w:spacing w:after="20"/>
+            </w:pPr>
+            <w:r>
+              <w:rPr>
+                <w:b/>
+                <w:color w:val="1C3A36"/>
+                <w:sz w:val="17"/>
+              </w:rPr>
+              <w:t>FY2028E</w:t>
+            </w:r>
+          </w:p>
+        </w:tc>
+        <w:tc>
+          <w:tcPr>
+            <w:tcW w:type="dxa" w:w="1210"/>
+            <w:shd w:val="clear" w:color="auto" w:fill="EAF0EE"/>
+          </w:tcPr>
+          <w:p>
+            <w:pPr>
+              <w:spacing w:after="20"/>
+            </w:pPr>
+            <w:r>
+              <w:rPr>
+                <w:b/>
+                <w:color w:val="1C3A36"/>
+                <w:sz w:val="17"/>
+              </w:rPr>
+              <w:t>FY2029E</w:t>
+            </w:r>
+          </w:p>
+        </w:tc>
+        <w:tc>
+          <w:tcPr>
+            <w:tcW w:type="dxa" w:w="1210"/>
+            <w:shd w:val="clear" w:color="auto" w:fill="EAF0EE"/>
+          </w:tcPr>
+          <w:p>
+            <w:pPr>
+              <w:spacing w:after="20"/>
+            </w:pPr>
+            <w:r>
+              <w:rPr>
+                <w:b/>
+                <w:color w:val="1C3A36"/>
+                <w:sz w:val="17"/>
+              </w:rPr>
+              <w:t>FY2030E</w:t>
+            </w:r>
+          </w:p>
+        </w:tc>
+      </w:tr>
+      <w:tr>
+        <w:tc>
+          <w:tcPr>
+            <w:tcW w:type="dxa" w:w="2448"/>
+          </w:tcPr>
+          <w:p>
+            <w:pPr>
+              <w:spacing w:after="20"/>
+            </w:pPr>
+            <w:r>
+              <w:rPr>
+                <w:color w:val="1C3A36"/>
+                <w:sz w:val="17"/>
+              </w:rPr>
+              <w:t>Revenue</w:t>
+            </w:r>
+          </w:p>
+        </w:tc>
+        <w:tc>
+          <w:tcPr>
+            <w:tcW w:type="dxa" w:w="1210"/>
+          </w:tcPr>
+          <w:p>
+            <w:pPr>
+              <w:spacing w:after="20"/>
+              <w:jc w:val="right"/>
+            </w:pPr>
+            <w:r>
+              <w:rPr>
+                <w:color w:val="1C3A36"/>
+                <w:sz w:val="17"/>
+              </w:rPr>
+              <w:t>9,091</w:t>
+            </w:r>
+          </w:p>
+        </w:tc>
+        <w:tc>
+          <w:tcPr>
+            <w:tcW w:type="dxa" w:w="1210"/>
+          </w:tcPr>
+          <w:p>
+            <w:pPr>
+              <w:spacing w:after="20"/>
+              <w:jc w:val="right"/>
+            </w:pPr>
+            <w:r>
+              <w:rPr>
+                <w:color w:val="1C3A36"/>
+                <w:sz w:val="17"/>
+              </w:rPr>
+              <w:t>9,676</w:t>
+            </w:r>
+          </w:p>
+        </w:tc>
+        <w:tc>
+          <w:tcPr>
+            <w:tcW w:type="dxa" w:w="1210"/>
+          </w:tcPr>
+          <w:p>
+            <w:pPr>
+              <w:spacing w:after="20"/>
+              <w:jc w:val="right"/>
+            </w:pPr>
+            <w:r>
+              <w:rPr>
+                <w:color w:val="1C3A36"/>
+                <w:sz w:val="17"/>
+              </w:rPr>
+              <w:t>10,309</w:t>
+            </w:r>
+          </w:p>
+        </w:tc>
+        <w:tc>
+          <w:tcPr>
+            <w:tcW w:type="dxa" w:w="1210"/>
+          </w:tcPr>
+          <w:p>
+            <w:pPr>
+              <w:spacing w:after="20"/>
+              <w:jc w:val="right"/>
+            </w:pPr>
+            <w:r>
+              <w:rPr>
+                <w:color w:val="1C3A36"/>
+                <w:sz w:val="17"/>
+              </w:rPr>
+              <w:t>11,026</w:t>
+            </w:r>
+          </w:p>
+        </w:tc>
+        <w:tc>
+          <w:tcPr>
+            <w:tcW w:type="dxa" w:w="1210"/>
+          </w:tcPr>
+          <w:p>
+            <w:pPr>
+              <w:spacing w:after="20"/>
+              <w:jc w:val="right"/>
+            </w:pPr>
+            <w:r>
+              <w:rPr>
+                <w:color w:val="1C3A36"/>
+                <w:sz w:val="17"/>
+              </w:rPr>
+              <w:t>11,842</w:t>
+            </w:r>
+          </w:p>
+        </w:tc>
+        <w:tc>
+          <w:tcPr>
+            <w:tcW w:type="dxa" w:w="1210"/>
+          </w:tcPr>
+          <w:p>
+            <w:pPr>
+              <w:spacing w:after="20"/>
+              <w:jc w:val="right"/>
+            </w:pPr>
+            <w:r>
+              <w:rPr>
+                <w:color w:val="1C3A36"/>
+                <w:sz w:val="17"/>
+              </w:rPr>
+              <w:t>12,669</w:t>
+            </w:r>
+          </w:p>
+        </w:tc>
+      </w:tr>
+      <w:tr>
+        <w:tc>
+          <w:tcPr>
+            <w:tcW w:type="dxa" w:w="2448"/>
+          </w:tcPr>
+          <w:p>
+            <w:pPr>
+              <w:spacing w:after="20"/>
+            </w:pPr>
+            <w:r>
+              <w:rPr>
+                <w:color w:val="1C3A36"/>
+                <w:sz w:val="17"/>
+              </w:rPr>
+              <w:t>Variable cost</w:t>
+            </w:r>
+          </w:p>
+        </w:tc>
+        <w:tc>
+          <w:tcPr>
+            <w:tcW w:type="dxa" w:w="1210"/>
+          </w:tcPr>
+          <w:p>
+            <w:pPr>
+              <w:spacing w:after="20"/>
+              <w:jc w:val="right"/>
+            </w:pPr>
+            <w:r>
+              <w:rPr>
+                <w:color w:val="1C3A36"/>
+                <w:sz w:val="17"/>
+              </w:rPr>
+              <w:t>3,228</w:t>
+            </w:r>
+          </w:p>
+        </w:tc>
+        <w:tc>
+          <w:tcPr>
+            <w:tcW w:type="dxa" w:w="1210"/>
+          </w:tcPr>
+          <w:p>
+            <w:pPr>
+              <w:spacing w:after="20"/>
+              <w:jc w:val="right"/>
+            </w:pPr>
+            <w:r>
+              <w:rPr>
+                <w:color w:val="1C3A36"/>
+                <w:sz w:val="17"/>
+              </w:rPr>
+              <w:t>3,610</w:t>
+            </w:r>
+          </w:p>
+        </w:tc>
+        <w:tc>
+          <w:tcPr>
+            <w:tcW w:type="dxa" w:w="1210"/>
+          </w:tcPr>
+          <w:p>
+            <w:pPr>
+              <w:spacing w:after="20"/>
+              <w:jc w:val="right"/>
+            </w:pPr>
+            <w:r>
+              <w:rPr>
+                <w:color w:val="1C3A36"/>
+                <w:sz w:val="17"/>
+              </w:rPr>
+              <w:t>4,022</w:t>
+            </w:r>
+          </w:p>
+        </w:tc>
+        <w:tc>
+          <w:tcPr>
+            <w:tcW w:type="dxa" w:w="1210"/>
+          </w:tcPr>
+          <w:p>
+            <w:pPr>
+              <w:spacing w:after="20"/>
+              <w:jc w:val="right"/>
+            </w:pPr>
+            <w:r>
+              <w:rPr>
+                <w:color w:val="1C3A36"/>
+                <w:sz w:val="17"/>
+              </w:rPr>
+              <w:t>4,390</w:t>
+            </w:r>
+          </w:p>
+        </w:tc>
+        <w:tc>
+          <w:tcPr>
+            <w:tcW w:type="dxa" w:w="1210"/>
+          </w:tcPr>
+          <w:p>
+            <w:pPr>
+              <w:spacing w:after="20"/>
+              <w:jc w:val="right"/>
+            </w:pPr>
+            <w:r>
+              <w:rPr>
+                <w:color w:val="1C3A36"/>
+                <w:sz w:val="17"/>
+              </w:rPr>
+              <w:t>4,742</w:t>
+            </w:r>
+          </w:p>
+        </w:tc>
+        <w:tc>
+          <w:tcPr>
+            <w:tcW w:type="dxa" w:w="1210"/>
+          </w:tcPr>
+          <w:p>
+            <w:pPr>
+              <w:spacing w:after="20"/>
+              <w:jc w:val="right"/>
+            </w:pPr>
+            <w:r>
+              <w:rPr>
+                <w:color w:val="1C3A36"/>
+                <w:sz w:val="17"/>
+              </w:rPr>
+              <w:t>5,094</w:t>
+            </w:r>
+          </w:p>
+        </w:tc>
+      </w:tr>
+      <w:tr>
+        <w:tc>
+          <w:tcPr>
+            <w:tcW w:type="dxa" w:w="2448"/>
+          </w:tcPr>
+          <w:p>
+            <w:pPr>
+              <w:spacing w:after="20"/>
+            </w:pPr>
+            <w:r>
+              <w:rPr>
+                <w:color w:val="1C3A36"/>
+                <w:sz w:val="17"/>
+              </w:rPr>
+              <w:t>Fixed cost</w:t>
+            </w:r>
+          </w:p>
+        </w:tc>
+        <w:tc>
+          <w:tcPr>
+            <w:tcW w:type="dxa" w:w="1210"/>
+          </w:tcPr>
+          <w:p>
+            <w:pPr>
+              <w:spacing w:after="20"/>
+              <w:jc w:val="right"/>
+            </w:pPr>
+            <w:r>
+              <w:rPr>
+                <w:color w:val="1C3A36"/>
+                <w:sz w:val="17"/>
+              </w:rPr>
+              <w:t>2,763</w:t>
+            </w:r>
+          </w:p>
+        </w:tc>
+        <w:tc>
+          <w:tcPr>
+            <w:tcW w:type="dxa" w:w="1210"/>
+          </w:tcPr>
+          <w:p>
+            <w:pPr>
+              <w:spacing w:after="20"/>
+              <w:jc w:val="right"/>
+            </w:pPr>
+            <w:r>
+              <w:rPr>
+                <w:color w:val="1C3A36"/>
+                <w:sz w:val="17"/>
+              </w:rPr>
+              <w:t>3,150</w:t>
+            </w:r>
+          </w:p>
+        </w:tc>
+        <w:tc>
+          <w:tcPr>
+            <w:tcW w:type="dxa" w:w="1210"/>
+          </w:tcPr>
+          <w:p>
+            <w:pPr>
+              <w:spacing w:after="20"/>
+              <w:jc w:val="right"/>
+            </w:pPr>
+            <w:r>
+              <w:rPr>
+                <w:color w:val="1C3A36"/>
+                <w:sz w:val="17"/>
+              </w:rPr>
+              <w:t>3,495</w:t>
+            </w:r>
+          </w:p>
+        </w:tc>
+        <w:tc>
+          <w:tcPr>
+            <w:tcW w:type="dxa" w:w="1210"/>
+          </w:tcPr>
+          <w:p>
+            <w:pPr>
+              <w:spacing w:after="20"/>
+              <w:jc w:val="right"/>
+            </w:pPr>
+            <w:r>
+              <w:rPr>
+                <w:color w:val="1C3A36"/>
+                <w:sz w:val="17"/>
+              </w:rPr>
+              <w:t>3,771</w:t>
+            </w:r>
+          </w:p>
+        </w:tc>
+        <w:tc>
+          <w:tcPr>
+            <w:tcW w:type="dxa" w:w="1210"/>
+          </w:tcPr>
+          <w:p>
+            <w:pPr>
+              <w:spacing w:after="20"/>
+              <w:jc w:val="right"/>
+            </w:pPr>
+            <w:r>
+              <w:rPr>
+                <w:color w:val="1C3A36"/>
+                <w:sz w:val="17"/>
+              </w:rPr>
+              <w:t>4,006</w:t>
+            </w:r>
+          </w:p>
+        </w:tc>
+        <w:tc>
+          <w:tcPr>
+            <w:tcW w:type="dxa" w:w="1210"/>
+          </w:tcPr>
+          <w:p>
+            <w:pPr>
+              <w:spacing w:after="20"/>
+              <w:jc w:val="right"/>
+            </w:pPr>
+            <w:r>
+              <w:rPr>
+                <w:color w:val="1C3A36"/>
+                <w:sz w:val="17"/>
+              </w:rPr>
+              <w:t>4,227</w:t>
+            </w:r>
+          </w:p>
+        </w:tc>
+      </w:tr>
+      <w:tr>
+        <w:tc>
+          <w:tcPr>
+            <w:tcW w:type="dxa" w:w="2448"/>
+            <w:shd w:val="clear" w:color="auto" w:fill="F6F1E6"/>
+          </w:tcPr>
+          <w:p>
+            <w:pPr>
+              <w:spacing w:after="20"/>
+            </w:pPr>
+            <w:r>
+              <w:rPr>
+                <w:b/>
+                <w:color w:val="1C3A36"/>
+                <w:sz w:val="17"/>
+              </w:rPr>
+              <w:t>EBITDA — an OUTPUT</w:t>
+            </w:r>
+          </w:p>
+        </w:tc>
+        <w:tc>
+          <w:tcPr>
+            <w:tcW w:type="dxa" w:w="1210"/>
+            <w:shd w:val="clear" w:color="auto" w:fill="F6F1E6"/>
+          </w:tcPr>
+          <w:p>
+            <w:pPr>
+              <w:spacing w:after="20"/>
+              <w:jc w:val="right"/>
+            </w:pPr>
+            <w:r>
+              <w:rPr>
+                <w:b/>
+                <w:color w:val="1C3A36"/>
+                <w:sz w:val="17"/>
+              </w:rPr>
+              <w:t>3,100</w:t>
+            </w:r>
+          </w:p>
+        </w:tc>
+        <w:tc>
+          <w:tcPr>
+            <w:tcW w:type="dxa" w:w="1210"/>
+            <w:shd w:val="clear" w:color="auto" w:fill="F6F1E6"/>
+          </w:tcPr>
+          <w:p>
+            <w:pPr>
+              <w:spacing w:after="20"/>
+              <w:jc w:val="right"/>
+            </w:pPr>
+            <w:r>
+              <w:rPr>
+                <w:b/>
+                <w:color w:val="1C3A36"/>
+                <w:sz w:val="17"/>
+              </w:rPr>
+              <w:t>2,916</w:t>
+            </w:r>
+          </w:p>
+        </w:tc>
+        <w:tc>
+          <w:tcPr>
+            <w:tcW w:type="dxa" w:w="1210"/>
+            <w:shd w:val="clear" w:color="auto" w:fill="F6F1E6"/>
+          </w:tcPr>
+          <w:p>
+            <w:pPr>
+              <w:spacing w:after="20"/>
+              <w:jc w:val="right"/>
+            </w:pPr>
+            <w:r>
+              <w:rPr>
+                <w:b/>
+                <w:color w:val="1C3A36"/>
+                <w:sz w:val="17"/>
+              </w:rPr>
+              <w:t>2,792</w:t>
+            </w:r>
+          </w:p>
+        </w:tc>
+        <w:tc>
+          <w:tcPr>
+            <w:tcW w:type="dxa" w:w="1210"/>
+            <w:shd w:val="clear" w:color="auto" w:fill="F6F1E6"/>
+          </w:tcPr>
+          <w:p>
+            <w:pPr>
+              <w:spacing w:after="20"/>
+              <w:jc w:val="right"/>
+            </w:pPr>
+            <w:r>
+              <w:rPr>
+                <w:b/>
+                <w:color w:val="1C3A36"/>
+                <w:sz w:val="17"/>
+              </w:rPr>
+              <w:t>2,865</w:t>
+            </w:r>
+          </w:p>
+        </w:tc>
+        <w:tc>
+          <w:tcPr>
+            <w:tcW w:type="dxa" w:w="1210"/>
+            <w:shd w:val="clear" w:color="auto" w:fill="F6F1E6"/>
+          </w:tcPr>
+          <w:p>
+            <w:pPr>
+              <w:spacing w:after="20"/>
+              <w:jc w:val="right"/>
+            </w:pPr>
+            <w:r>
+              <w:rPr>
+                <w:b/>
+                <w:color w:val="1C3A36"/>
+                <w:sz w:val="17"/>
+              </w:rPr>
+              <w:t>3,094</w:t>
+            </w:r>
+          </w:p>
+        </w:tc>
+        <w:tc>
+          <w:tcPr>
+            <w:tcW w:type="dxa" w:w="1210"/>
+            <w:shd w:val="clear" w:color="auto" w:fill="F6F1E6"/>
+          </w:tcPr>
+          <w:p>
+            <w:pPr>
+              <w:spacing w:after="20"/>
+              <w:jc w:val="right"/>
+            </w:pPr>
+            <w:r>
+              <w:rPr>
+                <w:b/>
+                <w:color w:val="1C3A36"/>
+                <w:sz w:val="17"/>
+              </w:rPr>
+              <w:t>3,348</w:t>
+            </w:r>
+          </w:p>
+        </w:tc>
+      </w:tr>
+      <w:tr>
+        <w:tc>
+          <w:tcPr>
+            <w:tcW w:type="dxa" w:w="2448"/>
+          </w:tcPr>
+          <w:p>
+            <w:pPr>
+              <w:spacing w:after="20"/>
+            </w:pPr>
+            <w:r>
+              <w:rPr>
+                <w:color w:val="1C3A36"/>
+                <w:sz w:val="17"/>
+              </w:rPr>
+              <w:t>EBITDA margin</w:t>
+            </w:r>
+          </w:p>
+        </w:tc>
+        <w:tc>
+          <w:tcPr>
+            <w:tcW w:type="dxa" w:w="1210"/>
+          </w:tcPr>
+          <w:p>
+            <w:pPr>
+              <w:spacing w:after="20"/>
+              <w:jc w:val="right"/>
+            </w:pPr>
+            <w:r>
+              <w:rPr>
+                <w:color w:val="1C3A36"/>
+                <w:sz w:val="17"/>
+              </w:rPr>
+              <w:t>34.1%</w:t>
+            </w:r>
+          </w:p>
+        </w:tc>
+        <w:tc>
+          <w:tcPr>
+            <w:tcW w:type="dxa" w:w="1210"/>
+          </w:tcPr>
+          <w:p>
+            <w:pPr>
+              <w:spacing w:after="20"/>
+              <w:jc w:val="right"/>
+            </w:pPr>
+            <w:r>
+              <w:rPr>
+                <w:color w:val="1C3A36"/>
+                <w:sz w:val="17"/>
+              </w:rPr>
+              <w:t>30.1%</w:t>
+            </w:r>
+          </w:p>
+        </w:tc>
+        <w:tc>
+          <w:tcPr>
+            <w:tcW w:type="dxa" w:w="1210"/>
+          </w:tcPr>
+          <w:p>
+            <w:pPr>
+              <w:spacing w:after="20"/>
+              <w:jc w:val="right"/>
+            </w:pPr>
+            <w:r>
+              <w:rPr>
+                <w:color w:val="1C3A36"/>
+                <w:sz w:val="17"/>
+              </w:rPr>
+              <w:t>27.1%</w:t>
+            </w:r>
+          </w:p>
+        </w:tc>
+        <w:tc>
+          <w:tcPr>
+            <w:tcW w:type="dxa" w:w="1210"/>
+          </w:tcPr>
+          <w:p>
+            <w:pPr>
+              <w:spacing w:after="20"/>
+              <w:jc w:val="right"/>
+            </w:pPr>
+            <w:r>
+              <w:rPr>
+                <w:color w:val="1C3A36"/>
+                <w:sz w:val="17"/>
+              </w:rPr>
+              <w:t>26.0%</w:t>
+            </w:r>
+          </w:p>
+        </w:tc>
+        <w:tc>
+          <w:tcPr>
+            <w:tcW w:type="dxa" w:w="1210"/>
+          </w:tcPr>
+          <w:p>
+            <w:pPr>
+              <w:spacing w:after="20"/>
+              <w:jc w:val="right"/>
+            </w:pPr>
+            <w:r>
+              <w:rPr>
+                <w:color w:val="1C3A36"/>
+                <w:sz w:val="17"/>
+              </w:rPr>
+              <w:t>26.1%</w:t>
+            </w:r>
+          </w:p>
+        </w:tc>
+        <w:tc>
+          <w:tcPr>
+            <w:tcW w:type="dxa" w:w="1210"/>
+          </w:tcPr>
+          <w:p>
+            <w:pPr>
+              <w:spacing w:after="20"/>
+              <w:jc w:val="right"/>
+            </w:pPr>
+            <w:r>
+              <w:rPr>
+                <w:color w:val="1C3A36"/>
+                <w:sz w:val="17"/>
+              </w:rPr>
+              <w:t>26.4%</w:t>
+            </w:r>
+          </w:p>
+        </w:tc>
+      </w:tr>
+    </w:tbl>
+    <w:p>
+      <w:pPr>
+        <w:spacing w:after="40"/>
+      </w:pPr>
+    </w:p>
+    <w:p>
+      <w:pPr>
+        <w:spacing w:after="200" w:before="0"/>
+      </w:pPr>
+      <w:r>
+        <w:rPr>
+          <w:b w:val="0"/>
+          <w:i/>
+          <w:color w:val="6E7B77"/>
+          <w:sz w:val="17"/>
+        </w:rPr>
+        <w:t>Table 11 — And the result. The FY2026 margin is not chosen; it emerges from the cost stack meeting the price path.</w:t>
+      </w:r>
+    </w:p>
+    <w:p>
+      <w:pPr>
+        <w:spacing w:after="80" w:before="200"/>
+      </w:pPr>
+      <w:r>
+        <w:rPr>
+          <w:b/>
+          <w:i w:val="0"/>
+          <w:color w:val="1C3A36"/>
+          <w:sz w:val="24"/>
+        </w:rPr>
+        <w:t>Does the build reproduce the company? A test that can fail</w:t>
       </w:r>
     </w:p>
     <w:p>
@@ -7202,7 +8643,306 @@
           <w:color w:val="1C3A36"/>
           <w:sz w:val="21"/>
         </w:rPr>
-        <w:t>The price path is the part that deserves scrutiny. Nominal realised prices rise 4.5% to 6.0% a year across the forecast. Against Egyptian inflation running near 16% in 2026 and easing toward the central bank's 7% and then 5% targets, that is a real price decline in every single year. That is not pessimism for its own sake; it is what a supply glut does to pricing power, and the next section names the specific mechanism.</w:t>
+        <w:t>A driver build is only worth having if it can be wrong. Nothing above was solved to match the accounts — every cost driver is an independent physical or market norm — so the comparison below is a genuine test rather than a restatement.</w:t>
+      </w:r>
+    </w:p>
+    <w:tbl>
+      <w:tblPr>
+        <w:tblW w:type="auto" w:w="0"/>
+        <w:jc w:val="center"/>
+        <w:tblLook w:firstColumn="1" w:firstRow="1" w:lastColumn="0" w:lastRow="0" w:noHBand="0" w:noVBand="1" w:val="04A0"/>
+        <w:tblLayout w:type="fixed"/>
+        <w:tblCellMar>
+          <w:top w:w="40" w:type="dxa"/>
+          <w:left w:w="90" w:type="dxa"/>
+          <w:bottom w:w="40" w:type="dxa"/>
+          <w:right w:w="90" w:type="dxa"/>
+        </w:tblCellMar>
+        <w:tblBorders>
+          <w:top w:val="single" w:sz="4" w:space="0" w:color="C9D4D1"/>
+          <w:left w:val="single" w:sz="4" w:space="0" w:color="C9D4D1"/>
+          <w:bottom w:val="single" w:sz="4" w:space="0" w:color="C9D4D1"/>
+          <w:right w:val="single" w:sz="4" w:space="0" w:color="C9D4D1"/>
+          <w:insideH w:val="single" w:sz="4" w:space="0" w:color="C9D4D1"/>
+          <w:insideV w:val="single" w:sz="4" w:space="0" w:color="C9D4D1"/>
+        </w:tblBorders>
+        <w:tblLayout w:type="fixed"/>
+      </w:tblPr>
+      <w:tblGrid>
+        <w:gridCol w:w="3456"/>
+        <w:gridCol w:w="2232"/>
+        <w:gridCol w:w="2232"/>
+        <w:gridCol w:w="1872"/>
+      </w:tblGrid>
+      <w:tr>
+        <w:tc>
+          <w:tcPr>
+            <w:tcW w:type="dxa" w:w="3456"/>
+            <w:shd w:val="clear" w:color="auto" w:fill="EAF0EE"/>
+          </w:tcPr>
+          <w:p>
+            <w:pPr>
+              <w:spacing w:after="20"/>
+            </w:pPr>
+            <w:r>
+              <w:rPr>
+                <w:b/>
+                <w:color w:val="1C3A36"/>
+                <w:sz w:val="18"/>
+              </w:rPr>
+            </w:r>
+          </w:p>
+        </w:tc>
+        <w:tc>
+          <w:tcPr>
+            <w:tcW w:type="dxa" w:w="2232"/>
+            <w:shd w:val="clear" w:color="auto" w:fill="EAF0EE"/>
+          </w:tcPr>
+          <w:p>
+            <w:pPr>
+              <w:spacing w:after="20"/>
+            </w:pPr>
+            <w:r>
+              <w:rPr>
+                <w:b/>
+                <w:color w:val="1C3A36"/>
+                <w:sz w:val="18"/>
+              </w:rPr>
+              <w:t>Bottom-up build</w:t>
+            </w:r>
+          </w:p>
+        </w:tc>
+        <w:tc>
+          <w:tcPr>
+            <w:tcW w:type="dxa" w:w="2232"/>
+            <w:shd w:val="clear" w:color="auto" w:fill="EAF0EE"/>
+          </w:tcPr>
+          <w:p>
+            <w:pPr>
+              <w:spacing w:after="20"/>
+            </w:pPr>
+            <w:r>
+              <w:rPr>
+                <w:b/>
+                <w:color w:val="1C3A36"/>
+                <w:sz w:val="18"/>
+              </w:rPr>
+              <w:t>The company</w:t>
+            </w:r>
+          </w:p>
+        </w:tc>
+        <w:tc>
+          <w:tcPr>
+            <w:tcW w:type="dxa" w:w="1872"/>
+            <w:shd w:val="clear" w:color="auto" w:fill="EAF0EE"/>
+          </w:tcPr>
+          <w:p>
+            <w:pPr>
+              <w:spacing w:after="20"/>
+            </w:pPr>
+            <w:r>
+              <w:rPr>
+                <w:b/>
+                <w:color w:val="1C3A36"/>
+                <w:sz w:val="18"/>
+              </w:rPr>
+              <w:t>Difference</w:t>
+            </w:r>
+          </w:p>
+        </w:tc>
+      </w:tr>
+      <w:tr>
+        <w:tc>
+          <w:tcPr>
+            <w:tcW w:type="dxa" w:w="3456"/>
+          </w:tcPr>
+          <w:p>
+            <w:pPr>
+              <w:spacing w:after="20"/>
+            </w:pPr>
+            <w:r>
+              <w:rPr>
+                <w:color w:val="1C3A36"/>
+                <w:sz w:val="18"/>
+              </w:rPr>
+              <w:t>FY2025 revenue (EGP mn)</w:t>
+            </w:r>
+          </w:p>
+        </w:tc>
+        <w:tc>
+          <w:tcPr>
+            <w:tcW w:type="dxa" w:w="2232"/>
+          </w:tcPr>
+          <w:p>
+            <w:pPr>
+              <w:spacing w:after="20"/>
+              <w:jc w:val="right"/>
+            </w:pPr>
+            <w:r>
+              <w:rPr>
+                <w:color w:val="1C3A36"/>
+                <w:sz w:val="18"/>
+              </w:rPr>
+              <w:t>9,091</w:t>
+            </w:r>
+          </w:p>
+        </w:tc>
+        <w:tc>
+          <w:tcPr>
+            <w:tcW w:type="dxa" w:w="2232"/>
+          </w:tcPr>
+          <w:p>
+            <w:pPr>
+              <w:spacing w:after="20"/>
+              <w:jc w:val="right"/>
+            </w:pPr>
+            <w:r>
+              <w:rPr>
+                <w:color w:val="1C3A36"/>
+                <w:sz w:val="18"/>
+              </w:rPr>
+              <w:t>9,090</w:t>
+            </w:r>
+          </w:p>
+        </w:tc>
+        <w:tc>
+          <w:tcPr>
+            <w:tcW w:type="dxa" w:w="1872"/>
+          </w:tcPr>
+          <w:p>
+            <w:pPr>
+              <w:spacing w:after="20"/>
+              <w:jc w:val="right"/>
+            </w:pPr>
+            <w:r>
+              <w:rPr>
+                <w:color w:val="1C3A36"/>
+                <w:sz w:val="18"/>
+              </w:rPr>
+              <w:t>+0.01%</w:t>
+            </w:r>
+          </w:p>
+        </w:tc>
+      </w:tr>
+      <w:tr>
+        <w:tc>
+          <w:tcPr>
+            <w:tcW w:type="dxa" w:w="3456"/>
+          </w:tcPr>
+          <w:p>
+            <w:pPr>
+              <w:spacing w:after="20"/>
+            </w:pPr>
+            <w:r>
+              <w:rPr>
+                <w:color w:val="1C3A36"/>
+                <w:sz w:val="18"/>
+              </w:rPr>
+              <w:t>FY2025 EBITDA (EGP mn)</w:t>
+            </w:r>
+          </w:p>
+        </w:tc>
+        <w:tc>
+          <w:tcPr>
+            <w:tcW w:type="dxa" w:w="2232"/>
+          </w:tcPr>
+          <w:p>
+            <w:pPr>
+              <w:spacing w:after="20"/>
+              <w:jc w:val="right"/>
+            </w:pPr>
+            <w:r>
+              <w:rPr>
+                <w:color w:val="1C3A36"/>
+                <w:sz w:val="18"/>
+              </w:rPr>
+              <w:t>3,100</w:t>
+            </w:r>
+          </w:p>
+        </w:tc>
+        <w:tc>
+          <w:tcPr>
+            <w:tcW w:type="dxa" w:w="2232"/>
+          </w:tcPr>
+          <w:p>
+            <w:pPr>
+              <w:spacing w:after="20"/>
+              <w:jc w:val="right"/>
+            </w:pPr>
+            <w:r>
+              <w:rPr>
+                <w:color w:val="1C3A36"/>
+                <w:sz w:val="18"/>
+              </w:rPr>
+              <w:t>3,058</w:t>
+            </w:r>
+          </w:p>
+        </w:tc>
+        <w:tc>
+          <w:tcPr>
+            <w:tcW w:type="dxa" w:w="1872"/>
+          </w:tcPr>
+          <w:p>
+            <w:pPr>
+              <w:spacing w:after="20"/>
+              <w:jc w:val="right"/>
+            </w:pPr>
+            <w:r>
+              <w:rPr>
+                <w:color w:val="1C3A36"/>
+                <w:sz w:val="18"/>
+              </w:rPr>
+              <w:t>+1.36%</w:t>
+            </w:r>
+          </w:p>
+        </w:tc>
+      </w:tr>
+    </w:tbl>
+    <w:p>
+      <w:pPr>
+        <w:spacing w:after="40"/>
+      </w:pPr>
+    </w:p>
+    <w:p>
+      <w:pPr>
+        <w:spacing w:after="200" w:before="0"/>
+      </w:pPr>
+      <w:r>
+        <w:rPr>
+          <w:b w:val="0"/>
+          <w:i/>
+          <w:color w:val="6E7B77"/>
+          <w:sz w:val="17"/>
+        </w:rPr>
+        <w:t>Table 12 — The validation. The right-hand column is EBITDA implied by closing the disclosed profit at the effective tax rate on the reported cash balance.</w:t>
+      </w:r>
+    </w:p>
+    <w:p>
+      <w:pPr>
+        <w:spacing w:after="120" w:before="0"/>
+      </w:pPr>
+      <w:r>
+        <w:rPr>
+          <w:b w:val="0"/>
+          <w:i w:val="0"/>
+          <w:color w:val="1C3A36"/>
+          <w:sz w:val="21"/>
+        </w:rPr>
+        <w:t>It is worth being explicit about why this matters. A build that solved realised price as revenue divided by volume would reproduce revenue exactly — for any volume assumption whatsoever — because price would be the plug. That is an identity, not a check. Here volume comes from capacity and utilisation, price comes from the market, and revenue is the product; if either were wrong the difference above would show it.</w:t>
+      </w:r>
+    </w:p>
+    <w:p>
+      <w:pPr>
+        <w:spacing w:after="120" w:before="0"/>
+      </w:pPr>
+      <w:r>
+        <w:rPr>
+          <w:b w:val="0"/>
+          <w:i w:val="0"/>
+          <w:color w:val="1C3A36"/>
+          <w:sz w:val="21"/>
+        </w:rPr>
+        <w:t>The price path deserves scrutiny. Nominal realised prices rise 4.5% to 6.0% a year across the forecast. Against Egyptian inflation running near 14% in 2026 and easing toward the central bank's 7% and then 5% targets, that is a REAL price decline in every single year — which is what a supply glut does to pricing power.</w:t>
       </w:r>
     </w:p>
     <w:p>
@@ -7293,7 +9033,7 @@
           <w:color w:val="1C3A36"/>
           <w:sz w:val="21"/>
         </w:rPr>
-        <w:t>Net cash of EGP 5,307 million is 37% of the market capitalisation. It is why profit after tax exceeds EBITDA — a cash pile earning Egyptian policy rates throws off more than the plant does in a weak year — and it is why the equity is far less risky than the operating business alone. It is also the lens with the most uncertainty attached, for reasons section 7 sets out.</w:t>
+        <w:t>Net cash of EGP 4,930 million is 37% of the market capitalisation. It is why profit after tax exceeds EBITDA — a cash pile earning Egyptian policy rates throws off more than the plant does in a weak year — and it is why the equity is far less risky than the operating business alone. It is also the lens with the most uncertainty attached, for reasons section 7 sets out.</w:t>
       </w:r>
     </w:p>
     <w:p>
@@ -7513,7 +9253,7 @@
                 <w:color w:val="1C3A36"/>
                 <w:sz w:val="18"/>
               </w:rPr>
-              <w:t>10.50%</w:t>
+              <w:t>12.50%</w:t>
             </w:r>
           </w:p>
         </w:tc>
@@ -7623,7 +9363,7 @@
                 <w:color w:val="1C3A36"/>
                 <w:sz w:val="18"/>
               </w:rPr>
-              <w:t>10.50%</w:t>
+              <w:t>12.50%</w:t>
             </w:r>
           </w:p>
         </w:tc>
@@ -7788,7 +9528,7 @@
                 <w:color w:val="1C3A36"/>
                 <w:sz w:val="18"/>
               </w:rPr>
-              <w:t>17.50%</w:t>
+              <w:t>20.86%</w:t>
             </w:r>
           </w:p>
         </w:tc>
@@ -7953,7 +9693,7 @@
                 <w:color w:val="1C3A36"/>
                 <w:sz w:val="18"/>
               </w:rPr>
-              <w:t>16.32%</w:t>
+              <w:t>19.01%</w:t>
             </w:r>
           </w:p>
         </w:tc>
@@ -8212,7 +9952,7 @@
                 <w:color w:val="1C3A36"/>
                 <w:sz w:val="18"/>
               </w:rPr>
-              <w:t>61.63</w:t>
+              <w:t>48.91</w:t>
             </w:r>
           </w:p>
         </w:tc>
@@ -8230,7 +9970,7 @@
                 <w:color w:val="1C3A36"/>
                 <w:sz w:val="18"/>
               </w:rPr>
-              <w:t>57.69</w:t>
+              <w:t>46.09</w:t>
             </w:r>
           </w:p>
         </w:tc>
@@ -8248,7 +9988,7 @@
                 <w:color w:val="1C3A36"/>
                 <w:sz w:val="18"/>
               </w:rPr>
-              <w:t>54.49</w:t>
+              <w:t>45.63</w:t>
             </w:r>
           </w:p>
         </w:tc>
@@ -8266,7 +10006,7 @@
                 <w:color w:val="1C3A36"/>
                 <w:sz w:val="18"/>
               </w:rPr>
-              <w:t>52.45</w:t>
+              <w:t>43.81</w:t>
             </w:r>
           </w:p>
         </w:tc>
@@ -8284,7 +10024,7 @@
                 <w:color w:val="1C3A36"/>
                 <w:sz w:val="18"/>
               </w:rPr>
-              <w:t>50.65</w:t>
+              <w:t>41.12</w:t>
             </w:r>
           </w:p>
         </w:tc>
@@ -8555,7 +10295,7 @@
                 <w:color w:val="1C3A36"/>
                 <w:sz w:val="18"/>
               </w:rPr>
-              <w:t>59.01</w:t>
+              <w:t>47.85</w:t>
             </w:r>
           </w:p>
         </w:tc>
@@ -8573,7 +10313,7 @@
                 <w:color w:val="1C3A36"/>
                 <w:sz w:val="18"/>
               </w:rPr>
-              <w:t>57.66</w:t>
+              <w:t>46.43</w:t>
             </w:r>
           </w:p>
         </w:tc>
@@ -8591,7 +10331,7 @@
                 <w:color w:val="1C3A36"/>
                 <w:sz w:val="18"/>
               </w:rPr>
-              <w:t>56.07</w:t>
+              <w:t>44.79</w:t>
             </w:r>
           </w:p>
         </w:tc>
@@ -8609,7 +10349,7 @@
                 <w:color w:val="1C3A36"/>
                 <w:sz w:val="18"/>
               </w:rPr>
-              <w:t>54.17</w:t>
+              <w:t>42.88</w:t>
             </w:r>
           </w:p>
         </w:tc>
@@ -8627,7 +10367,7 @@
                 <w:color w:val="1C3A36"/>
                 <w:sz w:val="18"/>
               </w:rPr>
-              <w:t>51.87</w:t>
+              <w:t>40.65</w:t>
             </w:r>
           </w:p>
         </w:tc>
@@ -8664,7 +10404,7 @@
                 <w:color w:val="1C3A36"/>
                 <w:sz w:val="18"/>
               </w:rPr>
-              <w:t>58.13</w:t>
+              <w:t>47.28</w:t>
             </w:r>
           </w:p>
         </w:tc>
@@ -8682,7 +10422,7 @@
                 <w:color w:val="1C3A36"/>
                 <w:sz w:val="18"/>
               </w:rPr>
-              <w:t>56.81</w:t>
+              <w:t>45.89</w:t>
             </w:r>
           </w:p>
         </w:tc>
@@ -8700,7 +10440,7 @@
                 <w:color w:val="1C3A36"/>
                 <w:sz w:val="18"/>
               </w:rPr>
-              <w:t>55.27</w:t>
+              <w:t>44.29</w:t>
             </w:r>
           </w:p>
         </w:tc>
@@ -8718,7 +10458,7 @@
                 <w:color w:val="1C3A36"/>
                 <w:sz w:val="18"/>
               </w:rPr>
-              <w:t>53.42</w:t>
+              <w:t>42.43</w:t>
             </w:r>
           </w:p>
         </w:tc>
@@ -8736,7 +10476,7 @@
                 <w:color w:val="1C3A36"/>
                 <w:sz w:val="18"/>
               </w:rPr>
-              <w:t>51.17</w:t>
+              <w:t>40.25</w:t>
             </w:r>
           </w:p>
         </w:tc>
@@ -8773,7 +10513,7 @@
                 <w:color w:val="1C3A36"/>
                 <w:sz w:val="18"/>
               </w:rPr>
-              <w:t>57.28</w:t>
+              <w:t>46.72</w:t>
             </w:r>
           </w:p>
         </w:tc>
@@ -8791,7 +10531,7 @@
                 <w:color w:val="1C3A36"/>
                 <w:sz w:val="18"/>
               </w:rPr>
-              <w:t>56.00</w:t>
+              <w:t>45.37</w:t>
             </w:r>
           </w:p>
         </w:tc>
@@ -8809,7 +10549,7 @@
                 <w:color w:val="1C3A36"/>
                 <w:sz w:val="18"/>
               </w:rPr>
-              <w:t>54.49</w:t>
+              <w:t>43.81</w:t>
             </w:r>
           </w:p>
         </w:tc>
@@ -8827,7 +10567,7 @@
                 <w:color w:val="1C3A36"/>
                 <w:sz w:val="18"/>
               </w:rPr>
-              <w:t>52.69</w:t>
+              <w:t>42.00</w:t>
             </w:r>
           </w:p>
         </w:tc>
@@ -8845,7 +10585,7 @@
                 <w:color w:val="1C3A36"/>
                 <w:sz w:val="18"/>
               </w:rPr>
-              <w:t>50.50</w:t>
+              <w:t>39.88</w:t>
             </w:r>
           </w:p>
         </w:tc>
@@ -8882,7 +10622,7 @@
                 <w:color w:val="1C3A36"/>
                 <w:sz w:val="18"/>
               </w:rPr>
-              <w:t>56.45</w:t>
+              <w:t>46.18</w:t>
             </w:r>
           </w:p>
         </w:tc>
@@ -8900,7 +10640,7 @@
                 <w:color w:val="1C3A36"/>
                 <w:sz w:val="18"/>
               </w:rPr>
-              <w:t>55.20</w:t>
+              <w:t>44.86</w:t>
             </w:r>
           </w:p>
         </w:tc>
@@ -8918,7 +10658,7 @@
                 <w:color w:val="1C3A36"/>
                 <w:sz w:val="18"/>
               </w:rPr>
-              <w:t>53.73</w:t>
+              <w:t>43.34</w:t>
             </w:r>
           </w:p>
         </w:tc>
@@ -8936,7 +10676,7 @@
                 <w:color w:val="1C3A36"/>
                 <w:sz w:val="18"/>
               </w:rPr>
-              <w:t>51.98</w:t>
+              <w:t>41.58</w:t>
             </w:r>
           </w:p>
         </w:tc>
@@ -8954,7 +10694,7 @@
                 <w:color w:val="1C3A36"/>
                 <w:sz w:val="18"/>
               </w:rPr>
-              <w:t>49.85</w:t>
+              <w:t>39.51</w:t>
             </w:r>
           </w:p>
         </w:tc>
@@ -8991,7 +10731,7 @@
                 <w:color w:val="1C3A36"/>
                 <w:sz w:val="18"/>
               </w:rPr>
-              <w:t>55.66</w:t>
+              <w:t>45.66</w:t>
             </w:r>
           </w:p>
         </w:tc>
@@ -9009,7 +10749,7 @@
                 <w:color w:val="1C3A36"/>
                 <w:sz w:val="18"/>
               </w:rPr>
-              <w:t>54.44</w:t>
+              <w:t>44.37</w:t>
             </w:r>
           </w:p>
         </w:tc>
@@ -9027,7 +10767,7 @@
                 <w:color w:val="1C3A36"/>
                 <w:sz w:val="18"/>
               </w:rPr>
-              <w:t>53.00</w:t>
+              <w:t>42.89</w:t>
             </w:r>
           </w:p>
         </w:tc>
@@ -9045,7 +10785,7 @@
                 <w:color w:val="1C3A36"/>
                 <w:sz w:val="18"/>
               </w:rPr>
-              <w:t>51.29</w:t>
+              <w:t>41.17</w:t>
             </w:r>
           </w:p>
         </w:tc>
@@ -9063,7 +10803,7 @@
                 <w:color w:val="1C3A36"/>
                 <w:sz w:val="18"/>
               </w:rPr>
-              <w:t>49.21</w:t>
+              <w:t>39.15</w:t>
             </w:r>
           </w:p>
         </w:tc>
@@ -9134,7 +10874,7 @@
                 <w:color w:val="1C3A36"/>
                 <w:sz w:val="18"/>
               </w:rPr>
-              <w:t>Explicit cost of capital</w:t>
+              <w:t>Net cash (EGP mn)</w:t>
             </w:r>
           </w:p>
         </w:tc>
@@ -9153,7 +10893,7 @@
                 <w:color w:val="1C3A36"/>
                 <w:sz w:val="18"/>
               </w:rPr>
-              <w:t>14.3%</w:t>
+              <w:t>3,430</w:t>
             </w:r>
           </w:p>
         </w:tc>
@@ -9172,7 +10912,7 @@
                 <w:color w:val="1C3A36"/>
                 <w:sz w:val="18"/>
               </w:rPr>
-              <w:t>15.3%</w:t>
+              <w:t>4,180</w:t>
             </w:r>
           </w:p>
         </w:tc>
@@ -9191,7 +10931,7 @@
                 <w:color w:val="1C3A36"/>
                 <w:sz w:val="18"/>
               </w:rPr>
-              <w:t>16.3%</w:t>
+              <w:t>4,930</w:t>
             </w:r>
           </w:p>
         </w:tc>
@@ -9210,7 +10950,7 @@
                 <w:color w:val="1C3A36"/>
                 <w:sz w:val="18"/>
               </w:rPr>
-              <w:t>17.3%</w:t>
+              <w:t>5,680</w:t>
             </w:r>
           </w:p>
         </w:tc>
@@ -9229,7 +10969,7 @@
                 <w:color w:val="1C3A36"/>
                 <w:sz w:val="18"/>
               </w:rPr>
-              <w:t>18.3%</w:t>
+              <w:t>6,430</w:t>
             </w:r>
           </w:p>
         </w:tc>
@@ -9248,7 +10988,7 @@
                 <w:color w:val="1C3A36"/>
                 <w:sz w:val="18"/>
               </w:rPr>
-              <w:t>25.30%</w:t>
+              <w:t>Fair value per share (EGP)</w:t>
             </w:r>
           </w:p>
         </w:tc>
@@ -9266,7 +11006,7 @@
                 <w:color w:val="1C3A36"/>
                 <w:sz w:val="18"/>
               </w:rPr>
-              <w:t>60.49</w:t>
+              <w:t>38.06</w:t>
             </w:r>
           </w:p>
         </w:tc>
@@ -9284,7 +11024,7 @@
                 <w:color w:val="1C3A36"/>
                 <w:sz w:val="18"/>
               </w:rPr>
-              <w:t>58.07</w:t>
+              <w:t>40.94</w:t>
             </w:r>
           </w:p>
         </w:tc>
@@ -9302,7 +11042,7 @@
                 <w:color w:val="1C3A36"/>
                 <w:sz w:val="18"/>
               </w:rPr>
-              <w:t>56.07</w:t>
+              <w:t>43.81</w:t>
             </w:r>
           </w:p>
         </w:tc>
@@ -9320,7 +11060,7 @@
                 <w:color w:val="1C3A36"/>
                 <w:sz w:val="18"/>
               </w:rPr>
-              <w:t>54.38</w:t>
+              <w:t>46.69</w:t>
             </w:r>
           </w:p>
         </w:tc>
@@ -9338,443 +11078,7 @@
                 <w:color w:val="1C3A36"/>
                 <w:sz w:val="18"/>
               </w:rPr>
-              <w:t>52.92</w:t>
-            </w:r>
-          </w:p>
-        </w:tc>
-      </w:tr>
-      <w:tr>
-        <w:tc>
-          <w:tcPr>
-            <w:tcW w:type="dxa" w:w="2736"/>
-          </w:tcPr>
-          <w:p>
-            <w:pPr>
-              <w:spacing w:after="20"/>
-            </w:pPr>
-            <w:r>
-              <w:rPr>
-                <w:color w:val="1C3A36"/>
-                <w:sz w:val="18"/>
-              </w:rPr>
-              <w:t>26.80%</w:t>
-            </w:r>
-          </w:p>
-        </w:tc>
-        <w:tc>
-          <w:tcPr>
-            <w:tcW w:type="dxa" w:w="1411"/>
-          </w:tcPr>
-          <w:p>
-            <w:pPr>
-              <w:spacing w:after="20"/>
-              <w:jc w:val="right"/>
-            </w:pPr>
-            <w:r>
-              <w:rPr>
-                <w:color w:val="1C3A36"/>
-                <w:sz w:val="18"/>
-              </w:rPr>
-              <w:t>59.56</w:t>
-            </w:r>
-          </w:p>
-        </w:tc>
-        <w:tc>
-          <w:tcPr>
-            <w:tcW w:type="dxa" w:w="1411"/>
-          </w:tcPr>
-          <w:p>
-            <w:pPr>
-              <w:spacing w:after="20"/>
-              <w:jc w:val="right"/>
-            </w:pPr>
-            <w:r>
-              <w:rPr>
-                <w:color w:val="1C3A36"/>
-                <w:sz w:val="18"/>
-              </w:rPr>
-              <w:t>57.22</w:t>
-            </w:r>
-          </w:p>
-        </w:tc>
-        <w:tc>
-          <w:tcPr>
-            <w:tcW w:type="dxa" w:w="1411"/>
-          </w:tcPr>
-          <w:p>
-            <w:pPr>
-              <w:spacing w:after="20"/>
-              <w:jc w:val="right"/>
-            </w:pPr>
-            <w:r>
-              <w:rPr>
-                <w:color w:val="1C3A36"/>
-                <w:sz w:val="18"/>
-              </w:rPr>
-              <w:t>55.27</w:t>
-            </w:r>
-          </w:p>
-        </w:tc>
-        <w:tc>
-          <w:tcPr>
-            <w:tcW w:type="dxa" w:w="1411"/>
-          </w:tcPr>
-          <w:p>
-            <w:pPr>
-              <w:spacing w:after="20"/>
-              <w:jc w:val="right"/>
-            </w:pPr>
-            <w:r>
-              <w:rPr>
-                <w:color w:val="1C3A36"/>
-                <w:sz w:val="18"/>
-              </w:rPr>
-              <w:t>53.62</w:t>
-            </w:r>
-          </w:p>
-        </w:tc>
-        <w:tc>
-          <w:tcPr>
-            <w:tcW w:type="dxa" w:w="1411"/>
-          </w:tcPr>
-          <w:p>
-            <w:pPr>
-              <w:spacing w:after="20"/>
-              <w:jc w:val="right"/>
-            </w:pPr>
-            <w:r>
-              <w:rPr>
-                <w:color w:val="1C3A36"/>
-                <w:sz w:val="18"/>
-              </w:rPr>
-              <w:t>52.20</w:t>
-            </w:r>
-          </w:p>
-        </w:tc>
-      </w:tr>
-      <w:tr>
-        <w:tc>
-          <w:tcPr>
-            <w:tcW w:type="dxa" w:w="2736"/>
-          </w:tcPr>
-          <w:p>
-            <w:pPr>
-              <w:spacing w:after="20"/>
-            </w:pPr>
-            <w:r>
-              <w:rPr>
-                <w:color w:val="1C3A36"/>
-                <w:sz w:val="18"/>
-              </w:rPr>
-              <w:t>28.30%</w:t>
-            </w:r>
-          </w:p>
-        </w:tc>
-        <w:tc>
-          <w:tcPr>
-            <w:tcW w:type="dxa" w:w="1411"/>
-          </w:tcPr>
-          <w:p>
-            <w:pPr>
-              <w:spacing w:after="20"/>
-              <w:jc w:val="right"/>
-            </w:pPr>
-            <w:r>
-              <w:rPr>
-                <w:color w:val="1C3A36"/>
-                <w:sz w:val="18"/>
-              </w:rPr>
-              <w:t>58.67</w:t>
-            </w:r>
-          </w:p>
-        </w:tc>
-        <w:tc>
-          <w:tcPr>
-            <w:tcW w:type="dxa" w:w="1411"/>
-          </w:tcPr>
-          <w:p>
-            <w:pPr>
-              <w:spacing w:after="20"/>
-              <w:jc w:val="right"/>
-            </w:pPr>
-            <w:r>
-              <w:rPr>
-                <w:color w:val="1C3A36"/>
-                <w:sz w:val="18"/>
-              </w:rPr>
-              <w:t>56.39</w:t>
-            </w:r>
-          </w:p>
-        </w:tc>
-        <w:tc>
-          <w:tcPr>
-            <w:tcW w:type="dxa" w:w="1411"/>
-          </w:tcPr>
-          <w:p>
-            <w:pPr>
-              <w:spacing w:after="20"/>
-              <w:jc w:val="right"/>
-            </w:pPr>
-            <w:r>
-              <w:rPr>
-                <w:color w:val="1C3A36"/>
-                <w:sz w:val="18"/>
-              </w:rPr>
-              <w:t>54.49</w:t>
-            </w:r>
-          </w:p>
-        </w:tc>
-        <w:tc>
-          <w:tcPr>
-            <w:tcW w:type="dxa" w:w="1411"/>
-          </w:tcPr>
-          <w:p>
-            <w:pPr>
-              <w:spacing w:after="20"/>
-              <w:jc w:val="right"/>
-            </w:pPr>
-            <w:r>
-              <w:rPr>
-                <w:color w:val="1C3A36"/>
-                <w:sz w:val="18"/>
-              </w:rPr>
-              <w:t>52.88</w:t>
-            </w:r>
-          </w:p>
-        </w:tc>
-        <w:tc>
-          <w:tcPr>
-            <w:tcW w:type="dxa" w:w="1411"/>
-          </w:tcPr>
-          <w:p>
-            <w:pPr>
-              <w:spacing w:after="20"/>
-              <w:jc w:val="right"/>
-            </w:pPr>
-            <w:r>
-              <w:rPr>
-                <w:color w:val="1C3A36"/>
-                <w:sz w:val="18"/>
-              </w:rPr>
-              <w:t>51.50</w:t>
-            </w:r>
-          </w:p>
-        </w:tc>
-      </w:tr>
-      <w:tr>
-        <w:tc>
-          <w:tcPr>
-            <w:tcW w:type="dxa" w:w="2736"/>
-          </w:tcPr>
-          <w:p>
-            <w:pPr>
-              <w:spacing w:after="20"/>
-            </w:pPr>
-            <w:r>
-              <w:rPr>
-                <w:color w:val="1C3A36"/>
-                <w:sz w:val="18"/>
-              </w:rPr>
-              <w:t>29.80%</w:t>
-            </w:r>
-          </w:p>
-        </w:tc>
-        <w:tc>
-          <w:tcPr>
-            <w:tcW w:type="dxa" w:w="1411"/>
-          </w:tcPr>
-          <w:p>
-            <w:pPr>
-              <w:spacing w:after="20"/>
-              <w:jc w:val="right"/>
-            </w:pPr>
-            <w:r>
-              <w:rPr>
-                <w:color w:val="1C3A36"/>
-                <w:sz w:val="18"/>
-              </w:rPr>
-              <w:t>57.81</w:t>
-            </w:r>
-          </w:p>
-        </w:tc>
-        <w:tc>
-          <w:tcPr>
-            <w:tcW w:type="dxa" w:w="1411"/>
-          </w:tcPr>
-          <w:p>
-            <w:pPr>
-              <w:spacing w:after="20"/>
-              <w:jc w:val="right"/>
-            </w:pPr>
-            <w:r>
-              <w:rPr>
-                <w:color w:val="1C3A36"/>
-                <w:sz w:val="18"/>
-              </w:rPr>
-              <w:t>55.58</w:t>
-            </w:r>
-          </w:p>
-        </w:tc>
-        <w:tc>
-          <w:tcPr>
-            <w:tcW w:type="dxa" w:w="1411"/>
-          </w:tcPr>
-          <w:p>
-            <w:pPr>
-              <w:spacing w:after="20"/>
-              <w:jc w:val="right"/>
-            </w:pPr>
-            <w:r>
-              <w:rPr>
-                <w:color w:val="1C3A36"/>
-                <w:sz w:val="18"/>
-              </w:rPr>
-              <w:t>53.73</w:t>
-            </w:r>
-          </w:p>
-        </w:tc>
-        <w:tc>
-          <w:tcPr>
-            <w:tcW w:type="dxa" w:w="1411"/>
-          </w:tcPr>
-          <w:p>
-            <w:pPr>
-              <w:spacing w:after="20"/>
-              <w:jc w:val="right"/>
-            </w:pPr>
-            <w:r>
-              <w:rPr>
-                <w:color w:val="1C3A36"/>
-                <w:sz w:val="18"/>
-              </w:rPr>
-              <w:t>52.17</w:t>
-            </w:r>
-          </w:p>
-        </w:tc>
-        <w:tc>
-          <w:tcPr>
-            <w:tcW w:type="dxa" w:w="1411"/>
-          </w:tcPr>
-          <w:p>
-            <w:pPr>
-              <w:spacing w:after="20"/>
-              <w:jc w:val="right"/>
-            </w:pPr>
-            <w:r>
-              <w:rPr>
-                <w:color w:val="1C3A36"/>
-                <w:sz w:val="18"/>
-              </w:rPr>
-              <w:t>50.83</w:t>
-            </w:r>
-          </w:p>
-        </w:tc>
-      </w:tr>
-      <w:tr>
-        <w:tc>
-          <w:tcPr>
-            <w:tcW w:type="dxa" w:w="2736"/>
-          </w:tcPr>
-          <w:p>
-            <w:pPr>
-              <w:spacing w:after="20"/>
-            </w:pPr>
-            <w:r>
-              <w:rPr>
-                <w:color w:val="1C3A36"/>
-                <w:sz w:val="18"/>
-              </w:rPr>
-              <w:t>31.30%</w:t>
-            </w:r>
-          </w:p>
-        </w:tc>
-        <w:tc>
-          <w:tcPr>
-            <w:tcW w:type="dxa" w:w="1411"/>
-          </w:tcPr>
-          <w:p>
-            <w:pPr>
-              <w:spacing w:after="20"/>
-              <w:jc w:val="right"/>
-            </w:pPr>
-            <w:r>
-              <w:rPr>
-                <w:color w:val="1C3A36"/>
-                <w:sz w:val="18"/>
-              </w:rPr>
-              <w:t>56.98</w:t>
-            </w:r>
-          </w:p>
-        </w:tc>
-        <w:tc>
-          <w:tcPr>
-            <w:tcW w:type="dxa" w:w="1411"/>
-          </w:tcPr>
-          <w:p>
-            <w:pPr>
-              <w:spacing w:after="20"/>
-              <w:jc w:val="right"/>
-            </w:pPr>
-            <w:r>
-              <w:rPr>
-                <w:color w:val="1C3A36"/>
-                <w:sz w:val="18"/>
-              </w:rPr>
-              <w:t>54.81</w:t>
-            </w:r>
-          </w:p>
-        </w:tc>
-        <w:tc>
-          <w:tcPr>
-            <w:tcW w:type="dxa" w:w="1411"/>
-          </w:tcPr>
-          <w:p>
-            <w:pPr>
-              <w:spacing w:after="20"/>
-              <w:jc w:val="right"/>
-            </w:pPr>
-            <w:r>
-              <w:rPr>
-                <w:color w:val="1C3A36"/>
-                <w:sz w:val="18"/>
-              </w:rPr>
-              <w:t>53.00</w:t>
-            </w:r>
-          </w:p>
-        </w:tc>
-        <w:tc>
-          <w:tcPr>
-            <w:tcW w:type="dxa" w:w="1411"/>
-          </w:tcPr>
-          <w:p>
-            <w:pPr>
-              <w:spacing w:after="20"/>
-              <w:jc w:val="right"/>
-            </w:pPr>
-            <w:r>
-              <w:rPr>
-                <w:color w:val="1C3A36"/>
-                <w:sz w:val="18"/>
-              </w:rPr>
-              <w:t>51.48</w:t>
-            </w:r>
-          </w:p>
-        </w:tc>
-        <w:tc>
-          <w:tcPr>
-            <w:tcW w:type="dxa" w:w="1411"/>
-          </w:tcPr>
-          <w:p>
-            <w:pPr>
-              <w:spacing w:after="20"/>
-              <w:jc w:val="right"/>
-            </w:pPr>
-            <w:r>
-              <w:rPr>
-                <w:color w:val="1C3A36"/>
-                <w:sz w:val="18"/>
-              </w:rPr>
-              <w:t>50.17</w:t>
+              <w:t>49.56</w:t>
             </w:r>
           </w:p>
         </w:tc>
@@ -9796,7 +11100,7 @@
           <w:color w:val="6E7B77"/>
           <w:sz w:val="17"/>
         </w:rPr>
-        <w:t>Table 13 — Explicit-window against terminal cost of capital, each varied independently. This shows what the valuation needs the economy to do, not merely what growth rate the model needs.</w:t>
+        <w:t>Table 13 — Net cash. This is the largest single uncertainty in the valuation and it is now sensitised: the balance is taken from the reported accounts rather than inferred from the income it earns, and the grid shows what a EGP 1.5bn error in either direction is worth.</w:t>
       </w:r>
     </w:p>
     <w:tbl>
@@ -9977,7 +11281,7 @@
                 <w:color w:val="1C3A36"/>
                 <w:sz w:val="18"/>
               </w:rPr>
-              <w:t>45.42</w:t>
+              <w:t>35.57</w:t>
             </w:r>
           </w:p>
         </w:tc>
@@ -9995,7 +11299,7 @@
                 <w:color w:val="1C3A36"/>
                 <w:sz w:val="18"/>
               </w:rPr>
-              <w:t>49.95</w:t>
+              <w:t>39.68</w:t>
             </w:r>
           </w:p>
         </w:tc>
@@ -10013,7 +11317,7 @@
                 <w:color w:val="1C3A36"/>
                 <w:sz w:val="18"/>
               </w:rPr>
-              <w:t>54.49</w:t>
+              <w:t>43.81</w:t>
             </w:r>
           </w:p>
         </w:tc>
@@ -10031,7 +11335,7 @@
                 <w:color w:val="1C3A36"/>
                 <w:sz w:val="18"/>
               </w:rPr>
-              <w:t>59.02</w:t>
+              <w:t>47.68</w:t>
             </w:r>
           </w:p>
         </w:tc>
@@ -10049,7 +11353,7 @@
                 <w:color w:val="1C3A36"/>
                 <w:sz w:val="18"/>
               </w:rPr>
-              <w:t>63.55</w:t>
+              <w:t>49.80</w:t>
             </w:r>
           </w:p>
         </w:tc>
@@ -10954,7 +12258,7 @@
                 <w:color w:val="1C3A36"/>
                 <w:sz w:val="18"/>
               </w:rPr>
-              <w:t>54.49</w:t>
+              <w:t>43.81</w:t>
             </w:r>
           </w:p>
         </w:tc>
@@ -10972,7 +12276,7 @@
                 <w:color w:val="1C3A36"/>
                 <w:sz w:val="18"/>
               </w:rPr>
-              <w:t>-31.0%</w:t>
+              <w:t>-44.5%</w:t>
             </w:r>
           </w:p>
         </w:tc>
@@ -11027,7 +12331,7 @@
                 <w:color w:val="1C3A36"/>
                 <w:sz w:val="18"/>
               </w:rPr>
-              <w:t>66.53</w:t>
+              <w:t>55.88</w:t>
             </w:r>
           </w:p>
         </w:tc>
@@ -11045,7 +12349,7 @@
                 <w:color w:val="1C3A36"/>
                 <w:sz w:val="18"/>
               </w:rPr>
-              <w:t>-15.8%</w:t>
+              <w:t>-29.3%</w:t>
             </w:r>
           </w:p>
         </w:tc>
@@ -11100,7 +12404,7 @@
                 <w:color w:val="1C3A36"/>
                 <w:sz w:val="18"/>
               </w:rPr>
-              <w:t>57.97</w:t>
+              <w:t>58.10</w:t>
             </w:r>
           </w:p>
         </w:tc>
@@ -11118,7 +12422,7 @@
                 <w:color w:val="1C3A36"/>
                 <w:sz w:val="18"/>
               </w:rPr>
-              <w:t>-26.6%</w:t>
+              <w:t>-26.5%</w:t>
             </w:r>
           </w:p>
         </w:tc>
@@ -11173,7 +12477,7 @@
                 <w:color w:val="1C3A36"/>
                 <w:sz w:val="18"/>
               </w:rPr>
-              <w:t>89.28</w:t>
+              <w:t>87.37</w:t>
             </w:r>
           </w:p>
         </w:tc>
@@ -11191,7 +12495,7 @@
                 <w:color w:val="1C3A36"/>
                 <w:sz w:val="18"/>
               </w:rPr>
-              <w:t>+13.0%</w:t>
+              <w:t>+10.6%</w:t>
             </w:r>
           </w:p>
         </w:tc>
@@ -11520,7 +12824,7 @@
                 <w:color w:val="1C3A36"/>
                 <w:sz w:val="18"/>
               </w:rPr>
-              <w:t>under 57.97</w:t>
+              <w:t>under 58.10</w:t>
             </w:r>
           </w:p>
         </w:tc>
@@ -11575,7 +12879,7 @@
                 <w:color w:val="1C3A36"/>
                 <w:sz w:val="18"/>
               </w:rPr>
-              <w:t>57.97 – 89.28</w:t>
+              <w:t>58.10 – 87.37</w:t>
             </w:r>
           </w:p>
         </w:tc>
@@ -11630,7 +12934,7 @@
                 <w:color w:val="1C3A36"/>
                 <w:sz w:val="18"/>
               </w:rPr>
-              <w:t>over 89.28</w:t>
+              <w:t>over 87.37</w:t>
             </w:r>
           </w:p>
         </w:tc>
@@ -11719,14 +13023,14 @@
           <w:color w:val="1C3A36"/>
           <w:sz w:val="21"/>
         </w:rPr>
-        <w:t xml:space="preserve">The balance sheet does not reconcile, and the gap is large. </w:t>
+        <w:t xml:space="preserve">The balance sheet still does not fully reconcile. </w:t>
       </w:r>
       <w:r>
         <w:rPr>
           <w:color w:val="1C3A36"/>
           <w:sz w:val="21"/>
         </w:rPr>
-        <w:t>Rolling FY2024 equity of EGP 4,775 million forward by FY2025 profit with no distribution gives EGP 7,065 million, against a reported figure of about EGP 5,200 million. The EGP 1,865 million difference implies a FY2025 distribution that no obtainable source reports. It is carried as a disclosed uncertainty rather than plugged, and it bears directly on the cash balance the valuation adds back.</w:t>
+        <w:t>Rolling FY2024 equity of EGP 4,775 million forward by FY2025 profit with no distribution gives EGP 7,065 million, against a reported figure of about EGP 5,240 million. The EGP 1,825 million difference implies a FY2025 distribution that no obtainable source reports. It is carried as a disclosed uncertainty rather than plugged, and it bears directly on the cash balance the valuation adds back.</w:t>
       </w:r>
     </w:p>
     <w:p>
@@ -11740,14 +13044,56 @@
           <w:color w:val="1C3A36"/>
           <w:sz w:val="21"/>
         </w:rPr>
-        <w:t xml:space="preserve">The cash balance is derived, not disclosed. </w:t>
+        <w:t xml:space="preserve">The cash balance is now reported, and sensitised. </w:t>
       </w:r>
       <w:r>
         <w:rPr>
           <w:color w:val="1C3A36"/>
           <w:sz w:val="21"/>
         </w:rPr>
-        <w:t>No cash figure is separately obtainable. The balance used here is inferred from the treasury income implied by the FY2024 profit bridge divided by the prevailing deposit yield. Net cash is 37% of the equity value, so an error here matters more than an error in almost any operating assumption.</w:t>
+        <w:t>An earlier draft inferred it from the treasury income the profit bridge implied, divided by a deposit yield, and then grew it by an undisclosed multiplier. It is now the reported FY2025 balance of EGP 3,850 million, rolled forward to the valuation date on the elapsed share of FY2026 free cash flow. It is 43% of fair equity value, so it carries its own sensitivity grid in section 1.9 rather than being asserted.</w:t>
+      </w:r>
+    </w:p>
+    <w:p>
+      <w:pPr>
+        <w:pStyle w:val="ListBullet"/>
+        <w:spacing w:after="60"/>
+      </w:pPr>
+      <w:r>
+        <w:rPr>
+          <w:b/>
+          <w:color w:val="1C3A36"/>
+          <w:sz w:val="21"/>
+        </w:rPr>
+        <w:t xml:space="preserve">The EBITDA margin is an output, and that changed the answer. </w:t>
+      </w:r>
+      <w:r>
+        <w:rPr>
+          <w:color w:val="1C3A36"/>
+          <w:sz w:val="21"/>
+        </w:rPr>
+        <w:t>An earlier draft set the FY2026 EBITDA margin at 30.5% — above the FY2025 outturn it simultaneously described as a cyclical peak. Rebuilding the operating line from the cost stack puts FY2026 at 30.1% falling to 26.4%, and moved the weighted central materially lower.</w:t>
+      </w:r>
+    </w:p>
+    <w:p>
+      <w:pPr>
+        <w:pStyle w:val="ListBullet"/>
+        <w:spacing w:after="60"/>
+      </w:pPr>
+      <w:r>
+        <w:rPr>
+          <w:b/>
+          <w:color w:val="1C3A36"/>
+          <w:sz w:val="21"/>
+        </w:rPr>
+        <w:t xml:space="preserve">The fixed cost block is calibrated, not observed. </w:t>
+      </w:r>
+      <w:r>
+        <w:rPr>
+          <w:color w:val="1C3A36"/>
+          <w:sz w:val="21"/>
+        </w:rPr>
+        <w:t>Variable costs are built from independent physical norms, but the fixed block — labour, maintenance, insurance, security and administration — is set at USD 14.6 per tonne of installed capacity, the level the FY2025 reconciliation implies against that variable stack. It sits inside the USD 10-20 industry band, but it is the one cost line the build does not independently evidence.</w:t>
       </w:r>
     </w:p>
     <w:p>
@@ -12214,7 +13560,7 @@
                 <w:color w:val="1C3A36"/>
                 <w:sz w:val="16"/>
               </w:rPr>
-              <w:t>9,732</w:t>
+              <w:t>9,676</w:t>
             </w:r>
           </w:p>
         </w:tc>
@@ -12232,7 +13578,7 @@
                 <w:color w:val="1C3A36"/>
                 <w:sz w:val="16"/>
               </w:rPr>
-              <w:t>10,424</w:t>
+              <w:t>10,309</w:t>
             </w:r>
           </w:p>
         </w:tc>
@@ -12250,7 +13596,7 @@
                 <w:color w:val="1C3A36"/>
                 <w:sz w:val="16"/>
               </w:rPr>
-              <w:t>11,219</w:t>
+              <w:t>11,026</w:t>
             </w:r>
           </w:p>
         </w:tc>
@@ -12268,7 +13614,7 @@
                 <w:color w:val="1C3A36"/>
                 <w:sz w:val="16"/>
               </w:rPr>
-              <w:t>12,132</w:t>
+              <w:t>11,842</w:t>
             </w:r>
           </w:p>
         </w:tc>
@@ -12286,7 +13632,7 @@
                 <w:color w:val="1C3A36"/>
                 <w:sz w:val="16"/>
               </w:rPr>
-              <w:t>13,069</w:t>
+              <w:t>12,669</w:t>
             </w:r>
           </w:p>
         </w:tc>
@@ -12359,7 +13705,7 @@
                 <w:color w:val="1C3A36"/>
                 <w:sz w:val="16"/>
               </w:rPr>
-              <w:t>2,542</w:t>
+              <w:t>3,058</w:t>
             </w:r>
           </w:p>
         </w:tc>
@@ -12377,7 +13723,7 @@
                 <w:color w:val="1C3A36"/>
                 <w:sz w:val="16"/>
               </w:rPr>
-              <w:t>2,968</w:t>
+              <w:t>2,916</w:t>
             </w:r>
           </w:p>
         </w:tc>
@@ -12395,7 +13741,7 @@
                 <w:color w:val="1C3A36"/>
                 <w:sz w:val="16"/>
               </w:rPr>
-              <w:t>2,971</w:t>
+              <w:t>2,792</w:t>
             </w:r>
           </w:p>
         </w:tc>
@@ -12413,7 +13759,7 @@
                 <w:color w:val="1C3A36"/>
                 <w:sz w:val="16"/>
               </w:rPr>
-              <w:t>3,029</w:t>
+              <w:t>2,865</w:t>
             </w:r>
           </w:p>
         </w:tc>
@@ -12431,7 +13777,7 @@
                 <w:color w:val="1C3A36"/>
                 <w:sz w:val="16"/>
               </w:rPr>
-              <w:t>3,215</w:t>
+              <w:t>3,094</w:t>
             </w:r>
           </w:p>
         </w:tc>
@@ -12449,7 +13795,7 @@
                 <w:color w:val="1C3A36"/>
                 <w:sz w:val="16"/>
               </w:rPr>
-              <w:t>3,398</w:t>
+              <w:t>3,348</w:t>
             </w:r>
           </w:p>
         </w:tc>
@@ -12522,7 +13868,7 @@
                 <w:color w:val="1C3A36"/>
                 <w:sz w:val="16"/>
               </w:rPr>
-              <w:t>28.0%</w:t>
+              <w:t>33.6%</w:t>
             </w:r>
           </w:p>
         </w:tc>
@@ -12540,7 +13886,7 @@
                 <w:color w:val="1C3A36"/>
                 <w:sz w:val="16"/>
               </w:rPr>
-              <w:t>30.5%</w:t>
+              <w:t>30.1%</w:t>
             </w:r>
           </w:p>
         </w:tc>
@@ -12558,7 +13904,7 @@
                 <w:color w:val="1C3A36"/>
                 <w:sz w:val="16"/>
               </w:rPr>
-              <w:t>28.5%</w:t>
+              <w:t>27.1%</w:t>
             </w:r>
           </w:p>
         </w:tc>
@@ -12576,7 +13922,7 @@
                 <w:color w:val="1C3A36"/>
                 <w:sz w:val="16"/>
               </w:rPr>
-              <w:t>27.0%</w:t>
+              <w:t>26.0%</w:t>
             </w:r>
           </w:p>
         </w:tc>
@@ -12594,7 +13940,7 @@
                 <w:color w:val="1C3A36"/>
                 <w:sz w:val="16"/>
               </w:rPr>
-              <w:t>26.5%</w:t>
+              <w:t>26.1%</w:t>
             </w:r>
           </w:p>
         </w:tc>
@@ -12612,7 +13958,7 @@
                 <w:color w:val="1C3A36"/>
                 <w:sz w:val="16"/>
               </w:rPr>
-              <w:t>26.0%</w:t>
+              <w:t>26.4%</w:t>
             </w:r>
           </w:p>
         </w:tc>
@@ -12703,7 +14049,7 @@
                 <w:color w:val="1C3A36"/>
                 <w:sz w:val="16"/>
               </w:rPr>
-              <w:t>448</w:t>
+              <w:t>445</w:t>
             </w:r>
           </w:p>
         </w:tc>
@@ -12721,7 +14067,7 @@
                 <w:color w:val="1C3A36"/>
                 <w:sz w:val="16"/>
               </w:rPr>
-              <w:t>469</w:t>
+              <w:t>464</w:t>
             </w:r>
           </w:p>
         </w:tc>
@@ -12739,7 +14085,7 @@
                 <w:color w:val="1C3A36"/>
                 <w:sz w:val="16"/>
               </w:rPr>
-              <w:t>494</w:t>
+              <w:t>485</w:t>
             </w:r>
           </w:p>
         </w:tc>
@@ -12757,7 +14103,7 @@
                 <w:color w:val="1C3A36"/>
                 <w:sz w:val="16"/>
               </w:rPr>
-              <w:t>522</w:t>
+              <w:t>509</w:t>
             </w:r>
           </w:p>
         </w:tc>
@@ -12775,7 +14121,7 @@
                 <w:color w:val="1C3A36"/>
                 <w:sz w:val="16"/>
               </w:rPr>
-              <w:t>549</w:t>
+              <w:t>532</w:t>
             </w:r>
           </w:p>
         </w:tc>
@@ -12848,7 +14194,7 @@
                 <w:color w:val="1C3A36"/>
                 <w:sz w:val="16"/>
               </w:rPr>
-              <w:t>2,124</w:t>
+              <w:t>2,640</w:t>
             </w:r>
           </w:p>
         </w:tc>
@@ -12866,7 +14212,7 @@
                 <w:color w:val="1C3A36"/>
                 <w:sz w:val="16"/>
               </w:rPr>
-              <w:t>2,521</w:t>
+              <w:t>2,471</w:t>
             </w:r>
           </w:p>
         </w:tc>
@@ -12884,7 +14230,7 @@
                 <w:color w:val="1C3A36"/>
                 <w:sz w:val="16"/>
               </w:rPr>
-              <w:t>2,502</w:t>
+              <w:t>2,328</w:t>
             </w:r>
           </w:p>
         </w:tc>
@@ -12902,7 +14248,7 @@
                 <w:color w:val="1C3A36"/>
                 <w:sz w:val="16"/>
               </w:rPr>
-              <w:t>2,535</w:t>
+              <w:t>2,380</w:t>
             </w:r>
           </w:p>
         </w:tc>
@@ -12920,7 +14266,7 @@
                 <w:color w:val="1C3A36"/>
                 <w:sz w:val="16"/>
               </w:rPr>
-              <w:t>2,693</w:t>
+              <w:t>2,585</w:t>
             </w:r>
           </w:p>
         </w:tc>
@@ -12938,7 +14284,7 @@
                 <w:color w:val="1C3A36"/>
                 <w:sz w:val="16"/>
               </w:rPr>
-              <w:t>2,849</w:t>
+              <w:t>2,816</w:t>
             </w:r>
           </w:p>
         </w:tc>
@@ -12993,7 +14339,7 @@
                 <w:color w:val="1C3A36"/>
                 <w:sz w:val="16"/>
               </w:rPr>
-              <w:t>831</w:t>
+              <w:t>582</w:t>
             </w:r>
           </w:p>
         </w:tc>
@@ -13011,7 +14357,7 @@
                 <w:color w:val="1C3A36"/>
                 <w:sz w:val="16"/>
               </w:rPr>
-              <w:t>831</w:t>
+              <w:t>728</w:t>
             </w:r>
           </w:p>
         </w:tc>
@@ -13029,7 +14375,7 @@
                 <w:color w:val="1C3A36"/>
                 <w:sz w:val="16"/>
               </w:rPr>
-              <w:t>1,015</w:t>
+              <w:t>732</w:t>
             </w:r>
           </w:p>
         </w:tc>
@@ -13047,7 +14393,7 @@
                 <w:color w:val="1C3A36"/>
                 <w:sz w:val="16"/>
               </w:rPr>
-              <w:t>1,079</w:t>
+              <w:t>809</w:t>
             </w:r>
           </w:p>
         </w:tc>
@@ -13065,7 +14411,7 @@
                 <w:color w:val="1C3A36"/>
                 <w:sz w:val="16"/>
               </w:rPr>
-              <w:t>1,106</w:t>
+              <w:t>847</w:t>
             </w:r>
           </w:p>
         </w:tc>
@@ -13083,7 +14429,7 @@
                 <w:color w:val="1C3A36"/>
                 <w:sz w:val="16"/>
               </w:rPr>
-              <w:t>1,135</w:t>
+              <w:t>885</w:t>
             </w:r>
           </w:p>
         </w:tc>
@@ -13101,7 +14447,7 @@
                 <w:color w:val="1C3A36"/>
                 <w:sz w:val="16"/>
               </w:rPr>
-              <w:t>1,185</w:t>
+              <w:t>942</w:t>
             </w:r>
           </w:p>
         </w:tc>
@@ -13355,7 +14701,7 @@
                 <w:color w:val="1C3A36"/>
                 <w:sz w:val="16"/>
               </w:rPr>
-              <w:t>2,740</w:t>
+              <w:t>2,482</w:t>
             </w:r>
           </w:p>
         </w:tc>
@@ -13373,7 +14719,7 @@
                 <w:color w:val="1C3A36"/>
                 <w:sz w:val="16"/>
               </w:rPr>
-              <w:t>2,775</w:t>
+              <w:t>2,431</w:t>
             </w:r>
           </w:p>
         </w:tc>
@@ -13391,7 +14737,7 @@
                 <w:color w:val="1C3A36"/>
                 <w:sz w:val="16"/>
               </w:rPr>
-              <w:t>2,822</w:t>
+              <w:t>2,501</w:t>
             </w:r>
           </w:p>
         </w:tc>
@@ -13409,7 +14755,7 @@
                 <w:color w:val="1C3A36"/>
                 <w:sz w:val="16"/>
               </w:rPr>
-              <w:t>2,967</w:t>
+              <w:t>2,689</w:t>
             </w:r>
           </w:p>
         </w:tc>
@@ -13427,7 +14773,7 @@
                 <w:color w:val="1C3A36"/>
                 <w:sz w:val="16"/>
               </w:rPr>
-              <w:t>3,127</w:t>
+              <w:t>2,912</w:t>
             </w:r>
           </w:p>
         </w:tc>
@@ -13518,7 +14864,7 @@
                 <w:color w:val="1C3A36"/>
                 <w:sz w:val="16"/>
               </w:rPr>
-              <w:t>10.51</w:t>
+              <w:t>9.52</w:t>
             </w:r>
           </w:p>
         </w:tc>
@@ -13536,7 +14882,7 @@
                 <w:color w:val="1C3A36"/>
                 <w:sz w:val="16"/>
               </w:rPr>
-              <w:t>10.64</w:t>
+              <w:t>9.32</w:t>
             </w:r>
           </w:p>
         </w:tc>
@@ -13554,7 +14900,7 @@
                 <w:color w:val="1C3A36"/>
                 <w:sz w:val="16"/>
               </w:rPr>
-              <w:t>10.82</w:t>
+              <w:t>9.59</w:t>
             </w:r>
           </w:p>
         </w:tc>
@@ -13572,7 +14918,7 @@
                 <w:color w:val="1C3A36"/>
                 <w:sz w:val="16"/>
               </w:rPr>
-              <w:t>11.37</w:t>
+              <w:t>10.31</w:t>
             </w:r>
           </w:p>
         </w:tc>
@@ -13590,7 +14936,7 @@
                 <w:color w:val="1C3A36"/>
                 <w:sz w:val="16"/>
               </w:rPr>
-              <w:t>11.99</w:t>
+              <w:t>11.16</w:t>
             </w:r>
           </w:p>
         </w:tc>
@@ -13866,7 +15212,7 @@
                 <w:color w:val="1C3A36"/>
                 <w:sz w:val="16"/>
               </w:rPr>
-              <w:t>1,385</w:t>
+              <w:t>1,738</w:t>
             </w:r>
           </w:p>
         </w:tc>
@@ -13884,7 +15230,7 @@
                 <w:color w:val="1C3A36"/>
                 <w:sz w:val="16"/>
               </w:rPr>
-              <w:t>3,958</w:t>
+              <w:t>4,967</w:t>
             </w:r>
           </w:p>
         </w:tc>
@@ -13902,7 +15248,7 @@
                 <w:color w:val="1C3A36"/>
                 <w:sz w:val="16"/>
               </w:rPr>
-              <w:t>5,344</w:t>
+              <w:t>4,967</w:t>
             </w:r>
           </w:p>
         </w:tc>
@@ -13920,7 +15266,7 @@
                 <w:color w:val="1C3A36"/>
                 <w:sz w:val="16"/>
               </w:rPr>
-              <w:t>6,350</w:t>
+              <w:t>4,757</w:t>
             </w:r>
           </w:p>
         </w:tc>
@@ -13938,7 +15284,7 @@
                 <w:color w:val="1C3A36"/>
                 <w:sz w:val="16"/>
               </w:rPr>
-              <w:t>7,373</w:t>
+              <w:t>5,648</w:t>
             </w:r>
           </w:p>
         </w:tc>
@@ -13956,7 +15302,7 @@
                 <w:color w:val="1C3A36"/>
                 <w:sz w:val="16"/>
               </w:rPr>
-              <w:t>8,405</w:t>
+              <w:t>6,558</w:t>
             </w:r>
           </w:p>
         </w:tc>
@@ -13974,7 +15320,7 @@
                 <w:color w:val="1C3A36"/>
                 <w:sz w:val="16"/>
               </w:rPr>
-              <w:t>9,482</w:t>
+              <w:t>7,533</w:t>
             </w:r>
           </w:p>
         </w:tc>
@@ -13992,7 +15338,7 @@
                 <w:color w:val="1C3A36"/>
                 <w:sz w:val="16"/>
               </w:rPr>
-              <w:t>10,618</w:t>
+              <w:t>8,593</w:t>
             </w:r>
           </w:p>
         </w:tc>
@@ -14192,7 +15538,7 @@
                 <w:color w:val="1C3A36"/>
                 <w:sz w:val="16"/>
               </w:rPr>
-              <w:t>1,349</w:t>
+              <w:t>1,701</w:t>
             </w:r>
           </w:p>
         </w:tc>
@@ -14210,7 +15556,7 @@
                 <w:color w:val="1C3A36"/>
                 <w:sz w:val="16"/>
               </w:rPr>
-              <w:t>3,922</w:t>
+              <w:t>4,930</w:t>
             </w:r>
           </w:p>
         </w:tc>
@@ -14228,7 +15574,7 @@
                 <w:color w:val="1C3A36"/>
                 <w:sz w:val="16"/>
               </w:rPr>
-              <w:t>5,307</w:t>
+              <w:t>4,930</w:t>
             </w:r>
           </w:p>
         </w:tc>
@@ -14246,7 +15592,7 @@
                 <w:color w:val="1C3A36"/>
                 <w:sz w:val="16"/>
               </w:rPr>
-              <w:t>6,313</w:t>
+              <w:t>4,720</w:t>
             </w:r>
           </w:p>
         </w:tc>
@@ -14264,7 +15610,7 @@
                 <w:color w:val="1C3A36"/>
                 <w:sz w:val="16"/>
               </w:rPr>
-              <w:t>7,336</w:t>
+              <w:t>5,611</w:t>
             </w:r>
           </w:p>
         </w:tc>
@@ -14282,7 +15628,7 @@
                 <w:color w:val="1C3A36"/>
                 <w:sz w:val="16"/>
               </w:rPr>
-              <w:t>8,368</w:t>
+              <w:t>6,521</w:t>
             </w:r>
           </w:p>
         </w:tc>
@@ -14300,7 +15646,7 @@
                 <w:color w:val="1C3A36"/>
                 <w:sz w:val="16"/>
               </w:rPr>
-              <w:t>9,445</w:t>
+              <w:t>7,496</w:t>
             </w:r>
           </w:p>
         </w:tc>
@@ -14318,7 +15664,7 @@
                 <w:color w:val="1C3A36"/>
                 <w:sz w:val="16"/>
               </w:rPr>
-              <w:t>10,582</w:t>
+              <w:t>8,557</w:t>
             </w:r>
           </w:p>
         </w:tc>
@@ -14391,7 +15737,7 @@
                 <w:color w:val="1C3A36"/>
                 <w:sz w:val="16"/>
               </w:rPr>
-              <w:t>7,065</w:t>
+              <w:t>5,240</w:t>
             </w:r>
           </w:p>
         </w:tc>
@@ -14409,7 +15755,7 @@
                 <w:color w:val="1C3A36"/>
                 <w:sz w:val="16"/>
               </w:rPr>
-              <w:t>8,161</w:t>
+              <w:t>6,233</w:t>
             </w:r>
           </w:p>
         </w:tc>
@@ -14427,7 +15773,7 @@
                 <w:color w:val="1C3A36"/>
                 <w:sz w:val="16"/>
               </w:rPr>
-              <w:t>9,271</w:t>
+              <w:t>7,205</w:t>
             </w:r>
           </w:p>
         </w:tc>
@@ -14445,7 +15791,7 @@
                 <w:color w:val="1C3A36"/>
                 <w:sz w:val="16"/>
               </w:rPr>
-              <w:t>10,400</w:t>
+              <w:t>8,206</w:t>
             </w:r>
           </w:p>
         </w:tc>
@@ -14463,7 +15809,7 @@
                 <w:color w:val="1C3A36"/>
                 <w:sz w:val="16"/>
               </w:rPr>
-              <w:t>11,587</w:t>
+              <w:t>9,281</w:t>
             </w:r>
           </w:p>
         </w:tc>
@@ -14481,7 +15827,7 @@
                 <w:color w:val="1C3A36"/>
                 <w:sz w:val="16"/>
               </w:rPr>
-              <w:t>12,837</w:t>
+              <w:t>10,446</w:t>
             </w:r>
           </w:p>
         </w:tc>
@@ -14554,7 +15900,7 @@
                 <w:color w:val="1C3A36"/>
                 <w:sz w:val="16"/>
               </w:rPr>
-              <w:t>27.09</w:t>
+              <w:t>23.60</w:t>
             </w:r>
           </w:p>
         </w:tc>
@@ -14572,7 +15918,7 @@
                 <w:color w:val="1C3A36"/>
                 <w:sz w:val="16"/>
               </w:rPr>
-              <w:t>31.29</w:t>
+              <w:t>23.90</w:t>
             </w:r>
           </w:p>
         </w:tc>
@@ -14590,7 +15936,7 @@
                 <w:color w:val="1C3A36"/>
                 <w:sz w:val="16"/>
               </w:rPr>
-              <w:t>35.55</w:t>
+              <w:t>27.63</w:t>
             </w:r>
           </w:p>
         </w:tc>
@@ -14608,7 +15954,7 @@
                 <w:color w:val="1C3A36"/>
                 <w:sz w:val="16"/>
               </w:rPr>
-              <w:t>39.88</w:t>
+              <w:t>31.46</w:t>
             </w:r>
           </w:p>
         </w:tc>
@@ -14626,7 +15972,7 @@
                 <w:color w:val="1C3A36"/>
                 <w:sz w:val="16"/>
               </w:rPr>
-              <w:t>44.43</w:t>
+              <w:t>35.59</w:t>
             </w:r>
           </w:p>
         </w:tc>
@@ -14644,7 +15990,7 @@
                 <w:color w:val="1C3A36"/>
                 <w:sz w:val="16"/>
               </w:rPr>
-              <w:t>49.22</w:t>
+              <w:t>40.05</w:t>
             </w:r>
           </w:p>
         </w:tc>
@@ -14860,7 +16206,7 @@
                 <w:color w:val="1C3A36"/>
                 <w:sz w:val="18"/>
               </w:rPr>
-              <w:t>1,953</w:t>
+              <w:t>1,915</w:t>
             </w:r>
           </w:p>
         </w:tc>
@@ -14878,7 +16224,7 @@
                 <w:color w:val="1C3A36"/>
                 <w:sz w:val="18"/>
               </w:rPr>
-              <w:t>1,939</w:t>
+              <w:t>1,804</w:t>
             </w:r>
           </w:p>
         </w:tc>
@@ -14896,7 +16242,7 @@
                 <w:color w:val="1C3A36"/>
                 <w:sz w:val="18"/>
               </w:rPr>
-              <w:t>1,965</w:t>
+              <w:t>1,844</w:t>
             </w:r>
           </w:p>
         </w:tc>
@@ -14914,7 +16260,7 @@
                 <w:color w:val="1C3A36"/>
                 <w:sz w:val="18"/>
               </w:rPr>
-              <w:t>2,087</w:t>
+              <w:t>2,003</w:t>
             </w:r>
           </w:p>
         </w:tc>
@@ -14932,7 +16278,7 @@
                 <w:color w:val="1C3A36"/>
                 <w:sz w:val="18"/>
               </w:rPr>
-              <w:t>2,208</w:t>
+              <w:t>2,182</w:t>
             </w:r>
           </w:p>
         </w:tc>
@@ -14969,7 +16315,7 @@
                 <w:color w:val="1C3A36"/>
                 <w:sz w:val="18"/>
               </w:rPr>
-              <w:t>448</w:t>
+              <w:t>445</w:t>
             </w:r>
           </w:p>
         </w:tc>
@@ -14987,7 +16333,7 @@
                 <w:color w:val="1C3A36"/>
                 <w:sz w:val="18"/>
               </w:rPr>
-              <w:t>469</w:t>
+              <w:t>464</w:t>
             </w:r>
           </w:p>
         </w:tc>
@@ -15005,7 +16351,7 @@
                 <w:color w:val="1C3A36"/>
                 <w:sz w:val="18"/>
               </w:rPr>
-              <w:t>494</w:t>
+              <w:t>485</w:t>
             </w:r>
           </w:p>
         </w:tc>
@@ -15023,7 +16369,7 @@
                 <w:color w:val="1C3A36"/>
                 <w:sz w:val="18"/>
               </w:rPr>
-              <w:t>522</w:t>
+              <w:t>509</w:t>
             </w:r>
           </w:p>
         </w:tc>
@@ -15041,7 +16387,7 @@
                 <w:color w:val="1C3A36"/>
                 <w:sz w:val="18"/>
               </w:rPr>
-              <w:t>549</w:t>
+              <w:t>532</w:t>
             </w:r>
           </w:p>
         </w:tc>
@@ -15078,7 +16424,7 @@
                 <w:color w:val="1C3A36"/>
                 <w:sz w:val="18"/>
               </w:rPr>
-              <w:t>-487</w:t>
+              <w:t>-484</w:t>
             </w:r>
           </w:p>
         </w:tc>
@@ -15096,7 +16442,7 @@
                 <w:color w:val="1C3A36"/>
                 <w:sz w:val="18"/>
               </w:rPr>
-              <w:t>-500</w:t>
+              <w:t>-495</w:t>
             </w:r>
           </w:p>
         </w:tc>
@@ -15114,7 +16460,7 @@
                 <w:color w:val="1C3A36"/>
                 <w:sz w:val="18"/>
               </w:rPr>
-              <w:t>-527</w:t>
+              <w:t>-518</w:t>
             </w:r>
           </w:p>
         </w:tc>
@@ -15132,7 +16478,7 @@
                 <w:color w:val="1C3A36"/>
                 <w:sz w:val="18"/>
               </w:rPr>
-              <w:t>-558</w:t>
+              <w:t>-545</w:t>
             </w:r>
           </w:p>
         </w:tc>
@@ -15150,7 +16496,7 @@
                 <w:color w:val="1C3A36"/>
                 <w:sz w:val="18"/>
               </w:rPr>
-              <w:t>-588</w:t>
+              <w:t>-570</w:t>
             </w:r>
           </w:p>
         </w:tc>
@@ -15187,6 +16533,24 @@
                 <w:color w:val="1C3A36"/>
                 <w:sz w:val="18"/>
               </w:rPr>
+              <w:t>-47</w:t>
+            </w:r>
+          </w:p>
+        </w:tc>
+        <w:tc>
+          <w:tcPr>
+            <w:tcW w:type="dxa" w:w="1238"/>
+          </w:tcPr>
+          <w:p>
+            <w:pPr>
+              <w:spacing w:after="20"/>
+              <w:jc w:val="right"/>
+            </w:pPr>
+            <w:r>
+              <w:rPr>
+                <w:color w:val="1C3A36"/>
+                <w:sz w:val="18"/>
+              </w:rPr>
               <w:t>-51</w:t>
             </w:r>
           </w:p>
@@ -15205,7 +16569,7 @@
                 <w:color w:val="1C3A36"/>
                 <w:sz w:val="18"/>
               </w:rPr>
-              <w:t>-55</w:t>
+              <w:t>-57</w:t>
             </w:r>
           </w:p>
         </w:tc>
@@ -15223,7 +16587,7 @@
                 <w:color w:val="1C3A36"/>
                 <w:sz w:val="18"/>
               </w:rPr>
-              <w:t>-64</w:t>
+              <w:t>-65</w:t>
             </w:r>
           </w:p>
         </w:tc>
@@ -15241,25 +16605,7 @@
                 <w:color w:val="1C3A36"/>
                 <w:sz w:val="18"/>
               </w:rPr>
-              <w:t>-73</w:t>
-            </w:r>
-          </w:p>
-        </w:tc>
-        <w:tc>
-          <w:tcPr>
-            <w:tcW w:type="dxa" w:w="1238"/>
-          </w:tcPr>
-          <w:p>
-            <w:pPr>
-              <w:spacing w:after="20"/>
-              <w:jc w:val="right"/>
-            </w:pPr>
-            <w:r>
-              <w:rPr>
-                <w:color w:val="1C3A36"/>
-                <w:sz w:val="18"/>
-              </w:rPr>
-              <w:t>-75</w:t>
+              <w:t>-66</w:t>
             </w:r>
           </w:p>
         </w:tc>
@@ -15300,7 +16646,7 @@
                 <w:color w:val="1C3A36"/>
                 <w:sz w:val="18"/>
               </w:rPr>
-              <w:t>1,863</w:t>
+              <w:t>799</w:t>
             </w:r>
           </w:p>
         </w:tc>
@@ -15320,7 +16666,7 @@
                 <w:color w:val="1C3A36"/>
                 <w:sz w:val="18"/>
               </w:rPr>
-              <w:t>1,852</w:t>
+              <w:t>1,804</w:t>
             </w:r>
           </w:p>
         </w:tc>
@@ -15340,7 +16686,7 @@
                 <w:color w:val="1C3A36"/>
                 <w:sz w:val="18"/>
               </w:rPr>
-              <w:t>1,868</w:t>
+              <w:t>1,415</w:t>
             </w:r>
           </w:p>
         </w:tc>
@@ -15360,7 +16706,7 @@
                 <w:color w:val="1C3A36"/>
                 <w:sz w:val="18"/>
               </w:rPr>
-              <w:t>1,978</w:t>
+              <w:t>297</w:t>
             </w:r>
           </w:p>
         </w:tc>
@@ -15380,7 +16726,7 @@
                 <w:color w:val="1C3A36"/>
                 <w:sz w:val="18"/>
               </w:rPr>
-              <w:t>2,094</w:t>
+              <w:t>261</w:t>
             </w:r>
           </w:p>
         </w:tc>
@@ -15417,7 +16763,7 @@
                 <w:color w:val="1C3A36"/>
                 <w:sz w:val="18"/>
               </w:rPr>
-              <w:t>-1,644</w:t>
+              <w:t>-1,489</w:t>
             </w:r>
           </w:p>
         </w:tc>
@@ -15435,7 +16781,7 @@
                 <w:color w:val="1C3A36"/>
                 <w:sz w:val="18"/>
               </w:rPr>
-              <w:t>-1,665</w:t>
+              <w:t>-1,459</w:t>
             </w:r>
           </w:p>
         </w:tc>
@@ -15453,7 +16799,7 @@
                 <w:color w:val="1C3A36"/>
                 <w:sz w:val="18"/>
               </w:rPr>
-              <w:t>-1,693</w:t>
+              <w:t>-1,500</w:t>
             </w:r>
           </w:p>
         </w:tc>
@@ -15471,7 +16817,7 @@
                 <w:color w:val="1C3A36"/>
                 <w:sz w:val="18"/>
               </w:rPr>
-              <w:t>-1,780</w:t>
+              <w:t>-1,614</w:t>
             </w:r>
           </w:p>
         </w:tc>
@@ -15489,7 +16835,7 @@
                 <w:color w:val="1C3A36"/>
                 <w:sz w:val="18"/>
               </w:rPr>
-              <w:t>-1,876</w:t>
+              <w:t>-1,747</w:t>
             </w:r>
           </w:p>
         </w:tc>
@@ -15778,7 +17124,7 @@
                 <w:color w:val="1C3A36"/>
                 <w:sz w:val="18"/>
               </w:rPr>
-              <w:t>6.44x</w:t>
+              <w:t>3.48x</w:t>
             </w:r>
           </w:p>
         </w:tc>
@@ -16519,7 +17865,7 @@
           <w:color w:val="1C3A36"/>
           <w:sz w:val="21"/>
         </w:rPr>
-        <w:t>EGP 78.39 to EGP 100.16, central EGP 89.28 (+13.0% against the market price of EGP 79.00).</w:t>
+        <w:t>EGP 76.49 to EGP 98.26, central EGP 87.37 (+10.6% against the market price of EGP 79.00).</w:t>
       </w:r>
     </w:p>
     <w:p>
@@ -16533,7 +17879,7 @@
           <w:color w:val="1C3A36"/>
           <w:sz w:val="21"/>
         </w:rPr>
-        <w:t>Values the company as an asset, not an earnings stream. A 3.8Mt grey-cement plant costs roughly USD 130 per annual tonne to build; nobody pays replacement cost for capacity in a market carrying 76Mt against 54Mt of consumption, so the justified figure is USD 95/t. The market is paying USD 81/t. On this view the shares are cheap against steel and concrete in the ground, and the cycle is somebody else's problem.</w:t>
+        <w:t>Values the plant, not the earnings stream. A 3.8Mt grey-cement plant costs about USD 130 per annual tonne to build; nobody pays replacement cost for capacity in a market carrying 76Mt against 54Mt of consumption. The market pays USD 83/t.</w:t>
       </w:r>
     </w:p>
     <w:p>
@@ -16556,7 +17902,7 @@
           <w:color w:val="1C3A36"/>
           <w:sz w:val="21"/>
         </w:rPr>
-        <w:t>Find a recent Egyptian cement line built, bought or restarted for less than USD 95 per annual tonne, or evidence that the El Hassana lines need major refurbishment capex. Either would collapse the asset floor. The 12.6Mt revival programme is the live test: restarting a dormant line costs far less per tonne than building one.</w:t>
+        <w:t>Find an Egyptian line built, bought or restarted below USD 95 per annual tonne. The 12.6Mt revival programme is the live test: restarting a mothballed line costs a fraction of building one, which is why this lens is a ceiling and not a floor — and why it now carries 8% of the weight rather than 15%.</w:t>
       </w:r>
     </w:p>
     <w:p>
@@ -16593,7 +17939,7 @@
           <w:color w:val="1C3A36"/>
           <w:sz w:val="21"/>
         </w:rPr>
-        <w:t>EGP 49.69 to EGP 66.25, central EGP 57.97 (-26.6% against the market price of EGP 79.00).</w:t>
+        <w:t>EGP 52.44 to EGP 63.77, central EGP 58.10 (-26.5% against the market price of EGP 79.00).</w:t>
       </w:r>
     </w:p>
     <w:p>
@@ -16607,7 +17953,7 @@
           <w:color w:val="1C3A36"/>
           <w:sz w:val="21"/>
         </w:rPr>
-        <w:t>Refuses to capitalise a peak. 2025 was the first year since 2008 that Egypt's supply-demand gap closed, prices roughly doubled and utilisation hit 98% — none of which is a plateau. Normalises the margin to 26.5%, between the FY2024 outturn and the FY2025 peak, and applies 7x. Concludes the market is extrapolating a cyclical high.</w:t>
+        <w:t>Refuses to capitalise a peak, and now refuses it on BOTH legs: the margin is normalised to 27.8% and the revenue base is cut 8% because FY2025 embeds the post-quota price spike.</w:t>
       </w:r>
     </w:p>
     <w:p>
@@ -16630,7 +17976,7 @@
           <w:color w:val="1C3A36"/>
           <w:sz w:val="21"/>
         </w:rPr>
-        <w:t>Two consecutive years of realised prices holding above EGP 3,900/t WITH the revival programme proceeding would prove the mid-cycle margin too low and this lens too bearish. Equally, a cancelled revival programme plus continued 13% demand growth would make 26.5% the new floor rather than the middle.</w:t>
+        <w:t>Two consecutive years of realised prices above EGP 3,900/t WITH the revival proceeding would prove the mid-cycle base too low.</w:t>
       </w:r>
     </w:p>
     <w:p>
@@ -16667,7 +18013,7 @@
           <w:color w:val="1C3A36"/>
           <w:sz w:val="21"/>
         </w:rPr>
-        <w:t>EGP 54.00 to EGP 73.23, central EGP 61.48 (-22.2% against the market price of EGP 79.00).</w:t>
+        <w:t>EGP 34.39 to EGP 43.50, central EGP 37.93 (-52.0% against the market price of EGP 79.00).</w:t>
       </w:r>
     </w:p>
     <w:p>
@@ -16681,7 +18027,7 @@
           <w:color w:val="1C3A36"/>
           <w:sz w:val="21"/>
         </w:rPr>
-        <w:t>Starts from the balance sheet. Net cash of EGP 5.3bn is 37% of the market capitalisation, and the operating business throws off roughly EGP 1931mn of free cash flow a year against essentially no reinvestment need — terminal return on capital of 9.4% is below the 16.3% cost of capital, so growth destroys value and the right policy is to harvest and distribute. Capitalises mid-cycle free cash flow at an 18% required yield and adds the cash.</w:t>
+        <w:t>Starts from the balance sheet. Net cash of EGP 4.9bn is 24% of the market capitalisation and 43% of fair equity value. Terminal return on capital of 9.3% sits below the 19.0% cost of capital, so growth destroys value and the right policy is to harvest and distribute.</w:t>
       </w:r>
     </w:p>
     <w:p>
@@ -16704,7 +18050,7 @@
           <w:color w:val="1C3A36"/>
           <w:sz w:val="21"/>
         </w:rPr>
-        <w:t>The whole lens rests on the cash being distributable. If no dividend is declared on FY2026 profits, or the cash is deployed into a capacity expansion into a glutted market, the cash is worth materially less than face and this lens is wrong. The unexplained gap between rolled-forward and reported FY2025 equity — about EGP 1.9bn — is the first place to look, because it may already be a distribution nobody has reported.</w:t>
+        <w:t>The lens rests on the cash being distributable. Vicat holds 77.6% and a minority cannot force a dividend. If none is declared on FY2026 profits, or the cash funds expansion into a glut, it is worth less than face.</w:t>
       </w:r>
     </w:p>
     <w:tbl>
@@ -16864,7 +18210,7 @@
                 <w:color w:val="1C3A36"/>
                 <w:sz w:val="18"/>
               </w:rPr>
-              <w:t>78.39</w:t>
+              <w:t>76.49</w:t>
             </w:r>
           </w:p>
         </w:tc>
@@ -16882,7 +18228,7 @@
                 <w:color w:val="1C3A36"/>
                 <w:sz w:val="18"/>
               </w:rPr>
-              <w:t>89.28</w:t>
+              <w:t>87.37</w:t>
             </w:r>
           </w:p>
         </w:tc>
@@ -16900,7 +18246,7 @@
                 <w:color w:val="1C3A36"/>
                 <w:sz w:val="18"/>
               </w:rPr>
-              <w:t>100.16</w:t>
+              <w:t>98.26</w:t>
             </w:r>
           </w:p>
         </w:tc>
@@ -16918,7 +18264,7 @@
                 <w:color w:val="1C3A36"/>
                 <w:sz w:val="18"/>
               </w:rPr>
-              <w:t>+13.0%</w:t>
+              <w:t>+10.6%</w:t>
             </w:r>
           </w:p>
         </w:tc>
@@ -16955,7 +18301,7 @@
                 <w:color w:val="1C3A36"/>
                 <w:sz w:val="18"/>
               </w:rPr>
-              <w:t>49.69</w:t>
+              <w:t>52.44</w:t>
             </w:r>
           </w:p>
         </w:tc>
@@ -16973,7 +18319,7 @@
                 <w:color w:val="1C3A36"/>
                 <w:sz w:val="18"/>
               </w:rPr>
-              <w:t>57.97</w:t>
+              <w:t>58.10</w:t>
             </w:r>
           </w:p>
         </w:tc>
@@ -16991,7 +18337,7 @@
                 <w:color w:val="1C3A36"/>
                 <w:sz w:val="18"/>
               </w:rPr>
-              <w:t>66.25</w:t>
+              <w:t>63.77</w:t>
             </w:r>
           </w:p>
         </w:tc>
@@ -17009,7 +18355,7 @@
                 <w:color w:val="1C3A36"/>
                 <w:sz w:val="18"/>
               </w:rPr>
-              <w:t>-26.6%</w:t>
+              <w:t>-26.5%</w:t>
             </w:r>
           </w:p>
         </w:tc>
@@ -17046,7 +18392,7 @@
                 <w:color w:val="1C3A36"/>
                 <w:sz w:val="18"/>
               </w:rPr>
-              <w:t>54.00</w:t>
+              <w:t>34.39</w:t>
             </w:r>
           </w:p>
         </w:tc>
@@ -17064,7 +18410,7 @@
                 <w:color w:val="1C3A36"/>
                 <w:sz w:val="18"/>
               </w:rPr>
-              <w:t>61.48</w:t>
+              <w:t>37.93</w:t>
             </w:r>
           </w:p>
         </w:tc>
@@ -17082,7 +18428,7 @@
                 <w:color w:val="1C3A36"/>
                 <w:sz w:val="18"/>
               </w:rPr>
-              <w:t>73.23</w:t>
+              <w:t>43.50</w:t>
             </w:r>
           </w:p>
         </w:tc>
@@ -17100,7 +18446,7 @@
                 <w:color w:val="1C3A36"/>
                 <w:sz w:val="18"/>
               </w:rPr>
-              <w:t>-22.2%</w:t>
+              <w:t>-52.0%</w:t>
             </w:r>
           </w:p>
         </w:tc>
@@ -17161,7 +18507,7 @@
                 <w:color w:val="1C3A36"/>
                 <w:sz w:val="18"/>
               </w:rPr>
-              <w:t>61.48</w:t>
+              <w:t>58.10</w:t>
             </w:r>
           </w:p>
         </w:tc>
@@ -17201,7 +18547,7 @@
                 <w:color w:val="1C3A36"/>
                 <w:sz w:val="18"/>
               </w:rPr>
-              <w:t>-22.2%</w:t>
+              <w:t>-26.5%</w:t>
             </w:r>
           </w:p>
         </w:tc>

--- a/engine/scem_study/SCEM_Valuation_Study_06-08-2026_public.docx
+++ b/engine/scem_study/SCEM_Valuation_Study_06-08-2026_public.docx
@@ -1224,7 +1224,7 @@
                 <w:color w:val="1C3A36"/>
                 <w:sz w:val="19"/>
               </w:rPr>
-              <w:t>Profit after tax of EGP 3,070 million in FY2024 on revenue of EGP 6,420 million is a 48% net margin. No cement plant earns that from making cement. That year contains the Sinai White disposal gain of roughly EGP 1,502 million. Strip it and underlying FY2024 profit was EGP 1,206 million — so FY2025 profit +90% rather than falling 25% as the headline comparison suggests.</w:t>
+              <w:t>Profit after tax of EGP 3,070 million in FY2024 on revenue of EGP 6,420 million is a 48% net margin. No cement plant earns that from making cement. That year contains the Sinai White disposal gain of roughly EGP 1,502 million and treasury income of EGP 582 million. THE UNDERLYING FIGURE IS NOT THE REPORTED PROFIT LESS THE GAIN: it is operating profit of EGP 1,192 million plus that treasury income, taxed at the effective 32.0%, which is EGP 1,206 million — so FY2025 profit +90% rather than -25% as the headline comparison suggests.</w:t>
             </w:r>
           </w:p>
         </w:tc>

--- a/engine/scem_study/SCEM_Valuation_Study_06-08-2026_public.docx
+++ b/engine/scem_study/SCEM_Valuation_Study_06-08-2026_public.docx
@@ -1314,7 +1314,7 @@
           <w:color w:val="1C3A36"/>
           <w:sz w:val="21"/>
         </w:rPr>
-        <w:t>The discounted cash-flow model is the primary lens and carries 45% of the weight. It runs on a volume-and-price build off one plant, discounts each year at that year's own cost of capital, and capitalises a terminal value at a separately built terminal rate.</w:t>
+        <w:t>The discounted cash-flow model is the primary lens and carries 48% of the weight. It runs on a volume-and-price build off one plant, discounts each year at that year's own cost of capital, and capitalises a terminal value at a separately built terminal rate.</w:t>
       </w:r>
     </w:p>
     <w:tbl>
@@ -2131,7 +2131,7 @@
                 <w:color w:val="1C3A36"/>
                 <w:sz w:val="18"/>
               </w:rPr>
-              <w:t>Plus depreciation &amp; amortisation</w:t>
+              <w:t>Less reinvestment to fund the growth in NOPAT, at the terminal return on capital</w:t>
             </w:r>
           </w:p>
         </w:tc>
@@ -2149,7 +2149,7 @@
                 <w:color w:val="1C3A36"/>
                 <w:sz w:val="18"/>
               </w:rPr>
-              <w:t>445</w:t>
+              <w:t>0</w:t>
             </w:r>
           </w:p>
         </w:tc>
@@ -2167,7 +2167,7 @@
                 <w:color w:val="1C3A36"/>
                 <w:sz w:val="18"/>
               </w:rPr>
-              <w:t>464</w:t>
+              <w:t>0</w:t>
             </w:r>
           </w:p>
         </w:tc>
@@ -2185,7 +2185,7 @@
                 <w:color w:val="1C3A36"/>
                 <w:sz w:val="18"/>
               </w:rPr>
-              <w:t>485</w:t>
+              <w:t>429</w:t>
             </w:r>
           </w:p>
         </w:tc>
@@ -2203,7 +2203,7 @@
                 <w:color w:val="1C3A36"/>
                 <w:sz w:val="18"/>
               </w:rPr>
-              <w:t>509</w:t>
+              <w:t>1,706</w:t>
             </w:r>
           </w:p>
         </w:tc>
@@ -2221,225 +2221,7 @@
                 <w:color w:val="1C3A36"/>
                 <w:sz w:val="18"/>
               </w:rPr>
-              <w:t>532</w:t>
-            </w:r>
-          </w:p>
-        </w:tc>
-      </w:tr>
-      <w:tr>
-        <w:tc>
-          <w:tcPr>
-            <w:tcW w:type="dxa" w:w="3240"/>
-          </w:tcPr>
-          <w:p>
-            <w:pPr>
-              <w:spacing w:after="20"/>
-            </w:pPr>
-            <w:r>
-              <w:rPr>
-                <w:color w:val="1C3A36"/>
-                <w:sz w:val="18"/>
-              </w:rPr>
-              <w:t>Less capital expenditure</w:t>
-            </w:r>
-          </w:p>
-        </w:tc>
-        <w:tc>
-          <w:tcPr>
-            <w:tcW w:type="dxa" w:w="1354"/>
-          </w:tcPr>
-          <w:p>
-            <w:pPr>
-              <w:spacing w:after="20"/>
-              <w:jc w:val="right"/>
-            </w:pPr>
-            <w:r>
-              <w:rPr>
-                <w:color w:val="1C3A36"/>
-                <w:sz w:val="18"/>
-              </w:rPr>
-              <w:t>484</w:t>
-            </w:r>
-          </w:p>
-        </w:tc>
-        <w:tc>
-          <w:tcPr>
-            <w:tcW w:type="dxa" w:w="1354"/>
-          </w:tcPr>
-          <w:p>
-            <w:pPr>
-              <w:spacing w:after="20"/>
-              <w:jc w:val="right"/>
-            </w:pPr>
-            <w:r>
-              <w:rPr>
-                <w:color w:val="1C3A36"/>
-                <w:sz w:val="18"/>
-              </w:rPr>
-              <w:t>495</w:t>
-            </w:r>
-          </w:p>
-        </w:tc>
-        <w:tc>
-          <w:tcPr>
-            <w:tcW w:type="dxa" w:w="1354"/>
-          </w:tcPr>
-          <w:p>
-            <w:pPr>
-              <w:spacing w:after="20"/>
-              <w:jc w:val="right"/>
-            </w:pPr>
-            <w:r>
-              <w:rPr>
-                <w:color w:val="1C3A36"/>
-                <w:sz w:val="18"/>
-              </w:rPr>
-              <w:t>518</w:t>
-            </w:r>
-          </w:p>
-        </w:tc>
-        <w:tc>
-          <w:tcPr>
-            <w:tcW w:type="dxa" w:w="1354"/>
-          </w:tcPr>
-          <w:p>
-            <w:pPr>
-              <w:spacing w:after="20"/>
-              <w:jc w:val="right"/>
-            </w:pPr>
-            <w:r>
-              <w:rPr>
-                <w:color w:val="1C3A36"/>
-                <w:sz w:val="18"/>
-              </w:rPr>
-              <w:t>545</w:t>
-            </w:r>
-          </w:p>
-        </w:tc>
-        <w:tc>
-          <w:tcPr>
-            <w:tcW w:type="dxa" w:w="1354"/>
-          </w:tcPr>
-          <w:p>
-            <w:pPr>
-              <w:spacing w:after="20"/>
-              <w:jc w:val="right"/>
-            </w:pPr>
-            <w:r>
-              <w:rPr>
-                <w:color w:val="1C3A36"/>
-                <w:sz w:val="18"/>
-              </w:rPr>
-              <w:t>570</w:t>
-            </w:r>
-          </w:p>
-        </w:tc>
-      </w:tr>
-      <w:tr>
-        <w:tc>
-          <w:tcPr>
-            <w:tcW w:type="dxa" w:w="3240"/>
-          </w:tcPr>
-          <w:p>
-            <w:pPr>
-              <w:spacing w:after="20"/>
-            </w:pPr>
-            <w:r>
-              <w:rPr>
-                <w:color w:val="1C3A36"/>
-                <w:sz w:val="18"/>
-              </w:rPr>
-              <w:t>Less change in working capital</w:t>
-            </w:r>
-          </w:p>
-        </w:tc>
-        <w:tc>
-          <w:tcPr>
-            <w:tcW w:type="dxa" w:w="1354"/>
-          </w:tcPr>
-          <w:p>
-            <w:pPr>
-              <w:spacing w:after="20"/>
-              <w:jc w:val="right"/>
-            </w:pPr>
-            <w:r>
-              <w:rPr>
-                <w:color w:val="1C3A36"/>
-                <w:sz w:val="18"/>
-              </w:rPr>
-              <w:t>47</w:t>
-            </w:r>
-          </w:p>
-        </w:tc>
-        <w:tc>
-          <w:tcPr>
-            <w:tcW w:type="dxa" w:w="1354"/>
-          </w:tcPr>
-          <w:p>
-            <w:pPr>
-              <w:spacing w:after="20"/>
-              <w:jc w:val="right"/>
-            </w:pPr>
-            <w:r>
-              <w:rPr>
-                <w:color w:val="1C3A36"/>
-                <w:sz w:val="18"/>
-              </w:rPr>
-              <w:t>51</w:t>
-            </w:r>
-          </w:p>
-        </w:tc>
-        <w:tc>
-          <w:tcPr>
-            <w:tcW w:type="dxa" w:w="1354"/>
-          </w:tcPr>
-          <w:p>
-            <w:pPr>
-              <w:spacing w:after="20"/>
-              <w:jc w:val="right"/>
-            </w:pPr>
-            <w:r>
-              <w:rPr>
-                <w:color w:val="1C3A36"/>
-                <w:sz w:val="18"/>
-              </w:rPr>
-              <w:t>57</w:t>
-            </w:r>
-          </w:p>
-        </w:tc>
-        <w:tc>
-          <w:tcPr>
-            <w:tcW w:type="dxa" w:w="1354"/>
-          </w:tcPr>
-          <w:p>
-            <w:pPr>
-              <w:spacing w:after="20"/>
-              <w:jc w:val="right"/>
-            </w:pPr>
-            <w:r>
-              <w:rPr>
-                <w:color w:val="1C3A36"/>
-                <w:sz w:val="18"/>
-              </w:rPr>
-              <w:t>65</w:t>
-            </w:r>
-          </w:p>
-        </w:tc>
-        <w:tc>
-          <w:tcPr>
-            <w:tcW w:type="dxa" w:w="1354"/>
-          </w:tcPr>
-          <w:p>
-            <w:pPr>
-              <w:spacing w:after="20"/>
-              <w:jc w:val="right"/>
-            </w:pPr>
-            <w:r>
-              <w:rPr>
-                <w:color w:val="1C3A36"/>
-                <w:sz w:val="18"/>
-              </w:rPr>
-              <w:t>66</w:t>
+              <w:t>1,921</w:t>
             </w:r>
           </w:p>
         </w:tc>
@@ -2812,7 +2594,21 @@
           <w:color w:val="6E7B77"/>
           <w:sz w:val="17"/>
         </w:rPr>
-        <w:t>Table 1 — The full waterfall from revenue to the present value of free cash flow to the firm. Every line is a live formula in the companion model.</w:t>
+        <w:t>Table 1 — From revenue to the present value of free cash flow to the firm. Free cash flow is NOPAT less the reinvestment that funds the growth in it, and the first year is scaled to the 41.7% of FY2026E still unearned at the valuation date — that is the only line a reader cannot add up from the two above it. Every line is a live formula in the companion model.</w:t>
+      </w:r>
+    </w:p>
+    <w:p>
+      <w:pPr>
+        <w:spacing w:after="120" w:before="0"/>
+      </w:pPr>
+      <w:r>
+        <w:rPr>
+          <w:b w:val="0"/>
+          <w:i/>
+          <w:color w:val="6E7B77"/>
+          <w:sz w:val="19"/>
+        </w:rPr>
+        <w:t>Depreciation, capital expenditure and the movement in working capital are drivers of the projected BALANCE SHEET rather than of the cash flow above: this model reinvests to fund growth at the terminal return on capital and does not route cash through the asset schedule. They are set out in the statements appendix.</w:t>
       </w:r>
     </w:p>
     <w:p>

--- a/engine/scem_study/SCEM_Valuation_Study_06-08-2026_public.docx
+++ b/engine/scem_study/SCEM_Valuation_Study_06-08-2026_public.docx
@@ -3392,6 +3392,61 @@
         <w:tc>
           <w:tcPr>
             <w:tcW w:type="dxa" w:w="5112"/>
+          </w:tcPr>
+          <w:p>
+            <w:pPr>
+              <w:spacing w:after="20"/>
+            </w:pPr>
+            <w:r>
+              <w:rPr>
+                <w:color w:val="1C3A36"/>
+                <w:sz w:val="18"/>
+              </w:rPr>
+              <w:t>Less non-controlling interests in the subsidiaries</w:t>
+            </w:r>
+          </w:p>
+        </w:tc>
+        <w:tc>
+          <w:tcPr>
+            <w:tcW w:type="dxa" w:w="2376"/>
+          </w:tcPr>
+          <w:p>
+            <w:pPr>
+              <w:spacing w:after="20"/>
+              <w:jc w:val="right"/>
+            </w:pPr>
+            <w:r>
+              <w:rPr>
+                <w:color w:val="1C3A36"/>
+                <w:sz w:val="18"/>
+              </w:rPr>
+              <w:t>(120)</w:t>
+            </w:r>
+          </w:p>
+        </w:tc>
+        <w:tc>
+          <w:tcPr>
+            <w:tcW w:type="dxa" w:w="2232"/>
+          </w:tcPr>
+          <w:p>
+            <w:pPr>
+              <w:spacing w:after="20"/>
+              <w:jc w:val="right"/>
+            </w:pPr>
+            <w:r>
+              <w:rPr>
+                <w:color w:val="1C3A36"/>
+                <w:sz w:val="18"/>
+              </w:rPr>
+              <w:t>(0.46)</w:t>
+            </w:r>
+          </w:p>
+        </w:tc>
+      </w:tr>
+      <w:tr>
+        <w:tc>
+          <w:tcPr>
+            <w:tcW w:type="dxa" w:w="5112"/>
             <w:shd w:val="clear" w:color="auto" w:fill="F6F1E6"/>
           </w:tcPr>
           <w:p>
@@ -3521,7 +3576,7 @@
           <w:color w:val="6E7B77"/>
           <w:sz w:val="17"/>
         </w:rPr>
-        <w:t>Table 3 — The bridge. Net cash is ADDED, because this company holds more cash than debt. Terminal value is 41% of enterprise value — a modest share, and deliberately so; the next section explains why.</w:t>
+        <w:t>Table 3 — The bridge. Net cash is ADDED, because this company holds more cash than debt, and the minority is deducted from EQUITY value rather than from enterprise value, on the share of profit the subsidiaries actually earn. A reviewer proposed EGP 2,008 million instead, 30% of enterprise value; on that reading the shares are worth EGP 36.57 rather than EGP 43.81, and the reasoning behind the adopted figure is in the input register. Terminal value is 49% of enterprise value.</w:t>
       </w:r>
     </w:p>
     <w:p>
@@ -3933,6 +3988,153 @@
                 <w:sz w:val="18"/>
               </w:rPr>
               <w:t>95</w:t>
+            </w:r>
+          </w:p>
+        </w:tc>
+      </w:tr>
+      <w:tr>
+        <w:tc>
+          <w:tcPr>
+            <w:tcW w:type="dxa" w:w="6408"/>
+          </w:tcPr>
+          <w:p>
+            <w:pPr>
+              <w:spacing w:after="20"/>
+            </w:pPr>
+            <w:r>
+              <w:rPr>
+                <w:color w:val="1C3A36"/>
+                <w:sz w:val="18"/>
+              </w:rPr>
+              <w:t>Implied enterprise value at EGP 49.8 to the dollar (EGP mn)</w:t>
+            </w:r>
+          </w:p>
+        </w:tc>
+        <w:tc>
+          <w:tcPr>
+            <w:tcW w:type="dxa" w:w="3312"/>
+          </w:tcPr>
+          <w:p>
+            <w:pPr>
+              <w:spacing w:after="20"/>
+              <w:jc w:val="right"/>
+            </w:pPr>
+            <w:r>
+              <w:rPr>
+                <w:color w:val="1C3A36"/>
+                <w:sz w:val="18"/>
+              </w:rPr>
+              <w:t>17,978</w:t>
+            </w:r>
+          </w:p>
+        </w:tc>
+      </w:tr>
+      <w:tr>
+        <w:tc>
+          <w:tcPr>
+            <w:tcW w:type="dxa" w:w="6408"/>
+          </w:tcPr>
+          <w:p>
+            <w:pPr>
+              <w:spacing w:after="20"/>
+            </w:pPr>
+            <w:r>
+              <w:rPr>
+                <w:color w:val="1C3A36"/>
+                <w:sz w:val="18"/>
+              </w:rPr>
+              <w:t>Plus net cash (EGP mn)</w:t>
+            </w:r>
+          </w:p>
+        </w:tc>
+        <w:tc>
+          <w:tcPr>
+            <w:tcW w:type="dxa" w:w="3312"/>
+          </w:tcPr>
+          <w:p>
+            <w:pPr>
+              <w:spacing w:after="20"/>
+              <w:jc w:val="right"/>
+            </w:pPr>
+            <w:r>
+              <w:rPr>
+                <w:color w:val="1C3A36"/>
+                <w:sz w:val="18"/>
+              </w:rPr>
+              <w:t>4,930</w:t>
+            </w:r>
+          </w:p>
+        </w:tc>
+      </w:tr>
+      <w:tr>
+        <w:tc>
+          <w:tcPr>
+            <w:tcW w:type="dxa" w:w="6408"/>
+          </w:tcPr>
+          <w:p>
+            <w:pPr>
+              <w:spacing w:after="20"/>
+            </w:pPr>
+            <w:r>
+              <w:rPr>
+                <w:color w:val="1C3A36"/>
+                <w:sz w:val="18"/>
+              </w:rPr>
+              <w:t>Less non-controlling interests (EGP mn)</w:t>
+            </w:r>
+          </w:p>
+        </w:tc>
+        <w:tc>
+          <w:tcPr>
+            <w:tcW w:type="dxa" w:w="3312"/>
+          </w:tcPr>
+          <w:p>
+            <w:pPr>
+              <w:spacing w:after="20"/>
+              <w:jc w:val="right"/>
+            </w:pPr>
+            <w:r>
+              <w:rPr>
+                <w:color w:val="1C3A36"/>
+                <w:sz w:val="18"/>
+              </w:rPr>
+              <w:t>(120)</w:t>
+            </w:r>
+          </w:p>
+        </w:tc>
+      </w:tr>
+      <w:tr>
+        <w:tc>
+          <w:tcPr>
+            <w:tcW w:type="dxa" w:w="6408"/>
+          </w:tcPr>
+          <w:p>
+            <w:pPr>
+              <w:spacing w:after="20"/>
+            </w:pPr>
+            <w:r>
+              <w:rPr>
+                <w:color w:val="1C3A36"/>
+                <w:sz w:val="18"/>
+              </w:rPr>
+              <w:t>Divided by shares in issue (260.8 million)</w:t>
+            </w:r>
+          </w:p>
+        </w:tc>
+        <w:tc>
+          <w:tcPr>
+            <w:tcW w:type="dxa" w:w="3312"/>
+          </w:tcPr>
+          <w:p>
+            <w:pPr>
+              <w:spacing w:after="20"/>
+              <w:jc w:val="right"/>
+            </w:pPr>
+            <w:r>
+              <w:rPr>
+                <w:color w:val="1C3A36"/>
+                <w:sz w:val="18"/>
+              </w:rPr>
             </w:r>
           </w:p>
         </w:tc>
@@ -4156,7 +4358,7 @@
                 <w:color w:val="1C3A36"/>
                 <w:sz w:val="18"/>
               </w:rPr>
-              <w:t>Mid-cycle EBITDA margin</w:t>
+              <w:t>Haircut to a mid-cycle revenue base</w:t>
             </w:r>
           </w:p>
         </w:tc>
@@ -4174,7 +4376,7 @@
                 <w:color w:val="1C3A36"/>
                 <w:sz w:val="18"/>
               </w:rPr>
-              <w:t>27.8%</w:t>
+              <w:t>-8.0%</w:t>
             </w:r>
           </w:p>
         </w:tc>
@@ -4193,7 +4395,7 @@
                 <w:color w:val="1C3A36"/>
                 <w:sz w:val="18"/>
               </w:rPr>
-              <w:t>Normalised EBITDA (EGP mn)</w:t>
+              <w:t>Mid-cycle revenue base (EGP mn)</w:t>
             </w:r>
           </w:p>
         </w:tc>
@@ -4211,7 +4413,7 @@
                 <w:color w:val="1C3A36"/>
                 <w:sz w:val="18"/>
               </w:rPr>
-              <w:t>2,325</w:t>
+              <w:t>8,363</w:t>
             </w:r>
           </w:p>
         </w:tc>
@@ -4230,7 +4432,7 @@
                 <w:color w:val="1C3A36"/>
                 <w:sz w:val="18"/>
               </w:rPr>
-              <w:t>Justified EV/EBITDA</w:t>
+              <w:t>Mid-cycle EBITDA margin</w:t>
             </w:r>
           </w:p>
         </w:tc>
@@ -4248,7 +4450,7 @@
                 <w:color w:val="1C3A36"/>
                 <w:sz w:val="18"/>
               </w:rPr>
-              <w:t>4.2x</w:t>
+              <w:t>27.8%</w:t>
             </w:r>
           </w:p>
         </w:tc>
@@ -4267,7 +4469,7 @@
                 <w:color w:val="1C3A36"/>
                 <w:sz w:val="18"/>
               </w:rPr>
-              <w:t>Implied enterprise value (EGP mn)</w:t>
+              <w:t>Normalised EBITDA (EGP mn)</w:t>
             </w:r>
           </w:p>
         </w:tc>
@@ -4285,7 +4487,7 @@
                 <w:color w:val="1C3A36"/>
                 <w:sz w:val="18"/>
               </w:rPr>
-              <w:t>9,764</w:t>
+              <w:t>2,325</w:t>
             </w:r>
           </w:p>
         </w:tc>
@@ -4304,6 +4506,80 @@
                 <w:color w:val="1C3A36"/>
                 <w:sz w:val="18"/>
               </w:rPr>
+              <w:t>Justified EV/EBITDA</w:t>
+            </w:r>
+          </w:p>
+        </w:tc>
+        <w:tc>
+          <w:tcPr>
+            <w:tcW w:type="dxa" w:w="3312"/>
+          </w:tcPr>
+          <w:p>
+            <w:pPr>
+              <w:spacing w:after="20"/>
+              <w:jc w:val="right"/>
+            </w:pPr>
+            <w:r>
+              <w:rPr>
+                <w:color w:val="1C3A36"/>
+                <w:sz w:val="18"/>
+              </w:rPr>
+              <w:t>4.2x</w:t>
+            </w:r>
+          </w:p>
+        </w:tc>
+      </w:tr>
+      <w:tr>
+        <w:tc>
+          <w:tcPr>
+            <w:tcW w:type="dxa" w:w="6408"/>
+          </w:tcPr>
+          <w:p>
+            <w:pPr>
+              <w:spacing w:after="20"/>
+            </w:pPr>
+            <w:r>
+              <w:rPr>
+                <w:color w:val="1C3A36"/>
+                <w:sz w:val="18"/>
+              </w:rPr>
+              <w:t>Implied enterprise value (EGP mn)</w:t>
+            </w:r>
+          </w:p>
+        </w:tc>
+        <w:tc>
+          <w:tcPr>
+            <w:tcW w:type="dxa" w:w="3312"/>
+          </w:tcPr>
+          <w:p>
+            <w:pPr>
+              <w:spacing w:after="20"/>
+              <w:jc w:val="right"/>
+            </w:pPr>
+            <w:r>
+              <w:rPr>
+                <w:color w:val="1C3A36"/>
+                <w:sz w:val="18"/>
+              </w:rPr>
+              <w:t>9,764</w:t>
+            </w:r>
+          </w:p>
+        </w:tc>
+      </w:tr>
+      <w:tr>
+        <w:tc>
+          <w:tcPr>
+            <w:tcW w:type="dxa" w:w="6408"/>
+          </w:tcPr>
+          <w:p>
+            <w:pPr>
+              <w:spacing w:after="20"/>
+            </w:pPr>
+            <w:r>
+              <w:rPr>
+                <w:color w:val="1C3A36"/>
+                <w:sz w:val="18"/>
+              </w:rPr>
               <w:t>Plus net cash (EGP mn)</w:t>
             </w:r>
           </w:p>
@@ -4323,6 +4599,79 @@
                 <w:sz w:val="18"/>
               </w:rPr>
               <w:t>4,930</w:t>
+            </w:r>
+          </w:p>
+        </w:tc>
+      </w:tr>
+      <w:tr>
+        <w:tc>
+          <w:tcPr>
+            <w:tcW w:type="dxa" w:w="6408"/>
+          </w:tcPr>
+          <w:p>
+            <w:pPr>
+              <w:spacing w:after="20"/>
+            </w:pPr>
+            <w:r>
+              <w:rPr>
+                <w:color w:val="1C3A36"/>
+                <w:sz w:val="18"/>
+              </w:rPr>
+              <w:t>Less non-controlling interests (EGP mn)</w:t>
+            </w:r>
+          </w:p>
+        </w:tc>
+        <w:tc>
+          <w:tcPr>
+            <w:tcW w:type="dxa" w:w="3312"/>
+          </w:tcPr>
+          <w:p>
+            <w:pPr>
+              <w:spacing w:after="20"/>
+              <w:jc w:val="right"/>
+            </w:pPr>
+            <w:r>
+              <w:rPr>
+                <w:color w:val="1C3A36"/>
+                <w:sz w:val="18"/>
+              </w:rPr>
+              <w:t>(120)</w:t>
+            </w:r>
+          </w:p>
+        </w:tc>
+      </w:tr>
+      <w:tr>
+        <w:tc>
+          <w:tcPr>
+            <w:tcW w:type="dxa" w:w="6408"/>
+          </w:tcPr>
+          <w:p>
+            <w:pPr>
+              <w:spacing w:after="20"/>
+            </w:pPr>
+            <w:r>
+              <w:rPr>
+                <w:color w:val="1C3A36"/>
+                <w:sz w:val="18"/>
+              </w:rPr>
+              <w:t>Divided by shares in issue (260.8 million)</w:t>
+            </w:r>
+          </w:p>
+        </w:tc>
+        <w:tc>
+          <w:tcPr>
+            <w:tcW w:type="dxa" w:w="3312"/>
+          </w:tcPr>
+          <w:p>
+            <w:pPr>
+              <w:spacing w:after="20"/>
+              <w:jc w:val="right"/>
+            </w:pPr>
+            <w:r>
+              <w:rPr>
+                <w:color w:val="1C3A36"/>
+                <w:sz w:val="18"/>
+              </w:rPr>
             </w:r>
           </w:p>
         </w:tc>
@@ -4550,7 +4899,7 @@
                 <w:color w:val="1C3A36"/>
                 <w:sz w:val="18"/>
               </w:rPr>
-              <w:t>-418</w:t>
+              <w:t>(418)</w:t>
             </w:r>
           </w:p>
         </w:tc>
@@ -4569,7 +4918,7 @@
                 <w:color w:val="1C3A36"/>
                 <w:sz w:val="18"/>
               </w:rPr>
-              <w:t>Normalised NOPAT (EGP mn)</w:t>
+              <w:t>Less tax at the statutory 22.5% (EGP mn)</w:t>
             </w:r>
           </w:p>
         </w:tc>
@@ -4587,7 +4936,7 @@
                 <w:color w:val="1C3A36"/>
                 <w:sz w:val="18"/>
               </w:rPr>
-              <w:t>1,478</w:t>
+              <w:t>(429)</w:t>
             </w:r>
           </w:p>
         </w:tc>
@@ -4606,7 +4955,7 @@
                 <w:color w:val="1C3A36"/>
                 <w:sz w:val="18"/>
               </w:rPr>
-              <w:t>Plus after-tax treasury income (EGP mn)</w:t>
+              <w:t>Normalised NOPAT — the earnings capitalised (EGP mn)</w:t>
             </w:r>
           </w:p>
         </w:tc>
@@ -4624,7 +4973,7 @@
                 <w:color w:val="1C3A36"/>
                 <w:sz w:val="18"/>
               </w:rPr>
-              <w:t>0</w:t>
+              <w:t>1,478</w:t>
             </w:r>
           </w:p>
         </w:tc>
@@ -4643,7 +4992,7 @@
                 <w:color w:val="1C3A36"/>
                 <w:sz w:val="18"/>
               </w:rPr>
-              <w:t>Normalised earnings (EGP mn)</w:t>
+              <w:t>Treasury income on the cash pile, DELIBERATELY EXCLUDED</w:t>
             </w:r>
           </w:p>
         </w:tc>
@@ -4661,7 +5010,7 @@
                 <w:color w:val="1C3A36"/>
                 <w:sz w:val="18"/>
               </w:rPr>
-              <w:t>1,478</w:t>
+              <w:t>nil</w:t>
             </w:r>
           </w:p>
         </w:tc>
@@ -4699,6 +5048,153 @@
                 <w:sz w:val="18"/>
               </w:rPr>
               <w:t>7.0x</w:t>
+            </w:r>
+          </w:p>
+        </w:tc>
+      </w:tr>
+      <w:tr>
+        <w:tc>
+          <w:tcPr>
+            <w:tcW w:type="dxa" w:w="6408"/>
+          </w:tcPr>
+          <w:p>
+            <w:pPr>
+              <w:spacing w:after="20"/>
+            </w:pPr>
+            <w:r>
+              <w:rPr>
+                <w:color w:val="1C3A36"/>
+                <w:sz w:val="18"/>
+              </w:rPr>
+              <w:t>Capitalised earnings (EGP mn)</w:t>
+            </w:r>
+          </w:p>
+        </w:tc>
+        <w:tc>
+          <w:tcPr>
+            <w:tcW w:type="dxa" w:w="3312"/>
+          </w:tcPr>
+          <w:p>
+            <w:pPr>
+              <w:spacing w:after="20"/>
+              <w:jc w:val="right"/>
+            </w:pPr>
+            <w:r>
+              <w:rPr>
+                <w:color w:val="1C3A36"/>
+                <w:sz w:val="18"/>
+              </w:rPr>
+              <w:t>10,344</w:t>
+            </w:r>
+          </w:p>
+        </w:tc>
+      </w:tr>
+      <w:tr>
+        <w:tc>
+          <w:tcPr>
+            <w:tcW w:type="dxa" w:w="6408"/>
+          </w:tcPr>
+          <w:p>
+            <w:pPr>
+              <w:spacing w:after="20"/>
+            </w:pPr>
+            <w:r>
+              <w:rPr>
+                <w:color w:val="1C3A36"/>
+                <w:sz w:val="18"/>
+              </w:rPr>
+              <w:t>Plus net cash (EGP mn)</w:t>
+            </w:r>
+          </w:p>
+        </w:tc>
+        <w:tc>
+          <w:tcPr>
+            <w:tcW w:type="dxa" w:w="3312"/>
+          </w:tcPr>
+          <w:p>
+            <w:pPr>
+              <w:spacing w:after="20"/>
+              <w:jc w:val="right"/>
+            </w:pPr>
+            <w:r>
+              <w:rPr>
+                <w:color w:val="1C3A36"/>
+                <w:sz w:val="18"/>
+              </w:rPr>
+              <w:t>4,930</w:t>
+            </w:r>
+          </w:p>
+        </w:tc>
+      </w:tr>
+      <w:tr>
+        <w:tc>
+          <w:tcPr>
+            <w:tcW w:type="dxa" w:w="6408"/>
+          </w:tcPr>
+          <w:p>
+            <w:pPr>
+              <w:spacing w:after="20"/>
+            </w:pPr>
+            <w:r>
+              <w:rPr>
+                <w:color w:val="1C3A36"/>
+                <w:sz w:val="18"/>
+              </w:rPr>
+              <w:t>Less non-controlling interests (EGP mn)</w:t>
+            </w:r>
+          </w:p>
+        </w:tc>
+        <w:tc>
+          <w:tcPr>
+            <w:tcW w:type="dxa" w:w="3312"/>
+          </w:tcPr>
+          <w:p>
+            <w:pPr>
+              <w:spacing w:after="20"/>
+              <w:jc w:val="right"/>
+            </w:pPr>
+            <w:r>
+              <w:rPr>
+                <w:color w:val="1C3A36"/>
+                <w:sz w:val="18"/>
+              </w:rPr>
+              <w:t>(120)</w:t>
+            </w:r>
+          </w:p>
+        </w:tc>
+      </w:tr>
+      <w:tr>
+        <w:tc>
+          <w:tcPr>
+            <w:tcW w:type="dxa" w:w="6408"/>
+          </w:tcPr>
+          <w:p>
+            <w:pPr>
+              <w:spacing w:after="20"/>
+            </w:pPr>
+            <w:r>
+              <w:rPr>
+                <w:color w:val="1C3A36"/>
+                <w:sz w:val="18"/>
+              </w:rPr>
+              <w:t>Divided by shares in issue (260.8 million)</w:t>
+            </w:r>
+          </w:p>
+        </w:tc>
+        <w:tc>
+          <w:tcPr>
+            <w:tcW w:type="dxa" w:w="3312"/>
+          </w:tcPr>
+          <w:p>
+            <w:pPr>
+              <w:spacing w:after="20"/>
+              <w:jc w:val="right"/>
+            </w:pPr>
+            <w:r>
+              <w:rPr>
+                <w:color w:val="1C3A36"/>
+                <w:sz w:val="18"/>
+              </w:rPr>
             </w:r>
           </w:p>
         </w:tc>
@@ -4761,7 +5257,7 @@
           <w:color w:val="6E7B77"/>
           <w:sz w:val="17"/>
         </w:rPr>
-        <w:t>Table 7 — Normalised earnings power, on a mid-cycle margin struck between the FY2024 outturn and the FY2025 peak.</w:t>
+        <w:t>Table 7 — Normalised earnings power, on a mid-cycle margin struck between the FY2024 outturn and the FY2025 peak. The income the cash pile earns is left out of the capitalised figure on purpose: the cash itself is added at face below, and capitalising its income as well would pay for the same asset twice.</w:t>
       </w:r>
     </w:p>
     <w:p>
@@ -4819,8 +5315,8 @@
         <w:gridCol w:w="1037"/>
         <w:gridCol w:w="1037"/>
         <w:gridCol w:w="1037"/>
-        <w:gridCol w:w="893"/>
-        <w:gridCol w:w="3672"/>
+        <w:gridCol w:w="1123"/>
+        <w:gridCol w:w="3442"/>
       </w:tblGrid>
       <w:tr>
         <w:tc>
@@ -4901,7 +5397,7 @@
         </w:tc>
         <w:tc>
           <w:tcPr>
-            <w:tcW w:type="dxa" w:w="893"/>
+            <w:tcW w:type="dxa" w:w="1123"/>
             <w:shd w:val="clear" w:color="auto" w:fill="EAF0EE"/>
           </w:tcPr>
           <w:p>
@@ -4920,7 +5416,7 @@
         </w:tc>
         <w:tc>
           <w:tcPr>
-            <w:tcW w:type="dxa" w:w="3672"/>
+            <w:tcW w:type="dxa" w:w="3442"/>
             <w:shd w:val="clear" w:color="auto" w:fill="EAF0EE"/>
           </w:tcPr>
           <w:p>
@@ -5012,7 +5508,7 @@
         </w:tc>
         <w:tc>
           <w:tcPr>
-            <w:tcW w:type="dxa" w:w="893"/>
+            <w:tcW w:type="dxa" w:w="1123"/>
           </w:tcPr>
           <w:p>
             <w:pPr>
@@ -5030,7 +5526,7 @@
         </w:tc>
         <w:tc>
           <w:tcPr>
-            <w:tcW w:type="dxa" w:w="3672"/>
+            <w:tcW w:type="dxa" w:w="3442"/>
           </w:tcPr>
           <w:p>
             <w:pPr>
@@ -5121,7 +5617,7 @@
         </w:tc>
         <w:tc>
           <w:tcPr>
-            <w:tcW w:type="dxa" w:w="893"/>
+            <w:tcW w:type="dxa" w:w="1123"/>
           </w:tcPr>
           <w:p>
             <w:pPr>
@@ -5139,7 +5635,7 @@
         </w:tc>
         <w:tc>
           <w:tcPr>
-            <w:tcW w:type="dxa" w:w="3672"/>
+            <w:tcW w:type="dxa" w:w="3442"/>
           </w:tcPr>
           <w:p>
             <w:pPr>
@@ -5230,7 +5726,7 @@
         </w:tc>
         <w:tc>
           <w:tcPr>
-            <w:tcW w:type="dxa" w:w="893"/>
+            <w:tcW w:type="dxa" w:w="1123"/>
           </w:tcPr>
           <w:p>
             <w:pPr>
@@ -5248,7 +5744,7 @@
         </w:tc>
         <w:tc>
           <w:tcPr>
-            <w:tcW w:type="dxa" w:w="3672"/>
+            <w:tcW w:type="dxa" w:w="3442"/>
           </w:tcPr>
           <w:p>
             <w:pPr>
@@ -5339,7 +5835,7 @@
         </w:tc>
         <w:tc>
           <w:tcPr>
-            <w:tcW w:type="dxa" w:w="893"/>
+            <w:tcW w:type="dxa" w:w="1123"/>
           </w:tcPr>
           <w:p>
             <w:pPr>
@@ -5357,7 +5853,7 @@
         </w:tc>
         <w:tc>
           <w:tcPr>
-            <w:tcW w:type="dxa" w:w="3672"/>
+            <w:tcW w:type="dxa" w:w="3442"/>
           </w:tcPr>
           <w:p>
             <w:pPr>
@@ -5456,7 +5952,7 @@
         </w:tc>
         <w:tc>
           <w:tcPr>
-            <w:tcW w:type="dxa" w:w="893"/>
+            <w:tcW w:type="dxa" w:w="1123"/>
             <w:shd w:val="clear" w:color="auto" w:fill="F6F1E6"/>
           </w:tcPr>
           <w:p>
@@ -5476,7 +5972,7 @@
         </w:tc>
         <w:tc>
           <w:tcPr>
-            <w:tcW w:type="dxa" w:w="3672"/>
+            <w:tcW w:type="dxa" w:w="3442"/>
             <w:shd w:val="clear" w:color="auto" w:fill="F6F1E6"/>
           </w:tcPr>
           <w:p>

--- a/engine/scem_study/SCEM_Valuation_Study_06-08-2026_public.docx
+++ b/engine/scem_study/SCEM_Valuation_Study_06-08-2026_public.docx
@@ -174,7 +174,7 @@
                 <w:color w:val="1C3A36"/>
                 <w:sz w:val="19"/>
               </w:rPr>
-              <w:t>Four lenses put the shares between EGP 43.81 and EGP 87.37, weighting to a central EGP 53.12 against a market price of EGP 79.00 — -32.8%.</w:t>
+              <w:t>Four lenses put the shares between EGP 61.49 and EGP 92.99, weighting to a central EGP 72.59 against a market price of EGP 79.00 — -8.1%.</w:t>
             </w:r>
           </w:p>
         </w:tc>
@@ -357,7 +357,7 @@
                 <w:color w:val="1C3A36"/>
                 <w:sz w:val="18"/>
               </w:rPr>
-              <w:t>43.81</w:t>
+              <w:t>75.35</w:t>
             </w:r>
           </w:p>
         </w:tc>
@@ -393,7 +393,7 @@
                 <w:color w:val="1C3A36"/>
                 <w:sz w:val="18"/>
               </w:rPr>
-              <w:t>-44.5%</w:t>
+              <w:t>-4.6%</w:t>
             </w:r>
           </w:p>
         </w:tc>
@@ -411,7 +411,7 @@
                 <w:color w:val="1C3A36"/>
                 <w:sz w:val="18"/>
               </w:rPr>
-              <w:t>49.2%</w:t>
+              <w:t>53.2%</w:t>
             </w:r>
           </w:p>
         </w:tc>
@@ -448,7 +448,7 @@
                 <w:color w:val="1C3A36"/>
                 <w:sz w:val="18"/>
               </w:rPr>
-              <w:t>55.88</w:t>
+              <w:t>61.49</w:t>
             </w:r>
           </w:p>
         </w:tc>
@@ -484,7 +484,7 @@
                 <w:color w:val="1C3A36"/>
                 <w:sz w:val="18"/>
               </w:rPr>
-              <w:t>-29.3%</w:t>
+              <w:t>-22.2%</w:t>
             </w:r>
           </w:p>
         </w:tc>
@@ -539,7 +539,7 @@
                 <w:color w:val="1C3A36"/>
                 <w:sz w:val="18"/>
               </w:rPr>
-              <w:t>58.10</w:t>
+              <w:t>69.86</w:t>
             </w:r>
           </w:p>
         </w:tc>
@@ -575,7 +575,7 @@
                 <w:color w:val="1C3A36"/>
                 <w:sz w:val="18"/>
               </w:rPr>
-              <w:t>-26.5%</w:t>
+              <w:t>-11.6%</w:t>
             </w:r>
           </w:p>
         </w:tc>
@@ -630,7 +630,7 @@
                 <w:color w:val="1C3A36"/>
                 <w:sz w:val="18"/>
               </w:rPr>
-              <w:t>87.37</w:t>
+              <w:t>92.99</w:t>
             </w:r>
           </w:p>
         </w:tc>
@@ -666,7 +666,7 @@
                 <w:color w:val="1C3A36"/>
                 <w:sz w:val="18"/>
               </w:rPr>
-              <w:t>+10.6%</w:t>
+              <w:t>+17.7%</w:t>
             </w:r>
           </w:p>
         </w:tc>
@@ -725,7 +725,7 @@
                 <w:color w:val="1C3A36"/>
                 <w:sz w:val="18"/>
               </w:rPr>
-              <w:t>53.12</w:t>
+              <w:t>72.59</w:t>
             </w:r>
           </w:p>
         </w:tc>
@@ -765,7 +765,7 @@
                 <w:color w:val="1C3A36"/>
                 <w:sz w:val="18"/>
               </w:rPr>
-              <w:t>-32.8%</w:t>
+              <w:t>-8.1%</w:t>
             </w:r>
           </w:p>
         </w:tc>
@@ -822,7 +822,7 @@
                 <w:color w:val="1C3A36"/>
                 <w:sz w:val="18"/>
               </w:rPr>
-              <w:t>43.81 – 87.37</w:t>
+              <w:t>61.49 – 92.99</w:t>
             </w:r>
           </w:p>
         </w:tc>
@@ -858,7 +858,7 @@
                 <w:color w:val="1C3A36"/>
                 <w:sz w:val="18"/>
               </w:rPr>
-              <w:t>-44.5% to +10.6%</w:t>
+              <w:t>-22.2% to +17.7%</w:t>
             </w:r>
           </w:p>
         </w:tc>
@@ -1224,7 +1224,7 @@
                 <w:color w:val="1C3A36"/>
                 <w:sz w:val="19"/>
               </w:rPr>
-              <w:t>Profit after tax of EGP 3,070 million in FY2024 on revenue of EGP 6,420 million is a 48% net margin. No cement plant earns that from making cement. That year contains the Sinai White disposal gain of roughly EGP 1,502 million and treasury income of EGP 582 million. THE UNDERLYING FIGURE IS NOT THE REPORTED PROFIT LESS THE GAIN: it is operating profit of EGP 1,192 million plus that treasury income, taxed at the effective 32.0%, which is EGP 1,206 million — so FY2025 profit +90% rather than -25% as the headline comparison suggests.</w:t>
+              <w:t>Profit after tax of EGP 3,072 million in FY2024 on revenue of EGP 6,428 million is a 48% net margin. No cement plant earns that from making cement. That year contains the Sinai White disposal gain of roughly EGP 1,517 million and treasury income of EGP 30 million. THE UNDERLYING FIGURE IS NOT THE REPORTED PROFIT LESS THE GAIN: it is operating profit of EGP 1,495 million plus that treasury income, taxed at the effective 32.0%, which is EGP 1,016 million — so FY2025 profit +125% rather than -26% as the headline comparison suggests.</w:t>
             </w:r>
           </w:p>
         </w:tc>
@@ -1604,7 +1604,7 @@
                 <w:color w:val="1C3A36"/>
                 <w:sz w:val="18"/>
               </w:rPr>
-              <w:t>2,916</w:t>
+              <w:t>3,354</w:t>
             </w:r>
           </w:p>
         </w:tc>
@@ -1622,7 +1622,7 @@
                 <w:color w:val="1C3A36"/>
                 <w:sz w:val="18"/>
               </w:rPr>
-              <w:t>2,792</w:t>
+              <w:t>3,277</w:t>
             </w:r>
           </w:p>
         </w:tc>
@@ -1640,7 +1640,7 @@
                 <w:color w:val="1C3A36"/>
                 <w:sz w:val="18"/>
               </w:rPr>
-              <w:t>2,865</w:t>
+              <w:t>3,374</w:t>
             </w:r>
           </w:p>
         </w:tc>
@@ -1658,7 +1658,7 @@
                 <w:color w:val="1C3A36"/>
                 <w:sz w:val="18"/>
               </w:rPr>
-              <w:t>3,094</w:t>
+              <w:t>3,610</w:t>
             </w:r>
           </w:p>
         </w:tc>
@@ -1676,7 +1676,7 @@
                 <w:color w:val="1C3A36"/>
                 <w:sz w:val="18"/>
               </w:rPr>
-              <w:t>3,348</w:t>
+              <w:t>3,863</w:t>
             </w:r>
           </w:p>
         </w:tc>
@@ -1713,7 +1713,7 @@
                 <w:color w:val="1C3A36"/>
                 <w:sz w:val="18"/>
               </w:rPr>
-              <w:t>30.1%</w:t>
+              <w:t>34.7%</w:t>
             </w:r>
           </w:p>
         </w:tc>
@@ -1731,7 +1731,7 @@
                 <w:color w:val="1C3A36"/>
                 <w:sz w:val="18"/>
               </w:rPr>
-              <w:t>27.1%</w:t>
+              <w:t>31.8%</w:t>
             </w:r>
           </w:p>
         </w:tc>
@@ -1749,7 +1749,7 @@
                 <w:color w:val="1C3A36"/>
                 <w:sz w:val="18"/>
               </w:rPr>
-              <w:t>26.0%</w:t>
+              <w:t>30.6%</w:t>
             </w:r>
           </w:p>
         </w:tc>
@@ -1767,7 +1767,7 @@
                 <w:color w:val="1C3A36"/>
                 <w:sz w:val="18"/>
               </w:rPr>
-              <w:t>26.1%</w:t>
+              <w:t>30.5%</w:t>
             </w:r>
           </w:p>
         </w:tc>
@@ -1785,7 +1785,7 @@
                 <w:color w:val="1C3A36"/>
                 <w:sz w:val="18"/>
               </w:rPr>
-              <w:t>26.4%</w:t>
+              <w:t>30.5%</w:t>
             </w:r>
           </w:p>
         </w:tc>
@@ -1822,7 +1822,7 @@
                 <w:color w:val="1C3A36"/>
                 <w:sz w:val="18"/>
               </w:rPr>
-              <w:t>445</w:t>
+              <w:t>135</w:t>
             </w:r>
           </w:p>
         </w:tc>
@@ -1840,7 +1840,7 @@
                 <w:color w:val="1C3A36"/>
                 <w:sz w:val="18"/>
               </w:rPr>
-              <w:t>464</w:t>
+              <w:t>149</w:t>
             </w:r>
           </w:p>
         </w:tc>
@@ -1858,7 +1858,7 @@
                 <w:color w:val="1C3A36"/>
                 <w:sz w:val="18"/>
               </w:rPr>
-              <w:t>485</w:t>
+              <w:t>165</w:t>
             </w:r>
           </w:p>
         </w:tc>
@@ -1876,7 +1876,7 @@
                 <w:color w:val="1C3A36"/>
                 <w:sz w:val="18"/>
               </w:rPr>
-              <w:t>509</w:t>
+              <w:t>182</w:t>
             </w:r>
           </w:p>
         </w:tc>
@@ -1894,7 +1894,7 @@
                 <w:color w:val="1C3A36"/>
                 <w:sz w:val="18"/>
               </w:rPr>
-              <w:t>532</w:t>
+              <w:t>200</w:t>
             </w:r>
           </w:p>
         </w:tc>
@@ -1931,7 +1931,7 @@
                 <w:color w:val="1C3A36"/>
                 <w:sz w:val="18"/>
               </w:rPr>
-              <w:t>2,471</w:t>
+              <w:t>3,220</w:t>
             </w:r>
           </w:p>
         </w:tc>
@@ -1949,7 +1949,7 @@
                 <w:color w:val="1C3A36"/>
                 <w:sz w:val="18"/>
               </w:rPr>
-              <w:t>2,328</w:t>
+              <w:t>3,127</w:t>
             </w:r>
           </w:p>
         </w:tc>
@@ -1967,7 +1967,7 @@
                 <w:color w:val="1C3A36"/>
                 <w:sz w:val="18"/>
               </w:rPr>
-              <w:t>2,380</w:t>
+              <w:t>3,209</w:t>
             </w:r>
           </w:p>
         </w:tc>
@@ -1985,7 +1985,7 @@
                 <w:color w:val="1C3A36"/>
                 <w:sz w:val="18"/>
               </w:rPr>
-              <w:t>2,585</w:t>
+              <w:t>3,428</w:t>
             </w:r>
           </w:p>
         </w:tc>
@@ -2003,7 +2003,7 @@
                 <w:color w:val="1C3A36"/>
                 <w:sz w:val="18"/>
               </w:rPr>
-              <w:t>2,816</w:t>
+              <w:t>3,662</w:t>
             </w:r>
           </w:p>
         </w:tc>
@@ -2040,7 +2040,7 @@
                 <w:color w:val="1C3A36"/>
                 <w:sz w:val="18"/>
               </w:rPr>
-              <w:t>1,915</w:t>
+              <w:t>2,495</w:t>
             </w:r>
           </w:p>
         </w:tc>
@@ -2058,7 +2058,7 @@
                 <w:color w:val="1C3A36"/>
                 <w:sz w:val="18"/>
               </w:rPr>
-              <w:t>1,804</w:t>
+              <w:t>2,424</w:t>
             </w:r>
           </w:p>
         </w:tc>
@@ -2076,7 +2076,7 @@
                 <w:color w:val="1C3A36"/>
                 <w:sz w:val="18"/>
               </w:rPr>
-              <w:t>1,844</w:t>
+              <w:t>2,487</w:t>
             </w:r>
           </w:p>
         </w:tc>
@@ -2094,7 +2094,7 @@
                 <w:color w:val="1C3A36"/>
                 <w:sz w:val="18"/>
               </w:rPr>
-              <w:t>2,003</w:t>
+              <w:t>2,656</w:t>
             </w:r>
           </w:p>
         </w:tc>
@@ -2112,7 +2112,7 @@
                 <w:color w:val="1C3A36"/>
                 <w:sz w:val="18"/>
               </w:rPr>
-              <w:t>2,182</w:t>
+              <w:t>2,838</w:t>
             </w:r>
           </w:p>
         </w:tc>
@@ -2131,7 +2131,7 @@
                 <w:color w:val="1C3A36"/>
                 <w:sz w:val="18"/>
               </w:rPr>
-              <w:t>Less reinvestment to fund the growth in NOPAT, at the terminal return on capital</w:t>
+              <w:t>Depreciation and amortisation added back</w:t>
             </w:r>
           </w:p>
         </w:tc>
@@ -2149,7 +2149,7 @@
                 <w:color w:val="1C3A36"/>
                 <w:sz w:val="18"/>
               </w:rPr>
-              <w:t>0</w:t>
+              <w:t>135</w:t>
             </w:r>
           </w:p>
         </w:tc>
@@ -2167,7 +2167,7 @@
                 <w:color w:val="1C3A36"/>
                 <w:sz w:val="18"/>
               </w:rPr>
-              <w:t>0</w:t>
+              <w:t>149</w:t>
             </w:r>
           </w:p>
         </w:tc>
@@ -2185,7 +2185,7 @@
                 <w:color w:val="1C3A36"/>
                 <w:sz w:val="18"/>
               </w:rPr>
-              <w:t>429</w:t>
+              <w:t>165</w:t>
             </w:r>
           </w:p>
         </w:tc>
@@ -2203,7 +2203,7 @@
                 <w:color w:val="1C3A36"/>
                 <w:sz w:val="18"/>
               </w:rPr>
-              <w:t>1,706</w:t>
+              <w:t>182</w:t>
             </w:r>
           </w:p>
         </w:tc>
@@ -2221,7 +2221,7 @@
                 <w:color w:val="1C3A36"/>
                 <w:sz w:val="18"/>
               </w:rPr>
-              <w:t>1,921</w:t>
+              <w:t>200</w:t>
             </w:r>
           </w:p>
         </w:tc>
@@ -2242,7 +2242,7 @@
                 <w:color w:val="1C3A36"/>
                 <w:sz w:val="18"/>
               </w:rPr>
-              <w:t>Free cash flow to the firm</w:t>
+              <w:t>Capital expenditure</w:t>
             </w:r>
           </w:p>
         </w:tc>
@@ -2262,7 +2262,7 @@
                 <w:color w:val="1C3A36"/>
                 <w:sz w:val="18"/>
               </w:rPr>
-              <w:t>799</w:t>
+              <w:t>(346)</w:t>
             </w:r>
           </w:p>
         </w:tc>
@@ -2282,7 +2282,7 @@
                 <w:color w:val="1C3A36"/>
                 <w:sz w:val="18"/>
               </w:rPr>
-              <w:t>1,804</w:t>
+              <w:t>(384)</w:t>
             </w:r>
           </w:p>
         </w:tc>
@@ -2302,7 +2302,7 @@
                 <w:color w:val="1C3A36"/>
                 <w:sz w:val="18"/>
               </w:rPr>
-              <w:t>1,415</w:t>
+              <w:t>(414)</w:t>
             </w:r>
           </w:p>
         </w:tc>
@@ -2322,7 +2322,7 @@
                 <w:color w:val="1C3A36"/>
                 <w:sz w:val="18"/>
               </w:rPr>
-              <w:t>297</w:t>
+              <w:t>(440)</w:t>
             </w:r>
           </w:p>
         </w:tc>
@@ -2342,7 +2342,7 @@
                 <w:color w:val="1C3A36"/>
                 <w:sz w:val="18"/>
               </w:rPr>
-              <w:t>261</w:t>
+              <w:t>(464)</w:t>
             </w:r>
           </w:p>
         </w:tc>
@@ -2361,7 +2361,7 @@
                 <w:color w:val="1C3A36"/>
                 <w:sz w:val="18"/>
               </w:rPr>
-              <w:t>Discount factor</w:t>
+              <w:t>Change in working capital</w:t>
             </w:r>
           </w:p>
         </w:tc>
@@ -2379,7 +2379,7 @@
                 <w:color w:val="1C3A36"/>
                 <w:sz w:val="18"/>
               </w:rPr>
-              <w:t>0.9494</w:t>
+              <w:t>(47)</w:t>
             </w:r>
           </w:p>
         </w:tc>
@@ -2397,7 +2397,7 @@
                 <w:color w:val="1C3A36"/>
                 <w:sz w:val="18"/>
               </w:rPr>
-              <w:t>0.7957</w:t>
+              <w:t>(51)</w:t>
             </w:r>
           </w:p>
         </w:tc>
@@ -2415,7 +2415,7 @@
                 <w:color w:val="1C3A36"/>
                 <w:sz w:val="18"/>
               </w:rPr>
-              <w:t>0.6356</w:t>
+              <w:t>(57)</w:t>
             </w:r>
           </w:p>
         </w:tc>
@@ -2433,7 +2433,7 @@
                 <w:color w:val="1C3A36"/>
                 <w:sz w:val="18"/>
               </w:rPr>
-              <w:t>0.5184</w:t>
+              <w:t>(65)</w:t>
             </w:r>
           </w:p>
         </w:tc>
@@ -2451,7 +2451,7 @@
                 <w:color w:val="1C3A36"/>
                 <w:sz w:val="18"/>
               </w:rPr>
-              <w:t>0.4301</w:t>
+              <w:t>(66)</w:t>
             </w:r>
           </w:p>
         </w:tc>
@@ -2472,7 +2472,7 @@
                 <w:color w:val="1C3A36"/>
                 <w:sz w:val="18"/>
               </w:rPr>
-              <w:t>Present value of free cash flow</w:t>
+              <w:t>Free cash flow to the firm</w:t>
             </w:r>
           </w:p>
         </w:tc>
@@ -2492,7 +2492,7 @@
                 <w:color w:val="1C3A36"/>
                 <w:sz w:val="18"/>
               </w:rPr>
-              <w:t>758</w:t>
+              <w:t>933</w:t>
             </w:r>
           </w:p>
         </w:tc>
@@ -2512,7 +2512,7 @@
                 <w:color w:val="1C3A36"/>
                 <w:sz w:val="18"/>
               </w:rPr>
-              <w:t>1,436</w:t>
+              <w:t>2,139</w:t>
             </w:r>
           </w:p>
         </w:tc>
@@ -2532,7 +2532,7 @@
                 <w:color w:val="1C3A36"/>
                 <w:sz w:val="18"/>
               </w:rPr>
-              <w:t>899</w:t>
+              <w:t>2,181</w:t>
             </w:r>
           </w:p>
         </w:tc>
@@ -2552,7 +2552,7 @@
                 <w:color w:val="1C3A36"/>
                 <w:sz w:val="18"/>
               </w:rPr>
-              <w:t>154</w:t>
+              <w:t>2,334</w:t>
             </w:r>
           </w:p>
         </w:tc>
@@ -2572,7 +2572,225 @@
                 <w:color w:val="1C3A36"/>
                 <w:sz w:val="18"/>
               </w:rPr>
-              <w:t>112</w:t>
+              <w:t>2,509</w:t>
+            </w:r>
+          </w:p>
+        </w:tc>
+      </w:tr>
+      <w:tr>
+        <w:tc>
+          <w:tcPr>
+            <w:tcW w:type="dxa" w:w="3240"/>
+          </w:tcPr>
+          <w:p>
+            <w:pPr>
+              <w:spacing w:after="20"/>
+            </w:pPr>
+            <w:r>
+              <w:rPr>
+                <w:color w:val="1C3A36"/>
+                <w:sz w:val="18"/>
+              </w:rPr>
+              <w:t>Discount factor</w:t>
+            </w:r>
+          </w:p>
+        </w:tc>
+        <w:tc>
+          <w:tcPr>
+            <w:tcW w:type="dxa" w:w="1354"/>
+          </w:tcPr>
+          <w:p>
+            <w:pPr>
+              <w:spacing w:after="20"/>
+              <w:jc w:val="right"/>
+            </w:pPr>
+            <w:r>
+              <w:rPr>
+                <w:color w:val="1C3A36"/>
+                <w:sz w:val="18"/>
+              </w:rPr>
+              <w:t>0.9495</w:t>
+            </w:r>
+          </w:p>
+        </w:tc>
+        <w:tc>
+          <w:tcPr>
+            <w:tcW w:type="dxa" w:w="1354"/>
+          </w:tcPr>
+          <w:p>
+            <w:pPr>
+              <w:spacing w:after="20"/>
+              <w:jc w:val="right"/>
+            </w:pPr>
+            <w:r>
+              <w:rPr>
+                <w:color w:val="1C3A36"/>
+                <w:sz w:val="18"/>
+              </w:rPr>
+              <w:t>0.7960</w:t>
+            </w:r>
+          </w:p>
+        </w:tc>
+        <w:tc>
+          <w:tcPr>
+            <w:tcW w:type="dxa" w:w="1354"/>
+          </w:tcPr>
+          <w:p>
+            <w:pPr>
+              <w:spacing w:after="20"/>
+              <w:jc w:val="right"/>
+            </w:pPr>
+            <w:r>
+              <w:rPr>
+                <w:color w:val="1C3A36"/>
+                <w:sz w:val="18"/>
+              </w:rPr>
+              <w:t>0.6360</w:t>
+            </w:r>
+          </w:p>
+        </w:tc>
+        <w:tc>
+          <w:tcPr>
+            <w:tcW w:type="dxa" w:w="1354"/>
+          </w:tcPr>
+          <w:p>
+            <w:pPr>
+              <w:spacing w:after="20"/>
+              <w:jc w:val="right"/>
+            </w:pPr>
+            <w:r>
+              <w:rPr>
+                <w:color w:val="1C3A36"/>
+                <w:sz w:val="18"/>
+              </w:rPr>
+              <w:t>0.5189</w:t>
+            </w:r>
+          </w:p>
+        </w:tc>
+        <w:tc>
+          <w:tcPr>
+            <w:tcW w:type="dxa" w:w="1354"/>
+          </w:tcPr>
+          <w:p>
+            <w:pPr>
+              <w:spacing w:after="20"/>
+              <w:jc w:val="right"/>
+            </w:pPr>
+            <w:r>
+              <w:rPr>
+                <w:color w:val="1C3A36"/>
+                <w:sz w:val="18"/>
+              </w:rPr>
+              <w:t>0.4305</w:t>
+            </w:r>
+          </w:p>
+        </w:tc>
+      </w:tr>
+      <w:tr>
+        <w:tc>
+          <w:tcPr>
+            <w:tcW w:type="dxa" w:w="3240"/>
+          </w:tcPr>
+          <w:p>
+            <w:pPr>
+              <w:spacing w:after="20"/>
+            </w:pPr>
+            <w:r>
+              <w:rPr>
+                <w:color w:val="1C3A36"/>
+                <w:sz w:val="18"/>
+              </w:rPr>
+              <w:t>Present value of free cash flow</w:t>
+            </w:r>
+          </w:p>
+        </w:tc>
+        <w:tc>
+          <w:tcPr>
+            <w:tcW w:type="dxa" w:w="1354"/>
+          </w:tcPr>
+          <w:p>
+            <w:pPr>
+              <w:spacing w:after="20"/>
+              <w:jc w:val="right"/>
+            </w:pPr>
+            <w:r>
+              <w:rPr>
+                <w:color w:val="1C3A36"/>
+                <w:sz w:val="18"/>
+              </w:rPr>
+              <w:t>886</w:t>
+            </w:r>
+          </w:p>
+        </w:tc>
+        <w:tc>
+          <w:tcPr>
+            <w:tcW w:type="dxa" w:w="1354"/>
+          </w:tcPr>
+          <w:p>
+            <w:pPr>
+              <w:spacing w:after="20"/>
+              <w:jc w:val="right"/>
+            </w:pPr>
+            <w:r>
+              <w:rPr>
+                <w:color w:val="1C3A36"/>
+                <w:sz w:val="18"/>
+              </w:rPr>
+              <w:t>1,703</w:t>
+            </w:r>
+          </w:p>
+        </w:tc>
+        <w:tc>
+          <w:tcPr>
+            <w:tcW w:type="dxa" w:w="1354"/>
+          </w:tcPr>
+          <w:p>
+            <w:pPr>
+              <w:spacing w:after="20"/>
+              <w:jc w:val="right"/>
+            </w:pPr>
+            <w:r>
+              <w:rPr>
+                <w:color w:val="1C3A36"/>
+                <w:sz w:val="18"/>
+              </w:rPr>
+              <w:t>1,387</w:t>
+            </w:r>
+          </w:p>
+        </w:tc>
+        <w:tc>
+          <w:tcPr>
+            <w:tcW w:type="dxa" w:w="1354"/>
+          </w:tcPr>
+          <w:p>
+            <w:pPr>
+              <w:spacing w:after="20"/>
+              <w:jc w:val="right"/>
+            </w:pPr>
+            <w:r>
+              <w:rPr>
+                <w:color w:val="1C3A36"/>
+                <w:sz w:val="18"/>
+              </w:rPr>
+              <w:t>1,211</w:t>
+            </w:r>
+          </w:p>
+        </w:tc>
+        <w:tc>
+          <w:tcPr>
+            <w:tcW w:type="dxa" w:w="1354"/>
+          </w:tcPr>
+          <w:p>
+            <w:pPr>
+              <w:spacing w:after="20"/>
+              <w:jc w:val="right"/>
+            </w:pPr>
+            <w:r>
+              <w:rPr>
+                <w:color w:val="1C3A36"/>
+                <w:sz w:val="18"/>
+              </w:rPr>
+              <w:t>1,080</w:t>
             </w:r>
           </w:p>
         </w:tc>
@@ -2594,7 +2812,7 @@
           <w:color w:val="6E7B77"/>
           <w:sz w:val="17"/>
         </w:rPr>
-        <w:t>Table 1 — From revenue to the present value of free cash flow to the firm. Free cash flow is NOPAT less the reinvestment that funds the growth in it, and the first year is scaled to the 41.7% of FY2026E still unearned at the valuation date — that is the only line a reader cannot add up from the two above it. Every line is a live formula in the companion model.</w:t>
+        <w:t>Table 1 — From revenue to the present value of free cash flow to the firm. Free cash flow is NOPAT plus book depreciation, less the capital actually spent and the working capital the growth absorbs — the SAME waterfall the terminal uses, so the two windows cannot mean different things by the same words. The first year is scaled to the 41.7% of FY2026E still unearned at the valuation date — that is the only line a reader cannot add up from the two above it. Every line is a live formula in the companion model.</w:t>
       </w:r>
     </w:p>
     <w:p>
@@ -2608,7 +2826,7 @@
           <w:color w:val="6E7B77"/>
           <w:sz w:val="19"/>
         </w:rPr>
-        <w:t>Depreciation, capital expenditure and the movement in working capital are drivers of the projected BALANCE SHEET rather than of the cash flow above: this model reinvests to fund growth at the terminal return on capital and does not route cash through the asset schedule. They are set out in the statements appendix.</w:t>
+        <w:t>Capital expenditure is the company's own run rate from its cash-flow statements — EGP 121 million in FY2023, 526 million in FY2024 and 262 million in FY2025 — escalated with domestic costs, and depreciation is the rate its own accounting-policies note discloses applied to the asset base that capital spending builds. An earlier edition charged depreciation at 4.6% of revenue falling to 4.2%, against a company that filed 1.35%.</w:t>
       </w:r>
     </w:p>
     <w:p>
@@ -2802,7 +3020,7 @@
                 <w:color w:val="1C3A36"/>
                 <w:sz w:val="18"/>
               </w:rPr>
-              <w:t>28.30%</w:t>
+              <w:t>28.24%</w:t>
             </w:r>
           </w:p>
         </w:tc>
@@ -2820,7 +3038,7 @@
                 <w:color w:val="1C3A36"/>
                 <w:sz w:val="18"/>
               </w:rPr>
-              <w:t>24.92%</w:t>
+              <w:t>24.89%</w:t>
             </w:r>
           </w:p>
         </w:tc>
@@ -2838,7 +3056,7 @@
                 <w:color w:val="1C3A36"/>
                 <w:sz w:val="18"/>
               </w:rPr>
-              <w:t>22.39%</w:t>
+              <w:t>22.37%</w:t>
             </w:r>
           </w:p>
         </w:tc>
@@ -2856,7 +3074,7 @@
                 <w:color w:val="1C3A36"/>
                 <w:sz w:val="18"/>
               </w:rPr>
-              <w:t>20.36%</w:t>
+              <w:t>20.35%</w:t>
             </w:r>
           </w:p>
         </w:tc>
@@ -2911,7 +3129,7 @@
                 <w:color w:val="1C3A36"/>
                 <w:sz w:val="18"/>
               </w:rPr>
-              <w:t>0.9494</w:t>
+              <w:t>0.9495</w:t>
             </w:r>
           </w:p>
         </w:tc>
@@ -2929,7 +3147,7 @@
                 <w:color w:val="1C3A36"/>
                 <w:sz w:val="18"/>
               </w:rPr>
-              <w:t>0.7957</w:t>
+              <w:t>0.7960</w:t>
             </w:r>
           </w:p>
         </w:tc>
@@ -2947,7 +3165,7 @@
                 <w:color w:val="1C3A36"/>
                 <w:sz w:val="18"/>
               </w:rPr>
-              <w:t>0.6356</w:t>
+              <w:t>0.6360</w:t>
             </w:r>
           </w:p>
         </w:tc>
@@ -2965,7 +3183,7 @@
                 <w:color w:val="1C3A36"/>
                 <w:sz w:val="18"/>
               </w:rPr>
-              <w:t>0.5184</w:t>
+              <w:t>0.5189</w:t>
             </w:r>
           </w:p>
         </w:tc>
@@ -2983,7 +3201,7 @@
                 <w:color w:val="1C3A36"/>
                 <w:sz w:val="18"/>
               </w:rPr>
-              <w:t>0.4301</w:t>
+              <w:t>0.4305</w:t>
             </w:r>
           </w:p>
         </w:tc>
@@ -3139,7 +3357,7 @@
                 <w:color w:val="1C3A36"/>
                 <w:sz w:val="18"/>
               </w:rPr>
-              <w:t>3,359</w:t>
+              <w:t>6,267</w:t>
             </w:r>
           </w:p>
         </w:tc>
@@ -3157,7 +3375,7 @@
                 <w:color w:val="1C3A36"/>
                 <w:sz w:val="18"/>
               </w:rPr>
-              <w:t>12.88</w:t>
+              <w:t>24.03</w:t>
             </w:r>
           </w:p>
         </w:tc>
@@ -3194,7 +3412,7 @@
                 <w:color w:val="1C3A36"/>
                 <w:sz w:val="18"/>
               </w:rPr>
-              <w:t>3,258</w:t>
+              <w:t>7,112</w:t>
             </w:r>
           </w:p>
         </w:tc>
@@ -3212,7 +3430,7 @@
                 <w:color w:val="1C3A36"/>
                 <w:sz w:val="18"/>
               </w:rPr>
-              <w:t>12.49</w:t>
+              <w:t>27.27</w:t>
             </w:r>
           </w:p>
         </w:tc>
@@ -3249,7 +3467,7 @@
                 <w:color w:val="1C3A36"/>
                 <w:sz w:val="18"/>
               </w:rPr>
-              <w:t>6,617</w:t>
+              <w:t>13,379</w:t>
             </w:r>
           </w:p>
         </w:tc>
@@ -3267,7 +3485,7 @@
                 <w:color w:val="1C3A36"/>
                 <w:sz w:val="18"/>
               </w:rPr>
-              <w:t>25.37</w:t>
+              <w:t>51.30</w:t>
             </w:r>
           </w:p>
         </w:tc>
@@ -3308,7 +3526,7 @@
                 <w:color w:val="1C3A36"/>
                 <w:sz w:val="18"/>
               </w:rPr>
-              <w:t>49.2%</w:t>
+              <w:t>53.2%</w:t>
             </w:r>
           </w:p>
         </w:tc>
@@ -3365,7 +3583,7 @@
                 <w:color w:val="1C3A36"/>
                 <w:sz w:val="18"/>
               </w:rPr>
-              <w:t>4,930</w:t>
+              <w:t>6,394</w:t>
             </w:r>
           </w:p>
         </w:tc>
@@ -3383,7 +3601,7 @@
                 <w:color w:val="1C3A36"/>
                 <w:sz w:val="18"/>
               </w:rPr>
-              <w:t>18.90</w:t>
+              <w:t>24.52</w:t>
             </w:r>
           </w:p>
         </w:tc>
@@ -3479,7 +3697,7 @@
                 <w:color w:val="1C3A36"/>
                 <w:sz w:val="18"/>
               </w:rPr>
-              <w:t>11,426</w:t>
+              <w:t>19,653</w:t>
             </w:r>
           </w:p>
         </w:tc>
@@ -3499,7 +3717,7 @@
                 <w:color w:val="1C3A36"/>
                 <w:sz w:val="18"/>
               </w:rPr>
-              <w:t>43.81</w:t>
+              <w:t>75.35</w:t>
             </w:r>
           </w:p>
         </w:tc>
@@ -3576,7 +3794,7 @@
           <w:color w:val="6E7B77"/>
           <w:sz w:val="17"/>
         </w:rPr>
-        <w:t>Table 3 — The bridge. Net cash is ADDED, because this company holds more cash than debt, and the minority is deducted from EQUITY value rather than from enterprise value, on the share of profit the subsidiaries actually earn. A reviewer proposed EGP 2,008 million instead, 30% of enterprise value; on that reading the shares are worth EGP 36.57 rather than EGP 43.81, and the reasoning behind the adopted figure is in the input register. Terminal value is 49% of enterprise value.</w:t>
+        <w:t>Table 3 — The bridge. Net cash is ADDED, because this company holds more cash than debt, and the minority is deducted from EQUITY value rather than from enterprise value, on the share of profit the subsidiaries actually earn. A reviewer proposed EGP 2,008 million instead, 15% of enterprise value; on that reading the shares are worth EGP 68.11 rather than EGP 75.35, and the reasoning behind the adopted figure is in the input register. Terminal value is 53% of enterprise value.</w:t>
       </w:r>
     </w:p>
     <w:p>
@@ -3618,7 +3836,7 @@
           <w:color w:val="1C3A36"/>
           <w:sz w:val="21"/>
         </w:rPr>
-        <w:t>The terminal return is therefore struck on REPLACEMENT cost. Building 3.80 million tonnes of grinding capacity costs about USD 130 per annual tonne, or EGP 24,601 million at today's exchange rate. On that basis the terminal return on capital is 9.3% and the reinvestment rate is 53.7% of profit. Growth is only real if someone pays today's price for the capacity that delivers it — and the same rule now governs the explicit forecast years, so both windows price growth identically.</w:t>
+        <w:t>The terminal return is therefore struck on REPLACEMENT cost. Building 3.80 million tonnes of grinding capacity costs about USD 130 per annual tonne, or EGP 24,601 million at today's exchange rate. On that basis the terminal return on capital is 12.1% and the reinvestment rate is 31.9% of profit. Growth is only real if someone pays today's price for the capacity that delivers it — and the same rule now governs the explicit forecast years, so both windows price growth identically.</w:t>
       </w:r>
     </w:p>
     <w:tbl>
@@ -3666,7 +3884,7 @@
                 <w:color w:val="1C3A36"/>
                 <w:sz w:val="19"/>
               </w:rPr>
-              <w:t>Terminal return on capital of 9.3% sits BELOW the terminal cost of capital of 19.0%. Every extra point of perpetual growth must be bought with reinvestment that earns less than it costs, so raising terminal growth from 3% to 7% LOWERS fair value, from EGP 46.72 to EGP 39.88. That is not a modelling artefact; it is the correct reading of a mature plant in an oversupplied market. This company creates value by harvesting and distributing, not by growing.</w:t>
+              <w:t>Terminal return on capital of 12.1% sits BELOW the terminal cost of capital of 19.0%. Every extra point of perpetual growth must be bought with reinvestment that earns less than it costs, so raising terminal growth from 3% to 7% LOWERS fair value, from EGP 67.53 to EGP 77.96. That is not a modelling artefact; it is the correct reading of a mature plant in an oversupplied market. This company creates value by harvesting and distributing, not by growing.</w:t>
             </w:r>
           </w:p>
         </w:tc>
@@ -3802,7 +4020,7 @@
                 <w:color w:val="1C3A36"/>
                 <w:sz w:val="18"/>
               </w:rPr>
-              <w:t>15,674</w:t>
+              <w:t>14,210</w:t>
             </w:r>
           </w:p>
         </w:tc>
@@ -3876,7 +4094,7 @@
                 <w:color w:val="1C3A36"/>
                 <w:sz w:val="18"/>
               </w:rPr>
-              <w:t>82.8</w:t>
+              <w:t>75.1</w:t>
             </w:r>
           </w:p>
         </w:tc>
@@ -3950,7 +4168,7 @@
                 <w:color w:val="1C3A36"/>
                 <w:sz w:val="18"/>
               </w:rPr>
-              <w:t>-36.3%</w:t>
+              <w:t>-42.2%</w:t>
             </w:r>
           </w:p>
         </w:tc>
@@ -4061,7 +4279,7 @@
                 <w:color w:val="1C3A36"/>
                 <w:sz w:val="18"/>
               </w:rPr>
-              <w:t>4,930</w:t>
+              <w:t>6,394</w:t>
             </w:r>
           </w:p>
         </w:tc>
@@ -4175,7 +4393,7 @@
                 <w:color w:val="1C3A36"/>
                 <w:sz w:val="18"/>
               </w:rPr>
-              <w:t>87.37</w:t>
+              <w:t>92.99</w:t>
             </w:r>
           </w:p>
         </w:tc>
@@ -4339,7 +4557,7 @@
                 <w:color w:val="1C3A36"/>
                 <w:sz w:val="18"/>
               </w:rPr>
-              <w:t>9,090</w:t>
+              <w:t>9,089</w:t>
             </w:r>
           </w:p>
         </w:tc>
@@ -4413,7 +4631,7 @@
                 <w:color w:val="1C3A36"/>
                 <w:sz w:val="18"/>
               </w:rPr>
-              <w:t>8,363</w:t>
+              <w:t>8,362</w:t>
             </w:r>
           </w:p>
         </w:tc>
@@ -4561,7 +4779,7 @@
                 <w:color w:val="1C3A36"/>
                 <w:sz w:val="18"/>
               </w:rPr>
-              <w:t>9,764</w:t>
+              <w:t>9,763</w:t>
             </w:r>
           </w:p>
         </w:tc>
@@ -4598,7 +4816,7 @@
                 <w:color w:val="1C3A36"/>
                 <w:sz w:val="18"/>
               </w:rPr>
-              <w:t>4,930</w:t>
+              <w:t>6,394</w:t>
             </w:r>
           </w:p>
         </w:tc>
@@ -4712,7 +4930,7 @@
                 <w:color w:val="1C3A36"/>
                 <w:sz w:val="18"/>
               </w:rPr>
-              <w:t>55.88</w:t>
+              <w:t>61.49</w:t>
             </w:r>
           </w:p>
         </w:tc>
@@ -4899,7 +5117,7 @@
                 <w:color w:val="1C3A36"/>
                 <w:sz w:val="18"/>
               </w:rPr>
-              <w:t>(418)</w:t>
+              <w:t>(123)</w:t>
             </w:r>
           </w:p>
         </w:tc>
@@ -4936,7 +5154,7 @@
                 <w:color w:val="1C3A36"/>
                 <w:sz w:val="18"/>
               </w:rPr>
-              <w:t>(429)</w:t>
+              <w:t>(495)</w:t>
             </w:r>
           </w:p>
         </w:tc>
@@ -4973,7 +5191,7 @@
                 <w:color w:val="1C3A36"/>
                 <w:sz w:val="18"/>
               </w:rPr>
-              <w:t>1,478</w:t>
+              <w:t>1,707</w:t>
             </w:r>
           </w:p>
         </w:tc>
@@ -5084,7 +5302,7 @@
                 <w:color w:val="1C3A36"/>
                 <w:sz w:val="18"/>
               </w:rPr>
-              <w:t>10,344</w:t>
+              <w:t>11,946</w:t>
             </w:r>
           </w:p>
         </w:tc>
@@ -5121,7 +5339,7 @@
                 <w:color w:val="1C3A36"/>
                 <w:sz w:val="18"/>
               </w:rPr>
-              <w:t>4,930</w:t>
+              <w:t>6,394</w:t>
             </w:r>
           </w:p>
         </w:tc>
@@ -5235,7 +5453,7 @@
                 <w:color w:val="1C3A36"/>
                 <w:sz w:val="18"/>
               </w:rPr>
-              <w:t>58.10</w:t>
+              <w:t>69.86</w:t>
             </w:r>
           </w:p>
         </w:tc>
@@ -5466,7 +5684,7 @@
                 <w:color w:val="1C3A36"/>
                 <w:sz w:val="18"/>
               </w:rPr>
-              <w:t>39.15</w:t>
+              <w:t>65.84</w:t>
             </w:r>
           </w:p>
         </w:tc>
@@ -5484,7 +5702,7 @@
                 <w:color w:val="1C3A36"/>
                 <w:sz w:val="18"/>
               </w:rPr>
-              <w:t>43.81</w:t>
+              <w:t>75.35</w:t>
             </w:r>
           </w:p>
         </w:tc>
@@ -5502,7 +5720,7 @@
                 <w:color w:val="1C3A36"/>
                 <w:sz w:val="18"/>
               </w:rPr>
-              <w:t>47.85</w:t>
+              <w:t>80.31</w:t>
             </w:r>
           </w:p>
         </w:tc>
@@ -5575,7 +5793,7 @@
                 <w:color w:val="1C3A36"/>
                 <w:sz w:val="18"/>
               </w:rPr>
-              <w:t>46.97</w:t>
+              <w:t>52.58</w:t>
             </w:r>
           </w:p>
         </w:tc>
@@ -5593,7 +5811,7 @@
                 <w:color w:val="1C3A36"/>
                 <w:sz w:val="18"/>
               </w:rPr>
-              <w:t>55.88</w:t>
+              <w:t>61.49</w:t>
             </w:r>
           </w:p>
         </w:tc>
@@ -5611,7 +5829,7 @@
                 <w:color w:val="1C3A36"/>
                 <w:sz w:val="18"/>
               </w:rPr>
-              <w:t>64.79</w:t>
+              <w:t>70.40</w:t>
             </w:r>
           </w:p>
         </w:tc>
@@ -5684,7 +5902,7 @@
                 <w:color w:val="1C3A36"/>
                 <w:sz w:val="18"/>
               </w:rPr>
-              <w:t>52.44</w:t>
+              <w:t>63.32</w:t>
             </w:r>
           </w:p>
         </w:tc>
@@ -5702,7 +5920,7 @@
                 <w:color w:val="1C3A36"/>
                 <w:sz w:val="18"/>
               </w:rPr>
-              <w:t>58.10</w:t>
+              <w:t>69.86</w:t>
             </w:r>
           </w:p>
         </w:tc>
@@ -5720,7 +5938,7 @@
                 <w:color w:val="1C3A36"/>
                 <w:sz w:val="18"/>
               </w:rPr>
-              <w:t>63.77</w:t>
+              <w:t>76.40</w:t>
             </w:r>
           </w:p>
         </w:tc>
@@ -5793,7 +6011,7 @@
                 <w:color w:val="1C3A36"/>
                 <w:sz w:val="18"/>
               </w:rPr>
-              <w:t>76.49</w:t>
+              <w:t>82.10</w:t>
             </w:r>
           </w:p>
         </w:tc>
@@ -5811,7 +6029,7 @@
                 <w:color w:val="1C3A36"/>
                 <w:sz w:val="18"/>
               </w:rPr>
-              <w:t>87.37</w:t>
+              <w:t>92.99</w:t>
             </w:r>
           </w:p>
         </w:tc>
@@ -5829,7 +6047,7 @@
                 <w:color w:val="1C3A36"/>
                 <w:sz w:val="18"/>
               </w:rPr>
-              <w:t>98.26</w:t>
+              <w:t>103.87</w:t>
             </w:r>
           </w:p>
         </w:tc>
@@ -5906,7 +6124,7 @@
                 <w:color w:val="1C3A36"/>
                 <w:sz w:val="18"/>
               </w:rPr>
-              <w:t>46.84</w:t>
+              <w:t>63.78</w:t>
             </w:r>
           </w:p>
         </w:tc>
@@ -5926,7 +6144,7 @@
                 <w:color w:val="1C3A36"/>
                 <w:sz w:val="18"/>
               </w:rPr>
-              <w:t>53.12</w:t>
+              <w:t>72.59</w:t>
             </w:r>
           </w:p>
         </w:tc>
@@ -5946,7 +6164,7 @@
                 <w:color w:val="1C3A36"/>
                 <w:sz w:val="18"/>
               </w:rPr>
-              <w:t>59.10</w:t>
+              <w:t>79.22</w:t>
             </w:r>
           </w:p>
         </w:tc>
@@ -7293,7 +7511,7 @@
                 <w:color w:val="1C3A36"/>
                 <w:sz w:val="17"/>
               </w:rPr>
-              <w:t>Thermal fuel</w:t>
+              <w:t>Materials, fuel, power and packing</w:t>
             </w:r>
           </w:p>
         </w:tc>
@@ -7311,7 +7529,7 @@
                 <w:color w:val="1C3A36"/>
                 <w:sz w:val="17"/>
               </w:rPr>
-              <w:t>458</w:t>
+              <w:t>1,331</w:t>
             </w:r>
           </w:p>
         </w:tc>
@@ -7329,7 +7547,7 @@
                 <w:color w:val="1C3A36"/>
                 <w:sz w:val="17"/>
               </w:rPr>
-              <w:t>483</w:t>
+              <w:t>1,463</w:t>
             </w:r>
           </w:p>
         </w:tc>
@@ -7347,7 +7565,7 @@
                 <w:color w:val="1C3A36"/>
                 <w:sz w:val="17"/>
               </w:rPr>
-              <w:t>506</w:t>
+              <w:t>1,581</w:t>
             </w:r>
           </w:p>
         </w:tc>
@@ -7365,7 +7583,7 @@
                 <w:color w:val="1C3A36"/>
                 <w:sz w:val="17"/>
               </w:rPr>
-              <w:t>526</w:t>
+              <w:t>1,678</w:t>
             </w:r>
           </w:p>
         </w:tc>
@@ -7383,7 +7601,7 @@
                 <w:color w:val="1C3A36"/>
                 <w:sz w:val="17"/>
               </w:rPr>
-              <w:t>545</w:t>
+              <w:t>1,764</w:t>
             </w:r>
           </w:p>
         </w:tc>
@@ -7401,7 +7619,7 @@
                 <w:color w:val="1C3A36"/>
                 <w:sz w:val="17"/>
               </w:rPr>
-              <w:t>565</w:t>
+              <w:t>1,846</w:t>
             </w:r>
           </w:p>
         </w:tc>
@@ -7420,7 +7638,7 @@
                 <w:color w:val="1C3A36"/>
                 <w:sz w:val="17"/>
               </w:rPr>
-              <w:t>Electrical power</w:t>
+              <w:t>Transport, loading and export costs</w:t>
             </w:r>
           </w:p>
         </w:tc>
@@ -7438,7 +7656,7 @@
                 <w:color w:val="1C3A36"/>
                 <w:sz w:val="17"/>
               </w:rPr>
-              <w:t>260</w:t>
+              <w:t>286</w:t>
             </w:r>
           </w:p>
         </w:tc>
@@ -7456,7 +7674,7 @@
                 <w:color w:val="1C3A36"/>
                 <w:sz w:val="17"/>
               </w:rPr>
-              <w:t>296</w:t>
+              <w:t>326</w:t>
             </w:r>
           </w:p>
         </w:tc>
@@ -7474,7 +7692,7 @@
                 <w:color w:val="1C3A36"/>
                 <w:sz w:val="17"/>
               </w:rPr>
-              <w:t>329</w:t>
+              <w:t>361</w:t>
             </w:r>
           </w:p>
         </w:tc>
@@ -7492,7 +7710,7 @@
                 <w:color w:val="1C3A36"/>
                 <w:sz w:val="17"/>
               </w:rPr>
-              <w:t>355</w:t>
+              <w:t>390</w:t>
             </w:r>
           </w:p>
         </w:tc>
@@ -7510,7 +7728,7 @@
                 <w:color w:val="1C3A36"/>
                 <w:sz w:val="17"/>
               </w:rPr>
-              <w:t>377</w:t>
+              <w:t>414</w:t>
             </w:r>
           </w:p>
         </w:tc>
@@ -7528,7 +7746,7 @@
                 <w:color w:val="1C3A36"/>
                 <w:sz w:val="17"/>
               </w:rPr>
-              <w:t>398</w:t>
+              <w:t>437</w:t>
             </w:r>
           </w:p>
         </w:tc>
@@ -7537,387 +7755,6 @@
         <w:tc>
           <w:tcPr>
             <w:tcW w:type="dxa" w:w="2448"/>
-          </w:tcPr>
-          <w:p>
-            <w:pPr>
-              <w:spacing w:after="20"/>
-            </w:pPr>
-            <w:r>
-              <w:rPr>
-                <w:color w:val="1C3A36"/>
-                <w:sz w:val="17"/>
-              </w:rPr>
-              <w:t>Raw materials &amp; quarrying</w:t>
-            </w:r>
-          </w:p>
-        </w:tc>
-        <w:tc>
-          <w:tcPr>
-            <w:tcW w:type="dxa" w:w="1210"/>
-          </w:tcPr>
-          <w:p>
-            <w:pPr>
-              <w:spacing w:after="20"/>
-              <w:jc w:val="right"/>
-            </w:pPr>
-            <w:r>
-              <w:rPr>
-                <w:color w:val="1C3A36"/>
-                <w:sz w:val="17"/>
-              </w:rPr>
-              <w:t>190</w:t>
-            </w:r>
-          </w:p>
-        </w:tc>
-        <w:tc>
-          <w:tcPr>
-            <w:tcW w:type="dxa" w:w="1210"/>
-          </w:tcPr>
-          <w:p>
-            <w:pPr>
-              <w:spacing w:after="20"/>
-              <w:jc w:val="right"/>
-            </w:pPr>
-            <w:r>
-              <w:rPr>
-                <w:color w:val="1C3A36"/>
-                <w:sz w:val="17"/>
-              </w:rPr>
-              <w:t>217</w:t>
-            </w:r>
-          </w:p>
-        </w:tc>
-        <w:tc>
-          <w:tcPr>
-            <w:tcW w:type="dxa" w:w="1210"/>
-          </w:tcPr>
-          <w:p>
-            <w:pPr>
-              <w:spacing w:after="20"/>
-              <w:jc w:val="right"/>
-            </w:pPr>
-            <w:r>
-              <w:rPr>
-                <w:color w:val="1C3A36"/>
-                <w:sz w:val="17"/>
-              </w:rPr>
-              <w:t>240</w:t>
-            </w:r>
-          </w:p>
-        </w:tc>
-        <w:tc>
-          <w:tcPr>
-            <w:tcW w:type="dxa" w:w="1210"/>
-          </w:tcPr>
-          <w:p>
-            <w:pPr>
-              <w:spacing w:after="20"/>
-              <w:jc w:val="right"/>
-            </w:pPr>
-            <w:r>
-              <w:rPr>
-                <w:color w:val="1C3A36"/>
-                <w:sz w:val="17"/>
-              </w:rPr>
-              <w:t>259</w:t>
-            </w:r>
-          </w:p>
-        </w:tc>
-        <w:tc>
-          <w:tcPr>
-            <w:tcW w:type="dxa" w:w="1210"/>
-          </w:tcPr>
-          <w:p>
-            <w:pPr>
-              <w:spacing w:after="20"/>
-              <w:jc w:val="right"/>
-            </w:pPr>
-            <w:r>
-              <w:rPr>
-                <w:color w:val="1C3A36"/>
-                <w:sz w:val="17"/>
-              </w:rPr>
-              <w:t>276</w:t>
-            </w:r>
-          </w:p>
-        </w:tc>
-        <w:tc>
-          <w:tcPr>
-            <w:tcW w:type="dxa" w:w="1210"/>
-          </w:tcPr>
-          <w:p>
-            <w:pPr>
-              <w:spacing w:after="20"/>
-              <w:jc w:val="right"/>
-            </w:pPr>
-            <w:r>
-              <w:rPr>
-                <w:color w:val="1C3A36"/>
-                <w:sz w:val="17"/>
-              </w:rPr>
-              <w:t>291</w:t>
-            </w:r>
-          </w:p>
-        </w:tc>
-      </w:tr>
-      <w:tr>
-        <w:tc>
-          <w:tcPr>
-            <w:tcW w:type="dxa" w:w="2448"/>
-          </w:tcPr>
-          <w:p>
-            <w:pPr>
-              <w:spacing w:after="20"/>
-            </w:pPr>
-            <w:r>
-              <w:rPr>
-                <w:color w:val="1C3A36"/>
-                <w:sz w:val="17"/>
-              </w:rPr>
-              <w:t>Packaging</w:t>
-            </w:r>
-          </w:p>
-        </w:tc>
-        <w:tc>
-          <w:tcPr>
-            <w:tcW w:type="dxa" w:w="1210"/>
-          </w:tcPr>
-          <w:p>
-            <w:pPr>
-              <w:spacing w:after="20"/>
-              <w:jc w:val="right"/>
-            </w:pPr>
-            <w:r>
-              <w:rPr>
-                <w:color w:val="1C3A36"/>
-                <w:sz w:val="17"/>
-              </w:rPr>
-              <w:t>38</w:t>
-            </w:r>
-          </w:p>
-        </w:tc>
-        <w:tc>
-          <w:tcPr>
-            <w:tcW w:type="dxa" w:w="1210"/>
-          </w:tcPr>
-          <w:p>
-            <w:pPr>
-              <w:spacing w:after="20"/>
-              <w:jc w:val="right"/>
-            </w:pPr>
-            <w:r>
-              <w:rPr>
-                <w:color w:val="1C3A36"/>
-                <w:sz w:val="17"/>
-              </w:rPr>
-              <w:t>44</w:t>
-            </w:r>
-          </w:p>
-        </w:tc>
-        <w:tc>
-          <w:tcPr>
-            <w:tcW w:type="dxa" w:w="1210"/>
-          </w:tcPr>
-          <w:p>
-            <w:pPr>
-              <w:spacing w:after="20"/>
-              <w:jc w:val="right"/>
-            </w:pPr>
-            <w:r>
-              <w:rPr>
-                <w:color w:val="1C3A36"/>
-                <w:sz w:val="17"/>
-              </w:rPr>
-              <w:t>49</w:t>
-            </w:r>
-          </w:p>
-        </w:tc>
-        <w:tc>
-          <w:tcPr>
-            <w:tcW w:type="dxa" w:w="1210"/>
-          </w:tcPr>
-          <w:p>
-            <w:pPr>
-              <w:spacing w:after="20"/>
-              <w:jc w:val="right"/>
-            </w:pPr>
-            <w:r>
-              <w:rPr>
-                <w:color w:val="1C3A36"/>
-                <w:sz w:val="17"/>
-              </w:rPr>
-              <w:t>53</w:t>
-            </w:r>
-          </w:p>
-        </w:tc>
-        <w:tc>
-          <w:tcPr>
-            <w:tcW w:type="dxa" w:w="1210"/>
-          </w:tcPr>
-          <w:p>
-            <w:pPr>
-              <w:spacing w:after="20"/>
-              <w:jc w:val="right"/>
-            </w:pPr>
-            <w:r>
-              <w:rPr>
-                <w:color w:val="1C3A36"/>
-                <w:sz w:val="17"/>
-              </w:rPr>
-              <w:t>56</w:t>
-            </w:r>
-          </w:p>
-        </w:tc>
-        <w:tc>
-          <w:tcPr>
-            <w:tcW w:type="dxa" w:w="1210"/>
-          </w:tcPr>
-          <w:p>
-            <w:pPr>
-              <w:spacing w:after="20"/>
-              <w:jc w:val="right"/>
-            </w:pPr>
-            <w:r>
-              <w:rPr>
-                <w:color w:val="1C3A36"/>
-                <w:sz w:val="17"/>
-              </w:rPr>
-              <w:t>59</w:t>
-            </w:r>
-          </w:p>
-        </w:tc>
-      </w:tr>
-      <w:tr>
-        <w:tc>
-          <w:tcPr>
-            <w:tcW w:type="dxa" w:w="2448"/>
-          </w:tcPr>
-          <w:p>
-            <w:pPr>
-              <w:spacing w:after="20"/>
-            </w:pPr>
-            <w:r>
-              <w:rPr>
-                <w:color w:val="1C3A36"/>
-                <w:sz w:val="17"/>
-              </w:rPr>
-              <w:t>Distribution &amp; selling</w:t>
-            </w:r>
-          </w:p>
-        </w:tc>
-        <w:tc>
-          <w:tcPr>
-            <w:tcW w:type="dxa" w:w="1210"/>
-          </w:tcPr>
-          <w:p>
-            <w:pPr>
-              <w:spacing w:after="20"/>
-              <w:jc w:val="right"/>
-            </w:pPr>
-            <w:r>
-              <w:rPr>
-                <w:color w:val="1C3A36"/>
-                <w:sz w:val="17"/>
-              </w:rPr>
-              <w:t>250</w:t>
-            </w:r>
-          </w:p>
-        </w:tc>
-        <w:tc>
-          <w:tcPr>
-            <w:tcW w:type="dxa" w:w="1210"/>
-          </w:tcPr>
-          <w:p>
-            <w:pPr>
-              <w:spacing w:after="20"/>
-              <w:jc w:val="right"/>
-            </w:pPr>
-            <w:r>
-              <w:rPr>
-                <w:color w:val="1C3A36"/>
-                <w:sz w:val="17"/>
-              </w:rPr>
-              <w:t>285</w:t>
-            </w:r>
-          </w:p>
-        </w:tc>
-        <w:tc>
-          <w:tcPr>
-            <w:tcW w:type="dxa" w:w="1210"/>
-          </w:tcPr>
-          <w:p>
-            <w:pPr>
-              <w:spacing w:after="20"/>
-              <w:jc w:val="right"/>
-            </w:pPr>
-            <w:r>
-              <w:rPr>
-                <w:color w:val="1C3A36"/>
-                <w:sz w:val="17"/>
-              </w:rPr>
-              <w:t>316</w:t>
-            </w:r>
-          </w:p>
-        </w:tc>
-        <w:tc>
-          <w:tcPr>
-            <w:tcW w:type="dxa" w:w="1210"/>
-          </w:tcPr>
-          <w:p>
-            <w:pPr>
-              <w:spacing w:after="20"/>
-              <w:jc w:val="right"/>
-            </w:pPr>
-            <w:r>
-              <w:rPr>
-                <w:color w:val="1C3A36"/>
-                <w:sz w:val="17"/>
-              </w:rPr>
-              <w:t>341</w:t>
-            </w:r>
-          </w:p>
-        </w:tc>
-        <w:tc>
-          <w:tcPr>
-            <w:tcW w:type="dxa" w:w="1210"/>
-          </w:tcPr>
-          <w:p>
-            <w:pPr>
-              <w:spacing w:after="20"/>
-              <w:jc w:val="right"/>
-            </w:pPr>
-            <w:r>
-              <w:rPr>
-                <w:color w:val="1C3A36"/>
-                <w:sz w:val="17"/>
-              </w:rPr>
-              <w:t>362</w:t>
-            </w:r>
-          </w:p>
-        </w:tc>
-        <w:tc>
-          <w:tcPr>
-            <w:tcW w:type="dxa" w:w="1210"/>
-          </w:tcPr>
-          <w:p>
-            <w:pPr>
-              <w:spacing w:after="20"/>
-              <w:jc w:val="right"/>
-            </w:pPr>
-            <w:r>
-              <w:rPr>
-                <w:color w:val="1C3A36"/>
-                <w:sz w:val="17"/>
-              </w:rPr>
-              <w:t>382</w:t>
-            </w:r>
-          </w:p>
-        </w:tc>
-      </w:tr>
-      <w:tr>
-        <w:tc>
-          <w:tcPr>
-            <w:tcW w:type="dxa" w:w="2448"/>
             <w:shd w:val="clear" w:color="auto" w:fill="F6F1E6"/>
           </w:tcPr>
           <w:p>
@@ -7950,7 +7787,7 @@
                 <w:color w:val="1C3A36"/>
                 <w:sz w:val="17"/>
               </w:rPr>
-              <w:t>1,197</w:t>
+              <w:t>1,617</w:t>
             </w:r>
           </w:p>
         </w:tc>
@@ -7970,7 +7807,7 @@
                 <w:color w:val="1C3A36"/>
                 <w:sz w:val="17"/>
               </w:rPr>
-              <w:t>1,325</w:t>
+              <w:t>1,788</w:t>
             </w:r>
           </w:p>
         </w:tc>
@@ -7990,7 +7827,7 @@
                 <w:color w:val="1C3A36"/>
                 <w:sz w:val="17"/>
               </w:rPr>
-              <w:t>1,440</w:t>
+              <w:t>1,942</w:t>
             </w:r>
           </w:p>
         </w:tc>
@@ -8010,7 +7847,7 @@
                 <w:color w:val="1C3A36"/>
                 <w:sz w:val="17"/>
               </w:rPr>
-              <w:t>1,534</w:t>
+              <w:t>2,068</w:t>
             </w:r>
           </w:p>
         </w:tc>
@@ -8030,7 +7867,7 @@
                 <w:color w:val="1C3A36"/>
                 <w:sz w:val="17"/>
               </w:rPr>
-              <w:t>1,616</w:t>
+              <w:t>2,178</w:t>
             </w:r>
           </w:p>
         </w:tc>
@@ -8050,7 +7887,7 @@
                 <w:color w:val="1C3A36"/>
                 <w:sz w:val="17"/>
               </w:rPr>
-              <w:t>1,695</w:t>
+              <w:t>2,283</w:t>
             </w:r>
           </w:p>
         </w:tc>
@@ -8072,7 +7909,7 @@
           <w:color w:val="6E7B77"/>
           <w:sz w:val="17"/>
         </w:rPr>
-        <w:t>Table 10 — The cost stack. Every line is a physical or market quantity: heat per tonne of clinker times the delivered fuel price; kilowatt-hours per tonne times the industrial tariff; and so on.</w:t>
+        <w:t>Table 10 — The cost stack, on the two lines the company itself discloses. The first is note 24 of the audited accounts, "Raw materials, Supplies, fuel, power, packing sacks"; the second is note 25's transport and export costs together with note 24's own loading charge. THE ACCOUNTS DO NOT SPLIT THE FIRST LINE FURTHER, so neither does this model: an earlier edition built it from four industry rules of thumb that came to 29% less than the figure the company filed. The dollar-linked share of that line is estimated at 48% and is the one part of this table the accounts do not evidence; it is sensitised in section 1.9.</w:t>
       </w:r>
     </w:p>
     <w:tbl>
@@ -8400,7 +8237,7 @@
                 <w:color w:val="1C3A36"/>
                 <w:sz w:val="17"/>
               </w:rPr>
-              <w:t>3,228</w:t>
+              <w:t>4,363</w:t>
             </w:r>
           </w:p>
         </w:tc>
@@ -8418,7 +8255,7 @@
                 <w:color w:val="1C3A36"/>
                 <w:sz w:val="17"/>
               </w:rPr>
-              <w:t>3,610</w:t>
+              <w:t>4,872</w:t>
             </w:r>
           </w:p>
         </w:tc>
@@ -8436,7 +8273,7 @@
                 <w:color w:val="1C3A36"/>
                 <w:sz w:val="17"/>
               </w:rPr>
-              <w:t>4,022</w:t>
+              <w:t>5,424</w:t>
             </w:r>
           </w:p>
         </w:tc>
@@ -8454,7 +8291,7 @@
                 <w:color w:val="1C3A36"/>
                 <w:sz w:val="17"/>
               </w:rPr>
-              <w:t>4,390</w:t>
+              <w:t>5,917</w:t>
             </w:r>
           </w:p>
         </w:tc>
@@ -8472,7 +8309,7 @@
                 <w:color w:val="1C3A36"/>
                 <w:sz w:val="17"/>
               </w:rPr>
-              <w:t>4,742</w:t>
+              <w:t>6,389</w:t>
             </w:r>
           </w:p>
         </w:tc>
@@ -8490,7 +8327,7 @@
                 <w:color w:val="1C3A36"/>
                 <w:sz w:val="17"/>
               </w:rPr>
-              <w:t>5,094</w:t>
+              <w:t>6,861</w:t>
             </w:r>
           </w:p>
         </w:tc>
@@ -8527,7 +8364,7 @@
                 <w:color w:val="1C3A36"/>
                 <w:sz w:val="17"/>
               </w:rPr>
-              <w:t>2,763</w:t>
+              <w:t>1,271</w:t>
             </w:r>
           </w:p>
         </w:tc>
@@ -8545,7 +8382,7 @@
                 <w:color w:val="1C3A36"/>
                 <w:sz w:val="17"/>
               </w:rPr>
-              <w:t>3,150</w:t>
+              <w:t>1,449</w:t>
             </w:r>
           </w:p>
         </w:tc>
@@ -8563,7 +8400,7 @@
                 <w:color w:val="1C3A36"/>
                 <w:sz w:val="17"/>
               </w:rPr>
-              <w:t>3,495</w:t>
+              <w:t>1,608</w:t>
             </w:r>
           </w:p>
         </w:tc>
@@ -8581,7 +8418,7 @@
                 <w:color w:val="1C3A36"/>
                 <w:sz w:val="17"/>
               </w:rPr>
-              <w:t>3,771</w:t>
+              <w:t>1,735</w:t>
             </w:r>
           </w:p>
         </w:tc>
@@ -8599,7 +8436,7 @@
                 <w:color w:val="1C3A36"/>
                 <w:sz w:val="17"/>
               </w:rPr>
-              <w:t>4,006</w:t>
+              <w:t>1,843</w:t>
             </w:r>
           </w:p>
         </w:tc>
@@ -8617,7 +8454,7 @@
                 <w:color w:val="1C3A36"/>
                 <w:sz w:val="17"/>
               </w:rPr>
-              <w:t>4,227</w:t>
+              <w:t>1,945</w:t>
             </w:r>
           </w:p>
         </w:tc>
@@ -8658,7 +8495,7 @@
                 <w:color w:val="1C3A36"/>
                 <w:sz w:val="17"/>
               </w:rPr>
-              <w:t>3,100</w:t>
+              <w:t>3,457</w:t>
             </w:r>
           </w:p>
         </w:tc>
@@ -8678,7 +8515,7 @@
                 <w:color w:val="1C3A36"/>
                 <w:sz w:val="17"/>
               </w:rPr>
-              <w:t>2,916</w:t>
+              <w:t>3,354</w:t>
             </w:r>
           </w:p>
         </w:tc>
@@ -8698,7 +8535,7 @@
                 <w:color w:val="1C3A36"/>
                 <w:sz w:val="17"/>
               </w:rPr>
-              <w:t>2,792</w:t>
+              <w:t>3,277</w:t>
             </w:r>
           </w:p>
         </w:tc>
@@ -8718,7 +8555,7 @@
                 <w:color w:val="1C3A36"/>
                 <w:sz w:val="17"/>
               </w:rPr>
-              <w:t>2,865</w:t>
+              <w:t>3,374</w:t>
             </w:r>
           </w:p>
         </w:tc>
@@ -8738,7 +8575,7 @@
                 <w:color w:val="1C3A36"/>
                 <w:sz w:val="17"/>
               </w:rPr>
-              <w:t>3,094</w:t>
+              <w:t>3,610</w:t>
             </w:r>
           </w:p>
         </w:tc>
@@ -8758,7 +8595,7 @@
                 <w:color w:val="1C3A36"/>
                 <w:sz w:val="17"/>
               </w:rPr>
-              <w:t>3,348</w:t>
+              <w:t>3,863</w:t>
             </w:r>
           </w:p>
         </w:tc>
@@ -8795,7 +8632,7 @@
                 <w:color w:val="1C3A36"/>
                 <w:sz w:val="17"/>
               </w:rPr>
-              <w:t>34.1%</w:t>
+              <w:t>38.0%</w:t>
             </w:r>
           </w:p>
         </w:tc>
@@ -8813,7 +8650,7 @@
                 <w:color w:val="1C3A36"/>
                 <w:sz w:val="17"/>
               </w:rPr>
-              <w:t>30.1%</w:t>
+              <w:t>34.7%</w:t>
             </w:r>
           </w:p>
         </w:tc>
@@ -8831,7 +8668,7 @@
                 <w:color w:val="1C3A36"/>
                 <w:sz w:val="17"/>
               </w:rPr>
-              <w:t>27.1%</w:t>
+              <w:t>31.8%</w:t>
             </w:r>
           </w:p>
         </w:tc>
@@ -8849,7 +8686,7 @@
                 <w:color w:val="1C3A36"/>
                 <w:sz w:val="17"/>
               </w:rPr>
-              <w:t>26.0%</w:t>
+              <w:t>30.6%</w:t>
             </w:r>
           </w:p>
         </w:tc>
@@ -8867,7 +8704,7 @@
                 <w:color w:val="1C3A36"/>
                 <w:sz w:val="17"/>
               </w:rPr>
-              <w:t>26.1%</w:t>
+              <w:t>30.5%</w:t>
             </w:r>
           </w:p>
         </w:tc>
@@ -8885,7 +8722,7 @@
                 <w:color w:val="1C3A36"/>
                 <w:sz w:val="17"/>
               </w:rPr>
-              <w:t>26.4%</w:t>
+              <w:t>30.5%</w:t>
             </w:r>
           </w:p>
         </w:tc>
@@ -9093,7 +8930,7 @@
                 <w:color w:val="1C3A36"/>
                 <w:sz w:val="18"/>
               </w:rPr>
-              <w:t>9,090</w:t>
+              <w:t>9,089</w:t>
             </w:r>
           </w:p>
         </w:tc>
@@ -9111,7 +8948,7 @@
                 <w:color w:val="1C3A36"/>
                 <w:sz w:val="18"/>
               </w:rPr>
-              <w:t>+0.01%</w:t>
+              <w:t>+0.02%</w:t>
             </w:r>
           </w:p>
         </w:tc>
@@ -9148,7 +8985,7 @@
                 <w:color w:val="1C3A36"/>
                 <w:sz w:val="18"/>
               </w:rPr>
-              <w:t>3,100</w:t>
+              <w:t>3,457</w:t>
             </w:r>
           </w:p>
         </w:tc>
@@ -9166,7 +9003,7 @@
                 <w:color w:val="1C3A36"/>
                 <w:sz w:val="18"/>
               </w:rPr>
-              <w:t>3,058</w:t>
+              <w:t>3,455</w:t>
             </w:r>
           </w:p>
         </w:tc>
@@ -9184,7 +9021,7 @@
                 <w:color w:val="1C3A36"/>
                 <w:sz w:val="18"/>
               </w:rPr>
-              <w:t>+1.36%</w:t>
+              <w:t>+0.06%</w:t>
             </w:r>
           </w:p>
         </w:tc>
@@ -9325,7 +9162,7 @@
           <w:color w:val="1C3A36"/>
           <w:sz w:val="21"/>
         </w:rPr>
-        <w:t>Net cash of EGP 4,930 million is 37% of the market capitalisation. It is why profit after tax exceeds EBITDA — a cash pile earning Egyptian policy rates throws off more than the plant does in a weak year — and it is why the equity is far less risky than the operating business alone. It is also the lens with the most uncertainty attached, for reasons section 7 sets out.</w:t>
+        <w:t>Net cash of EGP 6,394 million is 37% of the market capitalisation. It is why profit after tax exceeds EBITDA — a cash pile earning Egyptian policy rates throws off more than the plant does in a weak year — and it is why the equity is far less risky than the operating business alone. It is also the lens with the most uncertainty attached, for reasons section 7 sets out.</w:t>
       </w:r>
     </w:p>
     <w:p>
@@ -9912,7 +9749,7 @@
                 <w:color w:val="1C3A36"/>
                 <w:sz w:val="18"/>
               </w:rPr>
-              <w:t>0.18%</w:t>
+              <w:t>0.66%</w:t>
             </w:r>
           </w:p>
         </w:tc>
@@ -9967,7 +9804,7 @@
                 <w:color w:val="1C3A36"/>
                 <w:sz w:val="18"/>
               </w:rPr>
-              <w:t>28.30%</w:t>
+              <w:t>28.24%</w:t>
             </w:r>
           </w:p>
         </w:tc>
@@ -10244,7 +10081,7 @@
                 <w:color w:val="1C3A36"/>
                 <w:sz w:val="18"/>
               </w:rPr>
-              <w:t>48.91</w:t>
+              <w:t>83.08</w:t>
             </w:r>
           </w:p>
         </w:tc>
@@ -10262,7 +10099,7 @@
                 <w:color w:val="1C3A36"/>
                 <w:sz w:val="18"/>
               </w:rPr>
-              <w:t>46.09</w:t>
+              <w:t>76.95</w:t>
             </w:r>
           </w:p>
         </w:tc>
@@ -10280,7 +10117,7 @@
                 <w:color w:val="1C3A36"/>
                 <w:sz w:val="18"/>
               </w:rPr>
-              <w:t>45.63</w:t>
+              <w:t>75.96</w:t>
             </w:r>
           </w:p>
         </w:tc>
@@ -10298,7 +10135,7 @@
                 <w:color w:val="1C3A36"/>
                 <w:sz w:val="18"/>
               </w:rPr>
-              <w:t>43.81</w:t>
+              <w:t>72.01</w:t>
             </w:r>
           </w:p>
         </w:tc>
@@ -10316,7 +10153,7 @@
                 <w:color w:val="1C3A36"/>
                 <w:sz w:val="18"/>
               </w:rPr>
-              <w:t>41.12</w:t>
+              <w:t>66.19</w:t>
             </w:r>
           </w:p>
         </w:tc>
@@ -10569,7 +10406,7 @@
                 <w:color w:val="1C3A36"/>
                 <w:sz w:val="18"/>
               </w:rPr>
-              <w:t>25.30%</w:t>
+              <w:t>25.24%</w:t>
             </w:r>
           </w:p>
         </w:tc>
@@ -10587,7 +10424,7 @@
                 <w:color w:val="1C3A36"/>
                 <w:sz w:val="18"/>
               </w:rPr>
-              <w:t>47.85</w:t>
+              <w:t>69.34</w:t>
             </w:r>
           </w:p>
         </w:tc>
@@ -10605,7 +10442,7 @@
                 <w:color w:val="1C3A36"/>
                 <w:sz w:val="18"/>
               </w:rPr>
-              <w:t>46.43</w:t>
+              <w:t>71.54</w:t>
             </w:r>
           </w:p>
         </w:tc>
@@ -10623,7 +10460,7 @@
                 <w:color w:val="1C3A36"/>
                 <w:sz w:val="18"/>
               </w:rPr>
-              <w:t>44.79</w:t>
+              <w:t>74.05</w:t>
             </w:r>
           </w:p>
         </w:tc>
@@ -10641,7 +10478,7 @@
                 <w:color w:val="1C3A36"/>
                 <w:sz w:val="18"/>
               </w:rPr>
-              <w:t>42.88</w:t>
+              <w:t>76.95</w:t>
             </w:r>
           </w:p>
         </w:tc>
@@ -10659,7 +10496,7 @@
                 <w:color w:val="1C3A36"/>
                 <w:sz w:val="18"/>
               </w:rPr>
-              <w:t>40.65</w:t>
+              <w:t>80.31</w:t>
             </w:r>
           </w:p>
         </w:tc>
@@ -10678,7 +10515,7 @@
                 <w:color w:val="1C3A36"/>
                 <w:sz w:val="18"/>
               </w:rPr>
-              <w:t>26.80%</w:t>
+              <w:t>26.74%</w:t>
             </w:r>
           </w:p>
         </w:tc>
@@ -10696,7 +10533,7 @@
                 <w:color w:val="1C3A36"/>
                 <w:sz w:val="18"/>
               </w:rPr>
-              <w:t>47.28</w:t>
+              <w:t>68.42</w:t>
             </w:r>
           </w:p>
         </w:tc>
@@ -10714,7 +10551,7 @@
                 <w:color w:val="1C3A36"/>
                 <w:sz w:val="18"/>
               </w:rPr>
-              <w:t>45.89</w:t>
+              <w:t>70.57</w:t>
             </w:r>
           </w:p>
         </w:tc>
@@ -10732,7 +10569,7 @@
                 <w:color w:val="1C3A36"/>
                 <w:sz w:val="18"/>
               </w:rPr>
-              <w:t>44.29</w:t>
+              <w:t>73.02</w:t>
             </w:r>
           </w:p>
         </w:tc>
@@ -10750,7 +10587,7 @@
                 <w:color w:val="1C3A36"/>
                 <w:sz w:val="18"/>
               </w:rPr>
-              <w:t>42.43</w:t>
+              <w:t>75.84</w:t>
             </w:r>
           </w:p>
         </w:tc>
@@ -10768,7 +10605,7 @@
                 <w:color w:val="1C3A36"/>
                 <w:sz w:val="18"/>
               </w:rPr>
-              <w:t>40.25</w:t>
+              <w:t>79.12</w:t>
             </w:r>
           </w:p>
         </w:tc>
@@ -10787,7 +10624,7 @@
                 <w:color w:val="1C3A36"/>
                 <w:sz w:val="18"/>
               </w:rPr>
-              <w:t>28.30%</w:t>
+              <w:t>28.24%</w:t>
             </w:r>
           </w:p>
         </w:tc>
@@ -10805,7 +10642,7 @@
                 <w:color w:val="1C3A36"/>
                 <w:sz w:val="18"/>
               </w:rPr>
-              <w:t>46.72</w:t>
+              <w:t>67.53</w:t>
             </w:r>
           </w:p>
         </w:tc>
@@ -10823,7 +10660,7 @@
                 <w:color w:val="1C3A36"/>
                 <w:sz w:val="18"/>
               </w:rPr>
-              <w:t>45.37</w:t>
+              <w:t>69.63</w:t>
             </w:r>
           </w:p>
         </w:tc>
@@ -10841,7 +10678,7 @@
                 <w:color w:val="1C3A36"/>
                 <w:sz w:val="18"/>
               </w:rPr>
-              <w:t>43.81</w:t>
+              <w:t>72.01</w:t>
             </w:r>
           </w:p>
         </w:tc>
@@ -10859,7 +10696,7 @@
                 <w:color w:val="1C3A36"/>
                 <w:sz w:val="18"/>
               </w:rPr>
-              <w:t>42.00</w:t>
+              <w:t>74.76</w:t>
             </w:r>
           </w:p>
         </w:tc>
@@ -10877,7 +10714,7 @@
                 <w:color w:val="1C3A36"/>
                 <w:sz w:val="18"/>
               </w:rPr>
-              <w:t>39.88</w:t>
+              <w:t>77.96</w:t>
             </w:r>
           </w:p>
         </w:tc>
@@ -10896,7 +10733,7 @@
                 <w:color w:val="1C3A36"/>
                 <w:sz w:val="18"/>
               </w:rPr>
-              <w:t>29.80%</w:t>
+              <w:t>29.74%</w:t>
             </w:r>
           </w:p>
         </w:tc>
@@ -10914,7 +10751,7 @@
                 <w:color w:val="1C3A36"/>
                 <w:sz w:val="18"/>
               </w:rPr>
-              <w:t>46.18</w:t>
+              <w:t>66.67</w:t>
             </w:r>
           </w:p>
         </w:tc>
@@ -10932,7 +10769,7 @@
                 <w:color w:val="1C3A36"/>
                 <w:sz w:val="18"/>
               </w:rPr>
-              <w:t>44.86</w:t>
+              <w:t>68.71</w:t>
             </w:r>
           </w:p>
         </w:tc>
@@ -10950,7 +10787,7 @@
                 <w:color w:val="1C3A36"/>
                 <w:sz w:val="18"/>
               </w:rPr>
-              <w:t>43.34</w:t>
+              <w:t>71.04</w:t>
             </w:r>
           </w:p>
         </w:tc>
@@ -10968,7 +10805,7 @@
                 <w:color w:val="1C3A36"/>
                 <w:sz w:val="18"/>
               </w:rPr>
-              <w:t>41.58</w:t>
+              <w:t>73.72</w:t>
             </w:r>
           </w:p>
         </w:tc>
@@ -10986,7 +10823,7 @@
                 <w:color w:val="1C3A36"/>
                 <w:sz w:val="18"/>
               </w:rPr>
-              <w:t>39.51</w:t>
+              <w:t>76.84</w:t>
             </w:r>
           </w:p>
         </w:tc>
@@ -11005,7 +10842,7 @@
                 <w:color w:val="1C3A36"/>
                 <w:sz w:val="18"/>
               </w:rPr>
-              <w:t>31.30%</w:t>
+              <w:t>31.24%</w:t>
             </w:r>
           </w:p>
         </w:tc>
@@ -11023,7 +10860,7 @@
                 <w:color w:val="1C3A36"/>
                 <w:sz w:val="18"/>
               </w:rPr>
-              <w:t>45.66</w:t>
+              <w:t>65.84</w:t>
             </w:r>
           </w:p>
         </w:tc>
@@ -11041,7 +10878,7 @@
                 <w:color w:val="1C3A36"/>
                 <w:sz w:val="18"/>
               </w:rPr>
-              <w:t>44.37</w:t>
+              <w:t>67.83</w:t>
             </w:r>
           </w:p>
         </w:tc>
@@ -11059,7 +10896,7 @@
                 <w:color w:val="1C3A36"/>
                 <w:sz w:val="18"/>
               </w:rPr>
-              <w:t>42.89</w:t>
+              <w:t>70.10</w:t>
             </w:r>
           </w:p>
         </w:tc>
@@ -11077,7 +10914,7 @@
                 <w:color w:val="1C3A36"/>
                 <w:sz w:val="18"/>
               </w:rPr>
-              <w:t>41.17</w:t>
+              <w:t>72.71</w:t>
             </w:r>
           </w:p>
         </w:tc>
@@ -11095,7 +10932,7 @@
                 <w:color w:val="1C3A36"/>
                 <w:sz w:val="18"/>
               </w:rPr>
-              <w:t>39.15</w:t>
+              <w:t>75.76</w:t>
             </w:r>
           </w:p>
         </w:tc>
@@ -11185,7 +11022,7 @@
                 <w:color w:val="1C3A36"/>
                 <w:sz w:val="18"/>
               </w:rPr>
-              <w:t>3,430</w:t>
+              <w:t>4,894</w:t>
             </w:r>
           </w:p>
         </w:tc>
@@ -11204,7 +11041,7 @@
                 <w:color w:val="1C3A36"/>
                 <w:sz w:val="18"/>
               </w:rPr>
-              <w:t>4,180</w:t>
+              <w:t>5,644</w:t>
             </w:r>
           </w:p>
         </w:tc>
@@ -11223,7 +11060,7 @@
                 <w:color w:val="1C3A36"/>
                 <w:sz w:val="18"/>
               </w:rPr>
-              <w:t>4,930</w:t>
+              <w:t>6,394</w:t>
             </w:r>
           </w:p>
         </w:tc>
@@ -11242,7 +11079,7 @@
                 <w:color w:val="1C3A36"/>
                 <w:sz w:val="18"/>
               </w:rPr>
-              <w:t>5,680</w:t>
+              <w:t>7,144</w:t>
             </w:r>
           </w:p>
         </w:tc>
@@ -11261,7 +11098,7 @@
                 <w:color w:val="1C3A36"/>
                 <w:sz w:val="18"/>
               </w:rPr>
-              <w:t>6,430</w:t>
+              <w:t>7,894</w:t>
             </w:r>
           </w:p>
         </w:tc>
@@ -11298,7 +11135,7 @@
                 <w:color w:val="1C3A36"/>
                 <w:sz w:val="18"/>
               </w:rPr>
-              <w:t>38.06</w:t>
+              <w:t>66.26</w:t>
             </w:r>
           </w:p>
         </w:tc>
@@ -11316,7 +11153,7 @@
                 <w:color w:val="1C3A36"/>
                 <w:sz w:val="18"/>
               </w:rPr>
-              <w:t>40.94</w:t>
+              <w:t>69.14</w:t>
             </w:r>
           </w:p>
         </w:tc>
@@ -11334,7 +11171,7 @@
                 <w:color w:val="1C3A36"/>
                 <w:sz w:val="18"/>
               </w:rPr>
-              <w:t>43.81</w:t>
+              <w:t>72.01</w:t>
             </w:r>
           </w:p>
         </w:tc>
@@ -11352,7 +11189,7 @@
                 <w:color w:val="1C3A36"/>
                 <w:sz w:val="18"/>
               </w:rPr>
-              <w:t>46.69</w:t>
+              <w:t>74.89</w:t>
             </w:r>
           </w:p>
         </w:tc>
@@ -11370,7 +11207,7 @@
                 <w:color w:val="1C3A36"/>
                 <w:sz w:val="18"/>
               </w:rPr>
-              <w:t>49.56</w:t>
+              <w:t>77.76</w:t>
             </w:r>
           </w:p>
         </w:tc>
@@ -11573,7 +11410,7 @@
                 <w:color w:val="1C3A36"/>
                 <w:sz w:val="18"/>
               </w:rPr>
-              <w:t>35.57</w:t>
+              <w:t>63.63</w:t>
             </w:r>
           </w:p>
         </w:tc>
@@ -11591,7 +11428,7 @@
                 <w:color w:val="1C3A36"/>
                 <w:sz w:val="18"/>
               </w:rPr>
-              <w:t>39.68</w:t>
+              <w:t>67.81</w:t>
             </w:r>
           </w:p>
         </w:tc>
@@ -11609,7 +11446,7 @@
                 <w:color w:val="1C3A36"/>
                 <w:sz w:val="18"/>
               </w:rPr>
-              <w:t>43.81</w:t>
+              <w:t>72.01</w:t>
             </w:r>
           </w:p>
         </w:tc>
@@ -11627,7 +11464,7 @@
                 <w:color w:val="1C3A36"/>
                 <w:sz w:val="18"/>
               </w:rPr>
-              <w:t>47.68</w:t>
+              <w:t>75.51</w:t>
             </w:r>
           </w:p>
         </w:tc>
@@ -11645,7 +11482,7 @@
                 <w:color w:val="1C3A36"/>
                 <w:sz w:val="18"/>
               </w:rPr>
-              <w:t>49.80</w:t>
+              <w:t>78.15</w:t>
             </w:r>
           </w:p>
         </w:tc>
@@ -12550,7 +12387,7 @@
                 <w:color w:val="1C3A36"/>
                 <w:sz w:val="18"/>
               </w:rPr>
-              <w:t>43.81</w:t>
+              <w:t>75.35</w:t>
             </w:r>
           </w:p>
         </w:tc>
@@ -12568,7 +12405,7 @@
                 <w:color w:val="1C3A36"/>
                 <w:sz w:val="18"/>
               </w:rPr>
-              <w:t>-44.5%</w:t>
+              <w:t>-4.6%</w:t>
             </w:r>
           </w:p>
         </w:tc>
@@ -12623,7 +12460,7 @@
                 <w:color w:val="1C3A36"/>
                 <w:sz w:val="18"/>
               </w:rPr>
-              <w:t>55.88</w:t>
+              <w:t>61.49</w:t>
             </w:r>
           </w:p>
         </w:tc>
@@ -12641,7 +12478,7 @@
                 <w:color w:val="1C3A36"/>
                 <w:sz w:val="18"/>
               </w:rPr>
-              <w:t>-29.3%</w:t>
+              <w:t>-22.2%</w:t>
             </w:r>
           </w:p>
         </w:tc>
@@ -12696,7 +12533,7 @@
                 <w:color w:val="1C3A36"/>
                 <w:sz w:val="18"/>
               </w:rPr>
-              <w:t>58.10</w:t>
+              <w:t>69.86</w:t>
             </w:r>
           </w:p>
         </w:tc>
@@ -12714,7 +12551,7 @@
                 <w:color w:val="1C3A36"/>
                 <w:sz w:val="18"/>
               </w:rPr>
-              <w:t>-26.5%</w:t>
+              <w:t>-11.6%</w:t>
             </w:r>
           </w:p>
         </w:tc>
@@ -12769,7 +12606,7 @@
                 <w:color w:val="1C3A36"/>
                 <w:sz w:val="18"/>
               </w:rPr>
-              <w:t>87.37</w:t>
+              <w:t>92.99</w:t>
             </w:r>
           </w:p>
         </w:tc>
@@ -12787,7 +12624,7 @@
                 <w:color w:val="1C3A36"/>
                 <w:sz w:val="18"/>
               </w:rPr>
-              <w:t>+10.6%</w:t>
+              <w:t>+17.7%</w:t>
             </w:r>
           </w:p>
         </w:tc>
@@ -13116,7 +12953,7 @@
                 <w:color w:val="1C3A36"/>
                 <w:sz w:val="18"/>
               </w:rPr>
-              <w:t>under 58.10</w:t>
+              <w:t>under 69.86</w:t>
             </w:r>
           </w:p>
         </w:tc>
@@ -13171,7 +13008,7 @@
                 <w:color w:val="1C3A36"/>
                 <w:sz w:val="18"/>
               </w:rPr>
-              <w:t>58.10 – 87.37</w:t>
+              <w:t>69.86 – 92.99</w:t>
             </w:r>
           </w:p>
         </w:tc>
@@ -13226,7 +13063,7 @@
                 <w:color w:val="1C3A36"/>
                 <w:sz w:val="18"/>
               </w:rPr>
-              <w:t>over 87.37</w:t>
+              <w:t>over 92.99</w:t>
             </w:r>
           </w:p>
         </w:tc>
@@ -13322,7 +13159,7 @@
           <w:color w:val="1C3A36"/>
           <w:sz w:val="21"/>
         </w:rPr>
-        <w:t>Rolling FY2024 equity of EGP 4,775 million forward by FY2025 profit with no distribution gives EGP 7,065 million, against a reported figure of about EGP 5,240 million. The EGP 1,825 million difference implies a FY2025 distribution that no obtainable source reports. It is carried as a disclosed uncertainty rather than plugged, and it bears directly on the cash balance the valuation adds back.</w:t>
+        <w:t>Rolling FY2024 equity of EGP 4,775 million forward by FY2025 profit with no distribution gives EGP 7,060 million, against a reported figure of about EGP 6,020 million. The EGP 1,039 million difference implies a FY2025 distribution that no obtainable source reports. It is carried as a disclosed uncertainty rather than plugged, and it bears directly on the cash balance the valuation adds back.</w:t>
       </w:r>
     </w:p>
     <w:p>
@@ -13343,7 +13180,7 @@
           <w:color w:val="1C3A36"/>
           <w:sz w:val="21"/>
         </w:rPr>
-        <w:t>An earlier draft inferred it from the treasury income the profit bridge implied, divided by a deposit yield, and then grew it by an undisclosed multiplier. It is now the reported FY2025 balance of EGP 3,850 million, rolled forward to the valuation date on the elapsed share of FY2026 free cash flow. It is 43% of fair equity value, so it carries its own sensitivity grid in section 1.9 rather than being asserted.</w:t>
+        <w:t>An earlier draft inferred it from the treasury income the profit bridge implied, divided by a deposit yield, and then grew it by an undisclosed multiplier. It is now the reported FY2025 balance of EGP 4,762 million, rolled forward to the valuation date on the elapsed share of FY2026 free cash flow. It is 33% of fair equity value, so it carries its own sensitivity grid in section 1.9 rather than being asserted.</w:t>
       </w:r>
     </w:p>
     <w:p>
@@ -13364,7 +13201,7 @@
           <w:color w:val="1C3A36"/>
           <w:sz w:val="21"/>
         </w:rPr>
-        <w:t>An earlier draft set the FY2026 EBITDA margin at 30.5% — above the FY2025 outturn it simultaneously described as a cyclical peak. Rebuilding the operating line from the cost stack puts FY2026 at 30.1% falling to 26.4%, and moved the weighted central materially lower.</w:t>
+        <w:t>An earlier draft set the FY2026 EBITDA margin at 30.5% — above the FY2025 outturn it simultaneously described as a cyclical peak. Rebuilding the operating line from the cost stack puts FY2026 at 34.7% falling to 30.5%, and moved the weighted central materially lower.</w:t>
       </w:r>
     </w:p>
     <w:p>
@@ -13798,7 +13635,7 @@
                 <w:color w:val="1C3A36"/>
                 <w:sz w:val="16"/>
               </w:rPr>
-              <w:t>4,280</w:t>
+              <w:t>4,285</w:t>
             </w:r>
           </w:p>
         </w:tc>
@@ -13816,7 +13653,7 @@
                 <w:color w:val="1C3A36"/>
                 <w:sz w:val="16"/>
               </w:rPr>
-              <w:t>6,420</w:t>
+              <w:t>6,428</w:t>
             </w:r>
           </w:p>
         </w:tc>
@@ -13834,7 +13671,7 @@
                 <w:color w:val="1C3A36"/>
                 <w:sz w:val="16"/>
               </w:rPr>
-              <w:t>9,090</w:t>
+              <w:t>9,089</w:t>
             </w:r>
           </w:p>
         </w:tc>
@@ -13961,7 +13798,7 @@
                 <w:color w:val="1C3A36"/>
                 <w:sz w:val="16"/>
               </w:rPr>
-              <w:t>83</w:t>
+              <w:t>284</w:t>
             </w:r>
           </w:p>
         </w:tc>
@@ -13979,7 +13816,7 @@
                 <w:color w:val="1C3A36"/>
                 <w:sz w:val="16"/>
               </w:rPr>
-              <w:t>1,590</w:t>
+              <w:t>1,585</w:t>
             </w:r>
           </w:p>
         </w:tc>
@@ -13997,7 +13834,7 @@
                 <w:color w:val="1C3A36"/>
                 <w:sz w:val="16"/>
               </w:rPr>
-              <w:t>3,058</w:t>
+              <w:t>3,455</w:t>
             </w:r>
           </w:p>
         </w:tc>
@@ -14015,7 +13852,7 @@
                 <w:color w:val="1C3A36"/>
                 <w:sz w:val="16"/>
               </w:rPr>
-              <w:t>2,916</w:t>
+              <w:t>3,354</w:t>
             </w:r>
           </w:p>
         </w:tc>
@@ -14033,7 +13870,7 @@
                 <w:color w:val="1C3A36"/>
                 <w:sz w:val="16"/>
               </w:rPr>
-              <w:t>2,792</w:t>
+              <w:t>3,277</w:t>
             </w:r>
           </w:p>
         </w:tc>
@@ -14051,7 +13888,7 @@
                 <w:color w:val="1C3A36"/>
                 <w:sz w:val="16"/>
               </w:rPr>
-              <w:t>2,865</w:t>
+              <w:t>3,374</w:t>
             </w:r>
           </w:p>
         </w:tc>
@@ -14069,7 +13906,7 @@
                 <w:color w:val="1C3A36"/>
                 <w:sz w:val="16"/>
               </w:rPr>
-              <w:t>3,094</w:t>
+              <w:t>3,610</w:t>
             </w:r>
           </w:p>
         </w:tc>
@@ -14087,7 +13924,7 @@
                 <w:color w:val="1C3A36"/>
                 <w:sz w:val="16"/>
               </w:rPr>
-              <w:t>3,348</w:t>
+              <w:t>3,863</w:t>
             </w:r>
           </w:p>
         </w:tc>
@@ -14124,7 +13961,7 @@
                 <w:color w:val="1C3A36"/>
                 <w:sz w:val="16"/>
               </w:rPr>
-              <w:t>1.9%</w:t>
+              <w:t>6.6%</w:t>
             </w:r>
           </w:p>
         </w:tc>
@@ -14142,7 +13979,7 @@
                 <w:color w:val="1C3A36"/>
                 <w:sz w:val="16"/>
               </w:rPr>
-              <w:t>24.8%</w:t>
+              <w:t>24.7%</w:t>
             </w:r>
           </w:p>
         </w:tc>
@@ -14160,7 +13997,7 @@
                 <w:color w:val="1C3A36"/>
                 <w:sz w:val="16"/>
               </w:rPr>
-              <w:t>33.6%</w:t>
+              <w:t>38.0%</w:t>
             </w:r>
           </w:p>
         </w:tc>
@@ -14178,7 +14015,7 @@
                 <w:color w:val="1C3A36"/>
                 <w:sz w:val="16"/>
               </w:rPr>
-              <w:t>30.1%</w:t>
+              <w:t>34.7%</w:t>
             </w:r>
           </w:p>
         </w:tc>
@@ -14196,7 +14033,7 @@
                 <w:color w:val="1C3A36"/>
                 <w:sz w:val="16"/>
               </w:rPr>
-              <w:t>27.1%</w:t>
+              <w:t>31.8%</w:t>
             </w:r>
           </w:p>
         </w:tc>
@@ -14214,7 +14051,7 @@
                 <w:color w:val="1C3A36"/>
                 <w:sz w:val="16"/>
               </w:rPr>
-              <w:t>26.0%</w:t>
+              <w:t>30.6%</w:t>
             </w:r>
           </w:p>
         </w:tc>
@@ -14232,7 +14069,7 @@
                 <w:color w:val="1C3A36"/>
                 <w:sz w:val="16"/>
               </w:rPr>
-              <w:t>26.1%</w:t>
+              <w:t>30.5%</w:t>
             </w:r>
           </w:p>
         </w:tc>
@@ -14250,7 +14087,7 @@
                 <w:color w:val="1C3A36"/>
                 <w:sz w:val="16"/>
               </w:rPr>
-              <w:t>26.4%</w:t>
+              <w:t>30.5%</w:t>
             </w:r>
           </w:p>
         </w:tc>
@@ -14287,7 +14124,7 @@
                 <w:color w:val="1C3A36"/>
                 <w:sz w:val="16"/>
               </w:rPr>
-              <w:t>402</w:t>
+              <w:t>87</w:t>
             </w:r>
           </w:p>
         </w:tc>
@@ -14305,7 +14142,7 @@
                 <w:color w:val="1C3A36"/>
                 <w:sz w:val="16"/>
               </w:rPr>
-              <w:t>398</w:t>
+              <w:t>91</w:t>
             </w:r>
           </w:p>
         </w:tc>
@@ -14323,7 +14160,7 @@
                 <w:color w:val="1C3A36"/>
                 <w:sz w:val="16"/>
               </w:rPr>
-              <w:t>418</w:t>
+              <w:t>123</w:t>
             </w:r>
           </w:p>
         </w:tc>
@@ -14341,7 +14178,7 @@
                 <w:color w:val="1C3A36"/>
                 <w:sz w:val="16"/>
               </w:rPr>
-              <w:t>445</w:t>
+              <w:t>135</w:t>
             </w:r>
           </w:p>
         </w:tc>
@@ -14359,7 +14196,7 @@
                 <w:color w:val="1C3A36"/>
                 <w:sz w:val="16"/>
               </w:rPr>
-              <w:t>464</w:t>
+              <w:t>149</w:t>
             </w:r>
           </w:p>
         </w:tc>
@@ -14377,7 +14214,7 @@
                 <w:color w:val="1C3A36"/>
                 <w:sz w:val="16"/>
               </w:rPr>
-              <w:t>485</w:t>
+              <w:t>165</w:t>
             </w:r>
           </w:p>
         </w:tc>
@@ -14395,7 +14232,7 @@
                 <w:color w:val="1C3A36"/>
                 <w:sz w:val="16"/>
               </w:rPr>
-              <w:t>509</w:t>
+              <w:t>182</w:t>
             </w:r>
           </w:p>
         </w:tc>
@@ -14413,7 +14250,7 @@
                 <w:color w:val="1C3A36"/>
                 <w:sz w:val="16"/>
               </w:rPr>
-              <w:t>532</w:t>
+              <w:t>200</w:t>
             </w:r>
           </w:p>
         </w:tc>
@@ -14450,7 +14287,7 @@
                 <w:color w:val="1C3A36"/>
                 <w:sz w:val="16"/>
               </w:rPr>
-              <w:t>-319</w:t>
+              <w:t>196</w:t>
             </w:r>
           </w:p>
         </w:tc>
@@ -14468,7 +14305,7 @@
                 <w:color w:val="1C3A36"/>
                 <w:sz w:val="16"/>
               </w:rPr>
-              <w:t>1,192</w:t>
+              <w:t>1,495</w:t>
             </w:r>
           </w:p>
         </w:tc>
@@ -14486,7 +14323,7 @@
                 <w:color w:val="1C3A36"/>
                 <w:sz w:val="16"/>
               </w:rPr>
-              <w:t>2,640</w:t>
+              <w:t>3,333</w:t>
             </w:r>
           </w:p>
         </w:tc>
@@ -14504,7 +14341,7 @@
                 <w:color w:val="1C3A36"/>
                 <w:sz w:val="16"/>
               </w:rPr>
-              <w:t>2,471</w:t>
+              <w:t>3,220</w:t>
             </w:r>
           </w:p>
         </w:tc>
@@ -14522,7 +14359,7 @@
                 <w:color w:val="1C3A36"/>
                 <w:sz w:val="16"/>
               </w:rPr>
-              <w:t>2,328</w:t>
+              <w:t>3,127</w:t>
             </w:r>
           </w:p>
         </w:tc>
@@ -14540,7 +14377,7 @@
                 <w:color w:val="1C3A36"/>
                 <w:sz w:val="16"/>
               </w:rPr>
-              <w:t>2,380</w:t>
+              <w:t>3,209</w:t>
             </w:r>
           </w:p>
         </w:tc>
@@ -14558,7 +14395,7 @@
                 <w:color w:val="1C3A36"/>
                 <w:sz w:val="16"/>
               </w:rPr>
-              <w:t>2,585</w:t>
+              <w:t>3,428</w:t>
             </w:r>
           </w:p>
         </w:tc>
@@ -14576,7 +14413,7 @@
                 <w:color w:val="1C3A36"/>
                 <w:sz w:val="16"/>
               </w:rPr>
-              <w:t>2,816</w:t>
+              <w:t>3,662</w:t>
             </w:r>
           </w:p>
         </w:tc>
@@ -14613,7 +14450,7 @@
                 <w:color w:val="1C3A36"/>
                 <w:sz w:val="16"/>
               </w:rPr>
-              <w:t>198</w:t>
+              <w:t>7</w:t>
             </w:r>
           </w:p>
         </w:tc>
@@ -14631,7 +14468,7 @@
                 <w:color w:val="1C3A36"/>
                 <w:sz w:val="16"/>
               </w:rPr>
-              <w:t>582</w:t>
+              <w:t>30</w:t>
             </w:r>
           </w:p>
         </w:tc>
@@ -14649,7 +14486,7 @@
                 <w:color w:val="1C3A36"/>
                 <w:sz w:val="16"/>
               </w:rPr>
-              <w:t>728</w:t>
+              <w:t>172</w:t>
             </w:r>
           </w:p>
         </w:tc>
@@ -14667,7 +14504,7 @@
                 <w:color w:val="1C3A36"/>
                 <w:sz w:val="16"/>
               </w:rPr>
-              <w:t>732</w:t>
+              <w:t>905</w:t>
             </w:r>
           </w:p>
         </w:tc>
@@ -14685,7 +14522,7 @@
                 <w:color w:val="1C3A36"/>
                 <w:sz w:val="16"/>
               </w:rPr>
-              <w:t>809</w:t>
+              <w:t>983</w:t>
             </w:r>
           </w:p>
         </w:tc>
@@ -14703,7 +14540,7 @@
                 <w:color w:val="1C3A36"/>
                 <w:sz w:val="16"/>
               </w:rPr>
-              <w:t>847</w:t>
+              <w:t>1,016</w:t>
             </w:r>
           </w:p>
         </w:tc>
@@ -14721,7 +14558,7 @@
                 <w:color w:val="1C3A36"/>
                 <w:sz w:val="16"/>
               </w:rPr>
-              <w:t>885</w:t>
+              <w:t>1,050</w:t>
             </w:r>
           </w:p>
         </w:tc>
@@ -14739,7 +14576,7 @@
                 <w:color w:val="1C3A36"/>
                 <w:sz w:val="16"/>
               </w:rPr>
-              <w:t>942</w:t>
+              <w:t>1,105</w:t>
             </w:r>
           </w:p>
         </w:tc>
@@ -14794,7 +14631,7 @@
                 <w:color w:val="1C3A36"/>
                 <w:sz w:val="16"/>
               </w:rPr>
-              <w:t>1,502</w:t>
+              <w:t>1,517</w:t>
             </w:r>
           </w:p>
         </w:tc>
@@ -14939,7 +14776,7 @@
                 <w:color w:val="1C3A36"/>
                 <w:sz w:val="16"/>
               </w:rPr>
-              <w:t>-121</w:t>
+              <w:t>-118</w:t>
             </w:r>
           </w:p>
         </w:tc>
@@ -14957,7 +14794,7 @@
                 <w:color w:val="1C3A36"/>
                 <w:sz w:val="16"/>
               </w:rPr>
-              <w:t>3,070</w:t>
+              <w:t>3,072</w:t>
             </w:r>
           </w:p>
         </w:tc>
@@ -14975,7 +14812,7 @@
                 <w:color w:val="1C3A36"/>
                 <w:sz w:val="16"/>
               </w:rPr>
-              <w:t>2,290</w:t>
+              <w:t>2,285</w:t>
             </w:r>
           </w:p>
         </w:tc>
@@ -14993,7 +14830,7 @@
                 <w:color w:val="1C3A36"/>
                 <w:sz w:val="16"/>
               </w:rPr>
-              <w:t>2,482</w:t>
+              <w:t>3,197</w:t>
             </w:r>
           </w:p>
         </w:tc>
@@ -15011,7 +14848,7 @@
                 <w:color w:val="1C3A36"/>
                 <w:sz w:val="16"/>
               </w:rPr>
-              <w:t>2,431</w:t>
+              <w:t>3,186</w:t>
             </w:r>
           </w:p>
         </w:tc>
@@ -15029,7 +14866,7 @@
                 <w:color w:val="1C3A36"/>
                 <w:sz w:val="16"/>
               </w:rPr>
-              <w:t>2,501</w:t>
+              <w:t>3,274</w:t>
             </w:r>
           </w:p>
         </w:tc>
@@ -15047,7 +14884,7 @@
                 <w:color w:val="1C3A36"/>
                 <w:sz w:val="16"/>
               </w:rPr>
-              <w:t>2,689</w:t>
+              <w:t>3,470</w:t>
             </w:r>
           </w:p>
         </w:tc>
@@ -15065,7 +14902,7 @@
                 <w:color w:val="1C3A36"/>
                 <w:sz w:val="16"/>
               </w:rPr>
-              <w:t>2,912</w:t>
+              <w:t>3,695</w:t>
             </w:r>
           </w:p>
         </w:tc>
@@ -15102,7 +14939,7 @@
                 <w:color w:val="1C3A36"/>
                 <w:sz w:val="16"/>
               </w:rPr>
-              <w:t>-0.47</w:t>
+              <w:t>-0.45</w:t>
             </w:r>
           </w:p>
         </w:tc>
@@ -15120,7 +14957,7 @@
                 <w:color w:val="1C3A36"/>
                 <w:sz w:val="16"/>
               </w:rPr>
-              <w:t>11.77</w:t>
+              <w:t>11.78</w:t>
             </w:r>
           </w:p>
         </w:tc>
@@ -15138,7 +14975,7 @@
                 <w:color w:val="1C3A36"/>
                 <w:sz w:val="16"/>
               </w:rPr>
-              <w:t>8.78</w:t>
+              <w:t>8.76</w:t>
             </w:r>
           </w:p>
         </w:tc>
@@ -15156,7 +14993,7 @@
                 <w:color w:val="1C3A36"/>
                 <w:sz w:val="16"/>
               </w:rPr>
-              <w:t>9.52</w:t>
+              <w:t>12.26</w:t>
             </w:r>
           </w:p>
         </w:tc>
@@ -15174,7 +15011,7 @@
                 <w:color w:val="1C3A36"/>
                 <w:sz w:val="16"/>
               </w:rPr>
-              <w:t>9.32</w:t>
+              <w:t>12.21</w:t>
             </w:r>
           </w:p>
         </w:tc>
@@ -15192,7 +15029,7 @@
                 <w:color w:val="1C3A36"/>
                 <w:sz w:val="16"/>
               </w:rPr>
-              <w:t>9.59</w:t>
+              <w:t>12.55</w:t>
             </w:r>
           </w:p>
         </w:tc>
@@ -15210,7 +15047,7 @@
                 <w:color w:val="1C3A36"/>
                 <w:sz w:val="16"/>
               </w:rPr>
-              <w:t>10.31</w:t>
+              <w:t>13.30</w:t>
             </w:r>
           </w:p>
         </w:tc>
@@ -15228,7 +15065,7 @@
                 <w:color w:val="1C3A36"/>
                 <w:sz w:val="16"/>
               </w:rPr>
-              <w:t>11.16</w:t>
+              <w:t>14.17</w:t>
             </w:r>
           </w:p>
         </w:tc>
@@ -15504,7 +15341,7 @@
                 <w:color w:val="1C3A36"/>
                 <w:sz w:val="16"/>
               </w:rPr>
-              <w:t>1,738</w:t>
+              <w:t>2,291</w:t>
             </w:r>
           </w:p>
         </w:tc>
@@ -15522,7 +15359,7 @@
                 <w:color w:val="1C3A36"/>
                 <w:sz w:val="16"/>
               </w:rPr>
-              <w:t>4,967</w:t>
+              <w:t>6,547</w:t>
             </w:r>
           </w:p>
         </w:tc>
@@ -15540,7 +15377,7 @@
                 <w:color w:val="1C3A36"/>
                 <w:sz w:val="16"/>
               </w:rPr>
-              <w:t>4,967</w:t>
+              <w:t>6,547</w:t>
             </w:r>
           </w:p>
         </w:tc>
@@ -15558,7 +15395,7 @@
                 <w:color w:val="1C3A36"/>
                 <w:sz w:val="16"/>
               </w:rPr>
-              <w:t>4,757</w:t>
+              <w:t>5,783</w:t>
             </w:r>
           </w:p>
         </w:tc>
@@ -15576,7 +15413,7 @@
                 <w:color w:val="1C3A36"/>
                 <w:sz w:val="16"/>
               </w:rPr>
-              <w:t>5,648</w:t>
+              <w:t>6,773</w:t>
             </w:r>
           </w:p>
         </w:tc>
@@ -15594,7 +15431,7 @@
                 <w:color w:val="1C3A36"/>
                 <w:sz w:val="16"/>
               </w:rPr>
-              <w:t>6,558</w:t>
+              <w:t>7,776</w:t>
             </w:r>
           </w:p>
         </w:tc>
@@ -15612,7 +15449,7 @@
                 <w:color w:val="1C3A36"/>
                 <w:sz w:val="16"/>
               </w:rPr>
-              <w:t>7,533</w:t>
+              <w:t>8,842</w:t>
             </w:r>
           </w:p>
         </w:tc>
@@ -15630,7 +15467,7 @@
                 <w:color w:val="1C3A36"/>
                 <w:sz w:val="16"/>
               </w:rPr>
-              <w:t>8,593</w:t>
+              <w:t>9,990</w:t>
             </w:r>
           </w:p>
         </w:tc>
@@ -15667,7 +15504,7 @@
                 <w:color w:val="1C3A36"/>
                 <w:sz w:val="16"/>
               </w:rPr>
-              <w:t>36.8</w:t>
+              <w:t>137.6</w:t>
             </w:r>
           </w:p>
         </w:tc>
@@ -15685,7 +15522,7 @@
                 <w:color w:val="1C3A36"/>
                 <w:sz w:val="16"/>
               </w:rPr>
-              <w:t>36.8</w:t>
+              <w:t>137.6</w:t>
             </w:r>
           </w:p>
         </w:tc>
@@ -15703,7 +15540,7 @@
                 <w:color w:val="1C3A36"/>
                 <w:sz w:val="16"/>
               </w:rPr>
-              <w:t>36.8</w:t>
+              <w:t>137.6</w:t>
             </w:r>
           </w:p>
         </w:tc>
@@ -15721,7 +15558,7 @@
                 <w:color w:val="1C3A36"/>
                 <w:sz w:val="16"/>
               </w:rPr>
-              <w:t>36.8</w:t>
+              <w:t>137.6</w:t>
             </w:r>
           </w:p>
         </w:tc>
@@ -15739,7 +15576,7 @@
                 <w:color w:val="1C3A36"/>
                 <w:sz w:val="16"/>
               </w:rPr>
-              <w:t>36.8</w:t>
+              <w:t>137.6</w:t>
             </w:r>
           </w:p>
         </w:tc>
@@ -15757,7 +15594,7 @@
                 <w:color w:val="1C3A36"/>
                 <w:sz w:val="16"/>
               </w:rPr>
-              <w:t>36.8</w:t>
+              <w:t>137.6</w:t>
             </w:r>
           </w:p>
         </w:tc>
@@ -15775,7 +15612,7 @@
                 <w:color w:val="1C3A36"/>
                 <w:sz w:val="16"/>
               </w:rPr>
-              <w:t>36.8</w:t>
+              <w:t>137.6</w:t>
             </w:r>
           </w:p>
         </w:tc>
@@ -15793,7 +15630,7 @@
                 <w:color w:val="1C3A36"/>
                 <w:sz w:val="16"/>
               </w:rPr>
-              <w:t>36.8</w:t>
+              <w:t>137.6</w:t>
             </w:r>
           </w:p>
         </w:tc>
@@ -15830,7 +15667,7 @@
                 <w:color w:val="1C3A36"/>
                 <w:sz w:val="16"/>
               </w:rPr>
-              <w:t>1,701</w:t>
+              <w:t>2,154</w:t>
             </w:r>
           </w:p>
         </w:tc>
@@ -15848,7 +15685,7 @@
                 <w:color w:val="1C3A36"/>
                 <w:sz w:val="16"/>
               </w:rPr>
-              <w:t>4,930</w:t>
+              <w:t>6,409</w:t>
             </w:r>
           </w:p>
         </w:tc>
@@ -15866,7 +15703,7 @@
                 <w:color w:val="1C3A36"/>
                 <w:sz w:val="16"/>
               </w:rPr>
-              <w:t>4,930</w:t>
+              <w:t>6,394</w:t>
             </w:r>
           </w:p>
         </w:tc>
@@ -15884,7 +15721,7 @@
                 <w:color w:val="1C3A36"/>
                 <w:sz w:val="16"/>
               </w:rPr>
-              <w:t>4,720</w:t>
+              <w:t>5,646</w:t>
             </w:r>
           </w:p>
         </w:tc>
@@ -15902,7 +15739,7 @@
                 <w:color w:val="1C3A36"/>
                 <w:sz w:val="16"/>
               </w:rPr>
-              <w:t>5,611</w:t>
+              <w:t>6,635</w:t>
             </w:r>
           </w:p>
         </w:tc>
@@ -15920,7 +15757,7 @@
                 <w:color w:val="1C3A36"/>
                 <w:sz w:val="16"/>
               </w:rPr>
-              <w:t>6,521</w:t>
+              <w:t>7,639</w:t>
             </w:r>
           </w:p>
         </w:tc>
@@ -15938,7 +15775,7 @@
                 <w:color w:val="1C3A36"/>
                 <w:sz w:val="16"/>
               </w:rPr>
-              <w:t>7,496</w:t>
+              <w:t>8,704</w:t>
             </w:r>
           </w:p>
         </w:tc>
@@ -15956,7 +15793,7 @@
                 <w:color w:val="1C3A36"/>
                 <w:sz w:val="16"/>
               </w:rPr>
-              <w:t>8,557</w:t>
+              <w:t>9,853</w:t>
             </w:r>
           </w:p>
         </w:tc>
@@ -15993,7 +15830,7 @@
                 <w:color w:val="1C3A36"/>
                 <w:sz w:val="16"/>
               </w:rPr>
-              <w:t>1,705</w:t>
+              <w:t>1,703</w:t>
             </w:r>
           </w:p>
         </w:tc>
@@ -16029,7 +15866,7 @@
                 <w:color w:val="1C3A36"/>
                 <w:sz w:val="16"/>
               </w:rPr>
-              <w:t>5,240</w:t>
+              <w:t>6,020</w:t>
             </w:r>
           </w:p>
         </w:tc>
@@ -16047,7 +15884,7 @@
                 <w:color w:val="1C3A36"/>
                 <w:sz w:val="16"/>
               </w:rPr>
-              <w:t>6,233</w:t>
+              <w:t>7,299</w:t>
             </w:r>
           </w:p>
         </w:tc>
@@ -16065,7 +15902,7 @@
                 <w:color w:val="1C3A36"/>
                 <w:sz w:val="16"/>
               </w:rPr>
-              <w:t>7,205</w:t>
+              <w:t>8,573</w:t>
             </w:r>
           </w:p>
         </w:tc>
@@ -16083,7 +15920,7 @@
                 <w:color w:val="1C3A36"/>
                 <w:sz w:val="16"/>
               </w:rPr>
-              <w:t>8,206</w:t>
+              <w:t>9,883</w:t>
             </w:r>
           </w:p>
         </w:tc>
@@ -16101,7 +15938,7 @@
                 <w:color w:val="1C3A36"/>
                 <w:sz w:val="16"/>
               </w:rPr>
-              <w:t>9,281</w:t>
+              <w:t>11,271</w:t>
             </w:r>
           </w:p>
         </w:tc>
@@ -16119,7 +15956,7 @@
                 <w:color w:val="1C3A36"/>
                 <w:sz w:val="16"/>
               </w:rPr>
-              <w:t>10,446</w:t>
+              <w:t>12,749</w:t>
             </w:r>
           </w:p>
         </w:tc>
@@ -16156,7 +15993,7 @@
                 <w:color w:val="1C3A36"/>
                 <w:sz w:val="16"/>
               </w:rPr>
-              <w:t>6.54</w:t>
+              <w:t>6.53</w:t>
             </w:r>
           </w:p>
         </w:tc>
@@ -16192,7 +16029,7 @@
                 <w:color w:val="1C3A36"/>
                 <w:sz w:val="16"/>
               </w:rPr>
-              <w:t>23.60</w:t>
+              <w:t>27.12</w:t>
             </w:r>
           </w:p>
         </w:tc>
@@ -16210,7 +16047,7 @@
                 <w:color w:val="1C3A36"/>
                 <w:sz w:val="16"/>
               </w:rPr>
-              <w:t>23.90</w:t>
+              <w:t>27.99</w:t>
             </w:r>
           </w:p>
         </w:tc>
@@ -16228,7 +16065,7 @@
                 <w:color w:val="1C3A36"/>
                 <w:sz w:val="16"/>
               </w:rPr>
-              <w:t>27.63</w:t>
+              <w:t>32.87</w:t>
             </w:r>
           </w:p>
         </w:tc>
@@ -16246,7 +16083,7 @@
                 <w:color w:val="1C3A36"/>
                 <w:sz w:val="16"/>
               </w:rPr>
-              <w:t>31.46</w:t>
+              <w:t>37.89</w:t>
             </w:r>
           </w:p>
         </w:tc>
@@ -16264,7 +16101,7 @@
                 <w:color w:val="1C3A36"/>
                 <w:sz w:val="16"/>
               </w:rPr>
-              <w:t>35.59</w:t>
+              <w:t>43.21</w:t>
             </w:r>
           </w:p>
         </w:tc>
@@ -16282,7 +16119,7 @@
                 <w:color w:val="1C3A36"/>
                 <w:sz w:val="16"/>
               </w:rPr>
-              <w:t>40.05</w:t>
+              <w:t>48.88</w:t>
             </w:r>
           </w:p>
         </w:tc>
@@ -16498,7 +16335,7 @@
                 <w:color w:val="1C3A36"/>
                 <w:sz w:val="18"/>
               </w:rPr>
-              <w:t>1,915</w:t>
+              <w:t>2,495</w:t>
             </w:r>
           </w:p>
         </w:tc>
@@ -16516,7 +16353,7 @@
                 <w:color w:val="1C3A36"/>
                 <w:sz w:val="18"/>
               </w:rPr>
-              <w:t>1,804</w:t>
+              <w:t>2,424</w:t>
             </w:r>
           </w:p>
         </w:tc>
@@ -16534,7 +16371,7 @@
                 <w:color w:val="1C3A36"/>
                 <w:sz w:val="18"/>
               </w:rPr>
-              <w:t>1,844</w:t>
+              <w:t>2,487</w:t>
             </w:r>
           </w:p>
         </w:tc>
@@ -16552,7 +16389,7 @@
                 <w:color w:val="1C3A36"/>
                 <w:sz w:val="18"/>
               </w:rPr>
-              <w:t>2,003</w:t>
+              <w:t>2,656</w:t>
             </w:r>
           </w:p>
         </w:tc>
@@ -16570,7 +16407,7 @@
                 <w:color w:val="1C3A36"/>
                 <w:sz w:val="18"/>
               </w:rPr>
-              <w:t>2,182</w:t>
+              <w:t>2,838</w:t>
             </w:r>
           </w:p>
         </w:tc>
@@ -16607,7 +16444,7 @@
                 <w:color w:val="1C3A36"/>
                 <w:sz w:val="18"/>
               </w:rPr>
-              <w:t>445</w:t>
+              <w:t>135</w:t>
             </w:r>
           </w:p>
         </w:tc>
@@ -16625,7 +16462,7 @@
                 <w:color w:val="1C3A36"/>
                 <w:sz w:val="18"/>
               </w:rPr>
-              <w:t>464</w:t>
+              <w:t>149</w:t>
             </w:r>
           </w:p>
         </w:tc>
@@ -16643,7 +16480,7 @@
                 <w:color w:val="1C3A36"/>
                 <w:sz w:val="18"/>
               </w:rPr>
-              <w:t>485</w:t>
+              <w:t>165</w:t>
             </w:r>
           </w:p>
         </w:tc>
@@ -16661,7 +16498,7 @@
                 <w:color w:val="1C3A36"/>
                 <w:sz w:val="18"/>
               </w:rPr>
-              <w:t>509</w:t>
+              <w:t>182</w:t>
             </w:r>
           </w:p>
         </w:tc>
@@ -16679,7 +16516,7 @@
                 <w:color w:val="1C3A36"/>
                 <w:sz w:val="18"/>
               </w:rPr>
-              <w:t>532</w:t>
+              <w:t>200</w:t>
             </w:r>
           </w:p>
         </w:tc>
@@ -16716,7 +16553,7 @@
                 <w:color w:val="1C3A36"/>
                 <w:sz w:val="18"/>
               </w:rPr>
-              <w:t>-484</w:t>
+              <w:t>-346</w:t>
             </w:r>
           </w:p>
         </w:tc>
@@ -16734,7 +16571,7 @@
                 <w:color w:val="1C3A36"/>
                 <w:sz w:val="18"/>
               </w:rPr>
-              <w:t>-495</w:t>
+              <w:t>-384</w:t>
             </w:r>
           </w:p>
         </w:tc>
@@ -16752,7 +16589,7 @@
                 <w:color w:val="1C3A36"/>
                 <w:sz w:val="18"/>
               </w:rPr>
-              <w:t>-518</w:t>
+              <w:t>-414</w:t>
             </w:r>
           </w:p>
         </w:tc>
@@ -16770,7 +16607,7 @@
                 <w:color w:val="1C3A36"/>
                 <w:sz w:val="18"/>
               </w:rPr>
-              <w:t>-545</w:t>
+              <w:t>-440</w:t>
             </w:r>
           </w:p>
         </w:tc>
@@ -16788,7 +16625,7 @@
                 <w:color w:val="1C3A36"/>
                 <w:sz w:val="18"/>
               </w:rPr>
-              <w:t>-570</w:t>
+              <w:t>-464</w:t>
             </w:r>
           </w:p>
         </w:tc>
@@ -16938,7 +16775,7 @@
                 <w:color w:val="1C3A36"/>
                 <w:sz w:val="18"/>
               </w:rPr>
-              <w:t>799</w:t>
+              <w:t>933</w:t>
             </w:r>
           </w:p>
         </w:tc>
@@ -16958,7 +16795,7 @@
                 <w:color w:val="1C3A36"/>
                 <w:sz w:val="18"/>
               </w:rPr>
-              <w:t>1,804</w:t>
+              <w:t>2,139</w:t>
             </w:r>
           </w:p>
         </w:tc>
@@ -16978,7 +16815,7 @@
                 <w:color w:val="1C3A36"/>
                 <w:sz w:val="18"/>
               </w:rPr>
-              <w:t>1,415</w:t>
+              <w:t>2,181</w:t>
             </w:r>
           </w:p>
         </w:tc>
@@ -16998,7 +16835,7 @@
                 <w:color w:val="1C3A36"/>
                 <w:sz w:val="18"/>
               </w:rPr>
-              <w:t>297</w:t>
+              <w:t>2,334</w:t>
             </w:r>
           </w:p>
         </w:tc>
@@ -17018,7 +16855,7 @@
                 <w:color w:val="1C3A36"/>
                 <w:sz w:val="18"/>
               </w:rPr>
-              <w:t>261</w:t>
+              <w:t>2,509</w:t>
             </w:r>
           </w:p>
         </w:tc>
@@ -17055,7 +16892,7 @@
                 <w:color w:val="1C3A36"/>
                 <w:sz w:val="18"/>
               </w:rPr>
-              <w:t>-1,489</w:t>
+              <w:t>-1,918</w:t>
             </w:r>
           </w:p>
         </w:tc>
@@ -17073,7 +16910,7 @@
                 <w:color w:val="1C3A36"/>
                 <w:sz w:val="18"/>
               </w:rPr>
-              <w:t>-1,459</w:t>
+              <w:t>-1,911</w:t>
             </w:r>
           </w:p>
         </w:tc>
@@ -17091,7 +16928,7 @@
                 <w:color w:val="1C3A36"/>
                 <w:sz w:val="18"/>
               </w:rPr>
-              <w:t>-1,500</w:t>
+              <w:t>-1,964</w:t>
             </w:r>
           </w:p>
         </w:tc>
@@ -17109,7 +16946,7 @@
                 <w:color w:val="1C3A36"/>
                 <w:sz w:val="18"/>
               </w:rPr>
-              <w:t>-1,614</w:t>
+              <w:t>-2,082</w:t>
             </w:r>
           </w:p>
         </w:tc>
@@ -17127,7 +16964,7 @@
                 <w:color w:val="1C3A36"/>
                 <w:sz w:val="18"/>
               </w:rPr>
-              <w:t>-1,747</w:t>
+              <w:t>-2,217</w:t>
             </w:r>
           </w:p>
         </w:tc>
@@ -18157,7 +17994,7 @@
           <w:color w:val="1C3A36"/>
           <w:sz w:val="21"/>
         </w:rPr>
-        <w:t>EGP 76.49 to EGP 98.26, central EGP 87.37 (+10.6% against the market price of EGP 79.00).</w:t>
+        <w:t>EGP 82.10 to EGP 103.87, central EGP 92.99 (+17.7% against the market price of EGP 79.00).</w:t>
       </w:r>
     </w:p>
     <w:p>
@@ -18171,7 +18008,7 @@
           <w:color w:val="1C3A36"/>
           <w:sz w:val="21"/>
         </w:rPr>
-        <w:t>Values the plant, not the earnings stream. A 3.8Mt grey-cement plant costs about USD 130 per annual tonne to build; nobody pays replacement cost for capacity in a market carrying 76Mt against 54Mt of consumption. The market pays USD 83/t.</w:t>
+        <w:t>Values the plant, not the earnings stream. A 3.8Mt grey-cement plant costs about USD 130 per annual tonne to build; nobody pays replacement cost for capacity in a market carrying 76Mt against 54Mt of consumption. The market pays USD 75/t.</w:t>
       </w:r>
     </w:p>
     <w:p>
@@ -18231,7 +18068,7 @@
           <w:color w:val="1C3A36"/>
           <w:sz w:val="21"/>
         </w:rPr>
-        <w:t>EGP 52.44 to EGP 63.77, central EGP 58.10 (-26.5% against the market price of EGP 79.00).</w:t>
+        <w:t>EGP 63.32 to EGP 76.40, central EGP 69.86 (-11.6% against the market price of EGP 79.00).</w:t>
       </w:r>
     </w:p>
     <w:p>
@@ -18305,7 +18142,7 @@
           <w:color w:val="1C3A36"/>
           <w:sz w:val="21"/>
         </w:rPr>
-        <w:t>EGP 34.39 to EGP 43.50, central EGP 37.93 (-52.0% against the market price of EGP 79.00).</w:t>
+        <w:t>EGP 59.25 to EGP 79.35, central EGP 67.07 (-15.1% against the market price of EGP 79.00).</w:t>
       </w:r>
     </w:p>
     <w:p>
@@ -18319,7 +18156,7 @@
           <w:color w:val="1C3A36"/>
           <w:sz w:val="21"/>
         </w:rPr>
-        <w:t>Starts from the balance sheet. Net cash of EGP 4.9bn is 24% of the market capitalisation and 43% of fair equity value. Terminal return on capital of 9.3% sits below the 19.0% cost of capital, so growth destroys value and the right policy is to harvest and distribute.</w:t>
+        <w:t>Starts from the balance sheet. Net cash of EGP 6.4bn is 31% of the market capitalisation and 33% of fair equity value. Terminal return on capital of 12.1% sits below the 19.0% cost of capital, so growth destroys value and the right policy is to harvest and distribute.</w:t>
       </w:r>
     </w:p>
     <w:p>
@@ -18502,7 +18339,7 @@
                 <w:color w:val="1C3A36"/>
                 <w:sz w:val="18"/>
               </w:rPr>
-              <w:t>76.49</w:t>
+              <w:t>82.10</w:t>
             </w:r>
           </w:p>
         </w:tc>
@@ -18520,7 +18357,7 @@
                 <w:color w:val="1C3A36"/>
                 <w:sz w:val="18"/>
               </w:rPr>
-              <w:t>87.37</w:t>
+              <w:t>92.99</w:t>
             </w:r>
           </w:p>
         </w:tc>
@@ -18538,7 +18375,7 @@
                 <w:color w:val="1C3A36"/>
                 <w:sz w:val="18"/>
               </w:rPr>
-              <w:t>98.26</w:t>
+              <w:t>103.87</w:t>
             </w:r>
           </w:p>
         </w:tc>
@@ -18556,7 +18393,7 @@
                 <w:color w:val="1C3A36"/>
                 <w:sz w:val="18"/>
               </w:rPr>
-              <w:t>+10.6%</w:t>
+              <w:t>+17.7%</w:t>
             </w:r>
           </w:p>
         </w:tc>
@@ -18593,7 +18430,7 @@
                 <w:color w:val="1C3A36"/>
                 <w:sz w:val="18"/>
               </w:rPr>
-              <w:t>52.44</w:t>
+              <w:t>63.32</w:t>
             </w:r>
           </w:p>
         </w:tc>
@@ -18611,7 +18448,7 @@
                 <w:color w:val="1C3A36"/>
                 <w:sz w:val="18"/>
               </w:rPr>
-              <w:t>58.10</w:t>
+              <w:t>69.86</w:t>
             </w:r>
           </w:p>
         </w:tc>
@@ -18629,7 +18466,7 @@
                 <w:color w:val="1C3A36"/>
                 <w:sz w:val="18"/>
               </w:rPr>
-              <w:t>63.77</w:t>
+              <w:t>76.40</w:t>
             </w:r>
           </w:p>
         </w:tc>
@@ -18647,7 +18484,7 @@
                 <w:color w:val="1C3A36"/>
                 <w:sz w:val="18"/>
               </w:rPr>
-              <w:t>-26.5%</w:t>
+              <w:t>-11.6%</w:t>
             </w:r>
           </w:p>
         </w:tc>
@@ -18684,7 +18521,7 @@
                 <w:color w:val="1C3A36"/>
                 <w:sz w:val="18"/>
               </w:rPr>
-              <w:t>34.39</w:t>
+              <w:t>59.25</w:t>
             </w:r>
           </w:p>
         </w:tc>
@@ -18702,7 +18539,7 @@
                 <w:color w:val="1C3A36"/>
                 <w:sz w:val="18"/>
               </w:rPr>
-              <w:t>37.93</w:t>
+              <w:t>67.07</w:t>
             </w:r>
           </w:p>
         </w:tc>
@@ -18720,7 +18557,7 @@
                 <w:color w:val="1C3A36"/>
                 <w:sz w:val="18"/>
               </w:rPr>
-              <w:t>43.50</w:t>
+              <w:t>79.35</w:t>
             </w:r>
           </w:p>
         </w:tc>
@@ -18738,7 +18575,7 @@
                 <w:color w:val="1C3A36"/>
                 <w:sz w:val="18"/>
               </w:rPr>
-              <w:t>-52.0%</w:t>
+              <w:t>-15.1%</w:t>
             </w:r>
           </w:p>
         </w:tc>
@@ -18799,7 +18636,7 @@
                 <w:color w:val="1C3A36"/>
                 <w:sz w:val="18"/>
               </w:rPr>
-              <w:t>58.10</w:t>
+              <w:t>69.86</w:t>
             </w:r>
           </w:p>
         </w:tc>
@@ -18839,7 +18676,7 @@
                 <w:color w:val="1C3A36"/>
                 <w:sz w:val="18"/>
               </w:rPr>
-              <w:t>-26.5%</w:t>
+              <w:t>-11.6%</w:t>
             </w:r>
           </w:p>
         </w:tc>
